--- a/taniguchi/api/Fix/API設計書_購入管理.docx
+++ b/taniguchi/api/Fix/API設計書_購入管理.docx
@@ -1005,7 +1005,7 @@
       <w:r>
         <w:fldChar w:fldCharType="separate"/>
       </w:r>
-      <w:hyperlink w:anchor="_Toc230855557" w:history="1">
+      <w:hyperlink w:anchor="_Toc231202891" w:history="1">
         <w:r>
           <w:rPr>
             <w:rStyle w:val="afffffff5"/>
@@ -1032,7 +1032,7 @@
             <w:noProof/>
             <w:webHidden/>
           </w:rPr>
-          <w:instrText xml:space="preserve"> PAGEREF _Toc230855557 \h </w:instrText>
+          <w:instrText xml:space="preserve"> PAGEREF _Toc231202891 \h </w:instrText>
         </w:r>
         <w:r>
           <w:rPr>
@@ -1080,7 +1080,7 @@
           <w14:ligatures w14:val="standardContextual"/>
         </w:rPr>
       </w:pPr>
-      <w:hyperlink w:anchor="_Toc230855558" w:history="1">
+      <w:hyperlink w:anchor="_Toc231202892" w:history="1">
         <w:r>
           <w:rPr>
             <w:rStyle w:val="afffffff5"/>
@@ -1107,7 +1107,7 @@
             <w:noProof/>
             <w:webHidden/>
           </w:rPr>
-          <w:instrText xml:space="preserve"> PAGEREF _Toc230855558 \h </w:instrText>
+          <w:instrText xml:space="preserve"> PAGEREF _Toc231202892 \h </w:instrText>
         </w:r>
         <w:r>
           <w:rPr>
@@ -1155,7 +1155,7 @@
           <w14:ligatures w14:val="standardContextual"/>
         </w:rPr>
       </w:pPr>
-      <w:hyperlink w:anchor="_Toc230855559" w:history="1">
+      <w:hyperlink w:anchor="_Toc231202893" w:history="1">
         <w:r>
           <w:rPr>
             <w:rStyle w:val="afffffff5"/>
@@ -1182,7 +1182,7 @@
             <w:noProof/>
             <w:webHidden/>
           </w:rPr>
-          <w:instrText xml:space="preserve"> PAGEREF _Toc230855559 \h </w:instrText>
+          <w:instrText xml:space="preserve"> PAGEREF _Toc231202893 \h </w:instrText>
         </w:r>
         <w:r>
           <w:rPr>
@@ -1230,7 +1230,7 @@
           <w14:ligatures w14:val="standardContextual"/>
         </w:rPr>
       </w:pPr>
-      <w:hyperlink w:anchor="_Toc230855560" w:history="1">
+      <w:hyperlink w:anchor="_Toc231202894" w:history="1">
         <w:r>
           <w:rPr>
             <w:rStyle w:val="afffffff5"/>
@@ -1257,7 +1257,7 @@
             <w:noProof/>
             <w:webHidden/>
           </w:rPr>
-          <w:instrText xml:space="preserve"> PAGEREF _Toc230855560 \h </w:instrText>
+          <w:instrText xml:space="preserve"> PAGEREF _Toc231202894 \h </w:instrText>
         </w:r>
         <w:r>
           <w:rPr>
@@ -1305,7 +1305,7 @@
           <w14:ligatures w14:val="standardContextual"/>
         </w:rPr>
       </w:pPr>
-      <w:hyperlink w:anchor="_Toc230855561" w:history="1">
+      <w:hyperlink w:anchor="_Toc231202895" w:history="1">
         <w:r>
           <w:rPr>
             <w:rStyle w:val="afffffff5"/>
@@ -1332,7 +1332,7 @@
             <w:noProof/>
             <w:webHidden/>
           </w:rPr>
-          <w:instrText xml:space="preserve"> PAGEREF _Toc230855561 \h </w:instrText>
+          <w:instrText xml:space="preserve"> PAGEREF _Toc231202895 \h </w:instrText>
         </w:r>
         <w:r>
           <w:rPr>
@@ -1381,7 +1381,7 @@
           <w14:ligatures w14:val="standardContextual"/>
         </w:rPr>
       </w:pPr>
-      <w:hyperlink w:anchor="_Toc230855562" w:history="1">
+      <w:hyperlink w:anchor="_Toc231202896" w:history="1">
         <w:r>
           <w:rPr>
             <w:rStyle w:val="afffffff5"/>
@@ -1408,7 +1408,7 @@
             <w:noProof/>
             <w:webHidden/>
           </w:rPr>
-          <w:instrText xml:space="preserve"> PAGEREF _Toc230855562 \h </w:instrText>
+          <w:instrText xml:space="preserve"> PAGEREF _Toc231202896 \h </w:instrText>
         </w:r>
         <w:r>
           <w:rPr>
@@ -1456,7 +1456,7 @@
           <w14:ligatures w14:val="standardContextual"/>
         </w:rPr>
       </w:pPr>
-      <w:hyperlink w:anchor="_Toc230855563" w:history="1">
+      <w:hyperlink w:anchor="_Toc231202897" w:history="1">
         <w:r>
           <w:rPr>
             <w:rStyle w:val="afffffff5"/>
@@ -1483,7 +1483,7 @@
             <w:noProof/>
             <w:webHidden/>
           </w:rPr>
-          <w:instrText xml:space="preserve"> PAGEREF _Toc230855563 \h </w:instrText>
+          <w:instrText xml:space="preserve"> PAGEREF _Toc231202897 \h </w:instrText>
         </w:r>
         <w:r>
           <w:rPr>
@@ -1531,7 +1531,7 @@
           <w14:ligatures w14:val="standardContextual"/>
         </w:rPr>
       </w:pPr>
-      <w:hyperlink w:anchor="_Toc230855564" w:history="1">
+      <w:hyperlink w:anchor="_Toc231202898" w:history="1">
         <w:r>
           <w:rPr>
             <w:rStyle w:val="afffffff5"/>
@@ -1558,7 +1558,7 @@
             <w:noProof/>
             <w:webHidden/>
           </w:rPr>
-          <w:instrText xml:space="preserve"> PAGEREF _Toc230855564 \h </w:instrText>
+          <w:instrText xml:space="preserve"> PAGEREF _Toc231202898 \h </w:instrText>
         </w:r>
         <w:r>
           <w:rPr>
@@ -1606,7 +1606,7 @@
           <w14:ligatures w14:val="standardContextual"/>
         </w:rPr>
       </w:pPr>
-      <w:hyperlink w:anchor="_Toc230855565" w:history="1">
+      <w:hyperlink w:anchor="_Toc231202899" w:history="1">
         <w:r>
           <w:rPr>
             <w:rStyle w:val="afffffff5"/>
@@ -1633,7 +1633,7 @@
             <w:noProof/>
             <w:webHidden/>
           </w:rPr>
-          <w:instrText xml:space="preserve"> PAGEREF _Toc230855565 \h </w:instrText>
+          <w:instrText xml:space="preserve"> PAGEREF _Toc231202899 \h </w:instrText>
         </w:r>
         <w:r>
           <w:rPr>
@@ -1682,7 +1682,7 @@
           <w14:ligatures w14:val="standardContextual"/>
         </w:rPr>
       </w:pPr>
-      <w:hyperlink w:anchor="_Toc230855566" w:history="1">
+      <w:hyperlink w:anchor="_Toc231202900" w:history="1">
         <w:r>
           <w:rPr>
             <w:rStyle w:val="afffffff5"/>
@@ -1709,7 +1709,7 @@
             <w:noProof/>
             <w:webHidden/>
           </w:rPr>
-          <w:instrText xml:space="preserve"> PAGEREF _Toc230855566 \h </w:instrText>
+          <w:instrText xml:space="preserve"> PAGEREF _Toc231202900 \h </w:instrText>
         </w:r>
         <w:r>
           <w:rPr>
@@ -1729,7 +1729,7 @@
             <w:noProof/>
             <w:webHidden/>
           </w:rPr>
-          <w:t>12</w:t>
+          <w:t>13</w:t>
         </w:r>
         <w:r>
           <w:rPr>
@@ -1757,7 +1757,7 @@
           <w14:ligatures w14:val="standardContextual"/>
         </w:rPr>
       </w:pPr>
-      <w:hyperlink w:anchor="_Toc230855567" w:history="1">
+      <w:hyperlink w:anchor="_Toc231202901" w:history="1">
         <w:r>
           <w:rPr>
             <w:rStyle w:val="afffffff5"/>
@@ -1784,7 +1784,7 @@
             <w:noProof/>
             <w:webHidden/>
           </w:rPr>
-          <w:instrText xml:space="preserve"> PAGEREF _Toc230855567 \h </w:instrText>
+          <w:instrText xml:space="preserve"> PAGEREF _Toc231202901 \h </w:instrText>
         </w:r>
         <w:r>
           <w:rPr>
@@ -1804,7 +1804,7 @@
             <w:noProof/>
             <w:webHidden/>
           </w:rPr>
-          <w:t>12</w:t>
+          <w:t>13</w:t>
         </w:r>
         <w:r>
           <w:rPr>
@@ -1832,7 +1832,7 @@
           <w14:ligatures w14:val="standardContextual"/>
         </w:rPr>
       </w:pPr>
-      <w:hyperlink w:anchor="_Toc230855568" w:history="1">
+      <w:hyperlink w:anchor="_Toc231202902" w:history="1">
         <w:r>
           <w:rPr>
             <w:rStyle w:val="afffffff5"/>
@@ -1859,7 +1859,7 @@
             <w:noProof/>
             <w:webHidden/>
           </w:rPr>
-          <w:instrText xml:space="preserve"> PAGEREF _Toc230855568 \h </w:instrText>
+          <w:instrText xml:space="preserve"> PAGEREF _Toc231202902 \h </w:instrText>
         </w:r>
         <w:r>
           <w:rPr>
@@ -1907,13 +1907,13 @@
           <w14:ligatures w14:val="standardContextual"/>
         </w:rPr>
       </w:pPr>
-      <w:hyperlink w:anchor="_Toc230855569" w:history="1">
+      <w:hyperlink w:anchor="_Toc231202903" w:history="1">
         <w:r>
           <w:rPr>
             <w:rStyle w:val="afffffff5"/>
             <w:noProof/>
           </w:rPr>
-          <w:t>共通エラーレスポンス</w:t>
+          <w:t>作業対象施設ベースの認可</w:t>
         </w:r>
         <w:r>
           <w:rPr>
@@ -1934,7 +1934,7 @@
             <w:noProof/>
             <w:webHidden/>
           </w:rPr>
-          <w:instrText xml:space="preserve"> PAGEREF _Toc230855569 \h </w:instrText>
+          <w:instrText xml:space="preserve"> PAGEREF _Toc231202903 \h </w:instrText>
         </w:r>
         <w:r>
           <w:rPr>
@@ -1954,7 +1954,7 @@
             <w:noProof/>
             <w:webHidden/>
           </w:rPr>
-          <w:t>13</w:t>
+          <w:t>14</w:t>
         </w:r>
         <w:r>
           <w:rPr>
@@ -1982,12 +1982,87 @@
           <w14:ligatures w14:val="standardContextual"/>
         </w:rPr>
       </w:pPr>
-      <w:hyperlink w:anchor="_Toc230855570" w:history="1">
+      <w:hyperlink w:anchor="_Toc231202904" w:history="1">
         <w:r>
           <w:rPr>
             <w:rStyle w:val="afffffff5"/>
             <w:noProof/>
           </w:rPr>
+          <w:t>共通エラーレスポンス</w:t>
+        </w:r>
+        <w:r>
+          <w:rPr>
+            <w:noProof/>
+            <w:webHidden/>
+          </w:rPr>
+          <w:tab/>
+        </w:r>
+        <w:r>
+          <w:rPr>
+            <w:noProof/>
+            <w:webHidden/>
+          </w:rPr>
+          <w:fldChar w:fldCharType="begin"/>
+        </w:r>
+        <w:r>
+          <w:rPr>
+            <w:noProof/>
+            <w:webHidden/>
+          </w:rPr>
+          <w:instrText xml:space="preserve"> PAGEREF _Toc231202904 \h </w:instrText>
+        </w:r>
+        <w:r>
+          <w:rPr>
+            <w:noProof/>
+            <w:webHidden/>
+          </w:rPr>
+        </w:r>
+        <w:r>
+          <w:rPr>
+            <w:noProof/>
+            <w:webHidden/>
+          </w:rPr>
+          <w:fldChar w:fldCharType="separate"/>
+        </w:r>
+        <w:r>
+          <w:rPr>
+            <w:noProof/>
+            <w:webHidden/>
+          </w:rPr>
+          <w:t>14</w:t>
+        </w:r>
+        <w:r>
+          <w:rPr>
+            <w:noProof/>
+            <w:webHidden/>
+          </w:rPr>
+          <w:fldChar w:fldCharType="end"/>
+        </w:r>
+      </w:hyperlink>
+    </w:p>
+    <w:p>
+      <w:pPr>
+        <w:pStyle w:val="21"/>
+        <w:tabs>
+          <w:tab w:val="right" w:leader="dot" w:pos="9019"/>
+        </w:tabs>
+        <w:rPr>
+          <w:rFonts w:asciiTheme="minorHAnsi" w:eastAsiaTheme="minorEastAsia" w:hAnsiTheme="minorHAnsi" w:cstheme="minorBidi"/>
+          <w:bCs w:val="0"/>
+          <w:noProof/>
+          <w:kern w:val="2"/>
+          <w:sz w:val="21"/>
+          <w:szCs w:val="24"/>
+          <w:lang w:val="en-US"/>
+          <w14:ligatures w14:val="standardContextual"/>
+        </w:rPr>
+      </w:pPr>
+      <w:hyperlink w:anchor="_Toc231202905" w:history="1">
+        <w:r>
+          <w:rPr>
+            <w:rStyle w:val="afffffff5"/>
+            <w:noProof/>
+          </w:rPr>
           <w:t>ステータス遷移の前提</w:t>
         </w:r>
         <w:r>
@@ -2009,7 +2084,7 @@
             <w:noProof/>
             <w:webHidden/>
           </w:rPr>
-          <w:instrText xml:space="preserve"> PAGEREF _Toc230855570 \h </w:instrText>
+          <w:instrText xml:space="preserve"> PAGEREF _Toc231202905 \h </w:instrText>
         </w:r>
         <w:r>
           <w:rPr>
@@ -2029,7 +2104,7 @@
             <w:noProof/>
             <w:webHidden/>
           </w:rPr>
-          <w:t>14</w:t>
+          <w:t>15</w:t>
         </w:r>
         <w:r>
           <w:rPr>
@@ -2058,7 +2133,7 @@
           <w14:ligatures w14:val="standardContextual"/>
         </w:rPr>
       </w:pPr>
-      <w:hyperlink w:anchor="_Toc230855571" w:history="1">
+      <w:hyperlink w:anchor="_Toc231202906" w:history="1">
         <w:r>
           <w:rPr>
             <w:rStyle w:val="afffffff5"/>
@@ -2085,7 +2160,7 @@
             <w:noProof/>
             <w:webHidden/>
           </w:rPr>
-          <w:instrText xml:space="preserve"> PAGEREF _Toc230855571 \h </w:instrText>
+          <w:instrText xml:space="preserve"> PAGEREF _Toc231202906 \h </w:instrText>
         </w:r>
         <w:r>
           <w:rPr>
@@ -2105,7 +2180,7 @@
             <w:noProof/>
             <w:webHidden/>
           </w:rPr>
-          <w:t>15</w:t>
+          <w:t>16</w:t>
         </w:r>
         <w:r>
           <w:rPr>
@@ -2134,7 +2209,7 @@
           <w14:ligatures w14:val="standardContextual"/>
         </w:rPr>
       </w:pPr>
-      <w:hyperlink w:anchor="_Toc230855572" w:history="1">
+      <w:hyperlink w:anchor="_Toc231202907" w:history="1">
         <w:r>
           <w:rPr>
             <w:rStyle w:val="afffffff5"/>
@@ -2161,7 +2236,7 @@
             <w:noProof/>
             <w:webHidden/>
           </w:rPr>
-          <w:instrText xml:space="preserve"> PAGEREF _Toc230855572 \h </w:instrText>
+          <w:instrText xml:space="preserve"> PAGEREF _Toc231202907 \h </w:instrText>
         </w:r>
         <w:r>
           <w:rPr>
@@ -2181,7 +2256,7 @@
             <w:noProof/>
             <w:webHidden/>
           </w:rPr>
-          <w:t>18</w:t>
+          <w:t>19</w:t>
         </w:r>
         <w:r>
           <w:rPr>
@@ -2209,7 +2284,7 @@
           <w14:ligatures w14:val="standardContextual"/>
         </w:rPr>
       </w:pPr>
-      <w:hyperlink w:anchor="_Toc230855573" w:history="1">
+      <w:hyperlink w:anchor="_Toc231202908" w:history="1">
         <w:r>
           <w:rPr>
             <w:rStyle w:val="afffffff5"/>
@@ -2236,7 +2311,7 @@
             <w:noProof/>
             <w:webHidden/>
           </w:rPr>
-          <w:instrText xml:space="preserve"> PAGEREF _Toc230855573 \h </w:instrText>
+          <w:instrText xml:space="preserve"> PAGEREF _Toc231202908 \h </w:instrText>
         </w:r>
         <w:r>
           <w:rPr>
@@ -2256,7 +2331,7 @@
             <w:noProof/>
             <w:webHidden/>
           </w:rPr>
-          <w:t>18</w:t>
+          <w:t>19</w:t>
         </w:r>
         <w:r>
           <w:rPr>
@@ -2283,7 +2358,7 @@
           <w14:ligatures w14:val="standardContextual"/>
         </w:rPr>
       </w:pPr>
-      <w:hyperlink w:anchor="_Toc230855574" w:history="1">
+      <w:hyperlink w:anchor="_Toc231202909" w:history="1">
         <w:r>
           <w:rPr>
             <w:rStyle w:val="afffffff5"/>
@@ -2310,7 +2385,7 @@
             <w:noProof/>
             <w:webHidden/>
           </w:rPr>
-          <w:instrText xml:space="preserve"> PAGEREF _Toc230855574 \h </w:instrText>
+          <w:instrText xml:space="preserve"> PAGEREF _Toc231202909 \h </w:instrText>
         </w:r>
         <w:r>
           <w:rPr>
@@ -2330,7 +2405,7 @@
             <w:noProof/>
             <w:webHidden/>
           </w:rPr>
-          <w:t>18</w:t>
+          <w:t>19</w:t>
         </w:r>
         <w:r>
           <w:rPr>
@@ -2357,7 +2432,7 @@
           <w14:ligatures w14:val="standardContextual"/>
         </w:rPr>
       </w:pPr>
-      <w:hyperlink w:anchor="_Toc230855575" w:history="1">
+      <w:hyperlink w:anchor="_Toc231202910" w:history="1">
         <w:r>
           <w:rPr>
             <w:rStyle w:val="afffffff5"/>
@@ -2384,7 +2459,7 @@
             <w:noProof/>
             <w:webHidden/>
           </w:rPr>
-          <w:instrText xml:space="preserve"> PAGEREF _Toc230855575 \h </w:instrText>
+          <w:instrText xml:space="preserve"> PAGEREF _Toc231202910 \h </w:instrText>
         </w:r>
         <w:r>
           <w:rPr>
@@ -2404,7 +2479,7 @@
             <w:noProof/>
             <w:webHidden/>
           </w:rPr>
-          <w:t>19</w:t>
+          <w:t>21</w:t>
         </w:r>
         <w:r>
           <w:rPr>
@@ -2431,7 +2506,7 @@
           <w14:ligatures w14:val="standardContextual"/>
         </w:rPr>
       </w:pPr>
-      <w:hyperlink w:anchor="_Toc230855576" w:history="1">
+      <w:hyperlink w:anchor="_Toc231202911" w:history="1">
         <w:r>
           <w:rPr>
             <w:rStyle w:val="afffffff5"/>
@@ -2458,7 +2533,7 @@
             <w:noProof/>
             <w:webHidden/>
           </w:rPr>
-          <w:instrText xml:space="preserve"> PAGEREF _Toc230855576 \h </w:instrText>
+          <w:instrText xml:space="preserve"> PAGEREF _Toc231202911 \h </w:instrText>
         </w:r>
         <w:r>
           <w:rPr>
@@ -2478,7 +2553,7 @@
             <w:noProof/>
             <w:webHidden/>
           </w:rPr>
-          <w:t>20</w:t>
+          <w:t>21</w:t>
         </w:r>
         <w:r>
           <w:rPr>
@@ -2506,7 +2581,7 @@
           <w14:ligatures w14:val="standardContextual"/>
         </w:rPr>
       </w:pPr>
-      <w:hyperlink w:anchor="_Toc230855577" w:history="1">
+      <w:hyperlink w:anchor="_Toc231202912" w:history="1">
         <w:r>
           <w:rPr>
             <w:rStyle w:val="afffffff5"/>
@@ -2533,7 +2608,7 @@
             <w:noProof/>
             <w:webHidden/>
           </w:rPr>
-          <w:instrText xml:space="preserve"> PAGEREF _Toc230855577 \h </w:instrText>
+          <w:instrText xml:space="preserve"> PAGEREF _Toc231202912 \h </w:instrText>
         </w:r>
         <w:r>
           <w:rPr>
@@ -2553,7 +2628,7 @@
             <w:noProof/>
             <w:webHidden/>
           </w:rPr>
-          <w:t>20</w:t>
+          <w:t>21</w:t>
         </w:r>
         <w:r>
           <w:rPr>
@@ -2580,7 +2655,7 @@
           <w14:ligatures w14:val="standardContextual"/>
         </w:rPr>
       </w:pPr>
-      <w:hyperlink w:anchor="_Toc230855578" w:history="1">
+      <w:hyperlink w:anchor="_Toc231202913" w:history="1">
         <w:r>
           <w:rPr>
             <w:rStyle w:val="afffffff5"/>
@@ -2607,7 +2682,7 @@
             <w:noProof/>
             <w:webHidden/>
           </w:rPr>
-          <w:instrText xml:space="preserve"> PAGEREF _Toc230855578 \h </w:instrText>
+          <w:instrText xml:space="preserve"> PAGEREF _Toc231202913 \h </w:instrText>
         </w:r>
         <w:r>
           <w:rPr>
@@ -2627,7 +2702,7 @@
             <w:noProof/>
             <w:webHidden/>
           </w:rPr>
-          <w:t>20</w:t>
+          <w:t>22</w:t>
         </w:r>
         <w:r>
           <w:rPr>
@@ -2654,7 +2729,7 @@
           <w14:ligatures w14:val="standardContextual"/>
         </w:rPr>
       </w:pPr>
-      <w:hyperlink w:anchor="_Toc230855579" w:history="1">
+      <w:hyperlink w:anchor="_Toc231202914" w:history="1">
         <w:r>
           <w:rPr>
             <w:rStyle w:val="afffffff5"/>
@@ -2681,7 +2756,7 @@
             <w:noProof/>
             <w:webHidden/>
           </w:rPr>
-          <w:instrText xml:space="preserve"> PAGEREF _Toc230855579 \h </w:instrText>
+          <w:instrText xml:space="preserve"> PAGEREF _Toc231202914 \h </w:instrText>
         </w:r>
         <w:r>
           <w:rPr>
@@ -2701,7 +2776,7 @@
             <w:noProof/>
             <w:webHidden/>
           </w:rPr>
-          <w:t>22</w:t>
+          <w:t>23</w:t>
         </w:r>
         <w:r>
           <w:rPr>
@@ -2728,7 +2803,7 @@
           <w14:ligatures w14:val="standardContextual"/>
         </w:rPr>
       </w:pPr>
-      <w:hyperlink w:anchor="_Toc230855580" w:history="1">
+      <w:hyperlink w:anchor="_Toc231202915" w:history="1">
         <w:r>
           <w:rPr>
             <w:rStyle w:val="afffffff5"/>
@@ -2755,7 +2830,7 @@
             <w:noProof/>
             <w:webHidden/>
           </w:rPr>
-          <w:instrText xml:space="preserve"> PAGEREF _Toc230855580 \h </w:instrText>
+          <w:instrText xml:space="preserve"> PAGEREF _Toc231202915 \h </w:instrText>
         </w:r>
         <w:r>
           <w:rPr>
@@ -2775,7 +2850,7 @@
             <w:noProof/>
             <w:webHidden/>
           </w:rPr>
-          <w:t>23</w:t>
+          <w:t>24</w:t>
         </w:r>
         <w:r>
           <w:rPr>
@@ -2803,7 +2878,7 @@
           <w14:ligatures w14:val="standardContextual"/>
         </w:rPr>
       </w:pPr>
-      <w:hyperlink w:anchor="_Toc230855581" w:history="1">
+      <w:hyperlink w:anchor="_Toc231202916" w:history="1">
         <w:r>
           <w:rPr>
             <w:rStyle w:val="afffffff5"/>
@@ -2830,7 +2905,7 @@
             <w:noProof/>
             <w:webHidden/>
           </w:rPr>
-          <w:instrText xml:space="preserve"> PAGEREF _Toc230855581 \h </w:instrText>
+          <w:instrText xml:space="preserve"> PAGEREF _Toc231202916 \h </w:instrText>
         </w:r>
         <w:r>
           <w:rPr>
@@ -2850,7 +2925,7 @@
             <w:noProof/>
             <w:webHidden/>
           </w:rPr>
-          <w:t>23</w:t>
+          <w:t>25</w:t>
         </w:r>
         <w:r>
           <w:rPr>
@@ -2877,7 +2952,7 @@
           <w14:ligatures w14:val="standardContextual"/>
         </w:rPr>
       </w:pPr>
-      <w:hyperlink w:anchor="_Toc230855582" w:history="1">
+      <w:hyperlink w:anchor="_Toc231202917" w:history="1">
         <w:r>
           <w:rPr>
             <w:rStyle w:val="afffffff5"/>
@@ -2904,7 +2979,7 @@
             <w:noProof/>
             <w:webHidden/>
           </w:rPr>
-          <w:instrText xml:space="preserve"> PAGEREF _Toc230855582 \h </w:instrText>
+          <w:instrText xml:space="preserve"> PAGEREF _Toc231202917 \h </w:instrText>
         </w:r>
         <w:r>
           <w:rPr>
@@ -2924,7 +2999,7 @@
             <w:noProof/>
             <w:webHidden/>
           </w:rPr>
-          <w:t>23</w:t>
+          <w:t>25</w:t>
         </w:r>
         <w:r>
           <w:rPr>
@@ -2951,7 +3026,7 @@
           <w14:ligatures w14:val="standardContextual"/>
         </w:rPr>
       </w:pPr>
-      <w:hyperlink w:anchor="_Toc230855583" w:history="1">
+      <w:hyperlink w:anchor="_Toc231202918" w:history="1">
         <w:r>
           <w:rPr>
             <w:rStyle w:val="afffffff5"/>
@@ -2978,7 +3053,7 @@
             <w:noProof/>
             <w:webHidden/>
           </w:rPr>
-          <w:instrText xml:space="preserve"> PAGEREF _Toc230855583 \h </w:instrText>
+          <w:instrText xml:space="preserve"> PAGEREF _Toc231202918 \h </w:instrText>
         </w:r>
         <w:r>
           <w:rPr>
@@ -2998,7 +3073,7 @@
             <w:noProof/>
             <w:webHidden/>
           </w:rPr>
-          <w:t>24</w:t>
+          <w:t>26</w:t>
         </w:r>
         <w:r>
           <w:rPr>
@@ -3025,7 +3100,7 @@
           <w14:ligatures w14:val="standardContextual"/>
         </w:rPr>
       </w:pPr>
-      <w:hyperlink w:anchor="_Toc230855584" w:history="1">
+      <w:hyperlink w:anchor="_Toc231202919" w:history="1">
         <w:r>
           <w:rPr>
             <w:rStyle w:val="afffffff5"/>
@@ -3052,7 +3127,7 @@
             <w:noProof/>
             <w:webHidden/>
           </w:rPr>
-          <w:instrText xml:space="preserve"> PAGEREF _Toc230855584 \h </w:instrText>
+          <w:instrText xml:space="preserve"> PAGEREF _Toc231202919 \h </w:instrText>
         </w:r>
         <w:r>
           <w:rPr>
@@ -3072,7 +3147,7 @@
             <w:noProof/>
             <w:webHidden/>
           </w:rPr>
-          <w:t>26</w:t>
+          <w:t>28</w:t>
         </w:r>
         <w:r>
           <w:rPr>
@@ -3100,7 +3175,7 @@
           <w14:ligatures w14:val="standardContextual"/>
         </w:rPr>
       </w:pPr>
-      <w:hyperlink w:anchor="_Toc230855585" w:history="1">
+      <w:hyperlink w:anchor="_Toc231202920" w:history="1">
         <w:r>
           <w:rPr>
             <w:rStyle w:val="afffffff5"/>
@@ -3127,7 +3202,7 @@
             <w:noProof/>
             <w:webHidden/>
           </w:rPr>
-          <w:instrText xml:space="preserve"> PAGEREF _Toc230855585 \h </w:instrText>
+          <w:instrText xml:space="preserve"> PAGEREF _Toc231202920 \h </w:instrText>
         </w:r>
         <w:r>
           <w:rPr>
@@ -3147,7 +3222,7 @@
             <w:noProof/>
             <w:webHidden/>
           </w:rPr>
-          <w:t>27</w:t>
+          <w:t>28</w:t>
         </w:r>
         <w:r>
           <w:rPr>
@@ -3174,7 +3249,7 @@
           <w14:ligatures w14:val="standardContextual"/>
         </w:rPr>
       </w:pPr>
-      <w:hyperlink w:anchor="_Toc230855586" w:history="1">
+      <w:hyperlink w:anchor="_Toc231202921" w:history="1">
         <w:r>
           <w:rPr>
             <w:rStyle w:val="afffffff5"/>
@@ -3201,7 +3276,7 @@
             <w:noProof/>
             <w:webHidden/>
           </w:rPr>
-          <w:instrText xml:space="preserve"> PAGEREF _Toc230855586 \h </w:instrText>
+          <w:instrText xml:space="preserve"> PAGEREF _Toc231202921 \h </w:instrText>
         </w:r>
         <w:r>
           <w:rPr>
@@ -3221,7 +3296,7 @@
             <w:noProof/>
             <w:webHidden/>
           </w:rPr>
-          <w:t>27</w:t>
+          <w:t>29</w:t>
         </w:r>
         <w:r>
           <w:rPr>
@@ -3248,7 +3323,7 @@
           <w14:ligatures w14:val="standardContextual"/>
         </w:rPr>
       </w:pPr>
-      <w:hyperlink w:anchor="_Toc230855587" w:history="1">
+      <w:hyperlink w:anchor="_Toc231202922" w:history="1">
         <w:r>
           <w:rPr>
             <w:rStyle w:val="afffffff5"/>
@@ -3275,7 +3350,7 @@
             <w:noProof/>
             <w:webHidden/>
           </w:rPr>
-          <w:instrText xml:space="preserve"> PAGEREF _Toc230855587 \h </w:instrText>
+          <w:instrText xml:space="preserve"> PAGEREF _Toc231202922 \h </w:instrText>
         </w:r>
         <w:r>
           <w:rPr>
@@ -3295,7 +3370,7 @@
             <w:noProof/>
             <w:webHidden/>
           </w:rPr>
-          <w:t>27</w:t>
+          <w:t>29</w:t>
         </w:r>
         <w:r>
           <w:rPr>
@@ -3322,7 +3397,7 @@
           <w14:ligatures w14:val="standardContextual"/>
         </w:rPr>
       </w:pPr>
-      <w:hyperlink w:anchor="_Toc230855588" w:history="1">
+      <w:hyperlink w:anchor="_Toc231202923" w:history="1">
         <w:r>
           <w:rPr>
             <w:rStyle w:val="afffffff5"/>
@@ -3349,7 +3424,7 @@
             <w:noProof/>
             <w:webHidden/>
           </w:rPr>
-          <w:instrText xml:space="preserve"> PAGEREF _Toc230855588 \h </w:instrText>
+          <w:instrText xml:space="preserve"> PAGEREF _Toc231202923 \h </w:instrText>
         </w:r>
         <w:r>
           <w:rPr>
@@ -3369,7 +3444,7 @@
             <w:noProof/>
             <w:webHidden/>
           </w:rPr>
-          <w:t>28</w:t>
+          <w:t>30</w:t>
         </w:r>
         <w:r>
           <w:rPr>
@@ -3396,7 +3471,7 @@
           <w14:ligatures w14:val="standardContextual"/>
         </w:rPr>
       </w:pPr>
-      <w:hyperlink w:anchor="_Toc230855589" w:history="1">
+      <w:hyperlink w:anchor="_Toc231202924" w:history="1">
         <w:r>
           <w:rPr>
             <w:rStyle w:val="afffffff5"/>
@@ -3423,7 +3498,7 @@
             <w:noProof/>
             <w:webHidden/>
           </w:rPr>
-          <w:instrText xml:space="preserve"> PAGEREF _Toc230855589 \h </w:instrText>
+          <w:instrText xml:space="preserve"> PAGEREF _Toc231202924 \h </w:instrText>
         </w:r>
         <w:r>
           <w:rPr>
@@ -3443,7 +3518,7 @@
             <w:noProof/>
             <w:webHidden/>
           </w:rPr>
-          <w:t>28</w:t>
+          <w:t>30</w:t>
         </w:r>
         <w:r>
           <w:rPr>
@@ -3471,7 +3546,7 @@
           <w14:ligatures w14:val="standardContextual"/>
         </w:rPr>
       </w:pPr>
-      <w:hyperlink w:anchor="_Toc230855590" w:history="1">
+      <w:hyperlink w:anchor="_Toc231202925" w:history="1">
         <w:r>
           <w:rPr>
             <w:rStyle w:val="afffffff5"/>
@@ -3498,7 +3573,7 @@
             <w:noProof/>
             <w:webHidden/>
           </w:rPr>
-          <w:instrText xml:space="preserve"> PAGEREF _Toc230855590 \h </w:instrText>
+          <w:instrText xml:space="preserve"> PAGEREF _Toc231202925 \h </w:instrText>
         </w:r>
         <w:r>
           <w:rPr>
@@ -3518,7 +3593,7 @@
             <w:noProof/>
             <w:webHidden/>
           </w:rPr>
-          <w:t>29</w:t>
+          <w:t>30</w:t>
         </w:r>
         <w:r>
           <w:rPr>
@@ -3545,7 +3620,7 @@
           <w14:ligatures w14:val="standardContextual"/>
         </w:rPr>
       </w:pPr>
-      <w:hyperlink w:anchor="_Toc230855591" w:history="1">
+      <w:hyperlink w:anchor="_Toc231202926" w:history="1">
         <w:r>
           <w:rPr>
             <w:rStyle w:val="afffffff5"/>
@@ -3572,7 +3647,7 @@
             <w:noProof/>
             <w:webHidden/>
           </w:rPr>
-          <w:instrText xml:space="preserve"> PAGEREF _Toc230855591 \h </w:instrText>
+          <w:instrText xml:space="preserve"> PAGEREF _Toc231202926 \h </w:instrText>
         </w:r>
         <w:r>
           <w:rPr>
@@ -3592,7 +3667,7 @@
             <w:noProof/>
             <w:webHidden/>
           </w:rPr>
-          <w:t>29</w:t>
+          <w:t>31</w:t>
         </w:r>
         <w:r>
           <w:rPr>
@@ -3619,7 +3694,7 @@
           <w14:ligatures w14:val="standardContextual"/>
         </w:rPr>
       </w:pPr>
-      <w:hyperlink w:anchor="_Toc230855592" w:history="1">
+      <w:hyperlink w:anchor="_Toc231202927" w:history="1">
         <w:r>
           <w:rPr>
             <w:rStyle w:val="afffffff5"/>
@@ -3646,7 +3721,7 @@
             <w:noProof/>
             <w:webHidden/>
           </w:rPr>
-          <w:instrText xml:space="preserve"> PAGEREF _Toc230855592 \h </w:instrText>
+          <w:instrText xml:space="preserve"> PAGEREF _Toc231202927 \h </w:instrText>
         </w:r>
         <w:r>
           <w:rPr>
@@ -3666,7 +3741,7 @@
             <w:noProof/>
             <w:webHidden/>
           </w:rPr>
-          <w:t>30</w:t>
+          <w:t>32</w:t>
         </w:r>
         <w:r>
           <w:rPr>
@@ -3693,7 +3768,7 @@
           <w14:ligatures w14:val="standardContextual"/>
         </w:rPr>
       </w:pPr>
-      <w:hyperlink w:anchor="_Toc230855593" w:history="1">
+      <w:hyperlink w:anchor="_Toc231202928" w:history="1">
         <w:r>
           <w:rPr>
             <w:rStyle w:val="afffffff5"/>
@@ -3720,7 +3795,7 @@
             <w:noProof/>
             <w:webHidden/>
           </w:rPr>
-          <w:instrText xml:space="preserve"> PAGEREF _Toc230855593 \h </w:instrText>
+          <w:instrText xml:space="preserve"> PAGEREF _Toc231202928 \h </w:instrText>
         </w:r>
         <w:r>
           <w:rPr>
@@ -3740,7 +3815,7 @@
             <w:noProof/>
             <w:webHidden/>
           </w:rPr>
-          <w:t>30</w:t>
+          <w:t>32</w:t>
         </w:r>
         <w:r>
           <w:rPr>
@@ -3768,7 +3843,7 @@
           <w14:ligatures w14:val="standardContextual"/>
         </w:rPr>
       </w:pPr>
-      <w:hyperlink w:anchor="_Toc230855594" w:history="1">
+      <w:hyperlink w:anchor="_Toc231202929" w:history="1">
         <w:r>
           <w:rPr>
             <w:rStyle w:val="afffffff5"/>
@@ -3795,7 +3870,7 @@
             <w:noProof/>
             <w:webHidden/>
           </w:rPr>
-          <w:instrText xml:space="preserve"> PAGEREF _Toc230855594 \h </w:instrText>
+          <w:instrText xml:space="preserve"> PAGEREF _Toc231202929 \h </w:instrText>
         </w:r>
         <w:r>
           <w:rPr>
@@ -3815,7 +3890,7 @@
             <w:noProof/>
             <w:webHidden/>
           </w:rPr>
-          <w:t>31</w:t>
+          <w:t>33</w:t>
         </w:r>
         <w:r>
           <w:rPr>
@@ -3842,7 +3917,7 @@
           <w14:ligatures w14:val="standardContextual"/>
         </w:rPr>
       </w:pPr>
-      <w:hyperlink w:anchor="_Toc230855595" w:history="1">
+      <w:hyperlink w:anchor="_Toc231202930" w:history="1">
         <w:r>
           <w:rPr>
             <w:rStyle w:val="afffffff5"/>
@@ -3869,7 +3944,7 @@
             <w:noProof/>
             <w:webHidden/>
           </w:rPr>
-          <w:instrText xml:space="preserve"> PAGEREF _Toc230855595 \h </w:instrText>
+          <w:instrText xml:space="preserve"> PAGEREF _Toc231202930 \h </w:instrText>
         </w:r>
         <w:r>
           <w:rPr>
@@ -3889,7 +3964,7 @@
             <w:noProof/>
             <w:webHidden/>
           </w:rPr>
-          <w:t>31</w:t>
+          <w:t>33</w:t>
         </w:r>
         <w:r>
           <w:rPr>
@@ -3916,7 +3991,7 @@
           <w14:ligatures w14:val="standardContextual"/>
         </w:rPr>
       </w:pPr>
-      <w:hyperlink w:anchor="_Toc230855596" w:history="1">
+      <w:hyperlink w:anchor="_Toc231202931" w:history="1">
         <w:r>
           <w:rPr>
             <w:rStyle w:val="afffffff5"/>
@@ -3943,7 +4018,7 @@
             <w:noProof/>
             <w:webHidden/>
           </w:rPr>
-          <w:instrText xml:space="preserve"> PAGEREF _Toc230855596 \h </w:instrText>
+          <w:instrText xml:space="preserve"> PAGEREF _Toc231202931 \h </w:instrText>
         </w:r>
         <w:r>
           <w:rPr>
@@ -3963,7 +4038,7 @@
             <w:noProof/>
             <w:webHidden/>
           </w:rPr>
-          <w:t>32</w:t>
+          <w:t>34</w:t>
         </w:r>
         <w:r>
           <w:rPr>
@@ -3990,7 +4065,7 @@
           <w14:ligatures w14:val="standardContextual"/>
         </w:rPr>
       </w:pPr>
-      <w:hyperlink w:anchor="_Toc230855597" w:history="1">
+      <w:hyperlink w:anchor="_Toc231202932" w:history="1">
         <w:r>
           <w:rPr>
             <w:rStyle w:val="afffffff5"/>
@@ -4017,7 +4092,7 @@
             <w:noProof/>
             <w:webHidden/>
           </w:rPr>
-          <w:instrText xml:space="preserve"> PAGEREF _Toc230855597 \h </w:instrText>
+          <w:instrText xml:space="preserve"> PAGEREF _Toc231202932 \h </w:instrText>
         </w:r>
         <w:r>
           <w:rPr>
@@ -4037,7 +4112,7 @@
             <w:noProof/>
             <w:webHidden/>
           </w:rPr>
-          <w:t>32</w:t>
+          <w:t>34</w:t>
         </w:r>
         <w:r>
           <w:rPr>
@@ -4065,7 +4140,7 @@
           <w14:ligatures w14:val="standardContextual"/>
         </w:rPr>
       </w:pPr>
-      <w:hyperlink w:anchor="_Toc230855598" w:history="1">
+      <w:hyperlink w:anchor="_Toc231202933" w:history="1">
         <w:r>
           <w:rPr>
             <w:rStyle w:val="afffffff5"/>
@@ -4092,7 +4167,7 @@
             <w:noProof/>
             <w:webHidden/>
           </w:rPr>
-          <w:instrText xml:space="preserve"> PAGEREF _Toc230855598 \h </w:instrText>
+          <w:instrText xml:space="preserve"> PAGEREF _Toc231202933 \h </w:instrText>
         </w:r>
         <w:r>
           <w:rPr>
@@ -4112,7 +4187,7 @@
             <w:noProof/>
             <w:webHidden/>
           </w:rPr>
-          <w:t>33</w:t>
+          <w:t>35</w:t>
         </w:r>
         <w:r>
           <w:rPr>
@@ -4139,7 +4214,7 @@
           <w14:ligatures w14:val="standardContextual"/>
         </w:rPr>
       </w:pPr>
-      <w:hyperlink w:anchor="_Toc230855599" w:history="1">
+      <w:hyperlink w:anchor="_Toc231202934" w:history="1">
         <w:r>
           <w:rPr>
             <w:rStyle w:val="afffffff5"/>
@@ -4166,7 +4241,7 @@
             <w:noProof/>
             <w:webHidden/>
           </w:rPr>
-          <w:instrText xml:space="preserve"> PAGEREF _Toc230855599 \h </w:instrText>
+          <w:instrText xml:space="preserve"> PAGEREF _Toc231202934 \h </w:instrText>
         </w:r>
         <w:r>
           <w:rPr>
@@ -4186,7 +4261,7 @@
             <w:noProof/>
             <w:webHidden/>
           </w:rPr>
-          <w:t>33</w:t>
+          <w:t>35</w:t>
         </w:r>
         <w:r>
           <w:rPr>
@@ -4213,7 +4288,7 @@
           <w14:ligatures w14:val="standardContextual"/>
         </w:rPr>
       </w:pPr>
-      <w:hyperlink w:anchor="_Toc230855600" w:history="1">
+      <w:hyperlink w:anchor="_Toc231202935" w:history="1">
         <w:r>
           <w:rPr>
             <w:rStyle w:val="afffffff5"/>
@@ -4240,7 +4315,7 @@
             <w:noProof/>
             <w:webHidden/>
           </w:rPr>
-          <w:instrText xml:space="preserve"> PAGEREF _Toc230855600 \h </w:instrText>
+          <w:instrText xml:space="preserve"> PAGEREF _Toc231202935 \h </w:instrText>
         </w:r>
         <w:r>
           <w:rPr>
@@ -4260,7 +4335,7 @@
             <w:noProof/>
             <w:webHidden/>
           </w:rPr>
-          <w:t>33</w:t>
+          <w:t>35</w:t>
         </w:r>
         <w:r>
           <w:rPr>
@@ -4287,7 +4362,7 @@
           <w14:ligatures w14:val="standardContextual"/>
         </w:rPr>
       </w:pPr>
-      <w:hyperlink w:anchor="_Toc230855601" w:history="1">
+      <w:hyperlink w:anchor="_Toc231202936" w:history="1">
         <w:r>
           <w:rPr>
             <w:rStyle w:val="afffffff5"/>
@@ -4314,7 +4389,7 @@
             <w:noProof/>
             <w:webHidden/>
           </w:rPr>
-          <w:instrText xml:space="preserve"> PAGEREF _Toc230855601 \h </w:instrText>
+          <w:instrText xml:space="preserve"> PAGEREF _Toc231202936 \h </w:instrText>
         </w:r>
         <w:r>
           <w:rPr>
@@ -4334,7 +4409,7 @@
             <w:noProof/>
             <w:webHidden/>
           </w:rPr>
-          <w:t>34</w:t>
+          <w:t>36</w:t>
         </w:r>
         <w:r>
           <w:rPr>
@@ -4361,7 +4436,7 @@
           <w14:ligatures w14:val="standardContextual"/>
         </w:rPr>
       </w:pPr>
-      <w:hyperlink w:anchor="_Toc230855602" w:history="1">
+      <w:hyperlink w:anchor="_Toc231202937" w:history="1">
         <w:r>
           <w:rPr>
             <w:rStyle w:val="afffffff5"/>
@@ -4388,7 +4463,7 @@
             <w:noProof/>
             <w:webHidden/>
           </w:rPr>
-          <w:instrText xml:space="preserve"> PAGEREF _Toc230855602 \h </w:instrText>
+          <w:instrText xml:space="preserve"> PAGEREF _Toc231202937 \h </w:instrText>
         </w:r>
         <w:r>
           <w:rPr>
@@ -4408,7 +4483,7 @@
             <w:noProof/>
             <w:webHidden/>
           </w:rPr>
-          <w:t>35</w:t>
+          <w:t>37</w:t>
         </w:r>
         <w:r>
           <w:rPr>
@@ -4436,7 +4511,7 @@
           <w14:ligatures w14:val="standardContextual"/>
         </w:rPr>
       </w:pPr>
-      <w:hyperlink w:anchor="_Toc230855603" w:history="1">
+      <w:hyperlink w:anchor="_Toc231202938" w:history="1">
         <w:r>
           <w:rPr>
             <w:rStyle w:val="afffffff5"/>
@@ -4463,7 +4538,7 @@
             <w:noProof/>
             <w:webHidden/>
           </w:rPr>
-          <w:instrText xml:space="preserve"> PAGEREF _Toc230855603 \h </w:instrText>
+          <w:instrText xml:space="preserve"> PAGEREF _Toc231202938 \h </w:instrText>
         </w:r>
         <w:r>
           <w:rPr>
@@ -4483,7 +4558,7 @@
             <w:noProof/>
             <w:webHidden/>
           </w:rPr>
-          <w:t>35</w:t>
+          <w:t>37</w:t>
         </w:r>
         <w:r>
           <w:rPr>
@@ -4510,7 +4585,7 @@
           <w14:ligatures w14:val="standardContextual"/>
         </w:rPr>
       </w:pPr>
-      <w:hyperlink w:anchor="_Toc230855604" w:history="1">
+      <w:hyperlink w:anchor="_Toc231202939" w:history="1">
         <w:r>
           <w:rPr>
             <w:rStyle w:val="afffffff5"/>
@@ -4537,7 +4612,7 @@
             <w:noProof/>
             <w:webHidden/>
           </w:rPr>
-          <w:instrText xml:space="preserve"> PAGEREF _Toc230855604 \h </w:instrText>
+          <w:instrText xml:space="preserve"> PAGEREF _Toc231202939 \h </w:instrText>
         </w:r>
         <w:r>
           <w:rPr>
@@ -4557,7 +4632,7 @@
             <w:noProof/>
             <w:webHidden/>
           </w:rPr>
-          <w:t>35</w:t>
+          <w:t>38</w:t>
         </w:r>
         <w:r>
           <w:rPr>
@@ -4584,7 +4659,7 @@
           <w14:ligatures w14:val="standardContextual"/>
         </w:rPr>
       </w:pPr>
-      <w:hyperlink w:anchor="_Toc230855605" w:history="1">
+      <w:hyperlink w:anchor="_Toc231202940" w:history="1">
         <w:r>
           <w:rPr>
             <w:rStyle w:val="afffffff5"/>
@@ -4611,7 +4686,7 @@
             <w:noProof/>
             <w:webHidden/>
           </w:rPr>
-          <w:instrText xml:space="preserve"> PAGEREF _Toc230855605 \h </w:instrText>
+          <w:instrText xml:space="preserve"> PAGEREF _Toc231202940 \h </w:instrText>
         </w:r>
         <w:r>
           <w:rPr>
@@ -4631,7 +4706,7 @@
             <w:noProof/>
             <w:webHidden/>
           </w:rPr>
-          <w:t>37</w:t>
+          <w:t>39</w:t>
         </w:r>
         <w:r>
           <w:rPr>
@@ -4658,7 +4733,7 @@
           <w14:ligatures w14:val="standardContextual"/>
         </w:rPr>
       </w:pPr>
-      <w:hyperlink w:anchor="_Toc230855606" w:history="1">
+      <w:hyperlink w:anchor="_Toc231202941" w:history="1">
         <w:r>
           <w:rPr>
             <w:rStyle w:val="afffffff5"/>
@@ -4685,7 +4760,7 @@
             <w:noProof/>
             <w:webHidden/>
           </w:rPr>
-          <w:instrText xml:space="preserve"> PAGEREF _Toc230855606 \h </w:instrText>
+          <w:instrText xml:space="preserve"> PAGEREF _Toc231202941 \h </w:instrText>
         </w:r>
         <w:r>
           <w:rPr>
@@ -4705,7 +4780,7 @@
             <w:noProof/>
             <w:webHidden/>
           </w:rPr>
-          <w:t>39</w:t>
+          <w:t>41</w:t>
         </w:r>
         <w:r>
           <w:rPr>
@@ -4733,7 +4808,7 @@
           <w14:ligatures w14:val="standardContextual"/>
         </w:rPr>
       </w:pPr>
-      <w:hyperlink w:anchor="_Toc230855607" w:history="1">
+      <w:hyperlink w:anchor="_Toc231202942" w:history="1">
         <w:r>
           <w:rPr>
             <w:rStyle w:val="afffffff5"/>
@@ -4760,7 +4835,7 @@
             <w:noProof/>
             <w:webHidden/>
           </w:rPr>
-          <w:instrText xml:space="preserve"> PAGEREF _Toc230855607 \h </w:instrText>
+          <w:instrText xml:space="preserve"> PAGEREF _Toc231202942 \h </w:instrText>
         </w:r>
         <w:r>
           <w:rPr>
@@ -4780,7 +4855,7 @@
             <w:noProof/>
             <w:webHidden/>
           </w:rPr>
-          <w:t>39</w:t>
+          <w:t>41</w:t>
         </w:r>
         <w:r>
           <w:rPr>
@@ -4807,7 +4882,7 @@
           <w14:ligatures w14:val="standardContextual"/>
         </w:rPr>
       </w:pPr>
-      <w:hyperlink w:anchor="_Toc230855608" w:history="1">
+      <w:hyperlink w:anchor="_Toc231202943" w:history="1">
         <w:r>
           <w:rPr>
             <w:rStyle w:val="afffffff5"/>
@@ -4834,7 +4909,7 @@
             <w:noProof/>
             <w:webHidden/>
           </w:rPr>
-          <w:instrText xml:space="preserve"> PAGEREF _Toc230855608 \h </w:instrText>
+          <w:instrText xml:space="preserve"> PAGEREF _Toc231202943 \h </w:instrText>
         </w:r>
         <w:r>
           <w:rPr>
@@ -4854,7 +4929,7 @@
             <w:noProof/>
             <w:webHidden/>
           </w:rPr>
-          <w:t>39</w:t>
+          <w:t>42</w:t>
         </w:r>
         <w:r>
           <w:rPr>
@@ -4881,7 +4956,7 @@
           <w14:ligatures w14:val="standardContextual"/>
         </w:rPr>
       </w:pPr>
-      <w:hyperlink w:anchor="_Toc230855609" w:history="1">
+      <w:hyperlink w:anchor="_Toc231202944" w:history="1">
         <w:r>
           <w:rPr>
             <w:rStyle w:val="afffffff5"/>
@@ -4908,7 +4983,7 @@
             <w:noProof/>
             <w:webHidden/>
           </w:rPr>
-          <w:instrText xml:space="preserve"> PAGEREF _Toc230855609 \h </w:instrText>
+          <w:instrText xml:space="preserve"> PAGEREF _Toc231202944 \h </w:instrText>
         </w:r>
         <w:r>
           <w:rPr>
@@ -4928,7 +5003,7 @@
             <w:noProof/>
             <w:webHidden/>
           </w:rPr>
-          <w:t>40</w:t>
+          <w:t>43</w:t>
         </w:r>
         <w:r>
           <w:rPr>
@@ -4955,7 +5030,7 @@
           <w14:ligatures w14:val="standardContextual"/>
         </w:rPr>
       </w:pPr>
-      <w:hyperlink w:anchor="_Toc230855610" w:history="1">
+      <w:hyperlink w:anchor="_Toc231202945" w:history="1">
         <w:r>
           <w:rPr>
             <w:rStyle w:val="afffffff5"/>
@@ -4982,7 +5057,7 @@
             <w:noProof/>
             <w:webHidden/>
           </w:rPr>
-          <w:instrText xml:space="preserve"> PAGEREF _Toc230855610 \h </w:instrText>
+          <w:instrText xml:space="preserve"> PAGEREF _Toc231202945 \h </w:instrText>
         </w:r>
         <w:r>
           <w:rPr>
@@ -5002,7 +5077,7 @@
             <w:noProof/>
             <w:webHidden/>
           </w:rPr>
-          <w:t>42</w:t>
+          <w:t>45</w:t>
         </w:r>
         <w:r>
           <w:rPr>
@@ -5030,7 +5105,7 @@
           <w14:ligatures w14:val="standardContextual"/>
         </w:rPr>
       </w:pPr>
-      <w:hyperlink w:anchor="_Toc230855611" w:history="1">
+      <w:hyperlink w:anchor="_Toc231202946" w:history="1">
         <w:r>
           <w:rPr>
             <w:rStyle w:val="afffffff5"/>
@@ -5057,7 +5132,7 @@
             <w:noProof/>
             <w:webHidden/>
           </w:rPr>
-          <w:instrText xml:space="preserve"> PAGEREF _Toc230855611 \h </w:instrText>
+          <w:instrText xml:space="preserve"> PAGEREF _Toc231202946 \h </w:instrText>
         </w:r>
         <w:r>
           <w:rPr>
@@ -5077,7 +5152,7 @@
             <w:noProof/>
             <w:webHidden/>
           </w:rPr>
-          <w:t>43</w:t>
+          <w:t>45</w:t>
         </w:r>
         <w:r>
           <w:rPr>
@@ -5104,7 +5179,7 @@
           <w14:ligatures w14:val="standardContextual"/>
         </w:rPr>
       </w:pPr>
-      <w:hyperlink w:anchor="_Toc230855612" w:history="1">
+      <w:hyperlink w:anchor="_Toc231202947" w:history="1">
         <w:r>
           <w:rPr>
             <w:rStyle w:val="afffffff5"/>
@@ -5131,7 +5206,7 @@
             <w:noProof/>
             <w:webHidden/>
           </w:rPr>
-          <w:instrText xml:space="preserve"> PAGEREF _Toc230855612 \h </w:instrText>
+          <w:instrText xml:space="preserve"> PAGEREF _Toc231202947 \h </w:instrText>
         </w:r>
         <w:r>
           <w:rPr>
@@ -5151,7 +5226,7 @@
             <w:noProof/>
             <w:webHidden/>
           </w:rPr>
-          <w:t>43</w:t>
+          <w:t>45</w:t>
         </w:r>
         <w:r>
           <w:rPr>
@@ -5178,7 +5253,7 @@
           <w14:ligatures w14:val="standardContextual"/>
         </w:rPr>
       </w:pPr>
-      <w:hyperlink w:anchor="_Toc230855613" w:history="1">
+      <w:hyperlink w:anchor="_Toc231202948" w:history="1">
         <w:r>
           <w:rPr>
             <w:rStyle w:val="afffffff5"/>
@@ -5205,7 +5280,7 @@
             <w:noProof/>
             <w:webHidden/>
           </w:rPr>
-          <w:instrText xml:space="preserve"> PAGEREF _Toc230855613 \h </w:instrText>
+          <w:instrText xml:space="preserve"> PAGEREF _Toc231202948 \h </w:instrText>
         </w:r>
         <w:r>
           <w:rPr>
@@ -5225,7 +5300,7 @@
             <w:noProof/>
             <w:webHidden/>
           </w:rPr>
-          <w:t>43</w:t>
+          <w:t>46</w:t>
         </w:r>
         <w:r>
           <w:rPr>
@@ -5252,7 +5327,7 @@
           <w14:ligatures w14:val="standardContextual"/>
         </w:rPr>
       </w:pPr>
-      <w:hyperlink w:anchor="_Toc230855614" w:history="1">
+      <w:hyperlink w:anchor="_Toc231202949" w:history="1">
         <w:r>
           <w:rPr>
             <w:rStyle w:val="afffffff5"/>
@@ -5279,7 +5354,7 @@
             <w:noProof/>
             <w:webHidden/>
           </w:rPr>
-          <w:instrText xml:space="preserve"> PAGEREF _Toc230855614 \h </w:instrText>
+          <w:instrText xml:space="preserve"> PAGEREF _Toc231202949 \h </w:instrText>
         </w:r>
         <w:r>
           <w:rPr>
@@ -5299,7 +5374,7 @@
             <w:noProof/>
             <w:webHidden/>
           </w:rPr>
-          <w:t>44</w:t>
+          <w:t>47</w:t>
         </w:r>
         <w:r>
           <w:rPr>
@@ -5326,7 +5401,7 @@
           <w14:ligatures w14:val="standardContextual"/>
         </w:rPr>
       </w:pPr>
-      <w:hyperlink w:anchor="_Toc230855615" w:history="1">
+      <w:hyperlink w:anchor="_Toc231202950" w:history="1">
         <w:r>
           <w:rPr>
             <w:rStyle w:val="afffffff5"/>
@@ -5353,7 +5428,7 @@
             <w:noProof/>
             <w:webHidden/>
           </w:rPr>
-          <w:instrText xml:space="preserve"> PAGEREF _Toc230855615 \h </w:instrText>
+          <w:instrText xml:space="preserve"> PAGEREF _Toc231202950 \h </w:instrText>
         </w:r>
         <w:r>
           <w:rPr>
@@ -5373,7 +5448,7 @@
             <w:noProof/>
             <w:webHidden/>
           </w:rPr>
-          <w:t>45</w:t>
+          <w:t>48</w:t>
         </w:r>
         <w:r>
           <w:rPr>
@@ -5401,7 +5476,7 @@
           <w14:ligatures w14:val="standardContextual"/>
         </w:rPr>
       </w:pPr>
-      <w:hyperlink w:anchor="_Toc230855616" w:history="1">
+      <w:hyperlink w:anchor="_Toc231202951" w:history="1">
         <w:r>
           <w:rPr>
             <w:rStyle w:val="afffffff5"/>
@@ -5428,7 +5503,7 @@
             <w:noProof/>
             <w:webHidden/>
           </w:rPr>
-          <w:instrText xml:space="preserve"> PAGEREF _Toc230855616 \h </w:instrText>
+          <w:instrText xml:space="preserve"> PAGEREF _Toc231202951 \h </w:instrText>
         </w:r>
         <w:r>
           <w:rPr>
@@ -5448,7 +5523,7 @@
             <w:noProof/>
             <w:webHidden/>
           </w:rPr>
-          <w:t>46</w:t>
+          <w:t>48</w:t>
         </w:r>
         <w:r>
           <w:rPr>
@@ -5475,7 +5550,7 @@
           <w14:ligatures w14:val="standardContextual"/>
         </w:rPr>
       </w:pPr>
-      <w:hyperlink w:anchor="_Toc230855617" w:history="1">
+      <w:hyperlink w:anchor="_Toc231202952" w:history="1">
         <w:r>
           <w:rPr>
             <w:rStyle w:val="afffffff5"/>
@@ -5502,7 +5577,7 @@
             <w:noProof/>
             <w:webHidden/>
           </w:rPr>
-          <w:instrText xml:space="preserve"> PAGEREF _Toc230855617 \h </w:instrText>
+          <w:instrText xml:space="preserve"> PAGEREF _Toc231202952 \h </w:instrText>
         </w:r>
         <w:r>
           <w:rPr>
@@ -5522,7 +5597,7 @@
             <w:noProof/>
             <w:webHidden/>
           </w:rPr>
-          <w:t>46</w:t>
+          <w:t>48</w:t>
         </w:r>
         <w:r>
           <w:rPr>
@@ -5549,7 +5624,7 @@
           <w14:ligatures w14:val="standardContextual"/>
         </w:rPr>
       </w:pPr>
-      <w:hyperlink w:anchor="_Toc230855618" w:history="1">
+      <w:hyperlink w:anchor="_Toc231202953" w:history="1">
         <w:r>
           <w:rPr>
             <w:rStyle w:val="afffffff5"/>
@@ -5576,7 +5651,7 @@
             <w:noProof/>
             <w:webHidden/>
           </w:rPr>
-          <w:instrText xml:space="preserve"> PAGEREF _Toc230855618 \h </w:instrText>
+          <w:instrText xml:space="preserve"> PAGEREF _Toc231202953 \h </w:instrText>
         </w:r>
         <w:r>
           <w:rPr>
@@ -5596,7 +5671,7 @@
             <w:noProof/>
             <w:webHidden/>
           </w:rPr>
-          <w:t>46</w:t>
+          <w:t>49</w:t>
         </w:r>
         <w:r>
           <w:rPr>
@@ -5623,7 +5698,7 @@
           <w14:ligatures w14:val="standardContextual"/>
         </w:rPr>
       </w:pPr>
-      <w:hyperlink w:anchor="_Toc230855619" w:history="1">
+      <w:hyperlink w:anchor="_Toc231202954" w:history="1">
         <w:r>
           <w:rPr>
             <w:rStyle w:val="afffffff5"/>
@@ -5650,7 +5725,7 @@
             <w:noProof/>
             <w:webHidden/>
           </w:rPr>
-          <w:instrText xml:space="preserve"> PAGEREF _Toc230855619 \h </w:instrText>
+          <w:instrText xml:space="preserve"> PAGEREF _Toc231202954 \h </w:instrText>
         </w:r>
         <w:r>
           <w:rPr>
@@ -5670,7 +5745,7 @@
             <w:noProof/>
             <w:webHidden/>
           </w:rPr>
-          <w:t>47</w:t>
+          <w:t>49</w:t>
         </w:r>
         <w:r>
           <w:rPr>
@@ -5697,7 +5772,7 @@
           <w14:ligatures w14:val="standardContextual"/>
         </w:rPr>
       </w:pPr>
-      <w:hyperlink w:anchor="_Toc230855620" w:history="1">
+      <w:hyperlink w:anchor="_Toc231202955" w:history="1">
         <w:r>
           <w:rPr>
             <w:rStyle w:val="afffffff5"/>
@@ -5724,7 +5799,7 @@
             <w:noProof/>
             <w:webHidden/>
           </w:rPr>
-          <w:instrText xml:space="preserve"> PAGEREF _Toc230855620 \h </w:instrText>
+          <w:instrText xml:space="preserve"> PAGEREF _Toc231202955 \h </w:instrText>
         </w:r>
         <w:r>
           <w:rPr>
@@ -5744,7 +5819,7 @@
             <w:noProof/>
             <w:webHidden/>
           </w:rPr>
-          <w:t>47</w:t>
+          <w:t>50</w:t>
         </w:r>
         <w:r>
           <w:rPr>
@@ -5772,7 +5847,7 @@
           <w14:ligatures w14:val="standardContextual"/>
         </w:rPr>
       </w:pPr>
-      <w:hyperlink w:anchor="_Toc230855621" w:history="1">
+      <w:hyperlink w:anchor="_Toc231202956" w:history="1">
         <w:r>
           <w:rPr>
             <w:rStyle w:val="afffffff5"/>
@@ -5799,7 +5874,7 @@
             <w:noProof/>
             <w:webHidden/>
           </w:rPr>
-          <w:instrText xml:space="preserve"> PAGEREF _Toc230855621 \h </w:instrText>
+          <w:instrText xml:space="preserve"> PAGEREF _Toc231202956 \h </w:instrText>
         </w:r>
         <w:r>
           <w:rPr>
@@ -5819,7 +5894,7 @@
             <w:noProof/>
             <w:webHidden/>
           </w:rPr>
-          <w:t>47</w:t>
+          <w:t>50</w:t>
         </w:r>
         <w:r>
           <w:rPr>
@@ -5846,7 +5921,7 @@
           <w14:ligatures w14:val="standardContextual"/>
         </w:rPr>
       </w:pPr>
-      <w:hyperlink w:anchor="_Toc230855622" w:history="1">
+      <w:hyperlink w:anchor="_Toc231202957" w:history="1">
         <w:r>
           <w:rPr>
             <w:rStyle w:val="afffffff5"/>
@@ -5873,7 +5948,7 @@
             <w:noProof/>
             <w:webHidden/>
           </w:rPr>
-          <w:instrText xml:space="preserve"> PAGEREF _Toc230855622 \h </w:instrText>
+          <w:instrText xml:space="preserve"> PAGEREF _Toc231202957 \h </w:instrText>
         </w:r>
         <w:r>
           <w:rPr>
@@ -5893,7 +5968,7 @@
             <w:noProof/>
             <w:webHidden/>
           </w:rPr>
-          <w:t>48</w:t>
+          <w:t>50</w:t>
         </w:r>
         <w:r>
           <w:rPr>
@@ -5920,7 +5995,7 @@
           <w14:ligatures w14:val="standardContextual"/>
         </w:rPr>
       </w:pPr>
-      <w:hyperlink w:anchor="_Toc230855623" w:history="1">
+      <w:hyperlink w:anchor="_Toc231202958" w:history="1">
         <w:r>
           <w:rPr>
             <w:rStyle w:val="afffffff5"/>
@@ -5947,7 +6022,7 @@
             <w:noProof/>
             <w:webHidden/>
           </w:rPr>
-          <w:instrText xml:space="preserve"> PAGEREF _Toc230855623 \h </w:instrText>
+          <w:instrText xml:space="preserve"> PAGEREF _Toc231202958 \h </w:instrText>
         </w:r>
         <w:r>
           <w:rPr>
@@ -5967,7 +6042,7 @@
             <w:noProof/>
             <w:webHidden/>
           </w:rPr>
-          <w:t>51</w:t>
+          <w:t>54</w:t>
         </w:r>
         <w:r>
           <w:rPr>
@@ -5994,7 +6069,7 @@
           <w14:ligatures w14:val="standardContextual"/>
         </w:rPr>
       </w:pPr>
-      <w:hyperlink w:anchor="_Toc230855624" w:history="1">
+      <w:hyperlink w:anchor="_Toc231202959" w:history="1">
         <w:r>
           <w:rPr>
             <w:rStyle w:val="afffffff5"/>
@@ -6021,7 +6096,7 @@
             <w:noProof/>
             <w:webHidden/>
           </w:rPr>
-          <w:instrText xml:space="preserve"> PAGEREF _Toc230855624 \h </w:instrText>
+          <w:instrText xml:space="preserve"> PAGEREF _Toc231202959 \h </w:instrText>
         </w:r>
         <w:r>
           <w:rPr>
@@ -6041,7 +6116,7 @@
             <w:noProof/>
             <w:webHidden/>
           </w:rPr>
-          <w:t>52</w:t>
+          <w:t>55</w:t>
         </w:r>
         <w:r>
           <w:rPr>
@@ -6069,7 +6144,7 @@
           <w14:ligatures w14:val="standardContextual"/>
         </w:rPr>
       </w:pPr>
-      <w:hyperlink w:anchor="_Toc230855625" w:history="1">
+      <w:hyperlink w:anchor="_Toc231202960" w:history="1">
         <w:r>
           <w:rPr>
             <w:rStyle w:val="afffffff5"/>
@@ -6096,7 +6171,7 @@
             <w:noProof/>
             <w:webHidden/>
           </w:rPr>
-          <w:instrText xml:space="preserve"> PAGEREF _Toc230855625 \h </w:instrText>
+          <w:instrText xml:space="preserve"> PAGEREF _Toc231202960 \h </w:instrText>
         </w:r>
         <w:r>
           <w:rPr>
@@ -6116,7 +6191,7 @@
             <w:noProof/>
             <w:webHidden/>
           </w:rPr>
-          <w:t>52</w:t>
+          <w:t>55</w:t>
         </w:r>
         <w:r>
           <w:rPr>
@@ -6143,7 +6218,7 @@
           <w14:ligatures w14:val="standardContextual"/>
         </w:rPr>
       </w:pPr>
-      <w:hyperlink w:anchor="_Toc230855626" w:history="1">
+      <w:hyperlink w:anchor="_Toc231202961" w:history="1">
         <w:r>
           <w:rPr>
             <w:rStyle w:val="afffffff5"/>
@@ -6170,7 +6245,7 @@
             <w:noProof/>
             <w:webHidden/>
           </w:rPr>
-          <w:instrText xml:space="preserve"> PAGEREF _Toc230855626 \h </w:instrText>
+          <w:instrText xml:space="preserve"> PAGEREF _Toc231202961 \h </w:instrText>
         </w:r>
         <w:r>
           <w:rPr>
@@ -6190,7 +6265,7 @@
             <w:noProof/>
             <w:webHidden/>
           </w:rPr>
-          <w:t>53</w:t>
+          <w:t>55</w:t>
         </w:r>
         <w:r>
           <w:rPr>
@@ -6217,7 +6292,7 @@
           <w14:ligatures w14:val="standardContextual"/>
         </w:rPr>
       </w:pPr>
-      <w:hyperlink w:anchor="_Toc230855627" w:history="1">
+      <w:hyperlink w:anchor="_Toc231202962" w:history="1">
         <w:r>
           <w:rPr>
             <w:rStyle w:val="afffffff5"/>
@@ -6244,7 +6319,7 @@
             <w:noProof/>
             <w:webHidden/>
           </w:rPr>
-          <w:instrText xml:space="preserve"> PAGEREF _Toc230855627 \h </w:instrText>
+          <w:instrText xml:space="preserve"> PAGEREF _Toc231202962 \h </w:instrText>
         </w:r>
         <w:r>
           <w:rPr>
@@ -6264,7 +6339,7 @@
             <w:noProof/>
             <w:webHidden/>
           </w:rPr>
-          <w:t>53</w:t>
+          <w:t>55</w:t>
         </w:r>
         <w:r>
           <w:rPr>
@@ -6291,7 +6366,7 @@
           <w14:ligatures w14:val="standardContextual"/>
         </w:rPr>
       </w:pPr>
-      <w:hyperlink w:anchor="_Toc230855628" w:history="1">
+      <w:hyperlink w:anchor="_Toc231202963" w:history="1">
         <w:r>
           <w:rPr>
             <w:rStyle w:val="afffffff5"/>
@@ -6318,7 +6393,7 @@
             <w:noProof/>
             <w:webHidden/>
           </w:rPr>
-          <w:instrText xml:space="preserve"> PAGEREF _Toc230855628 \h </w:instrText>
+          <w:instrText xml:space="preserve"> PAGEREF _Toc231202963 \h </w:instrText>
         </w:r>
         <w:r>
           <w:rPr>
@@ -6338,7 +6413,7 @@
             <w:noProof/>
             <w:webHidden/>
           </w:rPr>
-          <w:t>54</w:t>
+          <w:t>57</w:t>
         </w:r>
         <w:r>
           <w:rPr>
@@ -6365,7 +6440,7 @@
           <w14:ligatures w14:val="standardContextual"/>
         </w:rPr>
       </w:pPr>
-      <w:hyperlink w:anchor="_Toc230855629" w:history="1">
+      <w:hyperlink w:anchor="_Toc231202964" w:history="1">
         <w:r>
           <w:rPr>
             <w:rStyle w:val="afffffff5"/>
@@ -6392,7 +6467,7 @@
             <w:noProof/>
             <w:webHidden/>
           </w:rPr>
-          <w:instrText xml:space="preserve"> PAGEREF _Toc230855629 \h </w:instrText>
+          <w:instrText xml:space="preserve"> PAGEREF _Toc231202964 \h </w:instrText>
         </w:r>
         <w:r>
           <w:rPr>
@@ -6412,7 +6487,7 @@
             <w:noProof/>
             <w:webHidden/>
           </w:rPr>
-          <w:t>54</w:t>
+          <w:t>57</w:t>
         </w:r>
         <w:r>
           <w:rPr>
@@ -6440,7 +6515,7 @@
           <w14:ligatures w14:val="standardContextual"/>
         </w:rPr>
       </w:pPr>
-      <w:hyperlink w:anchor="_Toc230855630" w:history="1">
+      <w:hyperlink w:anchor="_Toc231202965" w:history="1">
         <w:r>
           <w:rPr>
             <w:rStyle w:val="afffffff5"/>
@@ -6467,7 +6542,7 @@
             <w:noProof/>
             <w:webHidden/>
           </w:rPr>
-          <w:instrText xml:space="preserve"> PAGEREF _Toc230855630 \h </w:instrText>
+          <w:instrText xml:space="preserve"> PAGEREF _Toc231202965 \h </w:instrText>
         </w:r>
         <w:r>
           <w:rPr>
@@ -6487,7 +6562,7 @@
             <w:noProof/>
             <w:webHidden/>
           </w:rPr>
-          <w:t>54</w:t>
+          <w:t>57</w:t>
         </w:r>
         <w:r>
           <w:rPr>
@@ -6514,7 +6589,7 @@
           <w14:ligatures w14:val="standardContextual"/>
         </w:rPr>
       </w:pPr>
-      <w:hyperlink w:anchor="_Toc230855631" w:history="1">
+      <w:hyperlink w:anchor="_Toc231202966" w:history="1">
         <w:r>
           <w:rPr>
             <w:rStyle w:val="afffffff5"/>
@@ -6541,7 +6616,7 @@
             <w:noProof/>
             <w:webHidden/>
           </w:rPr>
-          <w:instrText xml:space="preserve"> PAGEREF _Toc230855631 \h </w:instrText>
+          <w:instrText xml:space="preserve"> PAGEREF _Toc231202966 \h </w:instrText>
         </w:r>
         <w:r>
           <w:rPr>
@@ -6561,7 +6636,7 @@
             <w:noProof/>
             <w:webHidden/>
           </w:rPr>
-          <w:t>55</w:t>
+          <w:t>58</w:t>
         </w:r>
         <w:r>
           <w:rPr>
@@ -6588,7 +6663,7 @@
           <w14:ligatures w14:val="standardContextual"/>
         </w:rPr>
       </w:pPr>
-      <w:hyperlink w:anchor="_Toc230855632" w:history="1">
+      <w:hyperlink w:anchor="_Toc231202967" w:history="1">
         <w:r>
           <w:rPr>
             <w:rStyle w:val="afffffff5"/>
@@ -6615,7 +6690,7 @@
             <w:noProof/>
             <w:webHidden/>
           </w:rPr>
-          <w:instrText xml:space="preserve"> PAGEREF _Toc230855632 \h </w:instrText>
+          <w:instrText xml:space="preserve"> PAGEREF _Toc231202967 \h </w:instrText>
         </w:r>
         <w:r>
           <w:rPr>
@@ -6635,7 +6710,7 @@
             <w:noProof/>
             <w:webHidden/>
           </w:rPr>
-          <w:t>56</w:t>
+          <w:t>59</w:t>
         </w:r>
         <w:r>
           <w:rPr>
@@ -6662,7 +6737,7 @@
           <w14:ligatures w14:val="standardContextual"/>
         </w:rPr>
       </w:pPr>
-      <w:hyperlink w:anchor="_Toc230855633" w:history="1">
+      <w:hyperlink w:anchor="_Toc231202968" w:history="1">
         <w:r>
           <w:rPr>
             <w:rStyle w:val="afffffff5"/>
@@ -6689,7 +6764,7 @@
             <w:noProof/>
             <w:webHidden/>
           </w:rPr>
-          <w:instrText xml:space="preserve"> PAGEREF _Toc230855633 \h </w:instrText>
+          <w:instrText xml:space="preserve"> PAGEREF _Toc231202968 \h </w:instrText>
         </w:r>
         <w:r>
           <w:rPr>
@@ -6709,7 +6784,7 @@
             <w:noProof/>
             <w:webHidden/>
           </w:rPr>
-          <w:t>57</w:t>
+          <w:t>60</w:t>
         </w:r>
         <w:r>
           <w:rPr>
@@ -6737,7 +6812,7 @@
           <w14:ligatures w14:val="standardContextual"/>
         </w:rPr>
       </w:pPr>
-      <w:hyperlink w:anchor="_Toc230855634" w:history="1">
+      <w:hyperlink w:anchor="_Toc231202969" w:history="1">
         <w:r>
           <w:rPr>
             <w:rStyle w:val="afffffff5"/>
@@ -6764,7 +6839,7 @@
             <w:noProof/>
             <w:webHidden/>
           </w:rPr>
-          <w:instrText xml:space="preserve"> PAGEREF _Toc230855634 \h </w:instrText>
+          <w:instrText xml:space="preserve"> PAGEREF _Toc231202969 \h </w:instrText>
         </w:r>
         <w:r>
           <w:rPr>
@@ -6784,7 +6859,7 @@
             <w:noProof/>
             <w:webHidden/>
           </w:rPr>
-          <w:t>57</w:t>
+          <w:t>60</w:t>
         </w:r>
         <w:r>
           <w:rPr>
@@ -6811,7 +6886,7 @@
           <w14:ligatures w14:val="standardContextual"/>
         </w:rPr>
       </w:pPr>
-      <w:hyperlink w:anchor="_Toc230855635" w:history="1">
+      <w:hyperlink w:anchor="_Toc231202970" w:history="1">
         <w:r>
           <w:rPr>
             <w:rStyle w:val="afffffff5"/>
@@ -6838,7 +6913,7 @@
             <w:noProof/>
             <w:webHidden/>
           </w:rPr>
-          <w:instrText xml:space="preserve"> PAGEREF _Toc230855635 \h </w:instrText>
+          <w:instrText xml:space="preserve"> PAGEREF _Toc231202970 \h </w:instrText>
         </w:r>
         <w:r>
           <w:rPr>
@@ -6858,7 +6933,7 @@
             <w:noProof/>
             <w:webHidden/>
           </w:rPr>
-          <w:t>58</w:t>
+          <w:t>61</w:t>
         </w:r>
         <w:r>
           <w:rPr>
@@ -6885,7 +6960,7 @@
           <w14:ligatures w14:val="standardContextual"/>
         </w:rPr>
       </w:pPr>
-      <w:hyperlink w:anchor="_Toc230855636" w:history="1">
+      <w:hyperlink w:anchor="_Toc231202971" w:history="1">
         <w:r>
           <w:rPr>
             <w:rStyle w:val="afffffff5"/>
@@ -6912,7 +6987,7 @@
             <w:noProof/>
             <w:webHidden/>
           </w:rPr>
-          <w:instrText xml:space="preserve"> PAGEREF _Toc230855636 \h </w:instrText>
+          <w:instrText xml:space="preserve"> PAGEREF _Toc231202971 \h </w:instrText>
         </w:r>
         <w:r>
           <w:rPr>
@@ -6932,7 +7007,7 @@
             <w:noProof/>
             <w:webHidden/>
           </w:rPr>
-          <w:t>59</w:t>
+          <w:t>62</w:t>
         </w:r>
         <w:r>
           <w:rPr>
@@ -6959,7 +7034,7 @@
           <w14:ligatures w14:val="standardContextual"/>
         </w:rPr>
       </w:pPr>
-      <w:hyperlink w:anchor="_Toc230855637" w:history="1">
+      <w:hyperlink w:anchor="_Toc231202972" w:history="1">
         <w:r>
           <w:rPr>
             <w:rStyle w:val="afffffff5"/>
@@ -6986,7 +7061,7 @@
             <w:noProof/>
             <w:webHidden/>
           </w:rPr>
-          <w:instrText xml:space="preserve"> PAGEREF _Toc230855637 \h </w:instrText>
+          <w:instrText xml:space="preserve"> PAGEREF _Toc231202972 \h </w:instrText>
         </w:r>
         <w:r>
           <w:rPr>
@@ -7006,7 +7081,7 @@
             <w:noProof/>
             <w:webHidden/>
           </w:rPr>
-          <w:t>60</w:t>
+          <w:t>63</w:t>
         </w:r>
         <w:r>
           <w:rPr>
@@ -7034,7 +7109,7 @@
           <w14:ligatures w14:val="standardContextual"/>
         </w:rPr>
       </w:pPr>
-      <w:hyperlink w:anchor="_Toc230855638" w:history="1">
+      <w:hyperlink w:anchor="_Toc231202973" w:history="1">
         <w:r>
           <w:rPr>
             <w:rStyle w:val="afffffff5"/>
@@ -7061,7 +7136,7 @@
             <w:noProof/>
             <w:webHidden/>
           </w:rPr>
-          <w:instrText xml:space="preserve"> PAGEREF _Toc230855638 \h </w:instrText>
+          <w:instrText xml:space="preserve"> PAGEREF _Toc231202973 \h </w:instrText>
         </w:r>
         <w:r>
           <w:rPr>
@@ -7081,7 +7156,7 @@
             <w:noProof/>
             <w:webHidden/>
           </w:rPr>
-          <w:t>60</w:t>
+          <w:t>63</w:t>
         </w:r>
         <w:r>
           <w:rPr>
@@ -7108,7 +7183,7 @@
           <w14:ligatures w14:val="standardContextual"/>
         </w:rPr>
       </w:pPr>
-      <w:hyperlink w:anchor="_Toc230855639" w:history="1">
+      <w:hyperlink w:anchor="_Toc231202974" w:history="1">
         <w:r>
           <w:rPr>
             <w:rStyle w:val="afffffff5"/>
@@ -7135,7 +7210,7 @@
             <w:noProof/>
             <w:webHidden/>
           </w:rPr>
-          <w:instrText xml:space="preserve"> PAGEREF _Toc230855639 \h </w:instrText>
+          <w:instrText xml:space="preserve"> PAGEREF _Toc231202974 \h </w:instrText>
         </w:r>
         <w:r>
           <w:rPr>
@@ -7155,7 +7230,7 @@
             <w:noProof/>
             <w:webHidden/>
           </w:rPr>
-          <w:t>61</w:t>
+          <w:t>64</w:t>
         </w:r>
         <w:r>
           <w:rPr>
@@ -7182,7 +7257,7 @@
           <w14:ligatures w14:val="standardContextual"/>
         </w:rPr>
       </w:pPr>
-      <w:hyperlink w:anchor="_Toc230855640" w:history="1">
+      <w:hyperlink w:anchor="_Toc231202975" w:history="1">
         <w:r>
           <w:rPr>
             <w:rStyle w:val="afffffff5"/>
@@ -7209,7 +7284,7 @@
             <w:noProof/>
             <w:webHidden/>
           </w:rPr>
-          <w:instrText xml:space="preserve"> PAGEREF _Toc230855640 \h </w:instrText>
+          <w:instrText xml:space="preserve"> PAGEREF _Toc231202975 \h </w:instrText>
         </w:r>
         <w:r>
           <w:rPr>
@@ -7229,7 +7304,7 @@
             <w:noProof/>
             <w:webHidden/>
           </w:rPr>
-          <w:t>62</w:t>
+          <w:t>65</w:t>
         </w:r>
         <w:r>
           <w:rPr>
@@ -7256,7 +7331,7 @@
           <w14:ligatures w14:val="standardContextual"/>
         </w:rPr>
       </w:pPr>
-      <w:hyperlink w:anchor="_Toc230855641" w:history="1">
+      <w:hyperlink w:anchor="_Toc231202976" w:history="1">
         <w:r>
           <w:rPr>
             <w:rStyle w:val="afffffff5"/>
@@ -7283,7 +7358,7 @@
             <w:noProof/>
             <w:webHidden/>
           </w:rPr>
-          <w:instrText xml:space="preserve"> PAGEREF _Toc230855641 \h </w:instrText>
+          <w:instrText xml:space="preserve"> PAGEREF _Toc231202976 \h </w:instrText>
         </w:r>
         <w:r>
           <w:rPr>
@@ -7303,7 +7378,7 @@
             <w:noProof/>
             <w:webHidden/>
           </w:rPr>
-          <w:t>62</w:t>
+          <w:t>65</w:t>
         </w:r>
         <w:r>
           <w:rPr>
@@ -7331,7 +7406,7 @@
           <w14:ligatures w14:val="standardContextual"/>
         </w:rPr>
       </w:pPr>
-      <w:hyperlink w:anchor="_Toc230855642" w:history="1">
+      <w:hyperlink w:anchor="_Toc231202977" w:history="1">
         <w:r>
           <w:rPr>
             <w:rStyle w:val="afffffff5"/>
@@ -7358,7 +7433,7 @@
             <w:noProof/>
             <w:webHidden/>
           </w:rPr>
-          <w:instrText xml:space="preserve"> PAGEREF _Toc230855642 \h </w:instrText>
+          <w:instrText xml:space="preserve"> PAGEREF _Toc231202977 \h </w:instrText>
         </w:r>
         <w:r>
           <w:rPr>
@@ -7378,7 +7453,7 @@
             <w:noProof/>
             <w:webHidden/>
           </w:rPr>
-          <w:t>62</w:t>
+          <w:t>66</w:t>
         </w:r>
         <w:r>
           <w:rPr>
@@ -7405,7 +7480,7 @@
           <w14:ligatures w14:val="standardContextual"/>
         </w:rPr>
       </w:pPr>
-      <w:hyperlink w:anchor="_Toc230855643" w:history="1">
+      <w:hyperlink w:anchor="_Toc231202978" w:history="1">
         <w:r>
           <w:rPr>
             <w:rStyle w:val="afffffff5"/>
@@ -7432,7 +7507,7 @@
             <w:noProof/>
             <w:webHidden/>
           </w:rPr>
-          <w:instrText xml:space="preserve"> PAGEREF _Toc230855643 \h </w:instrText>
+          <w:instrText xml:space="preserve"> PAGEREF _Toc231202978 \h </w:instrText>
         </w:r>
         <w:r>
           <w:rPr>
@@ -7452,7 +7527,7 @@
             <w:noProof/>
             <w:webHidden/>
           </w:rPr>
-          <w:t>63</w:t>
+          <w:t>66</w:t>
         </w:r>
         <w:r>
           <w:rPr>
@@ -7479,7 +7554,7 @@
           <w14:ligatures w14:val="standardContextual"/>
         </w:rPr>
       </w:pPr>
-      <w:hyperlink w:anchor="_Toc230855644" w:history="1">
+      <w:hyperlink w:anchor="_Toc231202979" w:history="1">
         <w:r>
           <w:rPr>
             <w:rStyle w:val="afffffff5"/>
@@ -7506,7 +7581,7 @@
             <w:noProof/>
             <w:webHidden/>
           </w:rPr>
-          <w:instrText xml:space="preserve"> PAGEREF _Toc230855644 \h </w:instrText>
+          <w:instrText xml:space="preserve"> PAGEREF _Toc231202979 \h </w:instrText>
         </w:r>
         <w:r>
           <w:rPr>
@@ -7526,7 +7601,7 @@
             <w:noProof/>
             <w:webHidden/>
           </w:rPr>
-          <w:t>64</w:t>
+          <w:t>68</w:t>
         </w:r>
         <w:r>
           <w:rPr>
@@ -7553,7 +7628,7 @@
           <w14:ligatures w14:val="standardContextual"/>
         </w:rPr>
       </w:pPr>
-      <w:hyperlink w:anchor="_Toc230855645" w:history="1">
+      <w:hyperlink w:anchor="_Toc231202980" w:history="1">
         <w:r>
           <w:rPr>
             <w:rStyle w:val="afffffff5"/>
@@ -7580,7 +7655,7 @@
             <w:noProof/>
             <w:webHidden/>
           </w:rPr>
-          <w:instrText xml:space="preserve"> PAGEREF _Toc230855645 \h </w:instrText>
+          <w:instrText xml:space="preserve"> PAGEREF _Toc231202980 \h </w:instrText>
         </w:r>
         <w:r>
           <w:rPr>
@@ -7600,7 +7675,7 @@
             <w:noProof/>
             <w:webHidden/>
           </w:rPr>
-          <w:t>65</w:t>
+          <w:t>68</w:t>
         </w:r>
         <w:r>
           <w:rPr>
@@ -7628,7 +7703,7 @@
           <w14:ligatures w14:val="standardContextual"/>
         </w:rPr>
       </w:pPr>
-      <w:hyperlink w:anchor="_Toc230855646" w:history="1">
+      <w:hyperlink w:anchor="_Toc231202981" w:history="1">
         <w:r>
           <w:rPr>
             <w:rStyle w:val="afffffff5"/>
@@ -7655,7 +7730,7 @@
             <w:noProof/>
             <w:webHidden/>
           </w:rPr>
-          <w:instrText xml:space="preserve"> PAGEREF _Toc230855646 \h </w:instrText>
+          <w:instrText xml:space="preserve"> PAGEREF _Toc231202981 \h </w:instrText>
         </w:r>
         <w:r>
           <w:rPr>
@@ -7675,7 +7750,7 @@
             <w:noProof/>
             <w:webHidden/>
           </w:rPr>
-          <w:t>65</w:t>
+          <w:t>69</w:t>
         </w:r>
         <w:r>
           <w:rPr>
@@ -7702,7 +7777,7 @@
           <w14:ligatures w14:val="standardContextual"/>
         </w:rPr>
       </w:pPr>
-      <w:hyperlink w:anchor="_Toc230855647" w:history="1">
+      <w:hyperlink w:anchor="_Toc231202982" w:history="1">
         <w:r>
           <w:rPr>
             <w:rStyle w:val="afffffff5"/>
@@ -7729,7 +7804,7 @@
             <w:noProof/>
             <w:webHidden/>
           </w:rPr>
-          <w:instrText xml:space="preserve"> PAGEREF _Toc230855647 \h </w:instrText>
+          <w:instrText xml:space="preserve"> PAGEREF _Toc231202982 \h </w:instrText>
         </w:r>
         <w:r>
           <w:rPr>
@@ -7749,7 +7824,7 @@
             <w:noProof/>
             <w:webHidden/>
           </w:rPr>
-          <w:t>66</w:t>
+          <w:t>69</w:t>
         </w:r>
         <w:r>
           <w:rPr>
@@ -7776,7 +7851,7 @@
           <w14:ligatures w14:val="standardContextual"/>
         </w:rPr>
       </w:pPr>
-      <w:hyperlink w:anchor="_Toc230855648" w:history="1">
+      <w:hyperlink w:anchor="_Toc231202983" w:history="1">
         <w:r>
           <w:rPr>
             <w:rStyle w:val="afffffff5"/>
@@ -7803,7 +7878,7 @@
             <w:noProof/>
             <w:webHidden/>
           </w:rPr>
-          <w:instrText xml:space="preserve"> PAGEREF _Toc230855648 \h </w:instrText>
+          <w:instrText xml:space="preserve"> PAGEREF _Toc231202983 \h </w:instrText>
         </w:r>
         <w:r>
           <w:rPr>
@@ -7823,7 +7898,7 @@
             <w:noProof/>
             <w:webHidden/>
           </w:rPr>
-          <w:t>67</w:t>
+          <w:t>71</w:t>
         </w:r>
         <w:r>
           <w:rPr>
@@ -7850,7 +7925,7 @@
           <w14:ligatures w14:val="standardContextual"/>
         </w:rPr>
       </w:pPr>
-      <w:hyperlink w:anchor="_Toc230855649" w:history="1">
+      <w:hyperlink w:anchor="_Toc231202984" w:history="1">
         <w:r>
           <w:rPr>
             <w:rStyle w:val="afffffff5"/>
@@ -7877,7 +7952,7 @@
             <w:noProof/>
             <w:webHidden/>
           </w:rPr>
-          <w:instrText xml:space="preserve"> PAGEREF _Toc230855649 \h </w:instrText>
+          <w:instrText xml:space="preserve"> PAGEREF _Toc231202984 \h </w:instrText>
         </w:r>
         <w:r>
           <w:rPr>
@@ -7897,7 +7972,7 @@
             <w:noProof/>
             <w:webHidden/>
           </w:rPr>
-          <w:t>68</w:t>
+          <w:t>71</w:t>
         </w:r>
         <w:r>
           <w:rPr>
@@ -7925,7 +8000,7 @@
           <w14:ligatures w14:val="standardContextual"/>
         </w:rPr>
       </w:pPr>
-      <w:hyperlink w:anchor="_Toc230855650" w:history="1">
+      <w:hyperlink w:anchor="_Toc231202985" w:history="1">
         <w:r>
           <w:rPr>
             <w:rStyle w:val="afffffff5"/>
@@ -7952,7 +8027,7 @@
             <w:noProof/>
             <w:webHidden/>
           </w:rPr>
-          <w:instrText xml:space="preserve"> PAGEREF _Toc230855650 \h </w:instrText>
+          <w:instrText xml:space="preserve"> PAGEREF _Toc231202985 \h </w:instrText>
         </w:r>
         <w:r>
           <w:rPr>
@@ -7972,7 +8047,7 @@
             <w:noProof/>
             <w:webHidden/>
           </w:rPr>
-          <w:t>68</w:t>
+          <w:t>72</w:t>
         </w:r>
         <w:r>
           <w:rPr>
@@ -7999,7 +8074,7 @@
           <w14:ligatures w14:val="standardContextual"/>
         </w:rPr>
       </w:pPr>
-      <w:hyperlink w:anchor="_Toc230855651" w:history="1">
+      <w:hyperlink w:anchor="_Toc231202986" w:history="1">
         <w:r>
           <w:rPr>
             <w:rStyle w:val="afffffff5"/>
@@ -8026,7 +8101,7 @@
             <w:noProof/>
             <w:webHidden/>
           </w:rPr>
-          <w:instrText xml:space="preserve"> PAGEREF _Toc230855651 \h </w:instrText>
+          <w:instrText xml:space="preserve"> PAGEREF _Toc231202986 \h </w:instrText>
         </w:r>
         <w:r>
           <w:rPr>
@@ -8046,7 +8121,7 @@
             <w:noProof/>
             <w:webHidden/>
           </w:rPr>
-          <w:t>68</w:t>
+          <w:t>72</w:t>
         </w:r>
         <w:r>
           <w:rPr>
@@ -8073,7 +8148,7 @@
           <w14:ligatures w14:val="standardContextual"/>
         </w:rPr>
       </w:pPr>
-      <w:hyperlink w:anchor="_Toc230855652" w:history="1">
+      <w:hyperlink w:anchor="_Toc231202987" w:history="1">
         <w:r>
           <w:rPr>
             <w:rStyle w:val="afffffff5"/>
@@ -8100,7 +8175,7 @@
             <w:noProof/>
             <w:webHidden/>
           </w:rPr>
-          <w:instrText xml:space="preserve"> PAGEREF _Toc230855652 \h </w:instrText>
+          <w:instrText xml:space="preserve"> PAGEREF _Toc231202987 \h </w:instrText>
         </w:r>
         <w:r>
           <w:rPr>
@@ -8120,7 +8195,7 @@
             <w:noProof/>
             <w:webHidden/>
           </w:rPr>
-          <w:t>68</w:t>
+          <w:t>72</w:t>
         </w:r>
         <w:r>
           <w:rPr>
@@ -8147,7 +8222,7 @@
           <w14:ligatures w14:val="standardContextual"/>
         </w:rPr>
       </w:pPr>
-      <w:hyperlink w:anchor="_Toc230855653" w:history="1">
+      <w:hyperlink w:anchor="_Toc231202988" w:history="1">
         <w:r>
           <w:rPr>
             <w:rStyle w:val="afffffff5"/>
@@ -8174,7 +8249,7 @@
             <w:noProof/>
             <w:webHidden/>
           </w:rPr>
-          <w:instrText xml:space="preserve"> PAGEREF _Toc230855653 \h </w:instrText>
+          <w:instrText xml:space="preserve"> PAGEREF _Toc231202988 \h </w:instrText>
         </w:r>
         <w:r>
           <w:rPr>
@@ -8194,7 +8269,7 @@
             <w:noProof/>
             <w:webHidden/>
           </w:rPr>
-          <w:t>69</w:t>
+          <w:t>73</w:t>
         </w:r>
         <w:r>
           <w:rPr>
@@ -8221,7 +8296,7 @@
           <w14:ligatures w14:val="standardContextual"/>
         </w:rPr>
       </w:pPr>
-      <w:hyperlink w:anchor="_Toc230855654" w:history="1">
+      <w:hyperlink w:anchor="_Toc231202989" w:history="1">
         <w:r>
           <w:rPr>
             <w:rStyle w:val="afffffff5"/>
@@ -8248,7 +8323,7 @@
             <w:noProof/>
             <w:webHidden/>
           </w:rPr>
-          <w:instrText xml:space="preserve"> PAGEREF _Toc230855654 \h </w:instrText>
+          <w:instrText xml:space="preserve"> PAGEREF _Toc231202989 \h </w:instrText>
         </w:r>
         <w:r>
           <w:rPr>
@@ -8268,7 +8343,7 @@
             <w:noProof/>
             <w:webHidden/>
           </w:rPr>
-          <w:t>69</w:t>
+          <w:t>73</w:t>
         </w:r>
         <w:r>
           <w:rPr>
@@ -8297,7 +8372,7 @@
           <w14:ligatures w14:val="standardContextual"/>
         </w:rPr>
       </w:pPr>
-      <w:hyperlink w:anchor="_Toc230855655" w:history="1">
+      <w:hyperlink w:anchor="_Toc231202990" w:history="1">
         <w:r>
           <w:rPr>
             <w:rStyle w:val="afffffff5"/>
@@ -8324,7 +8399,7 @@
             <w:noProof/>
             <w:webHidden/>
           </w:rPr>
-          <w:instrText xml:space="preserve"> PAGEREF _Toc230855655 \h </w:instrText>
+          <w:instrText xml:space="preserve"> PAGEREF _Toc231202990 \h </w:instrText>
         </w:r>
         <w:r>
           <w:rPr>
@@ -8344,7 +8419,7 @@
             <w:noProof/>
             <w:webHidden/>
           </w:rPr>
-          <w:t>70</w:t>
+          <w:t>74</w:t>
         </w:r>
         <w:r>
           <w:rPr>
@@ -8372,7 +8447,7 @@
           <w14:ligatures w14:val="standardContextual"/>
         </w:rPr>
       </w:pPr>
-      <w:hyperlink w:anchor="_Toc230855656" w:history="1">
+      <w:hyperlink w:anchor="_Toc231202991" w:history="1">
         <w:r>
           <w:rPr>
             <w:rStyle w:val="afffffff5"/>
@@ -8399,7 +8474,7 @@
             <w:noProof/>
             <w:webHidden/>
           </w:rPr>
-          <w:instrText xml:space="preserve"> PAGEREF _Toc230855656 \h </w:instrText>
+          <w:instrText xml:space="preserve"> PAGEREF _Toc231202991 \h </w:instrText>
         </w:r>
         <w:r>
           <w:rPr>
@@ -8419,7 +8494,7 @@
             <w:noProof/>
             <w:webHidden/>
           </w:rPr>
-          <w:t>70</w:t>
+          <w:t>74</w:t>
         </w:r>
         <w:r>
           <w:rPr>
@@ -8447,7 +8522,7 @@
           <w14:ligatures w14:val="standardContextual"/>
         </w:rPr>
       </w:pPr>
-      <w:hyperlink w:anchor="_Toc230855657" w:history="1">
+      <w:hyperlink w:anchor="_Toc231202992" w:history="1">
         <w:r>
           <w:rPr>
             <w:rStyle w:val="afffffff5"/>
@@ -8474,7 +8549,7 @@
             <w:noProof/>
             <w:webHidden/>
           </w:rPr>
-          <w:instrText xml:space="preserve"> PAGEREF _Toc230855657 \h </w:instrText>
+          <w:instrText xml:space="preserve"> PAGEREF _Toc231202992 \h </w:instrText>
         </w:r>
         <w:r>
           <w:rPr>
@@ -8494,7 +8569,7 @@
             <w:noProof/>
             <w:webHidden/>
           </w:rPr>
-          <w:t>70</w:t>
+          <w:t>74</w:t>
         </w:r>
         <w:r>
           <w:rPr>
@@ -8522,7 +8597,7 @@
           <w14:ligatures w14:val="standardContextual"/>
         </w:rPr>
       </w:pPr>
-      <w:hyperlink w:anchor="_Toc230855658" w:history="1">
+      <w:hyperlink w:anchor="_Toc231202993" w:history="1">
         <w:r>
           <w:rPr>
             <w:rStyle w:val="afffffff5"/>
@@ -8549,7 +8624,7 @@
             <w:noProof/>
             <w:webHidden/>
           </w:rPr>
-          <w:instrText xml:space="preserve"> PAGEREF _Toc230855658 \h </w:instrText>
+          <w:instrText xml:space="preserve"> PAGEREF _Toc231202993 \h </w:instrText>
         </w:r>
         <w:r>
           <w:rPr>
@@ -8569,7 +8644,7 @@
             <w:noProof/>
             <w:webHidden/>
           </w:rPr>
-          <w:t>71</w:t>
+          <w:t>75</w:t>
         </w:r>
         <w:r>
           <w:rPr>
@@ -8597,7 +8672,7 @@
           <w14:ligatures w14:val="standardContextual"/>
         </w:rPr>
       </w:pPr>
-      <w:hyperlink w:anchor="_Toc230855659" w:history="1">
+      <w:hyperlink w:anchor="_Toc231202994" w:history="1">
         <w:r>
           <w:rPr>
             <w:rStyle w:val="afffffff5"/>
@@ -8624,7 +8699,7 @@
             <w:noProof/>
             <w:webHidden/>
           </w:rPr>
-          <w:instrText xml:space="preserve"> PAGEREF _Toc230855659 \h </w:instrText>
+          <w:instrText xml:space="preserve"> PAGEREF _Toc231202994 \h </w:instrText>
         </w:r>
         <w:r>
           <w:rPr>
@@ -8644,7 +8719,7 @@
             <w:noProof/>
             <w:webHidden/>
           </w:rPr>
-          <w:t>71</w:t>
+          <w:t>75</w:t>
         </w:r>
         <w:r>
           <w:rPr>
@@ -8672,7 +8747,7 @@
           <w14:ligatures w14:val="standardContextual"/>
         </w:rPr>
       </w:pPr>
-      <w:hyperlink w:anchor="_Toc230855660" w:history="1">
+      <w:hyperlink w:anchor="_Toc231202995" w:history="1">
         <w:r>
           <w:rPr>
             <w:rStyle w:val="afffffff5"/>
@@ -8699,7 +8774,7 @@
             <w:noProof/>
             <w:webHidden/>
           </w:rPr>
-          <w:instrText xml:space="preserve"> PAGEREF _Toc230855660 \h </w:instrText>
+          <w:instrText xml:space="preserve"> PAGEREF _Toc231202995 \h </w:instrText>
         </w:r>
         <w:r>
           <w:rPr>
@@ -8719,7 +8794,7 @@
             <w:noProof/>
             <w:webHidden/>
           </w:rPr>
-          <w:t>72</w:t>
+          <w:t>76</w:t>
         </w:r>
         <w:r>
           <w:rPr>
@@ -8748,7 +8823,7 @@
           <w14:ligatures w14:val="standardContextual"/>
         </w:rPr>
       </w:pPr>
-      <w:hyperlink w:anchor="_Toc230855661" w:history="1">
+      <w:hyperlink w:anchor="_Toc231202996" w:history="1">
         <w:r>
           <w:rPr>
             <w:rStyle w:val="afffffff5"/>
@@ -8775,7 +8850,7 @@
             <w:noProof/>
             <w:webHidden/>
           </w:rPr>
-          <w:instrText xml:space="preserve"> PAGEREF _Toc230855661 \h </w:instrText>
+          <w:instrText xml:space="preserve"> PAGEREF _Toc231202996 \h </w:instrText>
         </w:r>
         <w:r>
           <w:rPr>
@@ -8795,7 +8870,7 @@
             <w:noProof/>
             <w:webHidden/>
           </w:rPr>
-          <w:t>72</w:t>
+          <w:t>76</w:t>
         </w:r>
         <w:r>
           <w:rPr>
@@ -8824,7 +8899,7 @@
           <w14:ligatures w14:val="standardContextual"/>
         </w:rPr>
       </w:pPr>
-      <w:hyperlink w:anchor="_Toc230855662" w:history="1">
+      <w:hyperlink w:anchor="_Toc231202997" w:history="1">
         <w:r>
           <w:rPr>
             <w:rStyle w:val="afffffff5"/>
@@ -8851,7 +8926,7 @@
             <w:noProof/>
             <w:webHidden/>
           </w:rPr>
-          <w:instrText xml:space="preserve"> PAGEREF _Toc230855662 \h </w:instrText>
+          <w:instrText xml:space="preserve"> PAGEREF _Toc231202997 \h </w:instrText>
         </w:r>
         <w:r>
           <w:rPr>
@@ -8871,7 +8946,7 @@
             <w:noProof/>
             <w:webHidden/>
           </w:rPr>
-          <w:t>74</w:t>
+          <w:t>79</w:t>
         </w:r>
         <w:r>
           <w:rPr>
@@ -8899,7 +8974,7 @@
           <w14:ligatures w14:val="standardContextual"/>
         </w:rPr>
       </w:pPr>
-      <w:hyperlink w:anchor="_Toc230855663" w:history="1">
+      <w:hyperlink w:anchor="_Toc231202998" w:history="1">
         <w:r>
           <w:rPr>
             <w:rStyle w:val="afffffff5"/>
@@ -8926,7 +9001,7 @@
             <w:noProof/>
             <w:webHidden/>
           </w:rPr>
-          <w:instrText xml:space="preserve"> PAGEREF _Toc230855663 \h </w:instrText>
+          <w:instrText xml:space="preserve"> PAGEREF _Toc231202998 \h </w:instrText>
         </w:r>
         <w:r>
           <w:rPr>
@@ -8946,7 +9021,7 @@
             <w:noProof/>
             <w:webHidden/>
           </w:rPr>
-          <w:t>74</w:t>
+          <w:t>79</w:t>
         </w:r>
         <w:r>
           <w:rPr>
@@ -8974,7 +9049,7 @@
           <w14:ligatures w14:val="standardContextual"/>
         </w:rPr>
       </w:pPr>
-      <w:hyperlink w:anchor="_Toc230855664" w:history="1">
+      <w:hyperlink w:anchor="_Toc231202999" w:history="1">
         <w:r>
           <w:rPr>
             <w:rStyle w:val="afffffff5"/>
@@ -9001,7 +9076,7 @@
             <w:noProof/>
             <w:webHidden/>
           </w:rPr>
-          <w:instrText xml:space="preserve"> PAGEREF _Toc230855664 \h </w:instrText>
+          <w:instrText xml:space="preserve"> PAGEREF _Toc231202999 \h </w:instrText>
         </w:r>
         <w:r>
           <w:rPr>
@@ -9021,7 +9096,7 @@
             <w:noProof/>
             <w:webHidden/>
           </w:rPr>
-          <w:t>75</w:t>
+          <w:t>79</w:t>
         </w:r>
         <w:r>
           <w:rPr>
@@ -9043,7 +9118,7 @@
         <w:lastRenderedPageBreak/>
         <w:fldChar w:fldCharType="end"/>
       </w:r>
-      <w:bookmarkStart w:id="1" w:name="_Toc230855557"/>
+      <w:bookmarkStart w:id="1" w:name="_Toc231202891"/>
       <w:r>
         <w:rPr>
           <w:rFonts w:hint="eastAsia"/>
@@ -9059,7 +9134,7 @@
           <w:rFonts w:hint="eastAsia"/>
         </w:rPr>
       </w:pPr>
-      <w:bookmarkStart w:id="2" w:name="_Toc230855558"/>
+      <w:bookmarkStart w:id="2" w:name="_Toc231202892"/>
       <w:r>
         <w:rPr>
           <w:rFonts w:hint="eastAsia"/>
@@ -9114,7 +9189,7 @@
           <w:rFonts w:hint="eastAsia"/>
         </w:rPr>
       </w:pPr>
-      <w:bookmarkStart w:id="3" w:name="_Toc230855559"/>
+      <w:bookmarkStart w:id="3" w:name="_Toc231202893"/>
       <w:r>
         <w:rPr>
           <w:rFonts w:hint="eastAsia"/>
@@ -9156,7 +9231,7 @@
           <w:rFonts w:hint="eastAsia"/>
         </w:rPr>
       </w:pPr>
-      <w:bookmarkStart w:id="4" w:name="_Toc230855560"/>
+      <w:bookmarkStart w:id="4" w:name="_Toc231202894"/>
       <w:r>
         <w:rPr>
           <w:rFonts w:hint="eastAsia"/>
@@ -9462,7 +9537,7 @@
           <w:rFonts w:hint="eastAsia"/>
         </w:rPr>
       </w:pPr>
-      <w:bookmarkStart w:id="5" w:name="_Toc230855561"/>
+      <w:bookmarkStart w:id="5" w:name="_Toc231202895"/>
       <w:r>
         <w:rPr>
           <w:rFonts w:hint="eastAsia"/>
@@ -10021,7 +10096,7 @@
           <w:rFonts w:hint="eastAsia"/>
         </w:rPr>
       </w:pPr>
-      <w:bookmarkStart w:id="6" w:name="_Toc230855562"/>
+      <w:bookmarkStart w:id="6" w:name="_Toc231202896"/>
       <w:r>
         <w:rPr>
           <w:rFonts w:hint="eastAsia"/>
@@ -10037,7 +10112,7 @@
           <w:rFonts w:hint="eastAsia"/>
         </w:rPr>
       </w:pPr>
-      <w:bookmarkStart w:id="7" w:name="_Toc230855563"/>
+      <w:bookmarkStart w:id="7" w:name="_Toc231202897"/>
       <w:r>
         <w:rPr>
           <w:rFonts w:hint="eastAsia"/>
@@ -10079,7 +10154,7 @@
           <w:rFonts w:hint="eastAsia"/>
         </w:rPr>
       </w:pPr>
-      <w:bookmarkStart w:id="8" w:name="_Toc230855564"/>
+      <w:bookmarkStart w:id="8" w:name="_Toc231202898"/>
       <w:r>
         <w:rPr>
           <w:rFonts w:hint="eastAsia"/>
@@ -10908,7 +10983,7 @@
           <w:rFonts w:hint="eastAsia"/>
         </w:rPr>
       </w:pPr>
-      <w:bookmarkStart w:id="9" w:name="_Toc230855565"/>
+      <w:bookmarkStart w:id="9" w:name="_Toc231202899"/>
       <w:r>
         <w:rPr>
           <w:rFonts w:hint="eastAsia"/>
@@ -11768,7 +11843,147 @@
               <w:rPr>
                 <w:rFonts w:hint="eastAsia"/>
               </w:rPr>
-              <w:t>ログインユーザー、依頼送信者、申請者表示</w:t>
+              <w:t>ログインユーザー、依頼送信者、申請者表示、共有システム管理者判定</w:t>
+            </w:r>
+          </w:p>
+        </w:tc>
+      </w:tr>
+      <w:tr>
+        <w:tc>
+          <w:tcPr>
+            <w:tcW w:w="1666" w:type="pct"/>
+          </w:tcPr>
+          <w:p>
+            <w:r>
+              <w:t>`facilities`</w:t>
+            </w:r>
+          </w:p>
+        </w:tc>
+        <w:tc>
+          <w:tcPr>
+            <w:tcW w:w="1667" w:type="pct"/>
+          </w:tcPr>
+          <w:p>
+            <w:r>
+              <w:t>READ</w:t>
+            </w:r>
+          </w:p>
+        </w:tc>
+        <w:tc>
+          <w:tcPr>
+            <w:tcW w:w="1667" w:type="pct"/>
+          </w:tcPr>
+          <w:p>
+            <w:r>
+              <w:rPr>
+                <w:rFonts w:hint="eastAsia"/>
+              </w:rPr>
+              <w:t>Bearer トークン上の作業対象施設、申請対象施設、編集リスト対象施設、RFQ対象施設の存在確認・未削除判定</w:t>
+            </w:r>
+          </w:p>
+        </w:tc>
+      </w:tr>
+      <w:tr>
+        <w:tc>
+          <w:tcPr>
+            <w:tcW w:w="1666" w:type="pct"/>
+          </w:tcPr>
+          <w:p>
+            <w:r>
+              <w:t>`user_facility_assignments`</w:t>
+            </w:r>
+          </w:p>
+        </w:tc>
+        <w:tc>
+          <w:tcPr>
+            <w:tcW w:w="1667" w:type="pct"/>
+          </w:tcPr>
+          <w:p>
+            <w:r>
+              <w:t>READ</w:t>
+            </w:r>
+          </w:p>
+        </w:tc>
+        <w:tc>
+          <w:tcPr>
+            <w:tcW w:w="1667" w:type="pct"/>
+          </w:tcPr>
+          <w:p>
+            <w:r>
+              <w:rPr>
+                <w:rFonts w:hint="eastAsia"/>
+              </w:rPr>
+              <w:t>通常アカウントの作業対象施設割当判定</w:t>
+            </w:r>
+          </w:p>
+        </w:tc>
+      </w:tr>
+      <w:tr>
+        <w:tc>
+          <w:tcPr>
+            <w:tcW w:w="1666" w:type="pct"/>
+          </w:tcPr>
+          <w:p>
+            <w:r>
+              <w:t>`facility_feature_settings`</w:t>
+            </w:r>
+          </w:p>
+        </w:tc>
+        <w:tc>
+          <w:tcPr>
+            <w:tcW w:w="1667" w:type="pct"/>
+          </w:tcPr>
+          <w:p>
+            <w:r>
+              <w:t>READ</w:t>
+            </w:r>
+          </w:p>
+        </w:tc>
+        <w:tc>
+          <w:tcPr>
+            <w:tcW w:w="1667" w:type="pct"/>
+          </w:tcPr>
+          <w:p>
+            <w:r>
+              <w:rPr>
+                <w:rFonts w:hint="eastAsia"/>
+              </w:rPr>
+              <w:t>通常アカウントの作業対象施設における購入、見積、発注、検収、SHIP依頼表示機能の提供有無判定</w:t>
+            </w:r>
+          </w:p>
+        </w:tc>
+      </w:tr>
+      <w:tr>
+        <w:tc>
+          <w:tcPr>
+            <w:tcW w:w="1666" w:type="pct"/>
+          </w:tcPr>
+          <w:p>
+            <w:r>
+              <w:t>`user_facility_feature_settings`</w:t>
+            </w:r>
+          </w:p>
+        </w:tc>
+        <w:tc>
+          <w:tcPr>
+            <w:tcW w:w="1667" w:type="pct"/>
+          </w:tcPr>
+          <w:p>
+            <w:r>
+              <w:t>READ</w:t>
+            </w:r>
+          </w:p>
+        </w:tc>
+        <w:tc>
+          <w:tcPr>
+            <w:tcW w:w="1667" w:type="pct"/>
+          </w:tcPr>
+          <w:p>
+            <w:r>
+              <w:rPr>
+                <w:rFonts w:hint="eastAsia"/>
+              </w:rPr>
+              <w:t>通常アカウントのユーザー×作業対象施設単位の購入、見積、発注、検収、SHIP依頼表示機能の利用可否判定</w:t>
             </w:r>
           </w:p>
         </w:tc>
@@ -11782,11 +11997,12 @@
           <w:rFonts w:hint="eastAsia"/>
         </w:rPr>
       </w:pPr>
-      <w:bookmarkStart w:id="10" w:name="_Toc230855566"/>
+      <w:bookmarkStart w:id="10" w:name="_Toc231202900"/>
       <w:r>
         <w:rPr>
           <w:rFonts w:hint="eastAsia"/>
         </w:rPr>
+        <w:lastRenderedPageBreak/>
         <w:t>第3章 共通仕様</w:t>
       </w:r>
       <w:bookmarkEnd w:id="10"/>
@@ -11798,7 +12014,7 @@
           <w:rFonts w:hint="eastAsia"/>
         </w:rPr>
       </w:pPr>
-      <w:bookmarkStart w:id="11" w:name="_Toc230855567"/>
+      <w:bookmarkStart w:id="11" w:name="_Toc231202901"/>
       <w:r>
         <w:rPr>
           <w:rFonts w:hint="eastAsia"/>
@@ -11956,7 +12172,6 @@
         <w:rPr>
           <w:rFonts w:hint="eastAsia"/>
         </w:rPr>
-        <w:lastRenderedPageBreak/>
         <w:t>変更系APIは `Idempotency-Key` または `expectedUpdatedAt` を受け付け、二重送信または競合更新を検出する</w:t>
       </w:r>
     </w:p>
@@ -11986,7 +12201,7 @@
           <w:rFonts w:hint="eastAsia"/>
         </w:rPr>
       </w:pPr>
-      <w:bookmarkStart w:id="12" w:name="_Toc230855568"/>
+      <w:bookmarkStart w:id="12" w:name="_Toc231202902"/>
       <w:r>
         <w:rPr>
           <w:rFonts w:hint="eastAsia"/>
@@ -12005,7 +12220,7 @@
         <w:rPr>
           <w:rFonts w:hint="eastAsia"/>
         </w:rPr>
-        <w:t>本API群は、ロール固定ではなく対象施設に対する実効 `feature_code` で認可する。タブ入口は `normal_purchase` / `normal_order` / `normal_acceptance` / `normal_quotation` のいずれかが有効であれば表示可能とし、個別操作では操作ごとの機能コードを再判定する。</w:t>
+        <w:t>本API群は、ロール固定ではなく対象施設に対する実効 `feature_code` で認可する。通常アカウントでは、Bearer トークン上の作業対象施設について `user_facility_assignments` の有効割当があり、`facility_feature_settings` と `user_facility_feature_settings` の両方で対象 `feature_code` が `is_enabled=true` の場合に API 実行を許可する。共有システム管理者アカウント（`users.account_type='SYSTEM_ADMIN'`）では、作業対象施設が未削除であることを確認できれば、担当施設割当、施設提供設定、ユーザー施設別設定による通常判定を行わず、通常購入、通常購入見積、通常購入発注、通常購入検収・原本登録、SHIP依頼表示の対象 `feature_code` を有効として扱う。</w:t>
       </w:r>
     </w:p>
     <w:tbl>
@@ -12137,6 +12352,7 @@
           </w:tcPr>
           <w:p>
             <w:r>
+              <w:lastRenderedPageBreak/>
               <w:t>`normal_quotation`</w:t>
             </w:r>
           </w:p>
@@ -12291,14 +12507,144 @@
           <w:rFonts w:hint="eastAsia"/>
         </w:rPr>
       </w:pPr>
-      <w:bookmarkStart w:id="13" w:name="_Toc230855569"/>
+      <w:bookmarkStart w:id="13" w:name="_Toc231202903"/>
+      <w:r>
+        <w:rPr>
+          <w:rFonts w:hint="eastAsia"/>
+        </w:rPr>
+        <w:t>作業対象施設ベースの認可</w:t>
+      </w:r>
+      <w:bookmarkEnd w:id="13"/>
+    </w:p>
+    <w:p>
+      <w:pPr>
+        <w:pStyle w:val="afffffff8"/>
+        <w:numPr>
+          <w:ilvl w:val="0"/>
+          <w:numId w:val="3"/>
+        </w:numPr>
+        <w:ind w:leftChars="0"/>
+        <w:rPr>
+          <w:rFonts w:hint="eastAsia"/>
+        </w:rPr>
+      </w:pPr>
+      <w:r>
+        <w:rPr>
+          <w:rFonts w:hint="eastAsia"/>
+        </w:rPr>
+        <w:t>各 API は Bearer トークン上の作業対象施設が存在し、未削除であることを確認する</w:t>
+      </w:r>
+    </w:p>
+    <w:p>
+      <w:pPr>
+        <w:pStyle w:val="afffffff8"/>
+        <w:numPr>
+          <w:ilvl w:val="0"/>
+          <w:numId w:val="3"/>
+        </w:numPr>
+        <w:ind w:leftChars="0"/>
+        <w:rPr>
+          <w:rFonts w:hint="eastAsia"/>
+        </w:rPr>
+      </w:pPr>
+      <w:r>
+        <w:rPr>
+          <w:rFonts w:hint="eastAsia"/>
+        </w:rPr>
+        <w:t>通常アカウントでは、作業対象施設に対する有効担当施設割当と実効 `feature_code` を都度再判定する</w:t>
+      </w:r>
+    </w:p>
+    <w:p>
+      <w:pPr>
+        <w:pStyle w:val="afffffff8"/>
+        <w:numPr>
+          <w:ilvl w:val="0"/>
+          <w:numId w:val="3"/>
+        </w:numPr>
+        <w:ind w:leftChars="0"/>
+        <w:rPr>
+          <w:rFonts w:hint="eastAsia"/>
+        </w:rPr>
+      </w:pPr>
+      <w:r>
+        <w:rPr>
+          <w:rFonts w:hint="eastAsia"/>
+        </w:rPr>
+        <w:t>共有システム管理者アカウントでは、作業対象施設が未削除であれば通常アカウント向けの担当施設割当・施設提供設定・ユーザー施設別設定による認可判定をバイパスする</w:t>
+      </w:r>
+    </w:p>
+    <w:p>
+      <w:pPr>
+        <w:pStyle w:val="afffffff8"/>
+        <w:numPr>
+          <w:ilvl w:val="0"/>
+          <w:numId w:val="3"/>
+        </w:numPr>
+        <w:ind w:leftChars="0"/>
+        <w:rPr>
+          <w:rFonts w:hint="eastAsia"/>
+        </w:rPr>
+      </w:pPr>
+      <w:r>
+        <w:rPr>
+          <w:rFonts w:hint="eastAsia"/>
+        </w:rPr>
+        <w:t>`applications.application_type='PURCHASE'`、`rfqs.management_type='PURCHASE'`、`workflow_type='RFQ'`、対象申請・RFQ・編集リストの未削除、ステータス遷移順序、発注登録用見積確定、検収済み個体不足、有効な編集リスト作業ロックといった業務制約は共有システム管理者でもバイパスしない</w:t>
+      </w:r>
+    </w:p>
+    <w:p>
+      <w:pPr>
+        <w:pStyle w:val="afffffff8"/>
+        <w:numPr>
+          <w:ilvl w:val="0"/>
+          <w:numId w:val="3"/>
+        </w:numPr>
+        <w:ind w:leftChars="0"/>
+        <w:rPr>
+          <w:rFonts w:hint="eastAsia"/>
+        </w:rPr>
+      </w:pPr>
+      <w:r>
+        <w:rPr>
+          <w:rFonts w:hint="eastAsia"/>
+        </w:rPr>
+        <w:t>通常アカウントで作業対象施設に対して必要な実効 `feature_code` がない場合は 403 を返却する</w:t>
+      </w:r>
+    </w:p>
+    <w:p>
+      <w:pPr>
+        <w:pStyle w:val="afffffff8"/>
+        <w:numPr>
+          <w:ilvl w:val="0"/>
+          <w:numId w:val="3"/>
+        </w:numPr>
+        <w:ind w:leftChars="0"/>
+        <w:rPr>
+          <w:rFonts w:hint="eastAsia"/>
+        </w:rPr>
+      </w:pPr>
+      <w:r>
+        <w:rPr>
+          <w:rFonts w:hint="eastAsia"/>
+        </w:rPr>
+        <w:t>作業対象施設が存在しない、または削除済みの場合は 404 を返却する</w:t>
+      </w:r>
+    </w:p>
+    <w:p>
+      <w:pPr>
+        <w:pStyle w:val="2"/>
+        <w:rPr>
+          <w:rFonts w:hint="eastAsia"/>
+        </w:rPr>
+      </w:pPr>
+      <w:bookmarkStart w:id="14" w:name="_Toc231202904"/>
       <w:r>
         <w:rPr>
           <w:rFonts w:hint="eastAsia"/>
         </w:rPr>
         <w:t>共通エラーレスポンス</w:t>
       </w:r>
-      <w:bookmarkEnd w:id="13"/>
+      <w:bookmarkEnd w:id="14"/>
     </w:p>
     <w:tbl>
       <w:tblPr>
@@ -12594,7 +12940,7 @@
           <w:rFonts w:hint="eastAsia"/>
         </w:rPr>
       </w:pPr>
-      <w:bookmarkStart w:id="14" w:name="_Toc230855570"/>
+      <w:bookmarkStart w:id="15" w:name="_Toc231202905"/>
       <w:r>
         <w:rPr>
           <w:rFonts w:hint="eastAsia"/>
@@ -12602,7 +12948,7 @@
         <w:lastRenderedPageBreak/>
         <w:t>ステータス遷移の前提</w:t>
       </w:r>
-      <w:bookmarkEnd w:id="14"/>
+      <w:bookmarkEnd w:id="15"/>
     </w:p>
     <w:tbl>
       <w:tblPr>
@@ -13232,14 +13578,14 @@
           <w:rFonts w:hint="eastAsia"/>
         </w:rPr>
       </w:pPr>
-      <w:bookmarkStart w:id="15" w:name="_Toc230855571"/>
+      <w:bookmarkStart w:id="16" w:name="_Toc231202906"/>
       <w:r>
         <w:rPr>
           <w:rFonts w:hint="eastAsia"/>
         </w:rPr>
         <w:t>第4章 API一覧</w:t>
       </w:r>
-      <w:bookmarkEnd w:id="15"/>
+      <w:bookmarkEnd w:id="16"/>
     </w:p>
     <w:tbl>
       <w:tblPr>
@@ -14702,14 +15048,14 @@
           <w:rFonts w:hint="eastAsia"/>
         </w:rPr>
       </w:pPr>
-      <w:bookmarkStart w:id="16" w:name="_Toc230855572"/>
+      <w:bookmarkStart w:id="17" w:name="_Toc231202907"/>
       <w:r>
         <w:rPr>
           <w:rFonts w:hint="eastAsia"/>
         </w:rPr>
         <w:t>第5章 機能設計</w:t>
       </w:r>
-      <w:bookmarkEnd w:id="16"/>
+      <w:bookmarkEnd w:id="17"/>
     </w:p>
     <w:p>
       <w:pPr>
@@ -14718,14 +15064,14 @@
           <w:rFonts w:hint="eastAsia"/>
         </w:rPr>
       </w:pPr>
-      <w:bookmarkStart w:id="17" w:name="_Toc230855573"/>
+      <w:bookmarkStart w:id="18" w:name="_Toc231202908"/>
       <w:r>
         <w:rPr>
           <w:rFonts w:hint="eastAsia"/>
         </w:rPr>
         <w:t>購入管理コンテキスト取得（/quotation-data-box/purchase-management/context）</w:t>
       </w:r>
-      <w:bookmarkEnd w:id="17"/>
+      <w:bookmarkEnd w:id="18"/>
     </w:p>
     <w:p>
       <w:pPr>
@@ -14784,14 +15130,14 @@
           <w:rFonts w:hint="eastAsia"/>
         </w:rPr>
       </w:pPr>
-      <w:bookmarkStart w:id="18" w:name="_Toc230855574"/>
+      <w:bookmarkStart w:id="19" w:name="_Toc231202909"/>
       <w:r>
         <w:rPr>
           <w:rFonts w:hint="eastAsia"/>
         </w:rPr>
         <w:t>リクエストパラメータ</w:t>
       </w:r>
-      <w:bookmarkEnd w:id="18"/>
+      <w:bookmarkEnd w:id="19"/>
     </w:p>
     <w:tbl>
       <w:tblPr>
@@ -15110,7 +15456,33 @@
         <w:rPr>
           <w:rFonts w:hint="eastAsia"/>
         </w:rPr>
-        <w:t>認可条件: 購入管理タブ入口は `normal_purchase` / `normal_order` / `normal_acceptance` / `normal_quotation` のいずれかが実効有効であれば参照可能とする</w:t>
+        <w:t>認可条件: 共有システム管理者アカウント（`users.account_type='SYSTEM_ADMIN'`）の場合は、Bearer トークン上の作業対象施設が未削除であることを確認し、通常アカウント向けの担当施設割当・施設提供設定・ユーザー施設別設定による `normal_purchase` / `normal_order` / `normal_acceptance` / `normal_quotation` 判定をバイパスする。`normal_ship_request` はSHIPへ一括依頼ボタンの表示可否として有効扱いにする</w:t>
+      </w:r>
+    </w:p>
+    <w:p>
+      <w:pPr>
+        <w:rPr>
+          <w:rFonts w:hint="eastAsia"/>
+        </w:rPr>
+      </w:pPr>
+      <w:r>
+        <w:rPr>
+          <w:rFonts w:hint="eastAsia"/>
+        </w:rPr>
+        <w:t>認可条件: 通常アカウントの場合、Bearer トークン上の作業対象施設について `user_facility_assignments` に有効割当があること</w:t>
+      </w:r>
+    </w:p>
+    <w:p>
+      <w:pPr>
+        <w:rPr>
+          <w:rFonts w:hint="eastAsia"/>
+        </w:rPr>
+      </w:pPr>
+      <w:r>
+        <w:rPr>
+          <w:rFonts w:hint="eastAsia"/>
+        </w:rPr>
+        <w:t>認可条件: 通常アカウントの場合、購入管理タブ入口は作業対象施設の `facility_feature_settings` と `user_facility_feature_settings` の両方で `normal_purchase` / `normal_order` / `normal_acceptance` / `normal_quotation` のいずれかが有効であれば参照可能とする</w:t>
       </w:r>
     </w:p>
     <w:p>
@@ -15136,7 +15508,7 @@
         <w:rPr>
           <w:rFonts w:hint="eastAsia"/>
         </w:rPr>
-        <w:t>認可条件: `normal_ship_request` は購入管理タブ表示権限とは独立し、SHIPへ一括依頼ボタンの表示可否だけに使用する</w:t>
+        <w:t>認可条件: 通常アカウントの `normal_ship_request` は購入管理タブ表示権限とは独立し、SHIPへ一括依頼ボタンの表示可否だけに使用する</w:t>
       </w:r>
     </w:p>
     <w:p>
@@ -15163,6 +15535,19 @@
         <w:rPr>
           <w:rFonts w:hint="eastAsia"/>
         </w:rPr>
+        <w:t>Bearer トークン上の作業対象施設が存在し、未削除であることを確認する。</w:t>
+      </w:r>
+    </w:p>
+    <w:p>
+      <w:pPr>
+        <w:rPr>
+          <w:rFonts w:hint="eastAsia"/>
+        </w:rPr>
+      </w:pPr>
+      <w:r>
+        <w:rPr>
+          <w:rFonts w:hint="eastAsia"/>
+        </w:rPr>
         <w:t>作業対象施設に対する購入管理タブ入口権限を判定する。</w:t>
       </w:r>
     </w:p>
@@ -15225,14 +15610,15 @@
           <w:rFonts w:hint="eastAsia"/>
         </w:rPr>
       </w:pPr>
-      <w:bookmarkStart w:id="19" w:name="_Toc230855575"/>
+      <w:bookmarkStart w:id="20" w:name="_Toc231202910"/>
       <w:r>
         <w:rPr>
           <w:rFonts w:hint="eastAsia"/>
         </w:rPr>
+        <w:lastRenderedPageBreak/>
         <w:t>レスポンス（成功時）</w:t>
       </w:r>
-      <w:bookmarkEnd w:id="19"/>
+      <w:bookmarkEnd w:id="20"/>
     </w:p>
     <w:tbl>
       <w:tblPr>
@@ -15526,7 +15912,6 @@
           </w:tcPr>
           <w:p>
             <w:r>
-              <w:lastRenderedPageBreak/>
               <w:t>permissions</w:t>
             </w:r>
           </w:p>
@@ -15619,14 +16004,14 @@
           <w:rFonts w:hint="eastAsia"/>
         </w:rPr>
       </w:pPr>
-      <w:bookmarkStart w:id="20" w:name="_Toc230855576"/>
+      <w:bookmarkStart w:id="21" w:name="_Toc231202911"/>
       <w:r>
         <w:rPr>
           <w:rFonts w:hint="eastAsia"/>
         </w:rPr>
         <w:t>ステータスコード</w:t>
       </w:r>
-      <w:bookmarkEnd w:id="20"/>
+      <w:bookmarkEnd w:id="21"/>
     </w:p>
     <w:tbl>
       <w:tblPr>
@@ -15823,6 +16208,41 @@
           </w:tcPr>
           <w:p>
             <w:r>
+              <w:t>404</w:t>
+            </w:r>
+          </w:p>
+        </w:tc>
+        <w:tc>
+          <w:tcPr>
+            <w:tcW w:w="1667" w:type="pct"/>
+          </w:tcPr>
+          <w:p>
+            <w:r>
+              <w:rPr>
+                <w:rFonts w:hint="eastAsia"/>
+              </w:rPr>
+              <w:t>作業対象施設なし</w:t>
+            </w:r>
+          </w:p>
+        </w:tc>
+        <w:tc>
+          <w:tcPr>
+            <w:tcW w:w="1667" w:type="pct"/>
+          </w:tcPr>
+          <w:p>
+            <w:r>
+              <w:t>ErrorResponse</w:t>
+            </w:r>
+          </w:p>
+        </w:tc>
+      </w:tr>
+      <w:tr>
+        <w:tc>
+          <w:tcPr>
+            <w:tcW w:w="1666" w:type="pct"/>
+          </w:tcPr>
+          <w:p>
+            <w:r>
               <w:t>500</w:t>
             </w:r>
           </w:p>
@@ -15860,14 +16280,14 @@
           <w:rFonts w:hint="eastAsia"/>
         </w:rPr>
       </w:pPr>
-      <w:bookmarkStart w:id="21" w:name="_Toc230855577"/>
+      <w:bookmarkStart w:id="22" w:name="_Toc231202912"/>
       <w:r>
         <w:rPr>
           <w:rFonts w:hint="eastAsia"/>
         </w:rPr>
         <w:t>購入申請受付一覧取得（/quotation-data-box/purchase-management/applications）</w:t>
       </w:r>
-      <w:bookmarkEnd w:id="21"/>
+      <w:bookmarkEnd w:id="22"/>
     </w:p>
     <w:p>
       <w:pPr>
@@ -15903,6 +16323,7 @@
     </w:p>
     <w:p>
       <w:r>
+        <w:lastRenderedPageBreak/>
         <w:t>Path: /quotation-data-box/purchase-management/applications</w:t>
       </w:r>
     </w:p>
@@ -15926,14 +16347,14 @@
           <w:rFonts w:hint="eastAsia"/>
         </w:rPr>
       </w:pPr>
-      <w:bookmarkStart w:id="22" w:name="_Toc230855578"/>
+      <w:bookmarkStart w:id="23" w:name="_Toc231202913"/>
       <w:r>
         <w:rPr>
           <w:rFonts w:hint="eastAsia"/>
         </w:rPr>
         <w:t>リクエストパラメータ</w:t>
       </w:r>
-      <w:bookmarkEnd w:id="22"/>
+      <w:bookmarkEnd w:id="23"/>
     </w:p>
     <w:tbl>
       <w:tblPr>
@@ -16122,7 +16543,6 @@
           </w:tcPr>
           <w:p>
             <w:r>
-              <w:lastRenderedPageBreak/>
               <w:t>status</w:t>
             </w:r>
           </w:p>
@@ -16582,7 +17002,34 @@
         <w:rPr>
           <w:rFonts w:hint="eastAsia"/>
         </w:rPr>
-        <w:t>認可条件: 購入管理タブ入口は `normal_purchase` / `normal_order` / `normal_acceptance` / `normal_quotation` のいずれかが実効有効であれば参照可能とする</w:t>
+        <w:t>認可条件: 共有システム管理者アカウント（`users.account_type='SYSTEM_ADMIN'`）の場合は、Bearer トークン上の作業対象施設が未削除であることを確認し、通常アカウント向けの担当施設割当・施設提供設定・ユーザー施設別設定による `normal_purchase` / `normal_order` / `normal_acceptance` / `normal_quotation` 判定をバイパスする。`normal_ship_request` はSHIPへ一括依頼ボタンの表示可否として有効扱いにする</w:t>
+      </w:r>
+    </w:p>
+    <w:p>
+      <w:pPr>
+        <w:rPr>
+          <w:rFonts w:hint="eastAsia"/>
+        </w:rPr>
+      </w:pPr>
+      <w:r>
+        <w:rPr>
+          <w:rFonts w:hint="eastAsia"/>
+        </w:rPr>
+        <w:lastRenderedPageBreak/>
+        <w:t>認可条件: 通常アカウントの場合、Bearer トークン上の作業対象施設について `user_facility_assignments` に有効割当があること</w:t>
+      </w:r>
+    </w:p>
+    <w:p>
+      <w:pPr>
+        <w:rPr>
+          <w:rFonts w:hint="eastAsia"/>
+        </w:rPr>
+      </w:pPr>
+      <w:r>
+        <w:rPr>
+          <w:rFonts w:hint="eastAsia"/>
+        </w:rPr>
+        <w:t>認可条件: 通常アカウントの場合、購入管理タブ入口は作業対象施設の `facility_feature_settings` と `user_facility_feature_settings` の両方で `normal_purchase` / `normal_order` / `normal_acceptance` / `normal_quotation` のいずれかが有効であれば参照可能とする</w:t>
       </w:r>
     </w:p>
     <w:p>
@@ -16608,7 +17055,7 @@
         <w:rPr>
           <w:rFonts w:hint="eastAsia"/>
         </w:rPr>
-        <w:t>認可条件: `normal_ship_request` は購入管理タブ表示権限とは独立し、SHIPへ一括依頼ボタンの表示可否だけに使用する</w:t>
+        <w:t>認可条件: 通常アカウントの `normal_ship_request` は購入管理タブ表示権限とは独立し、SHIPへ一括依頼ボタンの表示可否だけに使用する</w:t>
       </w:r>
     </w:p>
     <w:p>
@@ -16635,6 +17082,19 @@
         <w:rPr>
           <w:rFonts w:hint="eastAsia"/>
         </w:rPr>
+        <w:t>Bearer トークン上の作業対象施設が存在し、未削除であることを確認する。</w:t>
+      </w:r>
+    </w:p>
+    <w:p>
+      <w:pPr>
+        <w:rPr>
+          <w:rFonts w:hint="eastAsia"/>
+        </w:rPr>
+      </w:pPr>
+      <w:r>
+        <w:rPr>
+          <w:rFonts w:hint="eastAsia"/>
+        </w:rPr>
         <w:t>`purchase_applications` VIEWを施設スコープ、ステータス、検索条件で絞り込む。</w:t>
       </w:r>
     </w:p>
@@ -16674,7 +17134,6 @@
         <w:rPr>
           <w:rFonts w:hint="eastAsia"/>
         </w:rPr>
-        <w:lastRenderedPageBreak/>
         <w:t>`assets_json`、`attached_files_json`、`rfq_group_ids_json` はAPIレスポンス用の配列へ整形する。</w:t>
       </w:r>
     </w:p>
@@ -16685,14 +17144,14 @@
           <w:rFonts w:hint="eastAsia"/>
         </w:rPr>
       </w:pPr>
-      <w:bookmarkStart w:id="23" w:name="_Toc230855579"/>
+      <w:bookmarkStart w:id="24" w:name="_Toc231202914"/>
       <w:r>
         <w:rPr>
           <w:rFonts w:hint="eastAsia"/>
         </w:rPr>
         <w:t>レスポンス（成功時）</w:t>
       </w:r>
-      <w:bookmarkEnd w:id="23"/>
+      <w:bookmarkEnd w:id="24"/>
     </w:p>
     <w:tbl>
       <w:tblPr>
@@ -17070,6 +17529,7 @@
           </w:tcPr>
           <w:p>
             <w:r>
+              <w:lastRenderedPageBreak/>
               <w:t>items[].requestedByName</w:t>
             </w:r>
           </w:p>
@@ -17475,7 +17935,6 @@
           </w:tcPr>
           <w:p>
             <w:r>
-              <w:lastRenderedPageBreak/>
               <w:t>items[].editListId</w:t>
             </w:r>
           </w:p>
@@ -17568,14 +18027,14 @@
           <w:rFonts w:hint="eastAsia"/>
         </w:rPr>
       </w:pPr>
-      <w:bookmarkStart w:id="24" w:name="_Toc230855580"/>
+      <w:bookmarkStart w:id="25" w:name="_Toc231202915"/>
       <w:r>
         <w:rPr>
           <w:rFonts w:hint="eastAsia"/>
         </w:rPr>
         <w:t>ステータスコード</w:t>
       </w:r>
-      <w:bookmarkEnd w:id="24"/>
+      <w:bookmarkEnd w:id="25"/>
     </w:p>
     <w:tbl>
       <w:tblPr>
@@ -17807,6 +18266,41 @@
           </w:tcPr>
           <w:p>
             <w:r>
+              <w:t>404</w:t>
+            </w:r>
+          </w:p>
+        </w:tc>
+        <w:tc>
+          <w:tcPr>
+            <w:tcW w:w="1667" w:type="pct"/>
+          </w:tcPr>
+          <w:p>
+            <w:r>
+              <w:rPr>
+                <w:rFonts w:hint="eastAsia"/>
+              </w:rPr>
+              <w:t>作業対象施設なし</w:t>
+            </w:r>
+          </w:p>
+        </w:tc>
+        <w:tc>
+          <w:tcPr>
+            <w:tcW w:w="1667" w:type="pct"/>
+          </w:tcPr>
+          <w:p>
+            <w:r>
+              <w:t>ErrorResponse</w:t>
+            </w:r>
+          </w:p>
+        </w:tc>
+      </w:tr>
+      <w:tr>
+        <w:tc>
+          <w:tcPr>
+            <w:tcW w:w="1666" w:type="pct"/>
+          </w:tcPr>
+          <w:p>
+            <w:r>
               <w:t>500</w:t>
             </w:r>
           </w:p>
@@ -17844,14 +18338,15 @@
           <w:rFonts w:hint="eastAsia"/>
         </w:rPr>
       </w:pPr>
-      <w:bookmarkStart w:id="25" w:name="_Toc230855581"/>
+      <w:bookmarkStart w:id="26" w:name="_Toc231202916"/>
       <w:r>
         <w:rPr>
           <w:rFonts w:hint="eastAsia"/>
         </w:rPr>
+        <w:lastRenderedPageBreak/>
         <w:t>購入申請詳細取得（/quotation-data-box/purchase-management/applications/{applicationId}）</w:t>
       </w:r>
-      <w:bookmarkEnd w:id="25"/>
+      <w:bookmarkEnd w:id="26"/>
     </w:p>
     <w:p>
       <w:pPr>
@@ -17910,14 +18405,14 @@
           <w:rFonts w:hint="eastAsia"/>
         </w:rPr>
       </w:pPr>
-      <w:bookmarkStart w:id="26" w:name="_Toc230855582"/>
+      <w:bookmarkStart w:id="27" w:name="_Toc231202917"/>
       <w:r>
         <w:rPr>
           <w:rFonts w:hint="eastAsia"/>
         </w:rPr>
         <w:t>リクエストパラメータ</w:t>
       </w:r>
-      <w:bookmarkEnd w:id="26"/>
+      <w:bookmarkEnd w:id="27"/>
     </w:p>
     <w:tbl>
       <w:tblPr>
@@ -18109,7 +18604,6 @@
         <w:rPr>
           <w:rFonts w:hint="eastAsia"/>
         </w:rPr>
-        <w:lastRenderedPageBreak/>
         <w:t>権限チェック</w:t>
       </w:r>
     </w:p>
@@ -18123,7 +18617,7 @@
         <w:rPr>
           <w:rFonts w:hint="eastAsia"/>
         </w:rPr>
-        <w:t>認可条件: Bearer トークン上の作業対象施設について `user_facility_assignments` に有効割当があること</w:t>
+        <w:t>認可条件: 共有システム管理者アカウント（`users.account_type='SYSTEM_ADMIN'`）の場合は、Bearer トークン上の作業対象施設が未削除であることを確認し、通常アカウント向けの担当施設割当・施設提供設定・ユーザー施設別設定による `normal_purchase` 判定をバイパスする</w:t>
       </w:r>
     </w:p>
     <w:p>
@@ -18136,7 +18630,20 @@
         <w:rPr>
           <w:rFonts w:hint="eastAsia"/>
         </w:rPr>
-        <w:t>認可条件: 対象施設の `facility_feature_settings` と `user_facility_feature_settings` の両方で `normal_purchase` が有効であること</w:t>
+        <w:t>認可条件: 通常アカウントの場合、Bearer トークン上の作業対象施設について `user_facility_assignments` に有効割当があること</w:t>
+      </w:r>
+    </w:p>
+    <w:p>
+      <w:pPr>
+        <w:rPr>
+          <w:rFonts w:hint="eastAsia"/>
+        </w:rPr>
+      </w:pPr>
+      <w:r>
+        <w:rPr>
+          <w:rFonts w:hint="eastAsia"/>
+        </w:rPr>
+        <w:t>認可条件: 通常アカウントの場合、作業対象施設の `facility_feature_settings` と `user_facility_feature_settings` の両方で `normal_purchase` が有効であること</w:t>
       </w:r>
     </w:p>
     <w:p>
@@ -18163,6 +18670,19 @@
         <w:rPr>
           <w:rFonts w:hint="eastAsia"/>
         </w:rPr>
+        <w:t>Bearer トークン上の作業対象施設が存在し、未削除であることを確認する。</w:t>
+      </w:r>
+    </w:p>
+    <w:p>
+      <w:pPr>
+        <w:rPr>
+          <w:rFonts w:hint="eastAsia"/>
+        </w:rPr>
+      </w:pPr>
+      <w:r>
+        <w:rPr>
+          <w:rFonts w:hint="eastAsia"/>
+        </w:rPr>
         <w:t>`applications.application_type='PURCHASE'`、施設スコープ内、`deleted_at IS NULL` を検証する。</w:t>
       </w:r>
     </w:p>
@@ -18189,6 +18709,7 @@
         <w:rPr>
           <w:rFonts w:hint="eastAsia"/>
         </w:rPr>
+        <w:lastRenderedPageBreak/>
         <w:t>更新購入の場合は `application_assets.replacement_action` を返し、資産登録完了時の後処理方針を確認できるようにする。</w:t>
       </w:r>
     </w:p>
@@ -18199,14 +18720,14 @@
           <w:rFonts w:hint="eastAsia"/>
         </w:rPr>
       </w:pPr>
-      <w:bookmarkStart w:id="27" w:name="_Toc230855583"/>
+      <w:bookmarkStart w:id="28" w:name="_Toc231202918"/>
       <w:r>
         <w:rPr>
           <w:rFonts w:hint="eastAsia"/>
         </w:rPr>
         <w:t>レスポンス（成功時）</w:t>
       </w:r>
-      <w:bookmarkEnd w:id="27"/>
+      <w:bookmarkEnd w:id="28"/>
     </w:p>
     <w:tbl>
       <w:tblPr>
@@ -18716,7 +19237,6 @@
           </w:tcPr>
           <w:p>
             <w:r>
-              <w:lastRenderedPageBreak/>
               <w:t>assets</w:t>
             </w:r>
           </w:p>
@@ -18903,6 +19423,7 @@
         <w:rPr>
           <w:rFonts w:hint="eastAsia"/>
         </w:rPr>
+        <w:lastRenderedPageBreak/>
         <w:t>assets要素（PurchaseApplicationAsset）</w:t>
       </w:r>
     </w:p>
@@ -19625,91 +20146,95 @@
           </w:tcPr>
           <w:p>
             <w:r>
+              <w:t>ownerType</w:t>
+            </w:r>
+          </w:p>
+        </w:tc>
+        <w:tc>
+          <w:tcPr>
+            <w:tcW w:w="1250" w:type="pct"/>
+          </w:tcPr>
+          <w:p>
+            <w:r>
+              <w:t>string</w:t>
+            </w:r>
+          </w:p>
+        </w:tc>
+        <w:tc>
+          <w:tcPr>
+            <w:tcW w:w="1250" w:type="pct"/>
+          </w:tcPr>
+          <w:p>
+            <w:r>
+              <w:t>✓</w:t>
+            </w:r>
+          </w:p>
+        </w:tc>
+        <w:tc>
+          <w:tcPr>
+            <w:tcW w:w="1250" w:type="pct"/>
+          </w:tcPr>
+          <w:p>
+            <w:r>
+              <w:t>`APPLICATION` / `RFQ` / `RFQ_VENDOR` / `QUOTATION` / `ASSET_LEDGER`</w:t>
+            </w:r>
+          </w:p>
+        </w:tc>
+      </w:tr>
+      <w:tr>
+        <w:tc>
+          <w:tcPr>
+            <w:tcW w:w="1250" w:type="pct"/>
+          </w:tcPr>
+          <w:p>
+            <w:r>
+              <w:t>documentCategory</w:t>
+            </w:r>
+          </w:p>
+        </w:tc>
+        <w:tc>
+          <w:tcPr>
+            <w:tcW w:w="1250" w:type="pct"/>
+          </w:tcPr>
+          <w:p>
+            <w:r>
+              <w:t>string</w:t>
+            </w:r>
+          </w:p>
+        </w:tc>
+        <w:tc>
+          <w:tcPr>
+            <w:tcW w:w="1250" w:type="pct"/>
+          </w:tcPr>
+          <w:p>
+            <w:r>
+              <w:t>✓</w:t>
+            </w:r>
+          </w:p>
+        </w:tc>
+        <w:tc>
+          <w:tcPr>
+            <w:tcW w:w="1250" w:type="pct"/>
+          </w:tcPr>
+          <w:p>
+            <w:r>
+              <w:t>`REQUEST_ATTACHMENT` / `RFQ_REQUEST` / `QUOTATION` / `ORDER` / `ACCEPTANCE</w:t>
+            </w:r>
+            <w:r>
               <w:lastRenderedPageBreak/>
-              <w:t>ownerType</w:t>
-            </w:r>
-          </w:p>
-        </w:tc>
-        <w:tc>
-          <w:tcPr>
-            <w:tcW w:w="1250" w:type="pct"/>
-          </w:tcPr>
-          <w:p>
-            <w:r>
-              <w:t>string</w:t>
-            </w:r>
-          </w:p>
-        </w:tc>
-        <w:tc>
-          <w:tcPr>
-            <w:tcW w:w="1250" w:type="pct"/>
-          </w:tcPr>
-          <w:p>
-            <w:r>
-              <w:t>✓</w:t>
-            </w:r>
-          </w:p>
-        </w:tc>
-        <w:tc>
-          <w:tcPr>
-            <w:tcW w:w="1250" w:type="pct"/>
-          </w:tcPr>
-          <w:p>
-            <w:r>
-              <w:t>`APPLICATION` / `RFQ` / `RFQ_VENDOR` / `QUOTATION` / `ASSET_LEDGER`</w:t>
-            </w:r>
-          </w:p>
-        </w:tc>
-      </w:tr>
-      <w:tr>
-        <w:tc>
-          <w:tcPr>
-            <w:tcW w:w="1250" w:type="pct"/>
-          </w:tcPr>
-          <w:p>
-            <w:r>
-              <w:t>documentCategory</w:t>
-            </w:r>
-          </w:p>
-        </w:tc>
-        <w:tc>
-          <w:tcPr>
-            <w:tcW w:w="1250" w:type="pct"/>
-          </w:tcPr>
-          <w:p>
-            <w:r>
-              <w:t>string</w:t>
-            </w:r>
-          </w:p>
-        </w:tc>
-        <w:tc>
-          <w:tcPr>
-            <w:tcW w:w="1250" w:type="pct"/>
-          </w:tcPr>
-          <w:p>
-            <w:r>
-              <w:t>✓</w:t>
-            </w:r>
-          </w:p>
-        </w:tc>
-        <w:tc>
-          <w:tcPr>
-            <w:tcW w:w="1250" w:type="pct"/>
-          </w:tcPr>
-          <w:p>
-            <w:r>
-              <w:t>`REQUEST_ATTACHMENT` / `RFQ_REQUEST` / `QUOTATION` / `ORDER` / `ACCEPTANCE` / `PHOTO` / `OTHER`</w:t>
-            </w:r>
-          </w:p>
-        </w:tc>
-      </w:tr>
-      <w:tr>
-        <w:tc>
-          <w:tcPr>
-            <w:tcW w:w="1250" w:type="pct"/>
-          </w:tcPr>
-          <w:p>
-            <w:r>
+              <w:t>` / `PHOTO` / `OTHER`</w:t>
+            </w:r>
+          </w:p>
+        </w:tc>
+      </w:tr>
+      <w:tr>
+        <w:tc>
+          <w:tcPr>
+            <w:tcW w:w="1250" w:type="pct"/>
+          </w:tcPr>
+          <w:p>
+            <w:r>
+              <w:lastRenderedPageBreak/>
               <w:t>documentType</w:t>
             </w:r>
           </w:p>
@@ -20027,14 +20552,14 @@
           <w:rFonts w:hint="eastAsia"/>
         </w:rPr>
       </w:pPr>
-      <w:bookmarkStart w:id="28" w:name="_Toc230855584"/>
+      <w:bookmarkStart w:id="29" w:name="_Toc231202919"/>
       <w:r>
         <w:rPr>
           <w:rFonts w:hint="eastAsia"/>
         </w:rPr>
         <w:t>ステータスコード</w:t>
       </w:r>
-      <w:bookmarkEnd w:id="28"/>
+      <w:bookmarkEnd w:id="29"/>
     </w:p>
     <w:tbl>
       <w:tblPr>
@@ -20303,14 +20828,14 @@
           <w:rFonts w:hint="eastAsia"/>
         </w:rPr>
       </w:pPr>
-      <w:bookmarkStart w:id="29" w:name="_Toc230855585"/>
+      <w:bookmarkStart w:id="30" w:name="_Toc231202920"/>
       <w:r>
         <w:rPr>
           <w:rFonts w:hint="eastAsia"/>
         </w:rPr>
         <w:t>購入申請却下（/quotation-data-box/purchase-management/applications/{applicationId}/reject）</w:t>
       </w:r>
-      <w:bookmarkEnd w:id="29"/>
+      <w:bookmarkEnd w:id="30"/>
     </w:p>
     <w:p>
       <w:pPr>
@@ -20346,6 +20871,7 @@
     </w:p>
     <w:p>
       <w:r>
+        <w:lastRenderedPageBreak/>
         <w:t>Path: /quotation-data-box/purchase-management/applications/{applicationId}/reject</w:t>
       </w:r>
     </w:p>
@@ -20369,14 +20895,14 @@
           <w:rFonts w:hint="eastAsia"/>
         </w:rPr>
       </w:pPr>
-      <w:bookmarkStart w:id="30" w:name="_Toc230855586"/>
+      <w:bookmarkStart w:id="31" w:name="_Toc231202921"/>
       <w:r>
         <w:rPr>
           <w:rFonts w:hint="eastAsia"/>
         </w:rPr>
         <w:t>リクエストパラメータ</w:t>
       </w:r>
-      <w:bookmarkEnd w:id="30"/>
+      <w:bookmarkEnd w:id="31"/>
     </w:p>
     <w:tbl>
       <w:tblPr>
@@ -20564,14 +21090,14 @@
           <w:rFonts w:hint="eastAsia"/>
         </w:rPr>
       </w:pPr>
-      <w:bookmarkStart w:id="31" w:name="_Toc230855587"/>
+      <w:bookmarkStart w:id="32" w:name="_Toc231202922"/>
       <w:r>
         <w:rPr>
           <w:rFonts w:hint="eastAsia"/>
         </w:rPr>
         <w:t>リクエストボディ</w:t>
       </w:r>
-      <w:bookmarkEnd w:id="31"/>
+      <w:bookmarkEnd w:id="32"/>
     </w:p>
     <w:tbl>
       <w:tblPr>
@@ -20794,7 +21320,7 @@
         <w:rPr>
           <w:rFonts w:hint="eastAsia"/>
         </w:rPr>
-        <w:t>認可条件: Bearer トークン上の作業対象施設について `user_facility_assignments` に有効割当があること</w:t>
+        <w:t>認可条件: 共有システム管理者アカウント（`users.account_type='SYSTEM_ADMIN'`）の場合は、Bearer トークン上の作業対象施設が未削除であることを確認し、通常アカウント向けの担当施設割当・施設提供設定・ユーザー施設別設定による `normal_purchase` 判定をバイパスする</w:t>
       </w:r>
     </w:p>
     <w:p>
@@ -20807,8 +21333,20 @@
         <w:rPr>
           <w:rFonts w:hint="eastAsia"/>
         </w:rPr>
-        <w:lastRenderedPageBreak/>
-        <w:t>認可条件: 対象施設の `facility_feature_settings` と `user_facility_feature_settings` の両方で `normal_purchase` が有効であること</w:t>
+        <w:t>認可条件: 通常アカウントの場合、Bearer トークン上の作業対象施設について `user_facility_assignments` に有効割当があること</w:t>
+      </w:r>
+    </w:p>
+    <w:p>
+      <w:pPr>
+        <w:rPr>
+          <w:rFonts w:hint="eastAsia"/>
+        </w:rPr>
+      </w:pPr>
+      <w:r>
+        <w:rPr>
+          <w:rFonts w:hint="eastAsia"/>
+        </w:rPr>
+        <w:t>認可条件: 通常アカウントの場合、作業対象施設の `facility_feature_settings` と `user_facility_feature_settings` の両方で `normal_purchase` が有効であること</w:t>
       </w:r>
     </w:p>
     <w:p>
@@ -20835,6 +21373,20 @@
         <w:rPr>
           <w:rFonts w:hint="eastAsia"/>
         </w:rPr>
+        <w:t>Bearer トークン上の作業対象施設が存在し、未削除であることを確認する。</w:t>
+      </w:r>
+    </w:p>
+    <w:p>
+      <w:pPr>
+        <w:rPr>
+          <w:rFonts w:hint="eastAsia"/>
+        </w:rPr>
+      </w:pPr>
+      <w:r>
+        <w:rPr>
+          <w:rFonts w:hint="eastAsia"/>
+        </w:rPr>
+        <w:lastRenderedPageBreak/>
         <w:t>`applications.application_type='PURCHASE'`、`status='申請中'`、`edit_list_id IS NULL` を検証する。</w:t>
       </w:r>
     </w:p>
@@ -20884,14 +21436,14 @@
           <w:rFonts w:hint="eastAsia"/>
         </w:rPr>
       </w:pPr>
-      <w:bookmarkStart w:id="32" w:name="_Toc230855588"/>
+      <w:bookmarkStart w:id="33" w:name="_Toc231202923"/>
       <w:r>
         <w:rPr>
           <w:rFonts w:hint="eastAsia"/>
         </w:rPr>
         <w:t>レスポンス（成功時）</w:t>
       </w:r>
-      <w:bookmarkEnd w:id="32"/>
+      <w:bookmarkEnd w:id="33"/>
     </w:p>
     <w:tbl>
       <w:tblPr>
@@ -21142,14 +21694,14 @@
           <w:rFonts w:hint="eastAsia"/>
         </w:rPr>
       </w:pPr>
-      <w:bookmarkStart w:id="33" w:name="_Toc230855589"/>
+      <w:bookmarkStart w:id="34" w:name="_Toc231202924"/>
       <w:r>
         <w:rPr>
           <w:rFonts w:hint="eastAsia"/>
         </w:rPr>
         <w:t>ステータスコード</w:t>
       </w:r>
-      <w:bookmarkEnd w:id="33"/>
+      <w:bookmarkEnd w:id="34"/>
     </w:p>
     <w:tbl>
       <w:tblPr>
@@ -21453,15 +22005,14 @@
           <w:rFonts w:hint="eastAsia"/>
         </w:rPr>
       </w:pPr>
-      <w:bookmarkStart w:id="34" w:name="_Toc230855590"/>
+      <w:bookmarkStart w:id="35" w:name="_Toc231202925"/>
       <w:r>
         <w:rPr>
           <w:rFonts w:hint="eastAsia"/>
         </w:rPr>
-        <w:lastRenderedPageBreak/>
         <w:t>編集リスト候補取得（/quotation-data-box/purchase-management/edit-list-candidates）</w:t>
       </w:r>
-      <w:bookmarkEnd w:id="34"/>
+      <w:bookmarkEnd w:id="35"/>
     </w:p>
     <w:p>
       <w:pPr>
@@ -21487,6 +22038,7 @@
         <w:rPr>
           <w:rFonts w:hint="eastAsia"/>
         </w:rPr>
+        <w:lastRenderedPageBreak/>
         <w:t>エンドポイント</w:t>
       </w:r>
     </w:p>
@@ -21520,14 +22072,14 @@
           <w:rFonts w:hint="eastAsia"/>
         </w:rPr>
       </w:pPr>
-      <w:bookmarkStart w:id="35" w:name="_Toc230855591"/>
+      <w:bookmarkStart w:id="36" w:name="_Toc231202926"/>
       <w:r>
         <w:rPr>
           <w:rFonts w:hint="eastAsia"/>
         </w:rPr>
         <w:t>リクエストパラメータ</w:t>
       </w:r>
-      <w:bookmarkEnd w:id="35"/>
+      <w:bookmarkEnd w:id="36"/>
     </w:p>
     <w:tbl>
       <w:tblPr>
@@ -21955,7 +22507,7 @@
         <w:rPr>
           <w:rFonts w:hint="eastAsia"/>
         </w:rPr>
-        <w:t>認可条件: Bearer トークン上の作業対象施設について `user_facility_assignments` に有効割当があること</w:t>
+        <w:t>認可条件: 共有システム管理者アカウント（`users.account_type='SYSTEM_ADMIN'`）の場合は、Bearer トークン上の作業対象施設が未削除であることを確認し、通常アカウント向けの担当施設割当・施設提供設定・ユーザー施設別設定による `normal_purchase` 判定をバイパスする</w:t>
       </w:r>
     </w:p>
     <w:p>
@@ -21968,11 +22520,24 @@
         <w:rPr>
           <w:rFonts w:hint="eastAsia"/>
         </w:rPr>
-        <w:t>認可条件: 対象施設の `facility_feature_settings` と `user_facility_feature_settings` の両方で `normal_purchase` が有効であること</w:t>
+        <w:t>認可条件: 通常アカウントの場合、Bearer トークン上の作業対象施設について `user_facility_assignments` に有効割当があること</w:t>
       </w:r>
     </w:p>
     <w:p>
       <w:pPr>
+        <w:rPr>
+          <w:rFonts w:hint="eastAsia"/>
+        </w:rPr>
+      </w:pPr>
+      <w:r>
+        <w:rPr>
+          <w:rFonts w:hint="eastAsia"/>
+        </w:rPr>
+        <w:t>認可条件: 通常アカウントの場合、作業対象施設の `facility_feature_settings` と `user_facility_feature_settings` の両方で `normal_purchase` が有効であること</w:t>
+      </w:r>
+    </w:p>
+    <w:p>
+      <w:pPr>
         <w:pStyle w:val="4"/>
         <w:rPr>
           <w:rFonts w:hint="eastAsia"/>
@@ -21982,7 +22547,6 @@
         <w:rPr>
           <w:rFonts w:hint="eastAsia"/>
         </w:rPr>
-        <w:lastRenderedPageBreak/>
         <w:t>処理仕様</w:t>
       </w:r>
     </w:p>
@@ -21996,6 +22560,19 @@
         <w:rPr>
           <w:rFonts w:hint="eastAsia"/>
         </w:rPr>
+        <w:t>Bearer トークン上の作業対象施設が存在し、未削除であることを確認する。</w:t>
+      </w:r>
+    </w:p>
+    <w:p>
+      <w:pPr>
+        <w:rPr>
+          <w:rFonts w:hint="eastAsia"/>
+        </w:rPr>
+      </w:pPr>
+      <w:r>
+        <w:rPr>
+          <w:rFonts w:hint="eastAsia"/>
+        </w:rPr>
         <w:t>`edit_lists.list_type='PURCHASE'`、`deleted_at IS NULL`、`closed_at IS NULL` の編集リストだけを候補にする。</w:t>
       </w:r>
     </w:p>
@@ -22009,6 +22586,7 @@
         <w:rPr>
           <w:rFonts w:hint="eastAsia"/>
         </w:rPr>
+        <w:lastRenderedPageBreak/>
         <w:t>対象施設は `edit_list_facilities` に作業対象施設を含むリストに限定する。</w:t>
       </w:r>
     </w:p>
@@ -22045,14 +22623,14 @@
           <w:rFonts w:hint="eastAsia"/>
         </w:rPr>
       </w:pPr>
-      <w:bookmarkStart w:id="36" w:name="_Toc230855592"/>
+      <w:bookmarkStart w:id="37" w:name="_Toc231202927"/>
       <w:r>
         <w:rPr>
           <w:rFonts w:hint="eastAsia"/>
         </w:rPr>
         <w:t>レスポンス（成功時）</w:t>
       </w:r>
-      <w:bookmarkEnd w:id="36"/>
+      <w:bookmarkEnd w:id="37"/>
     </w:p>
     <w:tbl>
       <w:tblPr>
@@ -22570,14 +23148,14 @@
           <w:rFonts w:hint="eastAsia"/>
         </w:rPr>
       </w:pPr>
-      <w:bookmarkStart w:id="37" w:name="_Toc230855593"/>
+      <w:bookmarkStart w:id="38" w:name="_Toc231202928"/>
       <w:r>
         <w:rPr>
           <w:rFonts w:hint="eastAsia"/>
         </w:rPr>
         <w:t>ステータスコード</w:t>
       </w:r>
-      <w:bookmarkEnd w:id="37"/>
+      <w:bookmarkEnd w:id="38"/>
     </w:p>
     <w:tbl>
       <w:tblPr>
@@ -22739,7 +23317,6 @@
           </w:tcPr>
           <w:p>
             <w:r>
-              <w:lastRenderedPageBreak/>
               <w:t>403</w:t>
             </w:r>
           </w:p>
@@ -22754,6 +23331,41 @@
                 <w:rFonts w:hint="eastAsia"/>
               </w:rPr>
               <w:t>実効 `normal_purchase` なし</w:t>
+            </w:r>
+          </w:p>
+        </w:tc>
+        <w:tc>
+          <w:tcPr>
+            <w:tcW w:w="1667" w:type="pct"/>
+          </w:tcPr>
+          <w:p>
+            <w:r>
+              <w:t>ErrorResponse</w:t>
+            </w:r>
+          </w:p>
+        </w:tc>
+      </w:tr>
+      <w:tr>
+        <w:tc>
+          <w:tcPr>
+            <w:tcW w:w="1666" w:type="pct"/>
+          </w:tcPr>
+          <w:p>
+            <w:r>
+              <w:t>404</w:t>
+            </w:r>
+          </w:p>
+        </w:tc>
+        <w:tc>
+          <w:tcPr>
+            <w:tcW w:w="1667" w:type="pct"/>
+          </w:tcPr>
+          <w:p>
+            <w:r>
+              <w:rPr>
+                <w:rFonts w:hint="eastAsia"/>
+              </w:rPr>
+              <w:t>作業対象施設なし</w:t>
             </w:r>
           </w:p>
         </w:tc>
@@ -22812,14 +23424,14 @@
           <w:rFonts w:hint="eastAsia"/>
         </w:rPr>
       </w:pPr>
-      <w:bookmarkStart w:id="38" w:name="_Toc230855594"/>
+      <w:bookmarkStart w:id="39" w:name="_Toc231202929"/>
       <w:r>
         <w:rPr>
           <w:rFonts w:hint="eastAsia"/>
         </w:rPr>
         <w:t>編集リスト新規作成・購入申請取り込み（/quotation-data-box/purchase-management/edit-lists）</w:t>
       </w:r>
-      <w:bookmarkEnd w:id="38"/>
+      <w:bookmarkEnd w:id="39"/>
     </w:p>
     <w:p>
       <w:pPr>
@@ -22878,14 +23490,14 @@
           <w:rFonts w:hint="eastAsia"/>
         </w:rPr>
       </w:pPr>
-      <w:bookmarkStart w:id="39" w:name="_Toc230855595"/>
+      <w:bookmarkStart w:id="40" w:name="_Toc231202930"/>
       <w:r>
         <w:rPr>
           <w:rFonts w:hint="eastAsia"/>
         </w:rPr>
         <w:t>リクエストボディ</w:t>
       </w:r>
-      <w:bookmarkEnd w:id="39"/>
+      <w:bookmarkEnd w:id="40"/>
     </w:p>
     <w:tbl>
       <w:tblPr>
@@ -23243,7 +23855,7 @@
         <w:rPr>
           <w:rFonts w:hint="eastAsia"/>
         </w:rPr>
-        <w:t>認可条件: Bearer トークン上の作業対象施設について `user_facility_assignments` に有効割当があること</w:t>
+        <w:t>認可条件: 共有システム管理者アカウント（`users.account_type='SYSTEM_ADMIN'`）の場合は、Bearer トークン上の作業対象施設が未削除であることを確認し、通常アカウント向けの担当施設割当・施設提供設定・ユーザー施設別設定による `normal_purchase` 判定をバイパスする</w:t>
       </w:r>
     </w:p>
     <w:p>
@@ -23256,7 +23868,20 @@
         <w:rPr>
           <w:rFonts w:hint="eastAsia"/>
         </w:rPr>
-        <w:t>認可条件: 対象施設の `facility_feature_settings` と `user_facility_feature_settings` の両方で `normal_purchase` が有効であること</w:t>
+        <w:t>認可条件: 通常アカウントの場合、Bearer トークン上の作業対象施設について `user_facility_assignments` に有効割当があること</w:t>
+      </w:r>
+    </w:p>
+    <w:p>
+      <w:pPr>
+        <w:rPr>
+          <w:rFonts w:hint="eastAsia"/>
+        </w:rPr>
+      </w:pPr>
+      <w:r>
+        <w:rPr>
+          <w:rFonts w:hint="eastAsia"/>
+        </w:rPr>
+        <w:t>認可条件: 通常アカウントの場合、作業対象施設の `facility_feature_settings` と `user_facility_feature_settings` の両方で `normal_purchase` が有効であること</w:t>
       </w:r>
     </w:p>
     <w:p>
@@ -23284,6 +23909,19 @@
         <w:rPr>
           <w:rFonts w:hint="eastAsia"/>
         </w:rPr>
+        <w:t>Bearer トークン上の作業対象施設が存在し、未削除であることを確認する。</w:t>
+      </w:r>
+    </w:p>
+    <w:p>
+      <w:pPr>
+        <w:rPr>
+          <w:rFonts w:hint="eastAsia"/>
+        </w:rPr>
+      </w:pPr>
+      <w:r>
+        <w:rPr>
+          <w:rFonts w:hint="eastAsia"/>
+        </w:rPr>
         <w:t>対象施設すべてに対する担当施設権限と `normal_purchase` 実効権限を検証する。</w:t>
       </w:r>
     </w:p>
@@ -23372,14 +24010,14 @@
           <w:rFonts w:hint="eastAsia"/>
         </w:rPr>
       </w:pPr>
-      <w:bookmarkStart w:id="40" w:name="_Toc230855596"/>
+      <w:bookmarkStart w:id="41" w:name="_Toc231202931"/>
       <w:r>
         <w:rPr>
           <w:rFonts w:hint="eastAsia"/>
         </w:rPr>
         <w:t>レスポンス（成功時）</w:t>
       </w:r>
-      <w:bookmarkEnd w:id="40"/>
+      <w:bookmarkEnd w:id="41"/>
     </w:p>
     <w:tbl>
       <w:tblPr>
@@ -23810,14 +24448,14 @@
           <w:rFonts w:hint="eastAsia"/>
         </w:rPr>
       </w:pPr>
-      <w:bookmarkStart w:id="41" w:name="_Toc230855597"/>
+      <w:bookmarkStart w:id="42" w:name="_Toc231202932"/>
       <w:r>
         <w:rPr>
           <w:rFonts w:hint="eastAsia"/>
         </w:rPr>
         <w:t>ステータスコード</w:t>
       </w:r>
-      <w:bookmarkEnd w:id="41"/>
+      <w:bookmarkEnd w:id="42"/>
     </w:p>
     <w:tbl>
       <w:tblPr>
@@ -23944,6 +24582,7 @@
           </w:tcPr>
           <w:p>
             <w:r>
+              <w:lastRenderedPageBreak/>
               <w:t>400</w:t>
             </w:r>
           </w:p>
@@ -23979,7 +24618,6 @@
           </w:tcPr>
           <w:p>
             <w:r>
-              <w:lastRenderedPageBreak/>
               <w:t>401</w:t>
             </w:r>
           </w:p>
@@ -24122,14 +24760,14 @@
           <w:rFonts w:hint="eastAsia"/>
         </w:rPr>
       </w:pPr>
-      <w:bookmarkStart w:id="42" w:name="_Toc230855598"/>
+      <w:bookmarkStart w:id="43" w:name="_Toc231202933"/>
       <w:r>
         <w:rPr>
           <w:rFonts w:hint="eastAsia"/>
         </w:rPr>
         <w:t>既存編集リストへの購入申請取り込み（/quotation-data-box/purchase-management/edit-lists/{editListId}/import-applications）</w:t>
       </w:r>
-      <w:bookmarkEnd w:id="42"/>
+      <w:bookmarkEnd w:id="43"/>
     </w:p>
     <w:p>
       <w:pPr>
@@ -24188,14 +24826,14 @@
           <w:rFonts w:hint="eastAsia"/>
         </w:rPr>
       </w:pPr>
-      <w:bookmarkStart w:id="43" w:name="_Toc230855599"/>
+      <w:bookmarkStart w:id="44" w:name="_Toc231202934"/>
       <w:r>
         <w:rPr>
           <w:rFonts w:hint="eastAsia"/>
         </w:rPr>
         <w:t>リクエストパラメータ</w:t>
       </w:r>
-      <w:bookmarkEnd w:id="43"/>
+      <w:bookmarkEnd w:id="44"/>
     </w:p>
     <w:tbl>
       <w:tblPr>
@@ -24383,14 +25021,14 @@
           <w:rFonts w:hint="eastAsia"/>
         </w:rPr>
       </w:pPr>
-      <w:bookmarkStart w:id="44" w:name="_Toc230855600"/>
+      <w:bookmarkStart w:id="45" w:name="_Toc231202935"/>
       <w:r>
         <w:rPr>
           <w:rFonts w:hint="eastAsia"/>
         </w:rPr>
         <w:t>リクエストボディ</w:t>
       </w:r>
-      <w:bookmarkEnd w:id="44"/>
+      <w:bookmarkEnd w:id="45"/>
     </w:p>
     <w:tbl>
       <w:tblPr>
@@ -24594,6 +25232,7 @@
           </w:tcPr>
           <w:p>
             <w:r>
+              <w:lastRenderedPageBreak/>
               <w:t>idempotencyKey</w:t>
             </w:r>
           </w:p>
@@ -24658,7 +25297,7 @@
         <w:rPr>
           <w:rFonts w:hint="eastAsia"/>
         </w:rPr>
-        <w:t>認可条件: Bearer トークン上の作業対象施設について `user_facility_assignments` に有効割当があること</w:t>
+        <w:t>認可条件: 共有システム管理者アカウント（`users.account_type='SYSTEM_ADMIN'`）の場合は、Bearer トークン上の作業対象施設が未削除であることを確認し、通常アカウント向けの担当施設割当・施設提供設定・ユーザー施設別設定による `normal_purchase` 判定をバイパスする</w:t>
       </w:r>
     </w:p>
     <w:p>
@@ -24671,7 +25310,20 @@
         <w:rPr>
           <w:rFonts w:hint="eastAsia"/>
         </w:rPr>
-        <w:t>認可条件: 対象施設の `facility_feature_settings` と `user_facility_feature_settings` の両方で `normal_purchase` が有効であること</w:t>
+        <w:t>認可条件: 通常アカウントの場合、Bearer トークン上の作業対象施設について `user_facility_assignments` に有効割当があること</w:t>
+      </w:r>
+    </w:p>
+    <w:p>
+      <w:pPr>
+        <w:rPr>
+          <w:rFonts w:hint="eastAsia"/>
+        </w:rPr>
+      </w:pPr>
+      <w:r>
+        <w:rPr>
+          <w:rFonts w:hint="eastAsia"/>
+        </w:rPr>
+        <w:t>認可条件: 通常アカウントの場合、作業対象施設の `facility_feature_settings` と `user_facility_feature_settings` の両方で `normal_purchase` が有効であること</w:t>
       </w:r>
     </w:p>
     <w:p>
@@ -24698,6 +25350,19 @@
         <w:rPr>
           <w:rFonts w:hint="eastAsia"/>
         </w:rPr>
+        <w:t>Bearer トークン上の作業対象施設が存在し、未削除であることを確認する。</w:t>
+      </w:r>
+    </w:p>
+    <w:p>
+      <w:pPr>
+        <w:rPr>
+          <w:rFonts w:hint="eastAsia"/>
+        </w:rPr>
+      </w:pPr>
+      <w:r>
+        <w:rPr>
+          <w:rFonts w:hint="eastAsia"/>
+        </w:rPr>
         <w:t>`edit_lists.list_type='PURCHASE'`、`deleted_at IS NULL`、対象施設スコープ内であることを検証する。</w:t>
       </w:r>
     </w:p>
@@ -24773,14 +25438,14 @@
           <w:rFonts w:hint="eastAsia"/>
         </w:rPr>
       </w:pPr>
-      <w:bookmarkStart w:id="45" w:name="_Toc230855601"/>
+      <w:bookmarkStart w:id="46" w:name="_Toc231202936"/>
       <w:r>
         <w:rPr>
           <w:rFonts w:hint="eastAsia"/>
         </w:rPr>
         <w:t>レスポンス（成功時）</w:t>
       </w:r>
-      <w:bookmarkEnd w:id="45"/>
+      <w:bookmarkEnd w:id="46"/>
     </w:p>
     <w:tbl>
       <w:tblPr>
@@ -24984,6 +25649,7 @@
           </w:tcPr>
           <w:p>
             <w:r>
+              <w:lastRenderedPageBreak/>
               <w:t>applicationItemCount</w:t>
             </w:r>
           </w:p>
@@ -25121,15 +25787,14 @@
           <w:rFonts w:hint="eastAsia"/>
         </w:rPr>
       </w:pPr>
-      <w:bookmarkStart w:id="46" w:name="_Toc230855602"/>
+      <w:bookmarkStart w:id="47" w:name="_Toc231202937"/>
       <w:r>
         <w:rPr>
           <w:rFonts w:hint="eastAsia"/>
         </w:rPr>
-        <w:lastRenderedPageBreak/>
         <w:t>ステータスコード</w:t>
       </w:r>
-      <w:bookmarkEnd w:id="46"/>
+      <w:bookmarkEnd w:id="47"/>
     </w:p>
     <w:tbl>
       <w:tblPr>
@@ -25433,14 +26098,14 @@
           <w:rFonts w:hint="eastAsia"/>
         </w:rPr>
       </w:pPr>
-      <w:bookmarkStart w:id="47" w:name="_Toc230855603"/>
+      <w:bookmarkStart w:id="48" w:name="_Toc231202938"/>
       <w:r>
         <w:rPr>
           <w:rFonts w:hint="eastAsia"/>
         </w:rPr>
         <w:t>購入管理RFQ一覧取得（/quotation-data-box/rfq-groups）</w:t>
       </w:r>
-      <w:bookmarkEnd w:id="47"/>
+      <w:bookmarkEnd w:id="48"/>
     </w:p>
     <w:p>
       <w:pPr>
@@ -25499,14 +26164,15 @@
           <w:rFonts w:hint="eastAsia"/>
         </w:rPr>
       </w:pPr>
-      <w:bookmarkStart w:id="48" w:name="_Toc230855604"/>
+      <w:bookmarkStart w:id="49" w:name="_Toc231202939"/>
       <w:r>
         <w:rPr>
           <w:rFonts w:hint="eastAsia"/>
         </w:rPr>
+        <w:lastRenderedPageBreak/>
         <w:t>リクエストパラメータ</w:t>
       </w:r>
-      <w:bookmarkEnd w:id="48"/>
+      <w:bookmarkEnd w:id="49"/>
     </w:p>
     <w:tbl>
       <w:tblPr>
@@ -25790,11 +26456,7 @@
           </w:tcPr>
           <w:p>
             <w:r>
-              <w:t>`ALL` / `QUOTE` / `ORDER</w:t>
-            </w:r>
-            <w:r>
-              <w:lastRenderedPageBreak/>
-              <w:t>` / `DELIVERY` / `ACCEPTANCE` / `ASSET_REGISTRATION`</w:t>
+              <w:t>`ALL` / `QUOTE` / `ORDER` / `DELIVERY` / `ACCEPTANCE` / `ASSET_REGISTRATION`</w:t>
             </w:r>
           </w:p>
         </w:tc>
@@ -25806,7 +26468,6 @@
           </w:tcPr>
           <w:p>
             <w:r>
-              <w:lastRenderedPageBreak/>
               <w:t>keyword</w:t>
             </w:r>
           </w:p>
@@ -26046,7 +26707,34 @@
         <w:rPr>
           <w:rFonts w:hint="eastAsia"/>
         </w:rPr>
-        <w:t>認可条件: 購入管理タブ入口は `normal_purchase` / `normal_order` / `normal_acceptance` / `normal_quotation` のいずれかが実効有効であれば参照可能とする</w:t>
+        <w:t>認可条件: 共有システム管理者アカウント（`users.account_type='SYSTEM_ADMIN'`）の場合は、Bearer トークン上の作業対象施設が未削除であることを確認し、通常アカウント向けの担当施設割当・施設提供設定・ユーザー施設別設定による `normal_purchase` / `normal_order` / `normal_acceptance` / `normal_quotation` 判定をバイパスする。`normal_ship_request` はSHIPへ一括依頼ボタンの表示可否として有効扱いにする</w:t>
+      </w:r>
+    </w:p>
+    <w:p>
+      <w:pPr>
+        <w:rPr>
+          <w:rFonts w:hint="eastAsia"/>
+        </w:rPr>
+      </w:pPr>
+      <w:r>
+        <w:rPr>
+          <w:rFonts w:hint="eastAsia"/>
+        </w:rPr>
+        <w:t>認可条件: 通常アカウントの場合、Bearer トークン上の作業対象施設について `user_facility_assignments` に有効割当があること</w:t>
+      </w:r>
+    </w:p>
+    <w:p>
+      <w:pPr>
+        <w:rPr>
+          <w:rFonts w:hint="eastAsia"/>
+        </w:rPr>
+      </w:pPr>
+      <w:r>
+        <w:rPr>
+          <w:rFonts w:hint="eastAsia"/>
+        </w:rPr>
+        <w:lastRenderedPageBreak/>
+        <w:t>認可条件: 通常アカウントの場合、購入管理タブ入口は作業対象施設の `facility_feature_settings` と `user_facility_feature_settings` の両方で `normal_purchase` / `normal_order` / `normal_acceptance` / `normal_quotation` のいずれかが有効であれば参照可能とする</w:t>
       </w:r>
     </w:p>
     <w:p>
@@ -26072,7 +26760,7 @@
         <w:rPr>
           <w:rFonts w:hint="eastAsia"/>
         </w:rPr>
-        <w:t>認可条件: `normal_ship_request` は購入管理タブ表示権限とは独立し、SHIPへ一括依頼ボタンの表示可否だけに使用する</w:t>
+        <w:t>認可条件: 通常アカウントの `normal_ship_request` は購入管理タブ表示権限とは独立し、SHIPへ一括依頼ボタンの表示可否だけに使用する</w:t>
       </w:r>
     </w:p>
     <w:p>
@@ -26099,6 +26787,19 @@
         <w:rPr>
           <w:rFonts w:hint="eastAsia"/>
         </w:rPr>
+        <w:t>Bearer トークン上の作業対象施設が存在し、未削除であることを確認する。</w:t>
+      </w:r>
+    </w:p>
+    <w:p>
+      <w:pPr>
+        <w:rPr>
+          <w:rFonts w:hint="eastAsia"/>
+        </w:rPr>
+      </w:pPr>
+      <w:r>
+        <w:rPr>
+          <w:rFonts w:hint="eastAsia"/>
+        </w:rPr>
         <w:t>`rfqs.management_type='PURCHASE'`、`workflow_type='RFQ'`、`deleted_at IS NULL` のRFQを対象とする。</w:t>
       </w:r>
     </w:p>
@@ -26161,15 +26862,14 @@
           <w:rFonts w:hint="eastAsia"/>
         </w:rPr>
       </w:pPr>
-      <w:bookmarkStart w:id="49" w:name="_Toc230855605"/>
+      <w:bookmarkStart w:id="50" w:name="_Toc231202940"/>
       <w:r>
         <w:rPr>
           <w:rFonts w:hint="eastAsia"/>
         </w:rPr>
-        <w:lastRenderedPageBreak/>
         <w:t>レスポンス（成功時）</w:t>
       </w:r>
-      <w:bookmarkEnd w:id="49"/>
+      <w:bookmarkEnd w:id="50"/>
     </w:p>
     <w:tbl>
       <w:tblPr>
@@ -26649,6 +27349,7 @@
         <w:rPr>
           <w:rFonts w:hint="eastAsia"/>
         </w:rPr>
+        <w:lastRenderedPageBreak/>
         <w:t>items要素（PurchaseRfqSummary）</w:t>
       </w:r>
     </w:p>
@@ -27277,7 +27978,6 @@
           </w:tcPr>
           <w:p>
             <w:r>
-              <w:lastRenderedPageBreak/>
               <w:t>availableActions</w:t>
             </w:r>
           </w:p>
@@ -27486,6 +28186,7 @@
           </w:tcPr>
           <w:p>
             <w:r>
+              <w:lastRenderedPageBreak/>
               <w:t>vendorId</w:t>
             </w:r>
           </w:p>
@@ -27935,15 +28636,14 @@
           <w:rFonts w:hint="eastAsia"/>
         </w:rPr>
       </w:pPr>
-      <w:bookmarkStart w:id="50" w:name="_Toc230855606"/>
+      <w:bookmarkStart w:id="51" w:name="_Toc231202941"/>
       <w:r>
         <w:rPr>
           <w:rFonts w:hint="eastAsia"/>
         </w:rPr>
-        <w:lastRenderedPageBreak/>
         <w:t>ステータスコード</w:t>
       </w:r>
-      <w:bookmarkEnd w:id="50"/>
+      <w:bookmarkEnd w:id="51"/>
     </w:p>
     <w:tbl>
       <w:tblPr>
@@ -28175,6 +28875,41 @@
           </w:tcPr>
           <w:p>
             <w:r>
+              <w:t>404</w:t>
+            </w:r>
+          </w:p>
+        </w:tc>
+        <w:tc>
+          <w:tcPr>
+            <w:tcW w:w="1667" w:type="pct"/>
+          </w:tcPr>
+          <w:p>
+            <w:r>
+              <w:rPr>
+                <w:rFonts w:hint="eastAsia"/>
+              </w:rPr>
+              <w:t>作業対象施設なし</w:t>
+            </w:r>
+          </w:p>
+        </w:tc>
+        <w:tc>
+          <w:tcPr>
+            <w:tcW w:w="1667" w:type="pct"/>
+          </w:tcPr>
+          <w:p>
+            <w:r>
+              <w:t>ErrorResponse</w:t>
+            </w:r>
+          </w:p>
+        </w:tc>
+      </w:tr>
+      <w:tr>
+        <w:tc>
+          <w:tcPr>
+            <w:tcW w:w="1666" w:type="pct"/>
+          </w:tcPr>
+          <w:p>
+            <w:r>
               <w:t>500</w:t>
             </w:r>
           </w:p>
@@ -28212,14 +28947,14 @@
           <w:rFonts w:hint="eastAsia"/>
         </w:rPr>
       </w:pPr>
-      <w:bookmarkStart w:id="51" w:name="_Toc230855607"/>
+      <w:bookmarkStart w:id="52" w:name="_Toc231202942"/>
       <w:r>
         <w:rPr>
           <w:rFonts w:hint="eastAsia"/>
         </w:rPr>
         <w:t>RFQグループ詳細取得（/quotation-data-box/rfq-groups/{rfqGroupId}）</w:t>
       </w:r>
-      <w:bookmarkEnd w:id="51"/>
+      <w:bookmarkEnd w:id="52"/>
     </w:p>
     <w:p>
       <w:pPr>
@@ -28255,6 +28990,7 @@
     </w:p>
     <w:p>
       <w:r>
+        <w:lastRenderedPageBreak/>
         <w:t>Path: /quotation-data-box/rfq-groups/{rfqGroupId}</w:t>
       </w:r>
     </w:p>
@@ -28278,14 +29014,14 @@
           <w:rFonts w:hint="eastAsia"/>
         </w:rPr>
       </w:pPr>
-      <w:bookmarkStart w:id="52" w:name="_Toc230855608"/>
+      <w:bookmarkStart w:id="53" w:name="_Toc231202943"/>
       <w:r>
         <w:rPr>
           <w:rFonts w:hint="eastAsia"/>
         </w:rPr>
         <w:t>リクエストパラメータ</w:t>
       </w:r>
-      <w:bookmarkEnd w:id="52"/>
+      <w:bookmarkEnd w:id="53"/>
     </w:p>
     <w:tbl>
       <w:tblPr>
@@ -28587,7 +29323,6 @@
         <w:rPr>
           <w:rFonts w:hint="eastAsia"/>
         </w:rPr>
-        <w:lastRenderedPageBreak/>
         <w:t>権限チェック</w:t>
       </w:r>
     </w:p>
@@ -28601,7 +29336,7 @@
         <w:rPr>
           <w:rFonts w:hint="eastAsia"/>
         </w:rPr>
-        <w:t>認可条件: Bearer トークン上の作業対象施設について `user_facility_assignments` に有効割当があること</w:t>
+        <w:t>認可条件: 共有システム管理者アカウント（`users.account_type='SYSTEM_ADMIN'`）の場合は、Bearer トークン上の作業対象施設が未削除であることを確認し、通常アカウント向けの担当施設割当・施設提供設定・ユーザー施設別設定による `normal_purchase` 判定をバイパスする</w:t>
       </w:r>
     </w:p>
     <w:p>
@@ -28614,7 +29349,20 @@
         <w:rPr>
           <w:rFonts w:hint="eastAsia"/>
         </w:rPr>
-        <w:t>認可条件: 対象施設の `facility_feature_settings` と `user_facility_feature_settings` の両方で `normal_purchase` が有効であること</w:t>
+        <w:t>認可条件: 通常アカウントの場合、Bearer トークン上の作業対象施設について `user_facility_assignments` に有効割当があること</w:t>
+      </w:r>
+    </w:p>
+    <w:p>
+      <w:pPr>
+        <w:rPr>
+          <w:rFonts w:hint="eastAsia"/>
+        </w:rPr>
+      </w:pPr>
+      <w:r>
+        <w:rPr>
+          <w:rFonts w:hint="eastAsia"/>
+        </w:rPr>
+        <w:t>認可条件: 通常アカウントの場合、作業対象施設の `facility_feature_settings` と `user_facility_feature_settings` の両方で `normal_purchase` が有効であること</w:t>
       </w:r>
     </w:p>
     <w:p>
@@ -28641,6 +29389,19 @@
         <w:rPr>
           <w:rFonts w:hint="eastAsia"/>
         </w:rPr>
+        <w:t>Bearer トークン上の作業対象施設が存在し、未削除であることを確認する。</w:t>
+      </w:r>
+    </w:p>
+    <w:p>
+      <w:pPr>
+        <w:rPr>
+          <w:rFonts w:hint="eastAsia"/>
+        </w:rPr>
+      </w:pPr>
+      <w:r>
+        <w:rPr>
+          <w:rFonts w:hint="eastAsia"/>
+        </w:rPr>
         <w:t>`rfqs.management_type='PURCHASE'`、施設スコープ内、`deleted_at IS NULL` を検証する。</w:t>
       </w:r>
     </w:p>
@@ -28690,14 +29451,15 @@
           <w:rFonts w:hint="eastAsia"/>
         </w:rPr>
       </w:pPr>
-      <w:bookmarkStart w:id="53" w:name="_Toc230855609"/>
+      <w:bookmarkStart w:id="54" w:name="_Toc231202944"/>
       <w:r>
         <w:rPr>
           <w:rFonts w:hint="eastAsia"/>
         </w:rPr>
+        <w:lastRenderedPageBreak/>
         <w:t>レスポンス（成功時）</w:t>
       </w:r>
-      <w:bookmarkEnd w:id="53"/>
+      <w:bookmarkEnd w:id="54"/>
     </w:p>
     <w:tbl>
       <w:tblPr>
@@ -29168,7 +29930,6 @@
           </w:tcPr>
           <w:p>
             <w:r>
-              <w:lastRenderedPageBreak/>
               <w:t>context.returnTo</w:t>
             </w:r>
           </w:p>
@@ -29734,6 +30495,7 @@
           </w:tcPr>
           <w:p>
             <w:r>
+              <w:lastRenderedPageBreak/>
               <w:t>requestStatus</w:t>
             </w:r>
           </w:p>
@@ -30059,290 +30821,286 @@
           </w:tcPr>
           <w:p>
             <w:r>
-              <w:t>`APPLICATION` / `RFQ` / `RFQ_VENDOR` / `QUOTA</w:t>
-            </w:r>
+              <w:t>`APPLICATION` / `RFQ` / `RFQ_VENDOR` / `QUOTATION` / `ASSET_LEDGER`</w:t>
+            </w:r>
+          </w:p>
+        </w:tc>
+      </w:tr>
+      <w:tr>
+        <w:tc>
+          <w:tcPr>
+            <w:tcW w:w="1250" w:type="pct"/>
+          </w:tcPr>
+          <w:p>
+            <w:r>
+              <w:t>documentCategory</w:t>
+            </w:r>
+          </w:p>
+        </w:tc>
+        <w:tc>
+          <w:tcPr>
+            <w:tcW w:w="1250" w:type="pct"/>
+          </w:tcPr>
+          <w:p>
+            <w:r>
+              <w:t>string</w:t>
+            </w:r>
+          </w:p>
+        </w:tc>
+        <w:tc>
+          <w:tcPr>
+            <w:tcW w:w="1250" w:type="pct"/>
+          </w:tcPr>
+          <w:p>
+            <w:r>
+              <w:t>✓</w:t>
+            </w:r>
+          </w:p>
+        </w:tc>
+        <w:tc>
+          <w:tcPr>
+            <w:tcW w:w="1250" w:type="pct"/>
+          </w:tcPr>
+          <w:p>
+            <w:r>
+              <w:t>`REQUEST_ATTACHMENT` / `RFQ_REQUEST` / `QUOTATION` / `ORDER` / `ACCEPTANCE` / `PHOTO` / `OTHER`</w:t>
+            </w:r>
+          </w:p>
+        </w:tc>
+      </w:tr>
+      <w:tr>
+        <w:tc>
+          <w:tcPr>
+            <w:tcW w:w="1250" w:type="pct"/>
+          </w:tcPr>
+          <w:p>
+            <w:r>
+              <w:t>documentType</w:t>
+            </w:r>
+          </w:p>
+        </w:tc>
+        <w:tc>
+          <w:tcPr>
+            <w:tcW w:w="1250" w:type="pct"/>
+          </w:tcPr>
+          <w:p>
+            <w:r>
+              <w:t>string</w:t>
+            </w:r>
+          </w:p>
+        </w:tc>
+        <w:tc>
+          <w:tcPr>
+            <w:tcW w:w="1250" w:type="pct"/>
+          </w:tcPr>
+          <w:p>
+            <w:r>
+              <w:t>✓</w:t>
+            </w:r>
+          </w:p>
+        </w:tc>
+        <w:tc>
+          <w:tcPr>
+            <w:tcW w:w="1250" w:type="pct"/>
+          </w:tcPr>
+          <w:p>
+            <w:r>
+              <w:rPr>
+                <w:rFonts w:hint="eastAsia"/>
+              </w:rPr>
+              <w:t>見積依頼書 / 見積書 / 発注書 / 検収書 / 機器写真 など</w:t>
+            </w:r>
+          </w:p>
+        </w:tc>
+      </w:tr>
+      <w:tr>
+        <w:tc>
+          <w:tcPr>
+            <w:tcW w:w="1250" w:type="pct"/>
+          </w:tcPr>
+          <w:p>
+            <w:r>
+              <w:t>fileName</w:t>
+            </w:r>
+          </w:p>
+        </w:tc>
+        <w:tc>
+          <w:tcPr>
+            <w:tcW w:w="1250" w:type="pct"/>
+          </w:tcPr>
+          <w:p>
+            <w:r>
+              <w:t>string</w:t>
+            </w:r>
+          </w:p>
+        </w:tc>
+        <w:tc>
+          <w:tcPr>
+            <w:tcW w:w="1250" w:type="pct"/>
+          </w:tcPr>
+          <w:p>
+            <w:r>
+              <w:t>✓</w:t>
+            </w:r>
+          </w:p>
+        </w:tc>
+        <w:tc>
+          <w:tcPr>
+            <w:tcW w:w="1250" w:type="pct"/>
+          </w:tcPr>
+          <w:p>
+            <w:r>
+              <w:rPr>
+                <w:rFonts w:hint="eastAsia"/>
+              </w:rPr>
+              <w:t>ファイル名</w:t>
+            </w:r>
+          </w:p>
+        </w:tc>
+      </w:tr>
+      <w:tr>
+        <w:tc>
+          <w:tcPr>
+            <w:tcW w:w="1250" w:type="pct"/>
+          </w:tcPr>
+          <w:p>
+            <w:r>
+              <w:t>contentType</w:t>
+            </w:r>
+          </w:p>
+        </w:tc>
+        <w:tc>
+          <w:tcPr>
+            <w:tcW w:w="1250" w:type="pct"/>
+          </w:tcPr>
+          <w:p>
+            <w:r>
+              <w:t>string</w:t>
+            </w:r>
+          </w:p>
+        </w:tc>
+        <w:tc>
+          <w:tcPr>
+            <w:tcW w:w="1250" w:type="pct"/>
+          </w:tcPr>
+          <w:p>
+            <w:r>
+              <w:t>-</w:t>
+            </w:r>
+          </w:p>
+        </w:tc>
+        <w:tc>
+          <w:tcPr>
+            <w:tcW w:w="1250" w:type="pct"/>
+          </w:tcPr>
+          <w:p>
+            <w:r>
+              <w:rPr>
+                <w:rFonts w:hint="eastAsia"/>
+              </w:rPr>
+              <w:t>MIMEタイプ</w:t>
+            </w:r>
+          </w:p>
+        </w:tc>
+      </w:tr>
+      <w:tr>
+        <w:tc>
+          <w:tcPr>
+            <w:tcW w:w="1250" w:type="pct"/>
+          </w:tcPr>
+          <w:p>
+            <w:r>
+              <w:t>fileSize</w:t>
+            </w:r>
+          </w:p>
+        </w:tc>
+        <w:tc>
+          <w:tcPr>
+            <w:tcW w:w="1250" w:type="pct"/>
+          </w:tcPr>
+          <w:p>
+            <w:r>
+              <w:t>int64</w:t>
+            </w:r>
+          </w:p>
+        </w:tc>
+        <w:tc>
+          <w:tcPr>
+            <w:tcW w:w="1250" w:type="pct"/>
+          </w:tcPr>
+          <w:p>
+            <w:r>
+              <w:t>-</w:t>
+            </w:r>
+          </w:p>
+        </w:tc>
+        <w:tc>
+          <w:tcPr>
+            <w:tcW w:w="1250" w:type="pct"/>
+          </w:tcPr>
+          <w:p>
+            <w:r>
+              <w:rPr>
+                <w:rFonts w:hint="eastAsia"/>
+              </w:rPr>
+              <w:t>ファイルサイズ</w:t>
+            </w:r>
+          </w:p>
+        </w:tc>
+      </w:tr>
+      <w:tr>
+        <w:tc>
+          <w:tcPr>
+            <w:tcW w:w="1250" w:type="pct"/>
+          </w:tcPr>
+          <w:p>
+            <w:r>
+              <w:t>storageKey</w:t>
+            </w:r>
+          </w:p>
+        </w:tc>
+        <w:tc>
+          <w:tcPr>
+            <w:tcW w:w="1250" w:type="pct"/>
+          </w:tcPr>
+          <w:p>
+            <w:r>
+              <w:t>string</w:t>
+            </w:r>
+          </w:p>
+        </w:tc>
+        <w:tc>
+          <w:tcPr>
+            <w:tcW w:w="1250" w:type="pct"/>
+          </w:tcPr>
+          <w:p>
+            <w:r>
+              <w:t>✓</w:t>
+            </w:r>
+          </w:p>
+        </w:tc>
+        <w:tc>
+          <w:tcPr>
+            <w:tcW w:w="1250" w:type="pct"/>
+          </w:tcPr>
+          <w:p>
+            <w:r>
+              <w:rPr>
+                <w:rFonts w:hint="eastAsia"/>
+              </w:rPr>
+              <w:t>`application_documents.file_path` に保存するストレージキー</w:t>
+            </w:r>
+          </w:p>
+        </w:tc>
+      </w:tr>
+      <w:tr>
+        <w:tc>
+          <w:tcPr>
+            <w:tcW w:w="1250" w:type="pct"/>
+          </w:tcPr>
+          <w:p>
             <w:r>
               <w:lastRenderedPageBreak/>
-              <w:t>TION` / `ASSET_LEDGER`</w:t>
-            </w:r>
-          </w:p>
-        </w:tc>
-      </w:tr>
-      <w:tr>
-        <w:tc>
-          <w:tcPr>
-            <w:tcW w:w="1250" w:type="pct"/>
-          </w:tcPr>
-          <w:p>
-            <w:r>
-              <w:lastRenderedPageBreak/>
-              <w:t>documentCategory</w:t>
-            </w:r>
-          </w:p>
-        </w:tc>
-        <w:tc>
-          <w:tcPr>
-            <w:tcW w:w="1250" w:type="pct"/>
-          </w:tcPr>
-          <w:p>
-            <w:r>
-              <w:t>string</w:t>
-            </w:r>
-          </w:p>
-        </w:tc>
-        <w:tc>
-          <w:tcPr>
-            <w:tcW w:w="1250" w:type="pct"/>
-          </w:tcPr>
-          <w:p>
-            <w:r>
-              <w:t>✓</w:t>
-            </w:r>
-          </w:p>
-        </w:tc>
-        <w:tc>
-          <w:tcPr>
-            <w:tcW w:w="1250" w:type="pct"/>
-          </w:tcPr>
-          <w:p>
-            <w:r>
-              <w:t>`REQUEST_ATTACHMENT` / `RFQ_REQUEST` / `QUOTATION` / `ORDER` / `ACCEPTANCE` / `PHOTO` / `OTHER`</w:t>
-            </w:r>
-          </w:p>
-        </w:tc>
-      </w:tr>
-      <w:tr>
-        <w:tc>
-          <w:tcPr>
-            <w:tcW w:w="1250" w:type="pct"/>
-          </w:tcPr>
-          <w:p>
-            <w:r>
-              <w:t>documentType</w:t>
-            </w:r>
-          </w:p>
-        </w:tc>
-        <w:tc>
-          <w:tcPr>
-            <w:tcW w:w="1250" w:type="pct"/>
-          </w:tcPr>
-          <w:p>
-            <w:r>
-              <w:t>string</w:t>
-            </w:r>
-          </w:p>
-        </w:tc>
-        <w:tc>
-          <w:tcPr>
-            <w:tcW w:w="1250" w:type="pct"/>
-          </w:tcPr>
-          <w:p>
-            <w:r>
-              <w:t>✓</w:t>
-            </w:r>
-          </w:p>
-        </w:tc>
-        <w:tc>
-          <w:tcPr>
-            <w:tcW w:w="1250" w:type="pct"/>
-          </w:tcPr>
-          <w:p>
-            <w:r>
-              <w:rPr>
-                <w:rFonts w:hint="eastAsia"/>
-              </w:rPr>
-              <w:t>見積依頼書 / 見積書 / 発注書 / 検収書 / 機器写真 など</w:t>
-            </w:r>
-          </w:p>
-        </w:tc>
-      </w:tr>
-      <w:tr>
-        <w:tc>
-          <w:tcPr>
-            <w:tcW w:w="1250" w:type="pct"/>
-          </w:tcPr>
-          <w:p>
-            <w:r>
-              <w:t>fileName</w:t>
-            </w:r>
-          </w:p>
-        </w:tc>
-        <w:tc>
-          <w:tcPr>
-            <w:tcW w:w="1250" w:type="pct"/>
-          </w:tcPr>
-          <w:p>
-            <w:r>
-              <w:t>string</w:t>
-            </w:r>
-          </w:p>
-        </w:tc>
-        <w:tc>
-          <w:tcPr>
-            <w:tcW w:w="1250" w:type="pct"/>
-          </w:tcPr>
-          <w:p>
-            <w:r>
-              <w:t>✓</w:t>
-            </w:r>
-          </w:p>
-        </w:tc>
-        <w:tc>
-          <w:tcPr>
-            <w:tcW w:w="1250" w:type="pct"/>
-          </w:tcPr>
-          <w:p>
-            <w:r>
-              <w:rPr>
-                <w:rFonts w:hint="eastAsia"/>
-              </w:rPr>
-              <w:t>ファイル名</w:t>
-            </w:r>
-          </w:p>
-        </w:tc>
-      </w:tr>
-      <w:tr>
-        <w:tc>
-          <w:tcPr>
-            <w:tcW w:w="1250" w:type="pct"/>
-          </w:tcPr>
-          <w:p>
-            <w:r>
-              <w:t>contentType</w:t>
-            </w:r>
-          </w:p>
-        </w:tc>
-        <w:tc>
-          <w:tcPr>
-            <w:tcW w:w="1250" w:type="pct"/>
-          </w:tcPr>
-          <w:p>
-            <w:r>
-              <w:t>string</w:t>
-            </w:r>
-          </w:p>
-        </w:tc>
-        <w:tc>
-          <w:tcPr>
-            <w:tcW w:w="1250" w:type="pct"/>
-          </w:tcPr>
-          <w:p>
-            <w:r>
-              <w:t>-</w:t>
-            </w:r>
-          </w:p>
-        </w:tc>
-        <w:tc>
-          <w:tcPr>
-            <w:tcW w:w="1250" w:type="pct"/>
-          </w:tcPr>
-          <w:p>
-            <w:r>
-              <w:rPr>
-                <w:rFonts w:hint="eastAsia"/>
-              </w:rPr>
-              <w:t>MIMEタイプ</w:t>
-            </w:r>
-          </w:p>
-        </w:tc>
-      </w:tr>
-      <w:tr>
-        <w:tc>
-          <w:tcPr>
-            <w:tcW w:w="1250" w:type="pct"/>
-          </w:tcPr>
-          <w:p>
-            <w:r>
-              <w:t>fileSize</w:t>
-            </w:r>
-          </w:p>
-        </w:tc>
-        <w:tc>
-          <w:tcPr>
-            <w:tcW w:w="1250" w:type="pct"/>
-          </w:tcPr>
-          <w:p>
-            <w:r>
-              <w:t>int64</w:t>
-            </w:r>
-          </w:p>
-        </w:tc>
-        <w:tc>
-          <w:tcPr>
-            <w:tcW w:w="1250" w:type="pct"/>
-          </w:tcPr>
-          <w:p>
-            <w:r>
-              <w:t>-</w:t>
-            </w:r>
-          </w:p>
-        </w:tc>
-        <w:tc>
-          <w:tcPr>
-            <w:tcW w:w="1250" w:type="pct"/>
-          </w:tcPr>
-          <w:p>
-            <w:r>
-              <w:rPr>
-                <w:rFonts w:hint="eastAsia"/>
-              </w:rPr>
-              <w:t>ファイルサイズ</w:t>
-            </w:r>
-          </w:p>
-        </w:tc>
-      </w:tr>
-      <w:tr>
-        <w:tc>
-          <w:tcPr>
-            <w:tcW w:w="1250" w:type="pct"/>
-          </w:tcPr>
-          <w:p>
-            <w:r>
-              <w:t>storageKey</w:t>
-            </w:r>
-          </w:p>
-        </w:tc>
-        <w:tc>
-          <w:tcPr>
-            <w:tcW w:w="1250" w:type="pct"/>
-          </w:tcPr>
-          <w:p>
-            <w:r>
-              <w:t>string</w:t>
-            </w:r>
-          </w:p>
-        </w:tc>
-        <w:tc>
-          <w:tcPr>
-            <w:tcW w:w="1250" w:type="pct"/>
-          </w:tcPr>
-          <w:p>
-            <w:r>
-              <w:t>✓</w:t>
-            </w:r>
-          </w:p>
-        </w:tc>
-        <w:tc>
-          <w:tcPr>
-            <w:tcW w:w="1250" w:type="pct"/>
-          </w:tcPr>
-          <w:p>
-            <w:r>
-              <w:rPr>
-                <w:rFonts w:hint="eastAsia"/>
-              </w:rPr>
-              <w:t>`application_documents.file_path` に保存するストレージキー</w:t>
-            </w:r>
-          </w:p>
-        </w:tc>
-      </w:tr>
-      <w:tr>
-        <w:tc>
-          <w:tcPr>
-            <w:tcW w:w="1250" w:type="pct"/>
-          </w:tcPr>
-          <w:p>
-            <w:r>
               <w:t>storageFormat</w:t>
             </w:r>
           </w:p>
@@ -30435,14 +31193,14 @@
           <w:rFonts w:hint="eastAsia"/>
         </w:rPr>
       </w:pPr>
-      <w:bookmarkStart w:id="54" w:name="_Toc230855610"/>
+      <w:bookmarkStart w:id="55" w:name="_Toc231202945"/>
       <w:r>
         <w:rPr>
           <w:rFonts w:hint="eastAsia"/>
         </w:rPr>
         <w:t>ステータスコード</w:t>
       </w:r>
-      <w:bookmarkEnd w:id="54"/>
+      <w:bookmarkEnd w:id="55"/>
     </w:p>
     <w:tbl>
       <w:tblPr>
@@ -30711,15 +31469,14 @@
           <w:rFonts w:hint="eastAsia"/>
         </w:rPr>
       </w:pPr>
-      <w:bookmarkStart w:id="55" w:name="_Toc230855611"/>
+      <w:bookmarkStart w:id="56" w:name="_Toc231202946"/>
       <w:r>
         <w:rPr>
           <w:rFonts w:hint="eastAsia"/>
         </w:rPr>
-        <w:lastRenderedPageBreak/>
         <w:t>見積依頼先保存（/quotation-data-box/rfq-groups/{rfqGroupId}/vendor-requests）</w:t>
       </w:r>
-      <w:bookmarkEnd w:id="55"/>
+      <w:bookmarkEnd w:id="56"/>
     </w:p>
     <w:p>
       <w:pPr>
@@ -30778,14 +31535,14 @@
           <w:rFonts w:hint="eastAsia"/>
         </w:rPr>
       </w:pPr>
-      <w:bookmarkStart w:id="56" w:name="_Toc230855612"/>
+      <w:bookmarkStart w:id="57" w:name="_Toc231202947"/>
       <w:r>
         <w:rPr>
           <w:rFonts w:hint="eastAsia"/>
         </w:rPr>
         <w:t>リクエストパラメータ</w:t>
       </w:r>
-      <w:bookmarkEnd w:id="56"/>
+      <w:bookmarkEnd w:id="57"/>
     </w:p>
     <w:tbl>
       <w:tblPr>
@@ -30973,14 +31730,15 @@
           <w:rFonts w:hint="eastAsia"/>
         </w:rPr>
       </w:pPr>
-      <w:bookmarkStart w:id="57" w:name="_Toc230855613"/>
+      <w:bookmarkStart w:id="58" w:name="_Toc231202948"/>
       <w:r>
         <w:rPr>
           <w:rFonts w:hint="eastAsia"/>
         </w:rPr>
+        <w:lastRenderedPageBreak/>
         <w:t>リクエストボディ</w:t>
       </w:r>
-      <w:bookmarkEnd w:id="57"/>
+      <w:bookmarkEnd w:id="58"/>
     </w:p>
     <w:tbl>
       <w:tblPr>
@@ -31620,7 +32378,6 @@
           </w:tcPr>
           <w:p>
             <w:r>
-              <w:lastRenderedPageBreak/>
               <w:t>requestNote</w:t>
             </w:r>
           </w:p>
@@ -31730,7 +32487,7 @@
         <w:rPr>
           <w:rFonts w:hint="eastAsia"/>
         </w:rPr>
-        <w:t>認可条件: Bearer トークン上の作業対象施設について `user_facility_assignments` に有効割当があること</w:t>
+        <w:t>認可条件: 共有システム管理者アカウント（`users.account_type='SYSTEM_ADMIN'`）の場合は、Bearer トークン上の作業対象施設が未削除であることを確認し、通常アカウント向けの担当施設割当・施設提供設定・ユーザー施設別設定による `normal_purchase` 判定をバイパスする</w:t>
       </w:r>
     </w:p>
     <w:p>
@@ -31743,7 +32500,20 @@
         <w:rPr>
           <w:rFonts w:hint="eastAsia"/>
         </w:rPr>
-        <w:t>認可条件: 対象施設の `facility_feature_settings` と `user_facility_feature_settings` の両方で `normal_purchase` が有効であること</w:t>
+        <w:t>認可条件: 通常アカウントの場合、Bearer トークン上の作業対象施設について `user_facility_assignments` に有効割当があること</w:t>
+      </w:r>
+    </w:p>
+    <w:p>
+      <w:pPr>
+        <w:rPr>
+          <w:rFonts w:hint="eastAsia"/>
+        </w:rPr>
+      </w:pPr>
+      <w:r>
+        <w:rPr>
+          <w:rFonts w:hint="eastAsia"/>
+        </w:rPr>
+        <w:t>認可条件: 通常アカウントの場合、作業対象施設の `facility_feature_settings` と `user_facility_feature_settings` の両方で `normal_purchase` が有効であること</w:t>
       </w:r>
     </w:p>
     <w:p>
@@ -31770,6 +32540,20 @@
         <w:rPr>
           <w:rFonts w:hint="eastAsia"/>
         </w:rPr>
+        <w:t>Bearer トークン上の作業対象施設が存在し、未削除であることを確認する。</w:t>
+      </w:r>
+    </w:p>
+    <w:p>
+      <w:pPr>
+        <w:rPr>
+          <w:rFonts w:hint="eastAsia"/>
+        </w:rPr>
+      </w:pPr>
+      <w:r>
+        <w:rPr>
+          <w:rFonts w:hint="eastAsia"/>
+        </w:rPr>
+        <w:lastRenderedPageBreak/>
         <w:t>対象RFQが `management_type='PURCHASE'`、ステータスが `見積依頼` / `見積依頼済` / `見積DB登録済` の範囲であることを検証する。</w:t>
       </w:r>
     </w:p>
@@ -31832,14 +32616,14 @@
           <w:rFonts w:hint="eastAsia"/>
         </w:rPr>
       </w:pPr>
-      <w:bookmarkStart w:id="58" w:name="_Toc230855614"/>
+      <w:bookmarkStart w:id="59" w:name="_Toc231202949"/>
       <w:r>
         <w:rPr>
           <w:rFonts w:hint="eastAsia"/>
         </w:rPr>
         <w:t>レスポンス（成功時）</w:t>
       </w:r>
-      <w:bookmarkEnd w:id="58"/>
+      <w:bookmarkEnd w:id="59"/>
     </w:p>
     <w:tbl>
       <w:tblPr>
@@ -32094,7 +32878,6 @@
         <w:rPr>
           <w:rFonts w:hint="eastAsia"/>
         </w:rPr>
-        <w:lastRenderedPageBreak/>
         <w:t>vendors要素（RfqVendorSummary）</w:t>
       </w:r>
     </w:p>
@@ -32654,6 +33437,7 @@
           </w:tcPr>
           <w:p>
             <w:r>
+              <w:lastRenderedPageBreak/>
               <w:t>requestedByUserId</w:t>
             </w:r>
           </w:p>
@@ -32701,14 +33485,14 @@
           <w:rFonts w:hint="eastAsia"/>
         </w:rPr>
       </w:pPr>
-      <w:bookmarkStart w:id="59" w:name="_Toc230855615"/>
+      <w:bookmarkStart w:id="60" w:name="_Toc231202950"/>
       <w:r>
         <w:rPr>
           <w:rFonts w:hint="eastAsia"/>
         </w:rPr>
         <w:t>ステータスコード</w:t>
       </w:r>
-      <w:bookmarkEnd w:id="59"/>
+      <w:bookmarkEnd w:id="60"/>
     </w:p>
     <w:tbl>
       <w:tblPr>
@@ -33012,15 +33796,14 @@
           <w:rFonts w:hint="eastAsia"/>
         </w:rPr>
       </w:pPr>
-      <w:bookmarkStart w:id="60" w:name="_Toc230855616"/>
+      <w:bookmarkStart w:id="61" w:name="_Toc231202951"/>
       <w:r>
         <w:rPr>
           <w:rFonts w:hint="eastAsia"/>
         </w:rPr>
-        <w:lastRenderedPageBreak/>
         <w:t>見積依頼個別送信（/quotation-data-box/rfq-groups/{rfqGroupId}/vendor-requests/{rfqVendorId}/send）</w:t>
       </w:r>
-      <w:bookmarkEnd w:id="60"/>
+      <w:bookmarkEnd w:id="61"/>
     </w:p>
     <w:p>
       <w:pPr>
@@ -33079,14 +33862,14 @@
           <w:rFonts w:hint="eastAsia"/>
         </w:rPr>
       </w:pPr>
-      <w:bookmarkStart w:id="61" w:name="_Toc230855617"/>
+      <w:bookmarkStart w:id="62" w:name="_Toc231202952"/>
       <w:r>
         <w:rPr>
           <w:rFonts w:hint="eastAsia"/>
         </w:rPr>
         <w:t>リクエストパラメータ</w:t>
       </w:r>
-      <w:bookmarkEnd w:id="61"/>
+      <w:bookmarkEnd w:id="62"/>
     </w:p>
     <w:tbl>
       <w:tblPr>
@@ -33326,14 +34109,14 @@
           <w:rFonts w:hint="eastAsia"/>
         </w:rPr>
       </w:pPr>
-      <w:bookmarkStart w:id="62" w:name="_Toc230855618"/>
+      <w:bookmarkStart w:id="63" w:name="_Toc231202953"/>
       <w:r>
         <w:rPr>
           <w:rFonts w:hint="eastAsia"/>
         </w:rPr>
         <w:t>リクエストボディ</w:t>
       </w:r>
-      <w:bookmarkEnd w:id="62"/>
+      <w:bookmarkEnd w:id="63"/>
     </w:p>
     <w:tbl>
       <w:tblPr>
@@ -33511,7 +34294,7 @@
         <w:rPr>
           <w:rFonts w:hint="eastAsia"/>
         </w:rPr>
-        <w:t>認可条件: Bearer トークン上の作業対象施設について `user_facility_assignments` に有効割当があること</w:t>
+        <w:t>認可条件: 共有システム管理者アカウント（`users.account_type='SYSTEM_ADMIN'`）の場合は、Bearer トークン上の作業対象施設が未削除であることを確認し、通常アカウント向けの担当施設割当・施設提供設定・ユーザー施設別設定による `normal_purchase` 判定をバイパスする</w:t>
       </w:r>
     </w:p>
     <w:p>
@@ -33524,11 +34307,24 @@
         <w:rPr>
           <w:rFonts w:hint="eastAsia"/>
         </w:rPr>
-        <w:t>認可条件: 対象施設の `facility_feature_settings` と `user_facility_feature_settings` の両方で `normal_purchase` が有効であること</w:t>
+        <w:t>認可条件: 通常アカウントの場合、Bearer トークン上の作業対象施設について `user_facility_assignments` に有効割当があること</w:t>
       </w:r>
     </w:p>
     <w:p>
       <w:pPr>
+        <w:rPr>
+          <w:rFonts w:hint="eastAsia"/>
+        </w:rPr>
+      </w:pPr>
+      <w:r>
+        <w:rPr>
+          <w:rFonts w:hint="eastAsia"/>
+        </w:rPr>
+        <w:t>認可条件: 通常アカウントの場合、作業対象施設の `facility_feature_settings` と `user_facility_feature_settings` の両方で `normal_purchase` が有効であること</w:t>
+      </w:r>
+    </w:p>
+    <w:p>
+      <w:pPr>
         <w:pStyle w:val="4"/>
         <w:rPr>
           <w:rFonts w:hint="eastAsia"/>
@@ -33538,7 +34334,6 @@
         <w:rPr>
           <w:rFonts w:hint="eastAsia"/>
         </w:rPr>
-        <w:lastRenderedPageBreak/>
         <w:t>処理仕様</w:t>
       </w:r>
     </w:p>
@@ -33552,6 +34347,19 @@
         <w:rPr>
           <w:rFonts w:hint="eastAsia"/>
         </w:rPr>
+        <w:t>Bearer トークン上の作業対象施設が存在し、未削除であることを確認する。</w:t>
+      </w:r>
+    </w:p>
+    <w:p>
+      <w:pPr>
+        <w:rPr>
+          <w:rFonts w:hint="eastAsia"/>
+        </w:rPr>
+      </w:pPr>
+      <w:r>
+        <w:rPr>
+          <w:rFonts w:hint="eastAsia"/>
+        </w:rPr>
         <w:t>対象RFQが `management_type='PURCHASE'`、ステータスが `見積依頼` または `見積依頼済` であることを検証する。</w:t>
       </w:r>
     </w:p>
@@ -33614,14 +34422,14 @@
           <w:rFonts w:hint="eastAsia"/>
         </w:rPr>
       </w:pPr>
-      <w:bookmarkStart w:id="63" w:name="_Toc230855619"/>
+      <w:bookmarkStart w:id="64" w:name="_Toc231202954"/>
       <w:r>
         <w:rPr>
           <w:rFonts w:hint="eastAsia"/>
         </w:rPr>
         <w:t>レスポンス（成功時）</w:t>
       </w:r>
-      <w:bookmarkEnd w:id="63"/>
+      <w:bookmarkEnd w:id="64"/>
     </w:p>
     <w:tbl>
       <w:tblPr>
@@ -33825,6 +34633,7 @@
           </w:tcPr>
           <w:p>
             <w:r>
+              <w:lastRenderedPageBreak/>
               <w:t>requestStatus</w:t>
             </w:r>
           </w:p>
@@ -33959,14 +34768,14 @@
           <w:rFonts w:hint="eastAsia"/>
         </w:rPr>
       </w:pPr>
-      <w:bookmarkStart w:id="64" w:name="_Toc230855620"/>
+      <w:bookmarkStart w:id="65" w:name="_Toc231202955"/>
       <w:r>
         <w:rPr>
           <w:rFonts w:hint="eastAsia"/>
         </w:rPr>
         <w:t>ステータスコード</w:t>
       </w:r>
-      <w:bookmarkEnd w:id="64"/>
+      <w:bookmarkEnd w:id="65"/>
     </w:p>
     <w:tbl>
       <w:tblPr>
@@ -34235,14 +35044,14 @@
           <w:rFonts w:hint="eastAsia"/>
         </w:rPr>
       </w:pPr>
-      <w:bookmarkStart w:id="65" w:name="_Toc230855621"/>
+      <w:bookmarkStart w:id="66" w:name="_Toc231202956"/>
       <w:r>
         <w:rPr>
           <w:rFonts w:hint="eastAsia"/>
         </w:rPr>
         <w:t>見積ドラフト保存（/quotation-data-box/quotations）</w:t>
       </w:r>
-      <w:bookmarkEnd w:id="65"/>
+      <w:bookmarkEnd w:id="66"/>
     </w:p>
     <w:p>
       <w:pPr>
@@ -34268,7 +35077,6 @@
         <w:rPr>
           <w:rFonts w:hint="eastAsia"/>
         </w:rPr>
-        <w:lastRenderedPageBreak/>
         <w:t>エンドポイント</w:t>
       </w:r>
     </w:p>
@@ -34302,14 +35110,14 @@
           <w:rFonts w:hint="eastAsia"/>
         </w:rPr>
       </w:pPr>
-      <w:bookmarkStart w:id="66" w:name="_Toc230855622"/>
+      <w:bookmarkStart w:id="67" w:name="_Toc231202957"/>
       <w:r>
         <w:rPr>
           <w:rFonts w:hint="eastAsia"/>
         </w:rPr>
         <w:t>リクエストボディ</w:t>
       </w:r>
-      <w:bookmarkEnd w:id="66"/>
+      <w:bookmarkEnd w:id="67"/>
     </w:p>
     <w:tbl>
       <w:tblPr>
@@ -34510,6 +35318,7 @@
           </w:tcPr>
           <w:p>
             <w:r>
+              <w:lastRenderedPageBreak/>
               <w:t>rfqVendorId</w:t>
             </w:r>
           </w:p>
@@ -35005,7 +35814,6 @@
           </w:tcPr>
           <w:p>
             <w:r>
-              <w:lastRenderedPageBreak/>
               <w:t>items</w:t>
             </w:r>
           </w:p>
@@ -35259,6 +36067,7 @@
           </w:tcPr>
           <w:p>
             <w:r>
+              <w:lastRenderedPageBreak/>
               <w:t>ownerType</w:t>
             </w:r>
           </w:p>
@@ -35902,18 +36711,26 @@
               <w:rPr>
                 <w:rFonts w:hint="eastAsia"/>
               </w:rPr>
-              <w:t>`親明細` / `子明細` / `孫明細` / `その他` / `値引き` など</w:t>
-            </w:r>
-          </w:p>
-        </w:tc>
-      </w:tr>
-      <w:tr>
-        <w:tc>
-          <w:tcPr>
-            <w:tcW w:w="1250" w:type="pct"/>
-          </w:tcPr>
-          <w:p>
-            <w:r>
+              <w:t>`親明細` / `子明細` / `孫明細` / `そ</w:t>
+            </w:r>
+            <w:r>
+              <w:rPr>
+                <w:rFonts w:hint="eastAsia"/>
+              </w:rPr>
+              <w:lastRenderedPageBreak/>
+              <w:t>の他` / `値引き` など</w:t>
+            </w:r>
+          </w:p>
+        </w:tc>
+      </w:tr>
+      <w:tr>
+        <w:tc>
+          <w:tcPr>
+            <w:tcW w:w="1250" w:type="pct"/>
+          </w:tcPr>
+          <w:p>
+            <w:r>
+              <w:lastRenderedPageBreak/>
               <w:t>originalItemName</w:t>
             </w:r>
           </w:p>
@@ -36727,7 +37544,6 @@
         <w:rPr>
           <w:rFonts w:hint="eastAsia"/>
         </w:rPr>
-        <w:lastRenderedPageBreak/>
         <w:t>権限チェック</w:t>
       </w:r>
     </w:p>
@@ -36741,7 +37557,7 @@
         <w:rPr>
           <w:rFonts w:hint="eastAsia"/>
         </w:rPr>
-        <w:t>認可条件: Bearer トークン上の作業対象施設について `user_facility_assignments` に有効割当があること</w:t>
+        <w:t>認可条件: 共有システム管理者アカウント（`users.account_type='SYSTEM_ADMIN'`）の場合は、Bearer トークン上の作業対象施設が未削除であることを確認し、通常アカウント向けの担当施設割当・施設提供設定・ユーザー施設別設定による `normal_quotation` 判定をバイパスする</w:t>
       </w:r>
     </w:p>
     <w:p>
@@ -36754,7 +37570,7 @@
         <w:rPr>
           <w:rFonts w:hint="eastAsia"/>
         </w:rPr>
-        <w:t>認可条件: 対象施設の `facility_feature_settings` と `user_facility_feature_settings` の両方で `normal_quotation` が有効であること</w:t>
+        <w:t>認可条件: 通常アカウントの場合、Bearer トークン上の作業対象施設について `user_facility_assignments` に有効割当があること</w:t>
       </w:r>
     </w:p>
     <w:p>
@@ -36767,11 +37583,24 @@
         <w:rPr>
           <w:rFonts w:hint="eastAsia"/>
         </w:rPr>
-        <w:t>認可条件: 対象RFQは `rfqs.management_type='PURCHASE'` かつ `deleted_at IS NULL` であること</w:t>
+        <w:t>認可条件: 通常アカウントの場合、作業対象施設の `facility_feature_settings` と `user_facility_feature_settings` の両方で `normal_quotation` が有効であること</w:t>
       </w:r>
     </w:p>
     <w:p>
       <w:pPr>
+        <w:rPr>
+          <w:rFonts w:hint="eastAsia"/>
+        </w:rPr>
+      </w:pPr>
+      <w:r>
+        <w:rPr>
+          <w:rFonts w:hint="eastAsia"/>
+        </w:rPr>
+        <w:t>認可条件: 対象RFQは `rfqs.management_type='PURCHASE'` かつ `workflow_type='RFQ'` かつ `deleted_at IS NULL` であること</w:t>
+      </w:r>
+    </w:p>
+    <w:p>
+      <w:pPr>
         <w:pStyle w:val="4"/>
         <w:rPr>
           <w:rFonts w:hint="eastAsia"/>
@@ -36781,6 +37610,7 @@
         <w:rPr>
           <w:rFonts w:hint="eastAsia"/>
         </w:rPr>
+        <w:lastRenderedPageBreak/>
         <w:t>処理仕様</w:t>
       </w:r>
     </w:p>
@@ -36794,6 +37624,19 @@
         <w:rPr>
           <w:rFonts w:hint="eastAsia"/>
         </w:rPr>
+        <w:t>Bearer トークン上の作業対象施設が存在し、未削除であることを確認する。</w:t>
+      </w:r>
+    </w:p>
+    <w:p>
+      <w:pPr>
+        <w:rPr>
+          <w:rFonts w:hint="eastAsia"/>
+        </w:rPr>
+      </w:pPr>
+      <w:r>
+        <w:rPr>
+          <w:rFonts w:hint="eastAsia"/>
+        </w:rPr>
         <w:t>本書ではOCR実行、OCRジョブ制御、OCR結果取込を行わない。OCR明細確認画面は、見積原本を見ながら手動入力した明細の確認画面として扱う。</w:t>
       </w:r>
     </w:p>
@@ -36869,14 +37712,14 @@
           <w:rFonts w:hint="eastAsia"/>
         </w:rPr>
       </w:pPr>
-      <w:bookmarkStart w:id="67" w:name="_Toc230855623"/>
+      <w:bookmarkStart w:id="68" w:name="_Toc231202958"/>
       <w:r>
         <w:rPr>
           <w:rFonts w:hint="eastAsia"/>
         </w:rPr>
         <w:t>レスポンス（成功時）</w:t>
       </w:r>
-      <w:bookmarkEnd w:id="67"/>
+      <w:bookmarkEnd w:id="68"/>
     </w:p>
     <w:tbl>
       <w:tblPr>
@@ -37245,26 +38088,18 @@
               <w:rPr>
                 <w:rFonts w:hint="eastAsia"/>
               </w:rPr>
-              <w:t xml:space="preserve">次画面識別子。例: `CATEGORY_REGISTRATION` / `ITEM_AI_MATCHING` </w:t>
-            </w:r>
-            <w:r>
-              <w:rPr>
-                <w:rFonts w:hint="eastAsia"/>
-              </w:rPr>
-              <w:lastRenderedPageBreak/>
-              <w:t>/ `PRICE_ALLOCATION` / `CONFIRM`</w:t>
-            </w:r>
-          </w:p>
-        </w:tc>
-      </w:tr>
-      <w:tr>
-        <w:tc>
-          <w:tcPr>
-            <w:tcW w:w="1250" w:type="pct"/>
-          </w:tcPr>
-          <w:p>
-            <w:r>
-              <w:lastRenderedPageBreak/>
+              <w:t>次画面識別子。例: `CATEGORY_REGISTRATION` / `ITEM_AI_MATCHING` / `PRICE_ALLOCATION` / `CONFIRM`</w:t>
+            </w:r>
+          </w:p>
+        </w:tc>
+      </w:tr>
+      <w:tr>
+        <w:tc>
+          <w:tcPr>
+            <w:tcW w:w="1250" w:type="pct"/>
+          </w:tcPr>
+          <w:p>
+            <w:r>
               <w:t>updatedAt</w:t>
             </w:r>
           </w:p>
@@ -37312,14 +38147,15 @@
           <w:rFonts w:hint="eastAsia"/>
         </w:rPr>
       </w:pPr>
-      <w:bookmarkStart w:id="68" w:name="_Toc230855624"/>
+      <w:bookmarkStart w:id="69" w:name="_Toc231202959"/>
       <w:r>
         <w:rPr>
           <w:rFonts w:hint="eastAsia"/>
         </w:rPr>
+        <w:lastRenderedPageBreak/>
         <w:t>ステータスコード</w:t>
       </w:r>
-      <w:bookmarkEnd w:id="68"/>
+      <w:bookmarkEnd w:id="69"/>
     </w:p>
     <w:tbl>
       <w:tblPr>
@@ -37658,14 +38494,14 @@
           <w:rFonts w:hint="eastAsia"/>
         </w:rPr>
       </w:pPr>
-      <w:bookmarkStart w:id="69" w:name="_Toc230855625"/>
+      <w:bookmarkStart w:id="70" w:name="_Toc231202960"/>
       <w:r>
         <w:rPr>
           <w:rFonts w:hint="eastAsia"/>
         </w:rPr>
         <w:t>見積確定（/quotation-data-box/quotations/{quotationId}/confirm）</w:t>
       </w:r>
-      <w:bookmarkEnd w:id="69"/>
+      <w:bookmarkEnd w:id="70"/>
     </w:p>
     <w:p>
       <w:pPr>
@@ -37724,15 +38560,14 @@
           <w:rFonts w:hint="eastAsia"/>
         </w:rPr>
       </w:pPr>
-      <w:bookmarkStart w:id="70" w:name="_Toc230855626"/>
+      <w:bookmarkStart w:id="71" w:name="_Toc231202961"/>
       <w:r>
         <w:rPr>
           <w:rFonts w:hint="eastAsia"/>
         </w:rPr>
-        <w:lastRenderedPageBreak/>
         <w:t>リクエストパラメータ</w:t>
       </w:r>
-      <w:bookmarkEnd w:id="70"/>
+      <w:bookmarkEnd w:id="71"/>
     </w:p>
     <w:tbl>
       <w:tblPr>
@@ -37920,14 +38755,14 @@
           <w:rFonts w:hint="eastAsia"/>
         </w:rPr>
       </w:pPr>
-      <w:bookmarkStart w:id="71" w:name="_Toc230855627"/>
+      <w:bookmarkStart w:id="72" w:name="_Toc231202962"/>
       <w:r>
         <w:rPr>
           <w:rFonts w:hint="eastAsia"/>
         </w:rPr>
         <w:t>リクエストボディ</w:t>
       </w:r>
-      <w:bookmarkEnd w:id="71"/>
+      <w:bookmarkEnd w:id="72"/>
     </w:p>
     <w:tbl>
       <w:tblPr>
@@ -38083,6 +38918,7 @@
           </w:tcPr>
           <w:p>
             <w:r>
+              <w:lastRenderedPageBreak/>
               <w:t>returnTo</w:t>
             </w:r>
           </w:p>
@@ -38192,7 +39028,7 @@
         <w:rPr>
           <w:rFonts w:hint="eastAsia"/>
         </w:rPr>
-        <w:t>認可条件: Bearer トークン上の作業対象施設について `user_facility_assignments` に有効割当があること</w:t>
+        <w:t>認可条件: 共有システム管理者アカウント（`users.account_type='SYSTEM_ADMIN'`）の場合は、Bearer トークン上の作業対象施設が未削除であることを確認し、通常アカウント向けの担当施設割当・施設提供設定・ユーザー施設別設定による `normal_quotation` 判定をバイパスする</w:t>
       </w:r>
     </w:p>
     <w:p>
@@ -38205,7 +39041,7 @@
         <w:rPr>
           <w:rFonts w:hint="eastAsia"/>
         </w:rPr>
-        <w:t>認可条件: 対象施設の `facility_feature_settings` と `user_facility_feature_settings` の両方で `normal_quotation` が有効であること</w:t>
+        <w:t>認可条件: 通常アカウントの場合、Bearer トークン上の作業対象施設について `user_facility_assignments` に有効割当があること</w:t>
       </w:r>
     </w:p>
     <w:p>
@@ -38218,7 +39054,20 @@
         <w:rPr>
           <w:rFonts w:hint="eastAsia"/>
         </w:rPr>
-        <w:t>認可条件: 対象RFQは `rfqs.management_type='PURCHASE'` かつ `deleted_at IS NULL` であること</w:t>
+        <w:t>認可条件: 通常アカウントの場合、作業対象施設の `facility_feature_settings` と `user_facility_feature_settings` の両方で `normal_quotation` が有効であること</w:t>
+      </w:r>
+    </w:p>
+    <w:p>
+      <w:pPr>
+        <w:rPr>
+          <w:rFonts w:hint="eastAsia"/>
+        </w:rPr>
+      </w:pPr>
+      <w:r>
+        <w:rPr>
+          <w:rFonts w:hint="eastAsia"/>
+        </w:rPr>
+        <w:t>認可条件: 対象RFQは `rfqs.management_type='PURCHASE'` かつ `workflow_type='RFQ'` かつ `deleted_at IS NULL` であること</w:t>
       </w:r>
     </w:p>
     <w:p>
@@ -38245,6 +39094,19 @@
         <w:rPr>
           <w:rFonts w:hint="eastAsia"/>
         </w:rPr>
+        <w:t>Bearer トークン上の作業対象施設が存在し、未削除であることを確認する。</w:t>
+      </w:r>
+    </w:p>
+    <w:p>
+      <w:pPr>
+        <w:rPr>
+          <w:rFonts w:hint="eastAsia"/>
+        </w:rPr>
+      </w:pPr>
+      <w:r>
+        <w:rPr>
+          <w:rFonts w:hint="eastAsia"/>
+        </w:rPr>
         <w:t>対象見積が `DRAFT` または確定前状態で、親RFQが `management_type='PURCHASE'` であることを検証する。</w:t>
       </w:r>
     </w:p>
@@ -38297,7 +39159,6 @@
         <w:rPr>
           <w:rFonts w:hint="eastAsia"/>
         </w:rPr>
-        <w:lastRenderedPageBreak/>
         <w:t>関連する購入申請の `applications.status` は `見積中` を維持し、発注登録までは `発注済` へ進めない。</w:t>
       </w:r>
     </w:p>
@@ -38321,14 +39182,15 @@
           <w:rFonts w:hint="eastAsia"/>
         </w:rPr>
       </w:pPr>
-      <w:bookmarkStart w:id="72" w:name="_Toc230855628"/>
+      <w:bookmarkStart w:id="73" w:name="_Toc231202963"/>
       <w:r>
         <w:rPr>
           <w:rFonts w:hint="eastAsia"/>
         </w:rPr>
+        <w:lastRenderedPageBreak/>
         <w:t>レスポンス（成功時）</w:t>
       </w:r>
-      <w:bookmarkEnd w:id="72"/>
+      <w:bookmarkEnd w:id="73"/>
     </w:p>
     <w:tbl>
       <w:tblPr>
@@ -38714,14 +39576,14 @@
           <w:rFonts w:hint="eastAsia"/>
         </w:rPr>
       </w:pPr>
-      <w:bookmarkStart w:id="73" w:name="_Toc230855629"/>
+      <w:bookmarkStart w:id="74" w:name="_Toc231202964"/>
       <w:r>
         <w:rPr>
           <w:rFonts w:hint="eastAsia"/>
         </w:rPr>
         <w:t>ステータスコード</w:t>
       </w:r>
-      <w:bookmarkEnd w:id="73"/>
+      <w:bookmarkEnd w:id="74"/>
     </w:p>
     <w:tbl>
       <w:tblPr>
@@ -39025,14 +39887,14 @@
           <w:rFonts w:hint="eastAsia"/>
         </w:rPr>
       </w:pPr>
-      <w:bookmarkStart w:id="74" w:name="_Toc230855630"/>
+      <w:bookmarkStart w:id="75" w:name="_Toc231202965"/>
       <w:r>
         <w:rPr>
           <w:rFonts w:hint="eastAsia"/>
         </w:rPr>
         <w:t>見積管理明細一覧取得（/quotation-management/quotation-items）</w:t>
       </w:r>
-      <w:bookmarkEnd w:id="74"/>
+      <w:bookmarkEnd w:id="75"/>
     </w:p>
     <w:p>
       <w:pPr>
@@ -39058,7 +39920,6 @@
         <w:rPr>
           <w:rFonts w:hint="eastAsia"/>
         </w:rPr>
-        <w:lastRenderedPageBreak/>
         <w:t>エンドポイント</w:t>
       </w:r>
     </w:p>
@@ -39092,14 +39953,15 @@
           <w:rFonts w:hint="eastAsia"/>
         </w:rPr>
       </w:pPr>
-      <w:bookmarkStart w:id="75" w:name="_Toc230855631"/>
+      <w:bookmarkStart w:id="76" w:name="_Toc231202966"/>
       <w:r>
         <w:rPr>
           <w:rFonts w:hint="eastAsia"/>
         </w:rPr>
+        <w:lastRenderedPageBreak/>
         <w:t>リクエストパラメータ</w:t>
       </w:r>
-      <w:bookmarkEnd w:id="75"/>
+      <w:bookmarkEnd w:id="76"/>
     </w:p>
     <w:tbl>
       <w:tblPr>
@@ -39634,7 +40496,7 @@
         <w:rPr>
           <w:rFonts w:hint="eastAsia"/>
         </w:rPr>
-        <w:t>認可条件: Bearer トークン上の作業対象施設について `user_facility_assignments` に有効割当があること</w:t>
+        <w:t>認可条件: 共有システム管理者アカウント（`users.account_type='SYSTEM_ADMIN'`）の場合は、Bearer トークン上の作業対象施設が未削除であることを確認し、通常アカウント向けの担当施設割当・施設提供設定・ユーザー施設別設定による `normal_quotation` 判定をバイパスする</w:t>
       </w:r>
     </w:p>
     <w:p>
@@ -39647,7 +40509,7 @@
         <w:rPr>
           <w:rFonts w:hint="eastAsia"/>
         </w:rPr>
-        <w:t>認可条件: 対象施設の `facility_feature_settings` と `user_facility_feature_settings` の両方で `normal_quotation` が有効であること</w:t>
+        <w:t>認可条件: 通常アカウントの場合、Bearer トークン上の作業対象施設について `user_facility_assignments` に有効割当があること</w:t>
       </w:r>
     </w:p>
     <w:p>
@@ -39660,11 +40522,24 @@
         <w:rPr>
           <w:rFonts w:hint="eastAsia"/>
         </w:rPr>
-        <w:t>認可条件: 対象RFQは `rfqs.management_type='PURCHASE'` かつ `deleted_at IS NULL` であること</w:t>
+        <w:t>認可条件: 通常アカウントの場合、作業対象施設の `facility_feature_settings` と `user_facility_feature_settings` の両方で `normal_quotation` が有効であること</w:t>
       </w:r>
     </w:p>
     <w:p>
       <w:pPr>
+        <w:rPr>
+          <w:rFonts w:hint="eastAsia"/>
+        </w:rPr>
+      </w:pPr>
+      <w:r>
+        <w:rPr>
+          <w:rFonts w:hint="eastAsia"/>
+        </w:rPr>
+        <w:t>認可条件: 対象RFQは `rfqs.management_type='PURCHASE'` かつ `workflow_type='RFQ'` かつ `deleted_at IS NULL` であること</w:t>
+      </w:r>
+    </w:p>
+    <w:p>
+      <w:pPr>
         <w:pStyle w:val="4"/>
         <w:rPr>
           <w:rFonts w:hint="eastAsia"/>
@@ -39674,7 +40549,6 @@
         <w:rPr>
           <w:rFonts w:hint="eastAsia"/>
         </w:rPr>
-        <w:lastRenderedPageBreak/>
         <w:t>処理仕様</w:t>
       </w:r>
     </w:p>
@@ -39688,6 +40562,20 @@
         <w:rPr>
           <w:rFonts w:hint="eastAsia"/>
         </w:rPr>
+        <w:t>Bearer トークン上の作業対象施設が存在し、未削除であることを確認する。</w:t>
+      </w:r>
+    </w:p>
+    <w:p>
+      <w:pPr>
+        <w:rPr>
+          <w:rFonts w:hint="eastAsia"/>
+        </w:rPr>
+      </w:pPr>
+      <w:r>
+        <w:rPr>
+          <w:rFonts w:hint="eastAsia"/>
+        </w:rPr>
+        <w:lastRenderedPageBreak/>
         <w:t>`rfqs.management_type='PURCHASE'` に紐づく `quotations` / `quotation_items` を取得する。</w:t>
       </w:r>
     </w:p>
@@ -39737,14 +40625,14 @@
           <w:rFonts w:hint="eastAsia"/>
         </w:rPr>
       </w:pPr>
-      <w:bookmarkStart w:id="76" w:name="_Toc230855632"/>
+      <w:bookmarkStart w:id="77" w:name="_Toc231202967"/>
       <w:r>
         <w:rPr>
           <w:rFonts w:hint="eastAsia"/>
         </w:rPr>
         <w:t>レスポンス（成功時）</w:t>
       </w:r>
-      <w:bookmarkEnd w:id="76"/>
+      <w:bookmarkEnd w:id="77"/>
     </w:p>
     <w:tbl>
       <w:tblPr>
@@ -40564,97 +41452,97 @@
           </w:tcPr>
           <w:p>
             <w:r>
+              <w:t>categoryName</w:t>
+            </w:r>
+          </w:p>
+        </w:tc>
+        <w:tc>
+          <w:tcPr>
+            <w:tcW w:w="1250" w:type="pct"/>
+          </w:tcPr>
+          <w:p>
+            <w:r>
+              <w:t>string</w:t>
+            </w:r>
+          </w:p>
+        </w:tc>
+        <w:tc>
+          <w:tcPr>
+            <w:tcW w:w="1250" w:type="pct"/>
+          </w:tcPr>
+          <w:p>
+            <w:r>
+              <w:t>-</w:t>
+            </w:r>
+          </w:p>
+        </w:tc>
+        <w:tc>
+          <w:tcPr>
+            <w:tcW w:w="1250" w:type="pct"/>
+          </w:tcPr>
+          <w:p>
+            <w:r>
+              <w:rPr>
+                <w:rFonts w:hint="eastAsia"/>
+              </w:rPr>
+              <w:t>確定category</w:t>
+            </w:r>
+          </w:p>
+        </w:tc>
+      </w:tr>
+      <w:tr>
+        <w:tc>
+          <w:tcPr>
+            <w:tcW w:w="1250" w:type="pct"/>
+          </w:tcPr>
+          <w:p>
+            <w:r>
+              <w:t>largeClassName</w:t>
+            </w:r>
+          </w:p>
+        </w:tc>
+        <w:tc>
+          <w:tcPr>
+            <w:tcW w:w="1250" w:type="pct"/>
+          </w:tcPr>
+          <w:p>
+            <w:r>
+              <w:t>string</w:t>
+            </w:r>
+          </w:p>
+        </w:tc>
+        <w:tc>
+          <w:tcPr>
+            <w:tcW w:w="1250" w:type="pct"/>
+          </w:tcPr>
+          <w:p>
+            <w:r>
+              <w:t>-</w:t>
+            </w:r>
+          </w:p>
+        </w:tc>
+        <w:tc>
+          <w:tcPr>
+            <w:tcW w:w="1250" w:type="pct"/>
+          </w:tcPr>
+          <w:p>
+            <w:r>
+              <w:rPr>
+                <w:rFonts w:hint="eastAsia"/>
+              </w:rPr>
+              <w:t>確定大分類</w:t>
+            </w:r>
+          </w:p>
+        </w:tc>
+      </w:tr>
+      <w:tr>
+        <w:tc>
+          <w:tcPr>
+            <w:tcW w:w="1250" w:type="pct"/>
+          </w:tcPr>
+          <w:p>
+            <w:r>
               <w:lastRenderedPageBreak/>
-              <w:t>categoryName</w:t>
-            </w:r>
-          </w:p>
-        </w:tc>
-        <w:tc>
-          <w:tcPr>
-            <w:tcW w:w="1250" w:type="pct"/>
-          </w:tcPr>
-          <w:p>
-            <w:r>
-              <w:t>string</w:t>
-            </w:r>
-          </w:p>
-        </w:tc>
-        <w:tc>
-          <w:tcPr>
-            <w:tcW w:w="1250" w:type="pct"/>
-          </w:tcPr>
-          <w:p>
-            <w:r>
-              <w:t>-</w:t>
-            </w:r>
-          </w:p>
-        </w:tc>
-        <w:tc>
-          <w:tcPr>
-            <w:tcW w:w="1250" w:type="pct"/>
-          </w:tcPr>
-          <w:p>
-            <w:r>
-              <w:rPr>
-                <w:rFonts w:hint="eastAsia"/>
-              </w:rPr>
-              <w:t>確定category</w:t>
-            </w:r>
-          </w:p>
-        </w:tc>
-      </w:tr>
-      <w:tr>
-        <w:tc>
-          <w:tcPr>
-            <w:tcW w:w="1250" w:type="pct"/>
-          </w:tcPr>
-          <w:p>
-            <w:r>
-              <w:t>largeClassName</w:t>
-            </w:r>
-          </w:p>
-        </w:tc>
-        <w:tc>
-          <w:tcPr>
-            <w:tcW w:w="1250" w:type="pct"/>
-          </w:tcPr>
-          <w:p>
-            <w:r>
-              <w:t>string</w:t>
-            </w:r>
-          </w:p>
-        </w:tc>
-        <w:tc>
-          <w:tcPr>
-            <w:tcW w:w="1250" w:type="pct"/>
-          </w:tcPr>
-          <w:p>
-            <w:r>
-              <w:t>-</w:t>
-            </w:r>
-          </w:p>
-        </w:tc>
-        <w:tc>
-          <w:tcPr>
-            <w:tcW w:w="1250" w:type="pct"/>
-          </w:tcPr>
-          <w:p>
-            <w:r>
-              <w:rPr>
-                <w:rFonts w:hint="eastAsia"/>
-              </w:rPr>
-              <w:t>確定大分類</w:t>
-            </w:r>
-          </w:p>
-        </w:tc>
-      </w:tr>
-      <w:tr>
-        <w:tc>
-          <w:tcPr>
-            <w:tcW w:w="1250" w:type="pct"/>
-          </w:tcPr>
-          <w:p>
-            <w:r>
               <w:t>mediumClassName</w:t>
             </w:r>
           </w:p>
@@ -41194,14 +42082,14 @@
           <w:rFonts w:hint="eastAsia"/>
         </w:rPr>
       </w:pPr>
-      <w:bookmarkStart w:id="77" w:name="_Toc230855633"/>
+      <w:bookmarkStart w:id="78" w:name="_Toc231202968"/>
       <w:r>
         <w:rPr>
           <w:rFonts w:hint="eastAsia"/>
         </w:rPr>
         <w:t>ステータスコード</w:t>
       </w:r>
-      <w:bookmarkEnd w:id="77"/>
+      <w:bookmarkEnd w:id="78"/>
     </w:p>
     <w:tbl>
       <w:tblPr>
@@ -41433,6 +42321,41 @@
           </w:tcPr>
           <w:p>
             <w:r>
+              <w:t>404</w:t>
+            </w:r>
+          </w:p>
+        </w:tc>
+        <w:tc>
+          <w:tcPr>
+            <w:tcW w:w="1667" w:type="pct"/>
+          </w:tcPr>
+          <w:p>
+            <w:r>
+              <w:rPr>
+                <w:rFonts w:hint="eastAsia"/>
+              </w:rPr>
+              <w:t>作業対象施設なし</w:t>
+            </w:r>
+          </w:p>
+        </w:tc>
+        <w:tc>
+          <w:tcPr>
+            <w:tcW w:w="1667" w:type="pct"/>
+          </w:tcPr>
+          <w:p>
+            <w:r>
+              <w:t>ErrorResponse</w:t>
+            </w:r>
+          </w:p>
+        </w:tc>
+      </w:tr>
+      <w:tr>
+        <w:tc>
+          <w:tcPr>
+            <w:tcW w:w="1666" w:type="pct"/>
+          </w:tcPr>
+          <w:p>
+            <w:r>
               <w:t>500</w:t>
             </w:r>
           </w:p>
@@ -41470,14 +42393,14 @@
           <w:rFonts w:hint="eastAsia"/>
         </w:rPr>
       </w:pPr>
-      <w:bookmarkStart w:id="78" w:name="_Toc230855634"/>
+      <w:bookmarkStart w:id="79" w:name="_Toc231202969"/>
       <w:r>
         <w:rPr>
           <w:rFonts w:hint="eastAsia"/>
         </w:rPr>
         <w:t>発注登録（/quotation-data-box/order-registration/orders）</w:t>
       </w:r>
-      <w:bookmarkEnd w:id="78"/>
+      <w:bookmarkEnd w:id="79"/>
     </w:p>
     <w:p>
       <w:pPr>
@@ -41503,7 +42426,6 @@
         <w:rPr>
           <w:rFonts w:hint="eastAsia"/>
         </w:rPr>
-        <w:lastRenderedPageBreak/>
         <w:t>エンドポイント</w:t>
       </w:r>
     </w:p>
@@ -41514,6 +42436,7 @@
     </w:p>
     <w:p>
       <w:r>
+        <w:lastRenderedPageBreak/>
         <w:t>Path: /quotation-data-box/order-registration/orders</w:t>
       </w:r>
     </w:p>
@@ -41537,14 +42460,14 @@
           <w:rFonts w:hint="eastAsia"/>
         </w:rPr>
       </w:pPr>
-      <w:bookmarkStart w:id="79" w:name="_Toc230855635"/>
+      <w:bookmarkStart w:id="80" w:name="_Toc231202970"/>
       <w:r>
         <w:rPr>
           <w:rFonts w:hint="eastAsia"/>
         </w:rPr>
         <w:t>リクエストボディ</w:t>
       </w:r>
-      <w:bookmarkEnd w:id="79"/>
+      <w:bookmarkEnd w:id="80"/>
     </w:p>
     <w:tbl>
       <w:tblPr>
@@ -42214,7 +43137,7 @@
         <w:rPr>
           <w:rFonts w:hint="eastAsia"/>
         </w:rPr>
-        <w:t>認可条件: Bearer トークン上の作業対象施設について `user_facility_assignments` に有効割当があること</w:t>
+        <w:t>認可条件: 共有システム管理者アカウント（`users.account_type='SYSTEM_ADMIN'`）の場合は、Bearer トークン上の作業対象施設が未削除であることを確認し、通常アカウント向けの担当施設割当・施設提供設定・ユーザー施設別設定による `normal_order` 判定をバイパスする</w:t>
       </w:r>
     </w:p>
     <w:p>
@@ -42227,7 +43150,7 @@
         <w:rPr>
           <w:rFonts w:hint="eastAsia"/>
         </w:rPr>
-        <w:t>認可条件: 対象施設の `facility_feature_settings` と `user_facility_feature_settings` の両方で `normal_order` が有効であること</w:t>
+        <w:t>認可条件: 通常アカウントの場合、Bearer トークン上の作業対象施設について `user_facility_assignments` に有効割当があること</w:t>
       </w:r>
     </w:p>
     <w:p>
@@ -42240,11 +43163,25 @@
         <w:rPr>
           <w:rFonts w:hint="eastAsia"/>
         </w:rPr>
-        <w:t>認可条件: 対象RFQは `rfqs.management_type='PURCHASE'` かつ `deleted_at IS NULL` であること</w:t>
+        <w:t>認可条件: 通常アカウントの場合、作業対象施設の `facility_feature_settings` と `user_facility_feature_settings` の両方で `normal_order` が有効であること</w:t>
       </w:r>
     </w:p>
     <w:p>
       <w:pPr>
+        <w:rPr>
+          <w:rFonts w:hint="eastAsia"/>
+        </w:rPr>
+      </w:pPr>
+      <w:r>
+        <w:rPr>
+          <w:rFonts w:hint="eastAsia"/>
+        </w:rPr>
+        <w:lastRenderedPageBreak/>
+        <w:t>認可条件: 対象RFQは `rfqs.management_type='PURCHASE'` かつ `workflow_type='RFQ'` かつ `deleted_at IS NULL` であること</w:t>
+      </w:r>
+    </w:p>
+    <w:p>
+      <w:pPr>
         <w:pStyle w:val="4"/>
         <w:rPr>
           <w:rFonts w:hint="eastAsia"/>
@@ -42254,7 +43191,6 @@
         <w:rPr>
           <w:rFonts w:hint="eastAsia"/>
         </w:rPr>
-        <w:lastRenderedPageBreak/>
         <w:t>処理仕様</w:t>
       </w:r>
     </w:p>
@@ -42268,6 +43204,19 @@
         <w:rPr>
           <w:rFonts w:hint="eastAsia"/>
         </w:rPr>
+        <w:t>Bearer トークン上の作業対象施設が存在し、未削除であることを確認する。</w:t>
+      </w:r>
+    </w:p>
+    <w:p>
+      <w:pPr>
+        <w:rPr>
+          <w:rFonts w:hint="eastAsia"/>
+        </w:rPr>
+      </w:pPr>
+      <w:r>
+        <w:rPr>
+          <w:rFonts w:hint="eastAsia"/>
+        </w:rPr>
         <w:t>対象RFQが `management_type='PURCHASE'`、`status='発注見積登録済'` であることを検証する。</w:t>
       </w:r>
     </w:p>
@@ -42343,14 +43292,14 @@
           <w:rFonts w:hint="eastAsia"/>
         </w:rPr>
       </w:pPr>
-      <w:bookmarkStart w:id="80" w:name="_Toc230855636"/>
+      <w:bookmarkStart w:id="81" w:name="_Toc231202971"/>
       <w:r>
         <w:rPr>
           <w:rFonts w:hint="eastAsia"/>
         </w:rPr>
         <w:t>レスポンス（成功時）</w:t>
       </w:r>
-      <w:bookmarkEnd w:id="80"/>
+      <w:bookmarkEnd w:id="81"/>
     </w:p>
     <w:tbl>
       <w:tblPr>
@@ -42830,6 +43779,7 @@
         <w:rPr>
           <w:rFonts w:hint="eastAsia"/>
         </w:rPr>
+        <w:lastRenderedPageBreak/>
         <w:t>orderItems要素（OrderItemSummary）</w:t>
       </w:r>
     </w:p>
@@ -42987,7 +43937,6 @@
           </w:tcPr>
           <w:p>
             <w:r>
-              <w:lastRenderedPageBreak/>
               <w:t>quotationItemId</w:t>
             </w:r>
           </w:p>
@@ -43347,14 +44296,14 @@
           <w:rFonts w:hint="eastAsia"/>
         </w:rPr>
       </w:pPr>
-      <w:bookmarkStart w:id="81" w:name="_Toc230855637"/>
+      <w:bookmarkStart w:id="82" w:name="_Toc231202972"/>
       <w:r>
         <w:rPr>
           <w:rFonts w:hint="eastAsia"/>
         </w:rPr>
         <w:t>ステータスコード</w:t>
       </w:r>
-      <w:bookmarkEnd w:id="81"/>
+      <w:bookmarkEnd w:id="82"/>
     </w:p>
     <w:tbl>
       <w:tblPr>
@@ -43658,14 +44607,14 @@
           <w:rFonts w:hint="eastAsia"/>
         </w:rPr>
       </w:pPr>
-      <w:bookmarkStart w:id="82" w:name="_Toc230855638"/>
+      <w:bookmarkStart w:id="83" w:name="_Toc231202973"/>
       <w:r>
         <w:rPr>
           <w:rFonts w:hint="eastAsia"/>
         </w:rPr>
         <w:t>納品検収予定日登録（/quotation-data-box/inspection-registration/records）</w:t>
       </w:r>
-      <w:bookmarkEnd w:id="82"/>
+      <w:bookmarkEnd w:id="83"/>
     </w:p>
     <w:p>
       <w:pPr>
@@ -43691,6 +44640,7 @@
         <w:rPr>
           <w:rFonts w:hint="eastAsia"/>
         </w:rPr>
+        <w:lastRenderedPageBreak/>
         <w:t>エンドポイント</w:t>
       </w:r>
     </w:p>
@@ -43714,7 +44664,6 @@
         <w:rPr>
           <w:rFonts w:hint="eastAsia"/>
         </w:rPr>
-        <w:lastRenderedPageBreak/>
         <w:t>認証: 要（Bearer）</w:t>
       </w:r>
     </w:p>
@@ -43725,14 +44674,14 @@
           <w:rFonts w:hint="eastAsia"/>
         </w:rPr>
       </w:pPr>
-      <w:bookmarkStart w:id="83" w:name="_Toc230855639"/>
+      <w:bookmarkStart w:id="84" w:name="_Toc231202974"/>
       <w:r>
         <w:rPr>
           <w:rFonts w:hint="eastAsia"/>
         </w:rPr>
         <w:t>リクエストボディ</w:t>
       </w:r>
-      <w:bookmarkEnd w:id="83"/>
+      <w:bookmarkEnd w:id="84"/>
     </w:p>
     <w:tbl>
       <w:tblPr>
@@ -44084,7 +45033,7 @@
         <w:rPr>
           <w:rFonts w:hint="eastAsia"/>
         </w:rPr>
-        <w:t>認可条件: Bearer トークン上の作業対象施設について `user_facility_assignments` に有効割当があること</w:t>
+        <w:t>認可条件: 共有システム管理者アカウント（`users.account_type='SYSTEM_ADMIN'`）の場合は、Bearer トークン上の作業対象施設が未削除であることを確認し、通常アカウント向けの担当施設割当・施設提供設定・ユーザー施設別設定による `normal_acceptance` 判定をバイパスする</w:t>
       </w:r>
     </w:p>
     <w:p>
@@ -44097,7 +45046,7 @@
         <w:rPr>
           <w:rFonts w:hint="eastAsia"/>
         </w:rPr>
-        <w:t>認可条件: 対象施設の `facility_feature_settings` と `user_facility_feature_settings` の両方で `normal_acceptance` が有効であること</w:t>
+        <w:t>認可条件: 通常アカウントの場合、Bearer トークン上の作業対象施設について `user_facility_assignments` に有効割当があること</w:t>
       </w:r>
     </w:p>
     <w:p>
@@ -44110,7 +45059,20 @@
         <w:rPr>
           <w:rFonts w:hint="eastAsia"/>
         </w:rPr>
-        <w:t>認可条件: 対象RFQは `rfqs.management_type='PURCHASE'` かつ `deleted_at IS NULL` であること</w:t>
+        <w:t>認可条件: 通常アカウントの場合、作業対象施設の `facility_feature_settings` と `user_facility_feature_settings` の両方で `normal_acceptance` が有効であること</w:t>
+      </w:r>
+    </w:p>
+    <w:p>
+      <w:pPr>
+        <w:rPr>
+          <w:rFonts w:hint="eastAsia"/>
+        </w:rPr>
+      </w:pPr>
+      <w:r>
+        <w:rPr>
+          <w:rFonts w:hint="eastAsia"/>
+        </w:rPr>
+        <w:t>認可条件: 対象RFQは `rfqs.management_type='PURCHASE'` かつ `workflow_type='RFQ'` かつ `deleted_at IS NULL` であること</w:t>
       </w:r>
     </w:p>
     <w:p>
@@ -44137,6 +45099,19 @@
         <w:rPr>
           <w:rFonts w:hint="eastAsia"/>
         </w:rPr>
+        <w:t>Bearer トークン上の作業対象施設が存在し、未削除であることを確認する。</w:t>
+      </w:r>
+    </w:p>
+    <w:p>
+      <w:pPr>
+        <w:rPr>
+          <w:rFonts w:hint="eastAsia"/>
+        </w:rPr>
+      </w:pPr>
+      <w:r>
+        <w:rPr>
+          <w:rFonts w:hint="eastAsia"/>
+        </w:rPr>
         <w:t>対象RFQが `management_type='PURCHASE'`、`status='発注済'` であることを検証する。</w:t>
       </w:r>
     </w:p>
@@ -44176,6 +45151,7 @@
         <w:rPr>
           <w:rFonts w:hint="eastAsia"/>
         </w:rPr>
+        <w:lastRenderedPageBreak/>
         <w:t>`rfqs.status='納期確定'`、`last_status_changed_at` を更新する。</w:t>
       </w:r>
     </w:p>
@@ -44212,15 +45188,14 @@
           <w:rFonts w:hint="eastAsia"/>
         </w:rPr>
       </w:pPr>
-      <w:bookmarkStart w:id="84" w:name="_Toc230855640"/>
+      <w:bookmarkStart w:id="85" w:name="_Toc231202975"/>
       <w:r>
         <w:rPr>
           <w:rFonts w:hint="eastAsia"/>
         </w:rPr>
-        <w:lastRenderedPageBreak/>
         <w:t>レスポンス（成功時）</w:t>
       </w:r>
-      <w:bookmarkEnd w:id="84"/>
+      <w:bookmarkEnd w:id="85"/>
     </w:p>
     <w:tbl>
       <w:tblPr>
@@ -44651,14 +45626,14 @@
           <w:rFonts w:hint="eastAsia"/>
         </w:rPr>
       </w:pPr>
-      <w:bookmarkStart w:id="85" w:name="_Toc230855641"/>
+      <w:bookmarkStart w:id="86" w:name="_Toc231202976"/>
       <w:r>
         <w:rPr>
           <w:rFonts w:hint="eastAsia"/>
         </w:rPr>
         <w:t>ステータスコード</w:t>
       </w:r>
-      <w:bookmarkEnd w:id="85"/>
+      <w:bookmarkEnd w:id="86"/>
     </w:p>
     <w:tbl>
       <w:tblPr>
@@ -44962,14 +45937,15 @@
           <w:rFonts w:hint="eastAsia"/>
         </w:rPr>
       </w:pPr>
-      <w:bookmarkStart w:id="86" w:name="_Toc230855642"/>
+      <w:bookmarkStart w:id="87" w:name="_Toc231202977"/>
       <w:r>
         <w:rPr>
           <w:rFonts w:hint="eastAsia"/>
         </w:rPr>
+        <w:lastRenderedPageBreak/>
         <w:t>検収登録完了（/quotation-data-box/asset-provisional-registration/complete）</w:t>
       </w:r>
-      <w:bookmarkEnd w:id="86"/>
+      <w:bookmarkEnd w:id="87"/>
     </w:p>
     <w:p>
       <w:pPr>
@@ -45005,7 +45981,6 @@
     </w:p>
     <w:p>
       <w:r>
-        <w:lastRenderedPageBreak/>
         <w:t>Path: /quotation-data-box/asset-provisional-registration/complete</w:t>
       </w:r>
     </w:p>
@@ -45029,14 +46004,14 @@
           <w:rFonts w:hint="eastAsia"/>
         </w:rPr>
       </w:pPr>
-      <w:bookmarkStart w:id="87" w:name="_Toc230855643"/>
+      <w:bookmarkStart w:id="88" w:name="_Toc231202978"/>
       <w:r>
         <w:rPr>
           <w:rFonts w:hint="eastAsia"/>
         </w:rPr>
         <w:t>リクエストボディ</w:t>
       </w:r>
-      <w:bookmarkEnd w:id="87"/>
+      <w:bookmarkEnd w:id="88"/>
     </w:p>
     <w:tbl>
       <w:tblPr>
@@ -45799,6 +46774,7 @@
           </w:tcPr>
           <w:p>
             <w:r>
+              <w:lastRenderedPageBreak/>
               <w:t>acquisitionAmount</w:t>
             </w:r>
           </w:p>
@@ -46159,7 +47135,6 @@
           </w:tcPr>
           <w:p>
             <w:r>
-              <w:lastRenderedPageBreak/>
               <w:t>fixedAssetNo</w:t>
             </w:r>
           </w:p>
@@ -46266,7 +47241,7 @@
         <w:rPr>
           <w:rFonts w:hint="eastAsia"/>
         </w:rPr>
-        <w:t>認可条件: Bearer トークン上の作業対象施設について `user_facility_assignments` に有効割当があること</w:t>
+        <w:t>認可条件: 共有システム管理者アカウント（`users.account_type='SYSTEM_ADMIN'`）の場合は、Bearer トークン上の作業対象施設が未削除であることを確認し、通常アカウント向けの担当施設割当・施設提供設定・ユーザー施設別設定による `normal_acceptance` 判定をバイパスする</w:t>
       </w:r>
     </w:p>
     <w:p>
@@ -46279,7 +47254,7 @@
         <w:rPr>
           <w:rFonts w:hint="eastAsia"/>
         </w:rPr>
-        <w:t>認可条件: 対象施設の `facility_feature_settings` と `user_facility_feature_settings` の両方で `normal_acceptance` が有効であること</w:t>
+        <w:t>認可条件: 通常アカウントの場合、Bearer トークン上の作業対象施設について `user_facility_assignments` に有効割当があること</w:t>
       </w:r>
     </w:p>
     <w:p>
@@ -46292,7 +47267,20 @@
         <w:rPr>
           <w:rFonts w:hint="eastAsia"/>
         </w:rPr>
-        <w:t>認可条件: 対象RFQは `rfqs.management_type='PURCHASE'` かつ `deleted_at IS NULL` であること</w:t>
+        <w:t>認可条件: 通常アカウントの場合、作業対象施設の `facility_feature_settings` と `user_facility_feature_settings` の両方で `normal_acceptance` が有効であること</w:t>
+      </w:r>
+    </w:p>
+    <w:p>
+      <w:pPr>
+        <w:rPr>
+          <w:rFonts w:hint="eastAsia"/>
+        </w:rPr>
+      </w:pPr>
+      <w:r>
+        <w:rPr>
+          <w:rFonts w:hint="eastAsia"/>
+        </w:rPr>
+        <w:t>認可条件: 対象RFQは `rfqs.management_type='PURCHASE'` かつ `workflow_type='RFQ'` かつ `deleted_at IS NULL` であること</w:t>
       </w:r>
     </w:p>
     <w:p>
@@ -46319,6 +47307,19 @@
         <w:rPr>
           <w:rFonts w:hint="eastAsia"/>
         </w:rPr>
+        <w:t>Bearer トークン上の作業対象施設が存在し、未削除であることを確認する。</w:t>
+      </w:r>
+    </w:p>
+    <w:p>
+      <w:pPr>
+        <w:rPr>
+          <w:rFonts w:hint="eastAsia"/>
+        </w:rPr>
+      </w:pPr>
+      <w:r>
+        <w:rPr>
+          <w:rFonts w:hint="eastAsia"/>
+        </w:rPr>
         <w:t>対象RFQが `management_type='PURCHASE'`、`status='納期確定'` であることを検証する。</w:t>
       </w:r>
     </w:p>
@@ -46371,6 +47372,7 @@
         <w:rPr>
           <w:rFonts w:hint="eastAsia"/>
         </w:rPr>
+        <w:lastRenderedPageBreak/>
         <w:t>機器写真を登録する場合は `application_documents.owner_type='ASSET_LEDGER'` ではなく、資産登録前の段階では `owner_type='RFQ'` または `owner_type='QUOTATION'` の工程ドキュメントとして保持する。</w:t>
       </w:r>
     </w:p>
@@ -46407,14 +47409,14 @@
           <w:rFonts w:hint="eastAsia"/>
         </w:rPr>
       </w:pPr>
-      <w:bookmarkStart w:id="88" w:name="_Toc230855644"/>
+      <w:bookmarkStart w:id="89" w:name="_Toc231202979"/>
       <w:r>
         <w:rPr>
           <w:rFonts w:hint="eastAsia"/>
         </w:rPr>
         <w:t>レスポンス（成功時）</w:t>
       </w:r>
-      <w:bookmarkEnd w:id="88"/>
+      <w:bookmarkEnd w:id="89"/>
     </w:p>
     <w:tbl>
       <w:tblPr>
@@ -46573,7 +47575,6 @@
           </w:tcPr>
           <w:p>
             <w:r>
-              <w:lastRenderedPageBreak/>
               <w:t>orderId</w:t>
             </w:r>
           </w:p>
@@ -46846,14 +47847,14 @@
           <w:rFonts w:hint="eastAsia"/>
         </w:rPr>
       </w:pPr>
-      <w:bookmarkStart w:id="89" w:name="_Toc230855645"/>
+      <w:bookmarkStart w:id="90" w:name="_Toc231202980"/>
       <w:r>
         <w:rPr>
           <w:rFonts w:hint="eastAsia"/>
         </w:rPr>
         <w:t>ステータスコード</w:t>
       </w:r>
-      <w:bookmarkEnd w:id="89"/>
+      <w:bookmarkEnd w:id="90"/>
     </w:p>
     <w:tbl>
       <w:tblPr>
@@ -47157,14 +48158,14 @@
           <w:rFonts w:hint="eastAsia"/>
         </w:rPr>
       </w:pPr>
-      <w:bookmarkStart w:id="90" w:name="_Toc230855646"/>
+      <w:bookmarkStart w:id="91" w:name="_Toc231202981"/>
       <w:r>
         <w:rPr>
           <w:rFonts w:hint="eastAsia"/>
         </w:rPr>
         <w:t>原本資産登録（/quotation-data-box/asset-registration/register-bulk）</w:t>
       </w:r>
-      <w:bookmarkEnd w:id="90"/>
+      <w:bookmarkEnd w:id="91"/>
     </w:p>
     <w:p>
       <w:pPr>
@@ -47213,7 +48214,6 @@
         <w:rPr>
           <w:rFonts w:hint="eastAsia"/>
         </w:rPr>
-        <w:lastRenderedPageBreak/>
         <w:t>認証: 要（Bearer）</w:t>
       </w:r>
     </w:p>
@@ -47224,14 +48224,14 @@
           <w:rFonts w:hint="eastAsia"/>
         </w:rPr>
       </w:pPr>
-      <w:bookmarkStart w:id="91" w:name="_Toc230855647"/>
+      <w:bookmarkStart w:id="92" w:name="_Toc231202982"/>
       <w:r>
         <w:rPr>
           <w:rFonts w:hint="eastAsia"/>
         </w:rPr>
         <w:t>リクエストボディ</w:t>
       </w:r>
-      <w:bookmarkEnd w:id="91"/>
+      <w:bookmarkEnd w:id="92"/>
     </w:p>
     <w:tbl>
       <w:tblPr>
@@ -47772,6 +48772,7 @@
           </w:tcPr>
           <w:p>
             <w:r>
+              <w:lastRenderedPageBreak/>
               <w:t>status</w:t>
             </w:r>
           </w:p>
@@ -47836,7 +48837,7 @@
         <w:rPr>
           <w:rFonts w:hint="eastAsia"/>
         </w:rPr>
-        <w:t>認可条件: Bearer トークン上の作業対象施設について `user_facility_assignments` に有効割当があること</w:t>
+        <w:t>認可条件: 共有システム管理者アカウント（`users.account_type='SYSTEM_ADMIN'`）の場合は、Bearer トークン上の作業対象施設が未削除であることを確認し、通常アカウント向けの担当施設割当・施設提供設定・ユーザー施設別設定による `normal_acceptance` 判定をバイパスする</w:t>
       </w:r>
     </w:p>
     <w:p>
@@ -47849,7 +48850,7 @@
         <w:rPr>
           <w:rFonts w:hint="eastAsia"/>
         </w:rPr>
-        <w:t>認可条件: 対象施設の `facility_feature_settings` と `user_facility_feature_settings` の両方で `normal_acceptance` が有効であること</w:t>
+        <w:t>認可条件: 通常アカウントの場合、Bearer トークン上の作業対象施設について `user_facility_assignments` に有効割当があること</w:t>
       </w:r>
     </w:p>
     <w:p>
@@ -47862,11 +48863,24 @@
         <w:rPr>
           <w:rFonts w:hint="eastAsia"/>
         </w:rPr>
-        <w:t>認可条件: 対象RFQは `rfqs.management_type='PURCHASE'` かつ `deleted_at IS NULL` であること</w:t>
+        <w:t>認可条件: 通常アカウントの場合、作業対象施設の `facility_feature_settings` と `user_facility_feature_settings` の両方で `normal_acceptance` が有効であること</w:t>
       </w:r>
     </w:p>
     <w:p>
       <w:pPr>
+        <w:rPr>
+          <w:rFonts w:hint="eastAsia"/>
+        </w:rPr>
+      </w:pPr>
+      <w:r>
+        <w:rPr>
+          <w:rFonts w:hint="eastAsia"/>
+        </w:rPr>
+        <w:t>認可条件: 対象RFQは `rfqs.management_type='PURCHASE'` かつ `workflow_type='RFQ'` かつ `deleted_at IS NULL` であること</w:t>
+      </w:r>
+    </w:p>
+    <w:p>
+      <w:pPr>
         <w:pStyle w:val="4"/>
         <w:rPr>
           <w:rFonts w:hint="eastAsia"/>
@@ -47876,7 +48890,6 @@
         <w:rPr>
           <w:rFonts w:hint="eastAsia"/>
         </w:rPr>
-        <w:lastRenderedPageBreak/>
         <w:t>処理仕様</w:t>
       </w:r>
     </w:p>
@@ -47890,6 +48903,19 @@
         <w:rPr>
           <w:rFonts w:hint="eastAsia"/>
         </w:rPr>
+        <w:t>Bearer トークン上の作業対象施設が存在し、未削除であることを確認する。</w:t>
+      </w:r>
+    </w:p>
+    <w:p>
+      <w:pPr>
+        <w:rPr>
+          <w:rFonts w:hint="eastAsia"/>
+        </w:rPr>
+      </w:pPr>
+      <w:r>
+        <w:rPr>
+          <w:rFonts w:hint="eastAsia"/>
+        </w:rPr>
         <w:t>対象RFQが `management_type='PURCHASE'`、`status='検収済'` であることを検証する。</w:t>
       </w:r>
     </w:p>
@@ -47981,6 +49007,7 @@
         <w:rPr>
           <w:rFonts w:hint="eastAsia"/>
         </w:rPr>
+        <w:lastRenderedPageBreak/>
         <w:t>全件成功時に `rfqs.status='完了'`、`completed_on`、`last_status_changed_at` を更新する。</w:t>
       </w:r>
     </w:p>
@@ -48004,14 +49031,14 @@
           <w:rFonts w:hint="eastAsia"/>
         </w:rPr>
       </w:pPr>
-      <w:bookmarkStart w:id="92" w:name="_Toc230855648"/>
+      <w:bookmarkStart w:id="93" w:name="_Toc231202983"/>
       <w:r>
         <w:rPr>
           <w:rFonts w:hint="eastAsia"/>
         </w:rPr>
         <w:t>レスポンス（成功時）</w:t>
       </w:r>
-      <w:bookmarkEnd w:id="92"/>
+      <w:bookmarkEnd w:id="93"/>
     </w:p>
     <w:tbl>
       <w:tblPr>
@@ -48397,15 +49424,14 @@
           <w:rFonts w:hint="eastAsia"/>
         </w:rPr>
       </w:pPr>
-      <w:bookmarkStart w:id="93" w:name="_Toc230855649"/>
+      <w:bookmarkStart w:id="94" w:name="_Toc231202984"/>
       <w:r>
         <w:rPr>
           <w:rFonts w:hint="eastAsia"/>
         </w:rPr>
-        <w:lastRenderedPageBreak/>
         <w:t>ステータスコード</w:t>
       </w:r>
-      <w:bookmarkEnd w:id="93"/>
+      <w:bookmarkEnd w:id="94"/>
     </w:p>
     <w:tbl>
       <w:tblPr>
@@ -48709,14 +49735,15 @@
           <w:rFonts w:hint="eastAsia"/>
         </w:rPr>
       </w:pPr>
-      <w:bookmarkStart w:id="94" w:name="_Toc230855650"/>
+      <w:bookmarkStart w:id="95" w:name="_Toc231202985"/>
       <w:r>
         <w:rPr>
           <w:rFonts w:hint="eastAsia"/>
         </w:rPr>
+        <w:lastRenderedPageBreak/>
         <w:t>RFQグループ削除（/quotation-data-box/rfq-groups/{rfqGroupId}）</w:t>
       </w:r>
-      <w:bookmarkEnd w:id="94"/>
+      <w:bookmarkEnd w:id="95"/>
     </w:p>
     <w:p>
       <w:pPr>
@@ -48775,14 +49802,14 @@
           <w:rFonts w:hint="eastAsia"/>
         </w:rPr>
       </w:pPr>
-      <w:bookmarkStart w:id="95" w:name="_Toc230855651"/>
+      <w:bookmarkStart w:id="96" w:name="_Toc231202986"/>
       <w:r>
         <w:rPr>
           <w:rFonts w:hint="eastAsia"/>
         </w:rPr>
         <w:t>リクエストパラメータ</w:t>
       </w:r>
-      <w:bookmarkEnd w:id="95"/>
+      <w:bookmarkEnd w:id="96"/>
     </w:p>
     <w:tbl>
       <w:tblPr>
@@ -48970,14 +49997,14 @@
           <w:rFonts w:hint="eastAsia"/>
         </w:rPr>
       </w:pPr>
-      <w:bookmarkStart w:id="96" w:name="_Toc230855652"/>
+      <w:bookmarkStart w:id="97" w:name="_Toc231202987"/>
       <w:r>
         <w:rPr>
           <w:rFonts w:hint="eastAsia"/>
         </w:rPr>
         <w:t>リクエストボディ</w:t>
       </w:r>
-      <w:bookmarkEnd w:id="96"/>
+      <w:bookmarkEnd w:id="97"/>
     </w:p>
     <w:tbl>
       <w:tblPr>
@@ -49136,7 +50163,6 @@
           </w:tcPr>
           <w:p>
             <w:r>
-              <w:lastRenderedPageBreak/>
               <w:t>expectedUpdatedAt</w:t>
             </w:r>
           </w:p>
@@ -49201,7 +50227,7 @@
         <w:rPr>
           <w:rFonts w:hint="eastAsia"/>
         </w:rPr>
-        <w:t>認可条件: Bearer トークン上の作業対象施設について `user_facility_assignments` に有効割当があること</w:t>
+        <w:t>認可条件: 共有システム管理者アカウント（`users.account_type='SYSTEM_ADMIN'`）の場合は、Bearer トークン上の作業対象施設が未削除であることを確認し、通常アカウント向けの担当施設割当・施設提供設定・ユーザー施設別設定による `normal_purchase` 判定をバイパスする</w:t>
       </w:r>
     </w:p>
     <w:p>
@@ -49214,11 +50240,24 @@
         <w:rPr>
           <w:rFonts w:hint="eastAsia"/>
         </w:rPr>
-        <w:t>認可条件: 対象施設の `facility_feature_settings` と `user_facility_feature_settings` の両方で `normal_purchase` が有効であること</w:t>
+        <w:t>認可条件: 通常アカウントの場合、Bearer トークン上の作業対象施設について `user_facility_assignments` に有効割当があること</w:t>
       </w:r>
     </w:p>
     <w:p>
       <w:pPr>
+        <w:rPr>
+          <w:rFonts w:hint="eastAsia"/>
+        </w:rPr>
+      </w:pPr>
+      <w:r>
+        <w:rPr>
+          <w:rFonts w:hint="eastAsia"/>
+        </w:rPr>
+        <w:t>認可条件: 通常アカウントの場合、作業対象施設の `facility_feature_settings` と `user_facility_feature_settings` の両方で `normal_purchase` が有効であること</w:t>
+      </w:r>
+    </w:p>
+    <w:p>
+      <w:pPr>
         <w:pStyle w:val="4"/>
         <w:rPr>
           <w:rFonts w:hint="eastAsia"/>
@@ -49228,6 +50267,7 @@
         <w:rPr>
           <w:rFonts w:hint="eastAsia"/>
         </w:rPr>
+        <w:lastRenderedPageBreak/>
         <w:t>処理仕様</w:t>
       </w:r>
     </w:p>
@@ -49241,6 +50281,19 @@
         <w:rPr>
           <w:rFonts w:hint="eastAsia"/>
         </w:rPr>
+        <w:t>Bearer トークン上の作業対象施設が存在し、未削除であることを確認する。</w:t>
+      </w:r>
+    </w:p>
+    <w:p>
+      <w:pPr>
+        <w:rPr>
+          <w:rFonts w:hint="eastAsia"/>
+        </w:rPr>
+      </w:pPr>
+      <w:r>
+        <w:rPr>
+          <w:rFonts w:hint="eastAsia"/>
+        </w:rPr>
         <w:t>対象RFQが `management_type='PURCHASE'`、`deleted_at IS NULL` であることを検証する。</w:t>
       </w:r>
     </w:p>
@@ -49316,14 +50369,14 @@
           <w:rFonts w:hint="eastAsia"/>
         </w:rPr>
       </w:pPr>
-      <w:bookmarkStart w:id="97" w:name="_Toc230855653"/>
+      <w:bookmarkStart w:id="98" w:name="_Toc231202988"/>
       <w:r>
         <w:rPr>
           <w:rFonts w:hint="eastAsia"/>
         </w:rPr>
         <w:t>レスポンス（成功時）</w:t>
       </w:r>
-      <w:bookmarkEnd w:id="97"/>
+      <w:bookmarkEnd w:id="98"/>
     </w:p>
     <w:tbl>
       <w:tblPr>
@@ -49529,14 +50582,14 @@
           <w:rFonts w:hint="eastAsia"/>
         </w:rPr>
       </w:pPr>
-      <w:bookmarkStart w:id="98" w:name="_Toc230855654"/>
+      <w:bookmarkStart w:id="99" w:name="_Toc231202989"/>
       <w:r>
         <w:rPr>
           <w:rFonts w:hint="eastAsia"/>
         </w:rPr>
         <w:t>ステータスコード</w:t>
       </w:r>
-      <w:bookmarkEnd w:id="98"/>
+      <w:bookmarkEnd w:id="99"/>
     </w:p>
     <w:tbl>
       <w:tblPr>
@@ -49663,7 +50716,6 @@
           </w:tcPr>
           <w:p>
             <w:r>
-              <w:lastRenderedPageBreak/>
               <w:t>401</w:t>
             </w:r>
           </w:p>
@@ -49806,14 +50858,15 @@
           <w:rFonts w:hint="eastAsia"/>
         </w:rPr>
       </w:pPr>
-      <w:bookmarkStart w:id="99" w:name="_Toc230855655"/>
+      <w:bookmarkStart w:id="100" w:name="_Toc231202990"/>
       <w:r>
         <w:rPr>
           <w:rFonts w:hint="eastAsia"/>
         </w:rPr>
+        <w:lastRenderedPageBreak/>
         <w:t>第6章 権限・業務ルール</w:t>
       </w:r>
-      <w:bookmarkEnd w:id="99"/>
+      <w:bookmarkEnd w:id="100"/>
     </w:p>
     <w:p>
       <w:pPr>
@@ -49822,142 +50875,12 @@
           <w:rFonts w:hint="eastAsia"/>
         </w:rPr>
       </w:pPr>
-      <w:bookmarkStart w:id="100" w:name="_Toc230855656"/>
+      <w:bookmarkStart w:id="101" w:name="_Toc231202991"/>
       <w:r>
         <w:rPr>
           <w:rFonts w:hint="eastAsia"/>
         </w:rPr>
         <w:t>責務境界</w:t>
-      </w:r>
-      <w:bookmarkEnd w:id="100"/>
-    </w:p>
-    <w:p>
-      <w:pPr>
-        <w:pStyle w:val="afffffff8"/>
-        <w:numPr>
-          <w:ilvl w:val="0"/>
-          <w:numId w:val="3"/>
-        </w:numPr>
-        <w:ind w:leftChars="0"/>
-        <w:rPr>
-          <w:rFonts w:hint="eastAsia"/>
-        </w:rPr>
-      </w:pPr>
-      <w:r>
-        <w:rPr>
-          <w:rFonts w:hint="eastAsia"/>
-        </w:rPr>
-        <w:t>資産一覧からの購入申請起票は No.13 資産申請起票API設計書を正本とし、本書では起票済み購入申請の受付以降を扱う</w:t>
-      </w:r>
-    </w:p>
-    <w:p>
-      <w:pPr>
-        <w:pStyle w:val="afffffff8"/>
-        <w:numPr>
-          <w:ilvl w:val="0"/>
-          <w:numId w:val="3"/>
-        </w:numPr>
-        <w:ind w:leftChars="0"/>
-        <w:rPr>
-          <w:rFonts w:hint="eastAsia"/>
-        </w:rPr>
-      </w:pPr>
-      <w:r>
-        <w:rPr>
-          <w:rFonts w:hint="eastAsia"/>
-        </w:rPr>
-        <w:t>編集リスト本体操作、Data Link、見積DB Link、行削除、行順変更、フリーカラム、編集リスト画面で選択行から実行する通常購入RFQ作成は No.23 編集リストAPI設計書を正本とする</w:t>
-      </w:r>
-    </w:p>
-    <w:p>
-      <w:pPr>
-        <w:pStyle w:val="afffffff8"/>
-        <w:numPr>
-          <w:ilvl w:val="0"/>
-          <w:numId w:val="3"/>
-        </w:numPr>
-        <w:ind w:leftChars="0"/>
-        <w:rPr>
-          <w:rFonts w:hint="eastAsia"/>
-        </w:rPr>
-      </w:pPr>
-      <w:r>
-        <w:rPr>
-          <w:rFonts w:hint="eastAsia"/>
-        </w:rPr>
-        <w:t>購入管理タブの申請受付一覧から行う通常編集リスト新規作成・購入申請取り込み、および既存通常編集リストへの購入申請取り込みは本書で扱う</w:t>
-      </w:r>
-    </w:p>
-    <w:p>
-      <w:pPr>
-        <w:pStyle w:val="afffffff8"/>
-        <w:numPr>
-          <w:ilvl w:val="0"/>
-          <w:numId w:val="3"/>
-        </w:numPr>
-        <w:ind w:leftChars="0"/>
-        <w:rPr>
-          <w:rFonts w:hint="eastAsia"/>
-        </w:rPr>
-      </w:pPr>
-      <w:r>
-        <w:rPr>
-          <w:rFonts w:hint="eastAsia"/>
-        </w:rPr>
-        <w:t>購入管理タブでは作成済み `rfqs.management_type='PURCHASE'` のRFQ一覧表示と後続進行を扱い、リモデル管理のRFQとは混在させない</w:t>
-      </w:r>
-    </w:p>
-    <w:p>
-      <w:pPr>
-        <w:pStyle w:val="afffffff8"/>
-        <w:numPr>
-          <w:ilvl w:val="0"/>
-          <w:numId w:val="3"/>
-        </w:numPr>
-        <w:ind w:leftChars="0"/>
-        <w:rPr>
-          <w:rFonts w:hint="eastAsia"/>
-        </w:rPr>
-      </w:pPr>
-      <w:r>
-        <w:rPr>
-          <w:rFonts w:hint="eastAsia"/>
-        </w:rPr>
-        <w:t>SHIP代理作業依頼の作成・一覧・担当取得・差戻し・完了・取消APIは本書の対象外であり、本書では `normal_ship_request` によるボタン表示可否だけを扱う</w:t>
-      </w:r>
-    </w:p>
-    <w:p>
-      <w:pPr>
-        <w:pStyle w:val="afffffff8"/>
-        <w:numPr>
-          <w:ilvl w:val="0"/>
-          <w:numId w:val="3"/>
-        </w:numPr>
-        <w:ind w:leftChars="0"/>
-        <w:rPr>
-          <w:rFonts w:hint="eastAsia"/>
-        </w:rPr>
-      </w:pPr>
-      <w:r>
-        <w:rPr>
-          <w:rFonts w:hint="eastAsia"/>
-        </w:rPr>
-        <w:t>OCR抽出、OCRジョブ制御、OCR結果取込・補正APIは本書の対象外とし、見積登録APIは手動入力された見積明細を保存する</w:t>
-      </w:r>
-    </w:p>
-    <w:p>
-      <w:pPr>
-        <w:pStyle w:val="2"/>
-        <w:rPr>
-          <w:rFonts w:hint="eastAsia"/>
-        </w:rPr>
-      </w:pPr>
-      <w:bookmarkStart w:id="101" w:name="_Toc230855657"/>
-      <w:r>
-        <w:rPr>
-          <w:rFonts w:hint="eastAsia"/>
-        </w:rPr>
-        <w:t>購入申請受付ルール</w:t>
       </w:r>
       <w:bookmarkEnd w:id="101"/>
     </w:p>
@@ -49977,7 +50900,7 @@
         <w:rPr>
           <w:rFonts w:hint="eastAsia"/>
         </w:rPr>
-        <w:t>申請受付一覧は `applications.application_type='PURCHASE'`、`status='申請中'`、`edit_list_id IS NULL` の購入申請を未処理キューとして扱う</w:t>
+        <w:t>資産一覧からの購入申請起票は No.13 資産申請起票API設計書を正本とし、本書では起票済み購入申請の受付以降を扱う</w:t>
       </w:r>
     </w:p>
     <w:p>
@@ -49996,7 +50919,7 @@
         <w:rPr>
           <w:rFonts w:hint="eastAsia"/>
         </w:rPr>
-        <w:t>編集リスト取り込み後は `applications.edit_list_id` を設定し、`applications.status='編集中'` へ更新する。`受付済` のような中間ステータスは設けない</w:t>
+        <w:t>編集リスト本体操作、Data Link、見積DB Link、行削除、行順変更、フリーカラム、編集リスト画面で選択行から実行する通常購入RFQ作成は No.23 編集リストAPI設計書を正本とする</w:t>
       </w:r>
     </w:p>
     <w:p>
@@ -50015,7 +50938,7 @@
         <w:rPr>
           <w:rFonts w:hint="eastAsia"/>
         </w:rPr>
-        <w:t>購入申請却下は `status='申請中'` の間だけ許可する。編集リスト取り込み後の却下は行わない</w:t>
+        <w:t>購入管理タブの申請受付一覧から行う通常編集リスト新規作成・購入申請取り込み、および既存通常編集リストへの購入申請取り込みは本書で扱う</w:t>
       </w:r>
     </w:p>
     <w:p>
@@ -50034,8 +50957,7 @@
         <w:rPr>
           <w:rFonts w:hint="eastAsia"/>
         </w:rPr>
-        <w:lastRenderedPageBreak/>
-        <w:t>却下理由は画面に入力欄がないため任意とし、指定された場合のみ `application_status_histories.comment` へ保存する</w:t>
+        <w:t>購入管理タブでは作成済み `rfqs.management_type='PURCHASE'` のRFQ一覧表示と後続進行を扱い、リモデル管理のRFQとは混在させない</w:t>
       </w:r>
     </w:p>
     <w:p>
@@ -50054,7 +50976,7 @@
         <w:rPr>
           <w:rFonts w:hint="eastAsia"/>
         </w:rPr>
-        <w:t>同一購入申請明細の同一編集リストへの重複取り込みは、`edit_list_items.source_type='APPLICATION'` と `(edit_list_id, source_application_id, source_application_asset_id)` の一意性で防止する</w:t>
+        <w:t>SHIP代理作業依頼の作成・一覧・担当取得・差戻し・完了・取消APIは本書の対象外であり、本書では `normal_ship_request` によるボタン表示可否だけを扱う</w:t>
       </w:r>
     </w:p>
     <w:p>
@@ -50073,7 +50995,7 @@
         <w:rPr>
           <w:rFonts w:hint="eastAsia"/>
         </w:rPr>
-        <w:t>通常購入RFQ作成後の購入申請ステータスは、`rfq_applications.edit_list_item_id` から `edit_list_items.source_application_id` / `source_application_asset_id` を辿ってロールアップする。複数RFQに分割された申請は、同一申請配下の有効な購入申請明細のうち最も遅れている工程を `applications.status` とし、完了は全明細の原本登録後とする</w:t>
+        <w:t>OCR抽出、OCRジョブ制御、OCR結果取込・補正APIは本書の対象外とし、見積登録APIは手動入力された見積明細を保存する</w:t>
       </w:r>
     </w:p>
     <w:p>
@@ -50083,12 +51005,12 @@
           <w:rFonts w:hint="eastAsia"/>
         </w:rPr>
       </w:pPr>
-      <w:bookmarkStart w:id="102" w:name="_Toc230855658"/>
+      <w:bookmarkStart w:id="102" w:name="_Toc231202992"/>
       <w:r>
         <w:rPr>
           <w:rFonts w:hint="eastAsia"/>
         </w:rPr>
-        <w:t>RFQ・見積ルール</w:t>
+        <w:t>購入申請受付ルール</w:t>
       </w:r>
       <w:bookmarkEnd w:id="102"/>
     </w:p>
@@ -50108,7 +51030,7 @@
         <w:rPr>
           <w:rFonts w:hint="eastAsia"/>
         </w:rPr>
-        <w:t>`rfqs` は見積依頼グループの正本であり、複数業者への相見積もりは `rfq_vendors` 複数行で表現する</w:t>
+        <w:t>申請受付一覧は `applications.application_type='PURCHASE'`、`status='申請中'`、`edit_list_id IS NULL` の購入申請を未処理キューとして扱う</w:t>
       </w:r>
     </w:p>
     <w:p>
@@ -50127,7 +51049,7 @@
         <w:rPr>
           <w:rFonts w:hint="eastAsia"/>
         </w:rPr>
-        <w:t>RFQ詳細・依頼書プレビュー・見積登録対象明細は `rfq_applications` に紐づく編集リスト明細だけを返し、同一編集リスト内の未選択明細を含めない</w:t>
+        <w:t>編集リスト取り込み後は `applications.edit_list_id` を設定し、`applications.status='編集中'` へ更新する。`受付済` のような中間ステータスは設けない</w:t>
       </w:r>
     </w:p>
     <w:p>
@@ -50146,7 +51068,7 @@
         <w:rPr>
           <w:rFonts w:hint="eastAsia"/>
         </w:rPr>
-        <w:t>`rfq_vendors.request_status='DRAFT'` の行のみ業者情報、提出期限、ご依頼事項を更新または削除できる</w:t>
+        <w:t>購入申請却下は `status='申請中'` の間だけ許可する。編集リスト取り込み後の却下は行わない</w:t>
       </w:r>
     </w:p>
     <w:p>
@@ -50165,7 +51087,7 @@
         <w:rPr>
           <w:rFonts w:hint="eastAsia"/>
         </w:rPr>
-        <w:t>個別依頼送信は `DRAFT` 行だけを `SENT` へ更新し、`requested_at` と `requested_by_user_id` を設定する</w:t>
+        <w:t>却下理由は画面に入力欄がないため任意とし、指定された場合のみ `application_status_histories.comment` へ保存する</w:t>
       </w:r>
     </w:p>
     <w:p>
@@ -50184,7 +51106,7 @@
         <w:rPr>
           <w:rFonts w:hint="eastAsia"/>
         </w:rPr>
-        <w:t>参考系見積から発注登録用見積へ進む場合、同一RFQのフェーズ更新ではなく、編集リスト側で発注登録用見積として別RFQグループを作成する。購入管理では作成済みRFQの後続進行を扱う</w:t>
+        <w:t>同一購入申請明細の同一編集リストへの重複取り込みは、`edit_list_items.source_type='APPLICATION'` と `(edit_list_id, source_application_id, source_application_asset_id)` の一意性で防止する</w:t>
       </w:r>
     </w:p>
     <w:p>
@@ -50203,26 +51125,14 @@
         <w:rPr>
           <w:rFonts w:hint="eastAsia"/>
         </w:rPr>
-        <w:t>登録区分登録では `ABC` / `D` / `OTHER` 判定を初期値として使い、値引き系キーワードに該当する `OTHER` 行だけ `値引き` として扱う</w:t>
+        <w:t>通常購入RFQ作成後の購入申請ステータスは、`rfq_applications.edit_list_item_id` から `edit_list_items.source_application_id` / `source_application_asset_id` を辿って</w:t>
       </w:r>
-    </w:p>
-    <w:p>
-      <w:pPr>
-        <w:pStyle w:val="afffffff8"/>
-        <w:numPr>
-          <w:ilvl w:val="0"/>
-          <w:numId w:val="5"/>
-        </w:numPr>
-        <w:ind w:leftChars="0"/>
-        <w:rPr>
-          <w:rFonts w:hint="eastAsia"/>
-        </w:rPr>
-      </w:pPr>
       <w:r>
         <w:rPr>
           <w:rFonts w:hint="eastAsia"/>
         </w:rPr>
-        <w:t>個体品目AI判定では `その他` / `値引き` 行をAI推薦対象外とする</w:t>
+        <w:lastRenderedPageBreak/>
+        <w:t>ロールアップする。複数RFQに分割された申請は、同一申請配下の有効な購入申請明細のうち最も遅れている工程を `applications.status` とし、完了は全明細の原本登録後とする</w:t>
       </w:r>
     </w:p>
     <w:p>
@@ -50232,12 +51142,12 @@
           <w:rFonts w:hint="eastAsia"/>
         </w:rPr>
       </w:pPr>
-      <w:bookmarkStart w:id="103" w:name="_Toc230855659"/>
+      <w:bookmarkStart w:id="103" w:name="_Toc231202993"/>
       <w:r>
         <w:rPr>
           <w:rFonts w:hint="eastAsia"/>
         </w:rPr>
-        <w:t>発注・検収・資産登録ルール</w:t>
+        <w:t>RFQ・見積ルール</w:t>
       </w:r>
       <w:bookmarkEnd w:id="103"/>
     </w:p>
@@ -50257,7 +51167,7 @@
         <w:rPr>
           <w:rFonts w:hint="eastAsia"/>
         </w:rPr>
-        <w:t>発注登録は `rfqs.status='発注見積登録済'` のRFQに限り許可し、登録成功時に `発注済` へ進める</w:t>
+        <w:t>`rfqs` は見積依頼グループの正本であり、複数業者への相見積もりは `rfq_vendors` 複数行で表現する</w:t>
       </w:r>
     </w:p>
     <w:p>
@@ -50276,7 +51186,7 @@
         <w:rPr>
           <w:rFonts w:hint="eastAsia"/>
         </w:rPr>
-        <w:t>納品検収予定日登録は `rfqs.status='発注済'` のRFQに限り許可し、登録成功時に `納期確定` へ進める</w:t>
+        <w:t>RFQ詳細・依頼書プレビュー・見積登録対象明細は `rfq_applications` に紐づく編集リスト明細だけを返し、同一編集リスト内の未選択明細を含めない</w:t>
       </w:r>
     </w:p>
     <w:p>
@@ -50295,8 +51205,7 @@
         <w:rPr>
           <w:rFonts w:hint="eastAsia"/>
         </w:rPr>
-        <w:lastRenderedPageBreak/>
-        <w:t>資産仮登録は `rfqs.status='納期確定'` のRFQに限り許可し、対象数量分の `individuals` が揃った場合だけ `検収済` へ進める</w:t>
+        <w:t>`rfq_vendors.request_status='DRAFT'` の行のみ業者情報、提出期限、ご依頼事項を更新または削除できる</w:t>
       </w:r>
     </w:p>
     <w:p>
@@ -50315,7 +51224,7 @@
         <w:rPr>
           <w:rFonts w:hint="eastAsia"/>
         </w:rPr>
-        <w:t>資産登録は `rfqs.status='検収済'` のRFQに限り許可し、`individuals` を `asset_ledgers` へ反映して `完了` へ進める</w:t>
+        <w:t>個別依頼送信は `DRAFT` 行だけを `SENT` へ更新し、`requested_at` と `requested_by_user_id` を設定する</w:t>
       </w:r>
     </w:p>
     <w:p>
@@ -50334,22 +51243,60 @@
         <w:rPr>
           <w:rFonts w:hint="eastAsia"/>
         </w:rPr>
-        <w:t>更新購入の後処理は申請時の `application_assets.replacement_action` に従い、廃棄管理、移動管理、または継続利用として扱う。`DISPOSAL` は `disposal_application_details.related_purchase_application_id`、`TRANSFER` は `transfer_application_details.related_purchase_application_id` で起点購入申請を追跡し、購入管理APIは関連廃棄/移動申請を新規起票しない</w:t>
+        <w:t>参考系見積から発注登録用見積へ進む場合、同一RFQのフェーズ更新ではなく、編集リスト側で発注登録用見積として別RFQグループを作成する。購入管理では作成済みRFQの後続進行を扱う</w:t>
       </w:r>
     </w:p>
     <w:p>
       <w:pPr>
+        <w:pStyle w:val="afffffff8"/>
+        <w:numPr>
+          <w:ilvl w:val="0"/>
+          <w:numId w:val="6"/>
+        </w:numPr>
+        <w:ind w:leftChars="0"/>
+        <w:rPr>
+          <w:rFonts w:hint="eastAsia"/>
+        </w:rPr>
+      </w:pPr>
+      <w:r>
+        <w:rPr>
+          <w:rFonts w:hint="eastAsia"/>
+        </w:rPr>
+        <w:t>登録区分登録では `ABC` / `D` / `OTHER` 判定を初期値として使い、値引き系キーワードに該当する `OTHER` 行だけ `値引き` として扱う</w:t>
+      </w:r>
+    </w:p>
+    <w:p>
+      <w:pPr>
+        <w:pStyle w:val="afffffff8"/>
+        <w:numPr>
+          <w:ilvl w:val="0"/>
+          <w:numId w:val="6"/>
+        </w:numPr>
+        <w:ind w:leftChars="0"/>
+        <w:rPr>
+          <w:rFonts w:hint="eastAsia"/>
+        </w:rPr>
+      </w:pPr>
+      <w:r>
+        <w:rPr>
+          <w:rFonts w:hint="eastAsia"/>
+        </w:rPr>
+        <w:t>個体品目AI判定では `その他` / `値引き` 行をAI推薦対象外とする</w:t>
+      </w:r>
+    </w:p>
+    <w:p>
+      <w:pPr>
         <w:pStyle w:val="2"/>
         <w:rPr>
           <w:rFonts w:hint="eastAsia"/>
         </w:rPr>
       </w:pPr>
-      <w:bookmarkStart w:id="104" w:name="_Toc230855660"/>
+      <w:bookmarkStart w:id="104" w:name="_Toc231202994"/>
       <w:r>
         <w:rPr>
           <w:rFonts w:hint="eastAsia"/>
         </w:rPr>
-        <w:t>削除・競合ルール</w:t>
+        <w:t>発注・検収・資産登録ルール</w:t>
       </w:r>
       <w:bookmarkEnd w:id="104"/>
     </w:p>
@@ -50369,7 +51316,7 @@
         <w:rPr>
           <w:rFonts w:hint="eastAsia"/>
         </w:rPr>
-        <w:t>RFQ削除は `発注済` 到達前のステータスだけ許可する。`発注済` / `納期確定` / `検収済` / `完了` 以降は削除不可とする</w:t>
+        <w:t>発注登録は `rfqs.status='発注見積登録済'` のRFQに限り許可し、登録成功時に `発注済` へ進める</w:t>
       </w:r>
     </w:p>
     <w:p>
@@ -50388,7 +51335,7 @@
         <w:rPr>
           <w:rFonts w:hint="eastAsia"/>
         </w:rPr>
-        <w:t>RFQ削除時は `rfqs`、`rfq_vendors`、`quotations`、`quotation_items`、`quotation_item_application_links` を同一トランザクションで論理削除する</w:t>
+        <w:t>納品検収予定日登録は `rfqs.status='発注済'` のRFQに限り許可し、登録成功時に `納期確定` へ進める</w:t>
       </w:r>
     </w:p>
     <w:p>
@@ -50407,7 +51354,7 @@
         <w:rPr>
           <w:rFonts w:hint="eastAsia"/>
         </w:rPr>
-        <w:t>`rfq_applications` は採用履歴として保持し、通常一覧・現在割当判定では `rfqs.deleted_at IS NULL` のRFQだけを有効扱いとする</w:t>
+        <w:t>資産仮登録は `rfqs.status='納期確定'` のRFQに限り許可し、対象数量分の `individuals` が揃った場合だけ `検収済` へ進める</w:t>
       </w:r>
     </w:p>
     <w:p>
@@ -50426,7 +51373,7 @@
         <w:rPr>
           <w:rFonts w:hint="eastAsia"/>
         </w:rPr>
-        <w:t>既存編集リストへの購入申請取り込みは編集リスト明細を追加するため、有効な `edit_list_work_locks.lock_token` を必須とする</w:t>
+        <w:t>資産登録は `rfqs.status='検収済'` のRFQに限り許可し、`individuals` を `asset_ledgers` へ反映して `完了` へ進める</w:t>
       </w:r>
     </w:p>
     <w:p>
@@ -50445,6 +51392,124 @@
         <w:rPr>
           <w:rFonts w:hint="eastAsia"/>
         </w:rPr>
+        <w:t>更新購入の後処理は申請時の `application_assets.replacement_action` に従い、廃棄管理、移動管理、または継続利用として扱う。`DISPOSAL` は `disposal_application_details.related_purchase_application_id`、`TRANSFER` は `transfer_application_d</w:t>
+      </w:r>
+      <w:r>
+        <w:rPr>
+          <w:rFonts w:hint="eastAsia"/>
+        </w:rPr>
+        <w:lastRenderedPageBreak/>
+        <w:t>etails.related_purchase_application_id` で起点購入申請を追跡し、購入管理APIは関連廃棄/移動申請を新規起票しない</w:t>
+      </w:r>
+    </w:p>
+    <w:p>
+      <w:pPr>
+        <w:pStyle w:val="2"/>
+        <w:rPr>
+          <w:rFonts w:hint="eastAsia"/>
+        </w:rPr>
+      </w:pPr>
+      <w:bookmarkStart w:id="105" w:name="_Toc231202995"/>
+      <w:r>
+        <w:rPr>
+          <w:rFonts w:hint="eastAsia"/>
+        </w:rPr>
+        <w:t>削除・競合ルール</w:t>
+      </w:r>
+      <w:bookmarkEnd w:id="105"/>
+    </w:p>
+    <w:p>
+      <w:pPr>
+        <w:pStyle w:val="afffffff8"/>
+        <w:numPr>
+          <w:ilvl w:val="0"/>
+          <w:numId w:val="8"/>
+        </w:numPr>
+        <w:ind w:leftChars="0"/>
+        <w:rPr>
+          <w:rFonts w:hint="eastAsia"/>
+        </w:rPr>
+      </w:pPr>
+      <w:r>
+        <w:rPr>
+          <w:rFonts w:hint="eastAsia"/>
+        </w:rPr>
+        <w:t>RFQ削除は `発注済` 到達前のステータスだけ許可する。`発注済` / `納期確定` / `検収済` / `完了` 以降は削除不可とする</w:t>
+      </w:r>
+    </w:p>
+    <w:p>
+      <w:pPr>
+        <w:pStyle w:val="afffffff8"/>
+        <w:numPr>
+          <w:ilvl w:val="0"/>
+          <w:numId w:val="8"/>
+        </w:numPr>
+        <w:ind w:leftChars="0"/>
+        <w:rPr>
+          <w:rFonts w:hint="eastAsia"/>
+        </w:rPr>
+      </w:pPr>
+      <w:r>
+        <w:rPr>
+          <w:rFonts w:hint="eastAsia"/>
+        </w:rPr>
+        <w:t>RFQ削除時は `rfqs`、`rfq_vendors`、`quotations`、`quotation_items`、`quotation_item_application_links` を同一トランザクションで論理削除する</w:t>
+      </w:r>
+    </w:p>
+    <w:p>
+      <w:pPr>
+        <w:pStyle w:val="afffffff8"/>
+        <w:numPr>
+          <w:ilvl w:val="0"/>
+          <w:numId w:val="8"/>
+        </w:numPr>
+        <w:ind w:leftChars="0"/>
+        <w:rPr>
+          <w:rFonts w:hint="eastAsia"/>
+        </w:rPr>
+      </w:pPr>
+      <w:r>
+        <w:rPr>
+          <w:rFonts w:hint="eastAsia"/>
+        </w:rPr>
+        <w:t>`rfq_applications` は採用履歴として保持し、通常一覧・現在割当判定では `rfqs.deleted_at IS NULL` のRFQだけを有効扱いとする</w:t>
+      </w:r>
+    </w:p>
+    <w:p>
+      <w:pPr>
+        <w:pStyle w:val="afffffff8"/>
+        <w:numPr>
+          <w:ilvl w:val="0"/>
+          <w:numId w:val="8"/>
+        </w:numPr>
+        <w:ind w:leftChars="0"/>
+        <w:rPr>
+          <w:rFonts w:hint="eastAsia"/>
+        </w:rPr>
+      </w:pPr>
+      <w:r>
+        <w:rPr>
+          <w:rFonts w:hint="eastAsia"/>
+        </w:rPr>
+        <w:t>既存編集リストへの購入申請取り込みは編集リスト明細を追加するため、有効な `edit_list_work_locks.lock_token` を必須とする</w:t>
+      </w:r>
+    </w:p>
+    <w:p>
+      <w:pPr>
+        <w:pStyle w:val="afffffff8"/>
+        <w:numPr>
+          <w:ilvl w:val="0"/>
+          <w:numId w:val="8"/>
+        </w:numPr>
+        <w:ind w:leftChars="0"/>
+        <w:rPr>
+          <w:rFonts w:hint="eastAsia"/>
+        </w:rPr>
+      </w:pPr>
+      <w:r>
+        <w:rPr>
+          <w:rFonts w:hint="eastAsia"/>
+        </w:rPr>
         <w:t>変更系APIは `expectedUpdatedAt` または `Idempotency-Key` により競合更新と二重送信を検出する</w:t>
       </w:r>
     </w:p>
@@ -50455,14 +51520,14 @@
           <w:rFonts w:hint="eastAsia"/>
         </w:rPr>
       </w:pPr>
-      <w:bookmarkStart w:id="105" w:name="_Toc230855661"/>
+      <w:bookmarkStart w:id="106" w:name="_Toc231202996"/>
       <w:r>
         <w:rPr>
           <w:rFonts w:hint="eastAsia"/>
         </w:rPr>
         <w:t>第7章 エラーコード一覧</w:t>
       </w:r>
-      <w:bookmarkEnd w:id="105"/>
+      <w:bookmarkEnd w:id="106"/>
     </w:p>
     <w:tbl>
       <w:tblPr>
@@ -50624,6 +51689,54 @@
           </w:tcPr>
           <w:p>
             <w:r>
+              <w:t>FACILITY_NOT_FOUND</w:t>
+            </w:r>
+          </w:p>
+        </w:tc>
+        <w:tc>
+          <w:tcPr>
+            <w:tcW w:w="1250" w:type="pct"/>
+          </w:tcPr>
+          <w:p>
+            <w:r>
+              <w:t>404</w:t>
+            </w:r>
+          </w:p>
+        </w:tc>
+        <w:tc>
+          <w:tcPr>
+            <w:tcW w:w="1250" w:type="pct"/>
+          </w:tcPr>
+          <w:p>
+            <w:r>
+              <w:rPr>
+                <w:rFonts w:hint="eastAsia"/>
+              </w:rPr>
+              <w:t>作業対象施設を参照できない</w:t>
+            </w:r>
+          </w:p>
+        </w:tc>
+        <w:tc>
+          <w:tcPr>
+            <w:tcW w:w="1250" w:type="pct"/>
+          </w:tcPr>
+          <w:p>
+            <w:r>
+              <w:rPr>
+                <w:rFonts w:hint="eastAsia"/>
+              </w:rPr>
+              <w:t>Bearer トークン上の作業対象施設が存在しない、または削除済み</w:t>
+            </w:r>
+          </w:p>
+        </w:tc>
+      </w:tr>
+      <w:tr>
+        <w:tc>
+          <w:tcPr>
+            <w:tcW w:w="1250" w:type="pct"/>
+          </w:tcPr>
+          <w:p>
+            <w:r>
               <w:t>AUTH_403_PURCHASE_DENIED</w:t>
             </w:r>
           </w:p>
@@ -50647,20 +51760,20 @@
               <w:rPr>
                 <w:rFonts w:hint="eastAsia"/>
               </w:rPr>
-              <w:t>作業対象施設に対する実効 `normal_purchase` がない</w:t>
-            </w:r>
-          </w:p>
-        </w:tc>
-        <w:tc>
-          <w:tcPr>
-            <w:tcW w:w="1250" w:type="pct"/>
-          </w:tcPr>
-          <w:p>
-            <w:r>
-              <w:rPr>
-                <w:rFonts w:hint="eastAsia"/>
-              </w:rPr>
-              <w:t>購入申請受付、編集リスト取り込み、RFQ詳細/削除などの購入管理操作を実行した</w:t>
+              <w:t>購入管理の実効権限がない</w:t>
+            </w:r>
+          </w:p>
+        </w:tc>
+        <w:tc>
+          <w:tcPr>
+            <w:tcW w:w="1250" w:type="pct"/>
+          </w:tcPr>
+          <w:p>
+            <w:r>
+              <w:rPr>
+                <w:rFonts w:hint="eastAsia"/>
+              </w:rPr>
+              <w:t>通常アカウントで `normal_purchase` が実効無効。共有システム管理者では作業対象施設が未削除であれば通常権限判定をバイパスする</w:t>
             </w:r>
           </w:p>
         </w:tc>
@@ -50696,20 +51809,20 @@
               <w:rPr>
                 <w:rFonts w:hint="eastAsia"/>
               </w:rPr>
-              <w:t>作業対象施設に対する実効 `normal_quotation` がない</w:t>
-            </w:r>
-          </w:p>
-        </w:tc>
-        <w:tc>
-          <w:tcPr>
-            <w:tcW w:w="1250" w:type="pct"/>
-          </w:tcPr>
-          <w:p>
-            <w:r>
-              <w:rPr>
-                <w:rFonts w:hint="eastAsia"/>
-              </w:rPr>
-              <w:t>見積管理、見積登録、見積確定を実行した</w:t>
+              <w:t>通常購入の見積登録・見積参照権限がない</w:t>
+            </w:r>
+          </w:p>
+        </w:tc>
+        <w:tc>
+          <w:tcPr>
+            <w:tcW w:w="1250" w:type="pct"/>
+          </w:tcPr>
+          <w:p>
+            <w:r>
+              <w:rPr>
+                <w:rFonts w:hint="eastAsia"/>
+              </w:rPr>
+              <w:t>通常アカウントで `normal_quotation` が実効無効。共有システム管理者では作業対象施設が未削除であれば通常権限判定をバイパスする</w:t>
             </w:r>
           </w:p>
         </w:tc>
@@ -50744,20 +51857,20 @@
               <w:rPr>
                 <w:rFonts w:hint="eastAsia"/>
               </w:rPr>
-              <w:t>作業対象施設に対する実効 `normal_order` がない</w:t>
-            </w:r>
-          </w:p>
-        </w:tc>
-        <w:tc>
-          <w:tcPr>
-            <w:tcW w:w="1250" w:type="pct"/>
-          </w:tcPr>
-          <w:p>
-            <w:r>
-              <w:rPr>
-                <w:rFonts w:hint="eastAsia"/>
-              </w:rPr>
-              <w:t>発注登録を実行した</w:t>
+              <w:t>通常購入の発注権限がない</w:t>
+            </w:r>
+          </w:p>
+        </w:tc>
+        <w:tc>
+          <w:tcPr>
+            <w:tcW w:w="1250" w:type="pct"/>
+          </w:tcPr>
+          <w:p>
+            <w:r>
+              <w:rPr>
+                <w:rFonts w:hint="eastAsia"/>
+              </w:rPr>
+              <w:t>通常アカウントで `normal_order` が実効無効。共有システム管理者では作業対象施設が未削除であれば通常権限判定をバイパスする</w:t>
             </w:r>
           </w:p>
         </w:tc>
@@ -50792,20 +51905,20 @@
               <w:rPr>
                 <w:rFonts w:hint="eastAsia"/>
               </w:rPr>
-              <w:t>作業対象施設に対する実効 `normal_acceptance` がない</w:t>
-            </w:r>
-          </w:p>
-        </w:tc>
-        <w:tc>
-          <w:tcPr>
-            <w:tcW w:w="1250" w:type="pct"/>
-          </w:tcPr>
-          <w:p>
-            <w:r>
-              <w:rPr>
-                <w:rFonts w:hint="eastAsia"/>
-              </w:rPr>
-              <w:t>納品日登録、検収登録、資産登録を実行した</w:t>
+              <w:t>通常購入の検収・原本登録権限がない</w:t>
+            </w:r>
+          </w:p>
+        </w:tc>
+        <w:tc>
+          <w:tcPr>
+            <w:tcW w:w="1250" w:type="pct"/>
+          </w:tcPr>
+          <w:p>
+            <w:r>
+              <w:rPr>
+                <w:rFonts w:hint="eastAsia"/>
+              </w:rPr>
+              <w:t>通常アカウントで `normal_acceptance` が実効無効。共有システム管理者では作業対象施設が未削除であれば通常権限判定をバイパスする</w:t>
             </w:r>
           </w:p>
         </w:tc>
@@ -51009,6 +52122,7 @@
           </w:tcPr>
           <w:p>
             <w:r>
+              <w:lastRenderedPageBreak/>
               <w:t>RFQ_GROUP_NOT_FOUND</w:t>
             </w:r>
           </w:p>
@@ -51153,7 +52267,6 @@
           </w:tcPr>
           <w:p>
             <w:r>
-              <w:lastRenderedPageBreak/>
               <w:t>QUOTATION_NOT_FOUND</w:t>
             </w:r>
           </w:p>
@@ -51492,14 +52605,15 @@
           <w:rFonts w:hint="eastAsia"/>
         </w:rPr>
       </w:pPr>
-      <w:bookmarkStart w:id="106" w:name="_Toc230855662"/>
+      <w:bookmarkStart w:id="107" w:name="_Toc231202997"/>
       <w:r>
         <w:rPr>
           <w:rFonts w:hint="eastAsia"/>
         </w:rPr>
+        <w:lastRenderedPageBreak/>
         <w:t>第8章 運用・保守方針</w:t>
       </w:r>
-      <w:bookmarkEnd w:id="106"/>
+      <w:bookmarkEnd w:id="107"/>
     </w:p>
     <w:p>
       <w:pPr>
@@ -51508,124 +52622,12 @@
           <w:rFonts w:hint="eastAsia"/>
         </w:rPr>
       </w:pPr>
-      <w:bookmarkStart w:id="107" w:name="_Toc230855663"/>
+      <w:bookmarkStart w:id="108" w:name="_Toc231202998"/>
       <w:r>
         <w:rPr>
           <w:rFonts w:hint="eastAsia"/>
         </w:rPr>
         <w:t>データ保守方針</w:t>
-      </w:r>
-      <w:bookmarkEnd w:id="107"/>
-    </w:p>
-    <w:p>
-      <w:pPr>
-        <w:pStyle w:val="afffffff8"/>
-        <w:numPr>
-          <w:ilvl w:val="0"/>
-          <w:numId w:val="8"/>
-        </w:numPr>
-        <w:ind w:leftChars="0"/>
-        <w:rPr>
-          <w:rFonts w:hint="eastAsia"/>
-        </w:rPr>
-      </w:pPr>
-      <w:r>
-        <w:rPr>
-          <w:rFonts w:hint="eastAsia"/>
-        </w:rPr>
-        <w:t>購入申請の正本は `applications` / `purchase_application_details` / `application_assets` とし、購入管理タブでは起票済み申請の状態更新と編集リスト取り込みを行う</w:t>
-      </w:r>
-    </w:p>
-    <w:p>
-      <w:pPr>
-        <w:pStyle w:val="afffffff8"/>
-        <w:numPr>
-          <w:ilvl w:val="0"/>
-          <w:numId w:val="8"/>
-        </w:numPr>
-        <w:ind w:leftChars="0"/>
-        <w:rPr>
-          <w:rFonts w:hint="eastAsia"/>
-        </w:rPr>
-      </w:pPr>
-      <w:r>
-        <w:rPr>
-          <w:rFonts w:hint="eastAsia"/>
-        </w:rPr>
-        <w:t>通常購入RFQの正本は `rfqs.management_type='PURCHASE'` とし、リモデル、廃棄、修理、保守契約のRFQと混在させない</w:t>
-      </w:r>
-    </w:p>
-    <w:p>
-      <w:pPr>
-        <w:pStyle w:val="afffffff8"/>
-        <w:numPr>
-          <w:ilvl w:val="0"/>
-          <w:numId w:val="8"/>
-        </w:numPr>
-        <w:ind w:leftChars="0"/>
-        <w:rPr>
-          <w:rFonts w:hint="eastAsia"/>
-        </w:rPr>
-      </w:pPr>
-      <w:r>
-        <w:rPr>
-          <w:rFonts w:hint="eastAsia"/>
-        </w:rPr>
-        <w:t>見積明細の分類、AI判定、按分結果は `quotation_items` に保持し、原本資産へは資産登録完了時に必要項目だけ反映する</w:t>
-      </w:r>
-    </w:p>
-    <w:p>
-      <w:pPr>
-        <w:pStyle w:val="afffffff8"/>
-        <w:numPr>
-          <w:ilvl w:val="0"/>
-          <w:numId w:val="8"/>
-        </w:numPr>
-        <w:ind w:leftChars="0"/>
-        <w:rPr>
-          <w:rFonts w:hint="eastAsia"/>
-        </w:rPr>
-      </w:pPr>
-      <w:r>
-        <w:rPr>
-          <w:rFonts w:hint="eastAsia"/>
-        </w:rPr>
-        <w:t>検収登録済み個体の中間正本は `individuals` とし、資産登録完了時に `asset_ledgers` を作成して `registration_status='REGISTERED'` へ更新する</w:t>
-      </w:r>
-    </w:p>
-    <w:p>
-      <w:pPr>
-        <w:pStyle w:val="afffffff8"/>
-        <w:numPr>
-          <w:ilvl w:val="0"/>
-          <w:numId w:val="8"/>
-        </w:numPr>
-        <w:ind w:leftChars="0"/>
-        <w:rPr>
-          <w:rFonts w:hint="eastAsia"/>
-        </w:rPr>
-      </w:pPr>
-      <w:r>
-        <w:rPr>
-          <w:rFonts w:hint="eastAsia"/>
-        </w:rPr>
-        <w:lastRenderedPageBreak/>
-        <w:t>ファイル実体は別ストレージを前提とし、本APIでは `application_documents` にファイルメタデータと工程上の所有者を保持する</w:t>
-      </w:r>
-    </w:p>
-    <w:p>
-      <w:pPr>
-        <w:pStyle w:val="2"/>
-        <w:rPr>
-          <w:rFonts w:hint="eastAsia"/>
-        </w:rPr>
-      </w:pPr>
-      <w:bookmarkStart w:id="108" w:name="_Toc230855664"/>
-      <w:r>
-        <w:rPr>
-          <w:rFonts w:hint="eastAsia"/>
-        </w:rPr>
-        <w:t>拡張時の留意点</w:t>
       </w:r>
       <w:bookmarkEnd w:id="108"/>
     </w:p>
@@ -51645,7 +52647,7 @@
         <w:rPr>
           <w:rFonts w:hint="eastAsia"/>
         </w:rPr>
-        <w:t>OCR連携を追加する場合は、OCRジョブ、抽出結果、補正結果、手動入力との差分を別APIとして設計し、本書の手動入力APIと責務を混在させない</w:t>
+        <w:t>購入申請の正本は `applications` / `purchase_application_details` / `application_assets` とし、購入管理タブでは起票済み申請の状態更新と編集リスト取り込みを行う</w:t>
       </w:r>
     </w:p>
     <w:p>
@@ -51664,7 +52666,7 @@
         <w:rPr>
           <w:rFonts w:hint="eastAsia"/>
         </w:rPr>
-        <w:t>SHIP代理作業依頼を実装する場合は、外部送信とは別の内部依頼として扱い、`rfq_vendors.request_status` を直接 `SENT` に更新しない</w:t>
+        <w:t>通常購入RFQの正本は `rfqs.management_type='PURCHASE'` とし、リモデル、廃棄、修理、保守契約のRFQと混在させない</w:t>
       </w:r>
     </w:p>
     <w:p>
@@ -51683,7 +52685,7 @@
         <w:rPr>
           <w:rFonts w:hint="eastAsia"/>
         </w:rPr>
-        <w:t>承認フローや見積承認が追加される場合は、`application_approval_steps` または別承認APIとの責務境界を再定義する</w:t>
+        <w:t>見積明細の分類、AI判定、按分結果は `quotation_items` に保持し、原本資産へは資産登録完了時に必要項目だけ反映する</w:t>
       </w:r>
     </w:p>
     <w:p>
@@ -51702,7 +52704,7 @@
         <w:rPr>
           <w:rFonts w:hint="eastAsia"/>
         </w:rPr>
-        <w:t>帳票出力やメール送信を本実装化する場合は、出力ジョブ、送信ログ、再送条件、SES設定を運用設計と合わせて追加する</w:t>
+        <w:t>検収登録済み個体の中間正本は `individuals` とし、資産登録完了時に `asset_ledgers` を作成して `registration_status='REGISTERED'` へ更新する</w:t>
       </w:r>
     </w:p>
     <w:p>
@@ -51711,6 +52713,117 @@
         <w:numPr>
           <w:ilvl w:val="0"/>
           <w:numId w:val="9"/>
+        </w:numPr>
+        <w:ind w:leftChars="0"/>
+        <w:rPr>
+          <w:rFonts w:hint="eastAsia"/>
+        </w:rPr>
+      </w:pPr>
+      <w:r>
+        <w:rPr>
+          <w:rFonts w:hint="eastAsia"/>
+        </w:rPr>
+        <w:t>ファイル実体は別ストレージを前提とし、本APIでは `application_documents` にファイルメタデータと工程上の所有者を保持する</w:t>
+      </w:r>
+    </w:p>
+    <w:p>
+      <w:pPr>
+        <w:pStyle w:val="2"/>
+        <w:rPr>
+          <w:rFonts w:hint="eastAsia"/>
+        </w:rPr>
+      </w:pPr>
+      <w:bookmarkStart w:id="109" w:name="_Toc231202999"/>
+      <w:r>
+        <w:rPr>
+          <w:rFonts w:hint="eastAsia"/>
+        </w:rPr>
+        <w:t>拡張時の留意点</w:t>
+      </w:r>
+      <w:bookmarkEnd w:id="109"/>
+    </w:p>
+    <w:p>
+      <w:pPr>
+        <w:pStyle w:val="afffffff8"/>
+        <w:numPr>
+          <w:ilvl w:val="0"/>
+          <w:numId w:val="10"/>
+        </w:numPr>
+        <w:ind w:leftChars="0"/>
+        <w:rPr>
+          <w:rFonts w:hint="eastAsia"/>
+        </w:rPr>
+      </w:pPr>
+      <w:r>
+        <w:rPr>
+          <w:rFonts w:hint="eastAsia"/>
+        </w:rPr>
+        <w:t>OCR連携を追加する場合は、OCRジョブ、抽出結果、補正結果、手動入力との差分を別APIとして設計し、本書の手動入力APIと責務を混在させない</w:t>
+      </w:r>
+    </w:p>
+    <w:p>
+      <w:pPr>
+        <w:pStyle w:val="afffffff8"/>
+        <w:numPr>
+          <w:ilvl w:val="0"/>
+          <w:numId w:val="10"/>
+        </w:numPr>
+        <w:ind w:leftChars="0"/>
+        <w:rPr>
+          <w:rFonts w:hint="eastAsia"/>
+        </w:rPr>
+      </w:pPr>
+      <w:r>
+        <w:rPr>
+          <w:rFonts w:hint="eastAsia"/>
+        </w:rPr>
+        <w:t>SHIP代理作業依頼を実装する場合は、外部送信とは別の内部依頼として扱い、`rfq_vendors.request_status` を直接 `SENT` に更新しない</w:t>
+      </w:r>
+    </w:p>
+    <w:p>
+      <w:pPr>
+        <w:pStyle w:val="afffffff8"/>
+        <w:numPr>
+          <w:ilvl w:val="0"/>
+          <w:numId w:val="10"/>
+        </w:numPr>
+        <w:ind w:leftChars="0"/>
+        <w:rPr>
+          <w:rFonts w:hint="eastAsia"/>
+        </w:rPr>
+      </w:pPr>
+      <w:r>
+        <w:rPr>
+          <w:rFonts w:hint="eastAsia"/>
+        </w:rPr>
+        <w:t>承認フローや見積承認が追加される場合は、`application_approval_steps` または別承認APIとの責務境界を再定義する</w:t>
+      </w:r>
+    </w:p>
+    <w:p>
+      <w:pPr>
+        <w:pStyle w:val="afffffff8"/>
+        <w:numPr>
+          <w:ilvl w:val="0"/>
+          <w:numId w:val="10"/>
+        </w:numPr>
+        <w:ind w:leftChars="0"/>
+        <w:rPr>
+          <w:rFonts w:hint="eastAsia"/>
+        </w:rPr>
+      </w:pPr>
+      <w:r>
+        <w:rPr>
+          <w:rFonts w:hint="eastAsia"/>
+        </w:rPr>
+        <w:t>帳票出力やメール送信を本実装化する場合は、出力ジョブ、送信ログ、再送条件、SES設定を運用設計と合わせて追加する</w:t>
+      </w:r>
+    </w:p>
+    <w:p>
+      <w:pPr>
+        <w:pStyle w:val="afffffff8"/>
+        <w:numPr>
+          <w:ilvl w:val="0"/>
+          <w:numId w:val="10"/>
         </w:numPr>
         <w:ind w:leftChars="0"/>
         <w:rPr>
@@ -51790,7 +52903,442 @@
 <file path=word/numbering.xml><?xml version="1.0" encoding="utf-8"?>
 <w:numbering xmlns:wpc="http://schemas.microsoft.com/office/word/2010/wordprocessingCanvas" xmlns:cx="http://schemas.microsoft.com/office/drawing/2014/chartex" xmlns:cx1="http://schemas.microsoft.com/office/drawing/2015/9/8/chartex" xmlns:cx2="http://schemas.microsoft.com/office/drawing/2015/10/21/chartex" xmlns:cx3="http://schemas.microsoft.com/office/drawing/2016/5/9/chartex" xmlns:cx4="http://schemas.microsoft.com/office/drawing/2016/5/10/chartex" xmlns:cx5="http://schemas.microsoft.com/office/drawing/2016/5/11/chartex" xmlns:cx6="http://schemas.microsoft.com/office/drawing/2016/5/12/chartex" xmlns:cx7="http://schemas.microsoft.com/office/drawing/2016/5/13/chartex" xmlns:cx8="http://schemas.microsoft.com/office/drawing/2016/5/14/chartex" xmlns:mc="http://schemas.openxmlformats.org/markup-compatibility/2006" xmlns:aink="http://schemas.microsoft.com/office/drawing/2016/ink" xmlns:am3d="http://schemas.microsoft.com/office/drawing/2017/model3d" xmlns:o="urn:schemas-microsoft-com:office:office" xmlns:oel="http://schemas.microsoft.com/office/2019/extlst" xmlns:r="http://schemas.openxmlformats.org/officeDocument/2006/relationships" xmlns:m="http://schemas.openxmlformats.org/officeDocument/2006/math" xmlns:v="urn:schemas-microsoft-com:vml" xmlns:wp14="http://schemas.microsoft.com/office/word/2010/wordprocessingDrawing" xmlns:wp="http://schemas.openxmlformats.org/drawingml/2006/wordprocessingDrawing" xmlns:w10="urn:schemas-microsoft-com:office:word" xmlns:w="http://schemas.openxmlformats.org/wordprocessingml/2006/main" xmlns:w14="http://schemas.microsoft.com/office/word/2010/wordml" xmlns:w15="http://schemas.microsoft.com/office/word/2012/wordml" xmlns:w16cex="http://schemas.microsoft.com/office/word/2018/wordml/cex" xmlns:w16cid="http://schemas.microsoft.com/office/word/2016/wordml/cid" xmlns:w16="http://schemas.microsoft.com/office/word/2018/wordml" xmlns:w16du="http://schemas.microsoft.com/office/word/2023/wordml/word16du" xmlns:w16sdtdh="http://schemas.microsoft.com/office/word/2020/wordml/sdtdatahash" xmlns:w16sdtfl="http://schemas.microsoft.com/office/word/2024/wordml/sdtformatlock" xmlns:w16se="http://schemas.microsoft.com/office/word/2015/wordml/symex" xmlns:wpg="http://schemas.microsoft.com/office/word/2010/wordprocessingGroup" xmlns:wpi="http://schemas.microsoft.com/office/word/2010/wordprocessingInk" xmlns:wne="http://schemas.microsoft.com/office/word/2006/wordml" xmlns:wps="http://schemas.microsoft.com/office/word/2010/wordprocessingShape" mc:Ignorable="w14 w15 w16se w16cid w16 w16cex w16sdtdh w16sdtfl w16du wp14">
   <w:abstractNum w:abstractNumId="0" w15:restartNumberingAfterBreak="0">
-    <w:nsid w:val="236D381F"/>
+    <w:nsid w:val="13332F48"/>
+    <w:multiLevelType w:val="hybridMultilevel"/>
+    <w:tmpl w:val="4478088E"/>
+    <w:name w:val="__API_DOC_SQUARE_BULLET__222"/>
+    <w:lvl w:ilvl="0" w:tplc="0409000F">
+      <w:start w:val="1"/>
+      <w:numFmt w:val="decimal"/>
+      <w:lvlText w:val="%1."/>
+      <w:lvlJc w:val="left"/>
+      <w:pPr>
+        <w:ind w:left="440" w:hanging="440"/>
+      </w:pPr>
+    </w:lvl>
+    <w:lvl w:ilvl="1" w:tplc="04090017" w:tentative="1">
+      <w:start w:val="1"/>
+      <w:numFmt w:val="aiueoFullWidth"/>
+      <w:lvlText w:val="(%2)"/>
+      <w:lvlJc w:val="left"/>
+      <w:pPr>
+        <w:ind w:left="880" w:hanging="440"/>
+      </w:pPr>
+    </w:lvl>
+    <w:lvl w:ilvl="2" w:tplc="04090011" w:tentative="1">
+      <w:start w:val="1"/>
+      <w:numFmt w:val="decimalEnclosedCircle"/>
+      <w:lvlText w:val="%3"/>
+      <w:lvlJc w:val="left"/>
+      <w:pPr>
+        <w:ind w:left="1320" w:hanging="440"/>
+      </w:pPr>
+    </w:lvl>
+    <w:lvl w:ilvl="3" w:tplc="0409000F" w:tentative="1">
+      <w:start w:val="1"/>
+      <w:numFmt w:val="decimal"/>
+      <w:lvlText w:val="%4."/>
+      <w:lvlJc w:val="left"/>
+      <w:pPr>
+        <w:ind w:left="1760" w:hanging="440"/>
+      </w:pPr>
+    </w:lvl>
+    <w:lvl w:ilvl="4" w:tplc="04090017" w:tentative="1">
+      <w:start w:val="1"/>
+      <w:numFmt w:val="aiueoFullWidth"/>
+      <w:lvlText w:val="(%5)"/>
+      <w:lvlJc w:val="left"/>
+      <w:pPr>
+        <w:ind w:left="2200" w:hanging="440"/>
+      </w:pPr>
+    </w:lvl>
+    <w:lvl w:ilvl="5" w:tplc="04090011" w:tentative="1">
+      <w:start w:val="1"/>
+      <w:numFmt w:val="decimalEnclosedCircle"/>
+      <w:lvlText w:val="%6"/>
+      <w:lvlJc w:val="left"/>
+      <w:pPr>
+        <w:ind w:left="2640" w:hanging="440"/>
+      </w:pPr>
+    </w:lvl>
+    <w:lvl w:ilvl="6" w:tplc="0409000F" w:tentative="1">
+      <w:start w:val="1"/>
+      <w:numFmt w:val="decimal"/>
+      <w:lvlText w:val="%7."/>
+      <w:lvlJc w:val="left"/>
+      <w:pPr>
+        <w:ind w:left="3080" w:hanging="440"/>
+      </w:pPr>
+    </w:lvl>
+    <w:lvl w:ilvl="7" w:tplc="04090017" w:tentative="1">
+      <w:start w:val="1"/>
+      <w:numFmt w:val="aiueoFullWidth"/>
+      <w:lvlText w:val="(%8)"/>
+      <w:lvlJc w:val="left"/>
+      <w:pPr>
+        <w:ind w:left="3520" w:hanging="440"/>
+      </w:pPr>
+    </w:lvl>
+    <w:lvl w:ilvl="8" w:tplc="04090011" w:tentative="1">
+      <w:start w:val="1"/>
+      <w:numFmt w:val="decimalEnclosedCircle"/>
+      <w:lvlText w:val="%9"/>
+      <w:lvlJc w:val="left"/>
+      <w:pPr>
+        <w:ind w:left="3960" w:hanging="440"/>
+      </w:pPr>
+    </w:lvl>
+  </w:abstractNum>
+  <w:abstractNum w:abstractNumId="1" w15:restartNumberingAfterBreak="0">
+    <w:nsid w:val="25C6657F"/>
+    <w:multiLevelType w:val="hybridMultilevel"/>
+    <w:tmpl w:val="1FA0AD5C"/>
+    <w:name w:val="__API_DOC_SQUARE_BULLET__2"/>
+    <w:lvl w:ilvl="0" w:tplc="0409000F">
+      <w:start w:val="1"/>
+      <w:numFmt w:val="decimal"/>
+      <w:lvlText w:val="%1."/>
+      <w:lvlJc w:val="left"/>
+      <w:pPr>
+        <w:ind w:left="440" w:hanging="440"/>
+      </w:pPr>
+    </w:lvl>
+    <w:lvl w:ilvl="1" w:tplc="04090017" w:tentative="1">
+      <w:start w:val="1"/>
+      <w:numFmt w:val="aiueoFullWidth"/>
+      <w:lvlText w:val="(%2)"/>
+      <w:lvlJc w:val="left"/>
+      <w:pPr>
+        <w:ind w:left="880" w:hanging="440"/>
+      </w:pPr>
+    </w:lvl>
+    <w:lvl w:ilvl="2" w:tplc="04090011" w:tentative="1">
+      <w:start w:val="1"/>
+      <w:numFmt w:val="decimalEnclosedCircle"/>
+      <w:lvlText w:val="%3"/>
+      <w:lvlJc w:val="left"/>
+      <w:pPr>
+        <w:ind w:left="1320" w:hanging="440"/>
+      </w:pPr>
+    </w:lvl>
+    <w:lvl w:ilvl="3" w:tplc="0409000F" w:tentative="1">
+      <w:start w:val="1"/>
+      <w:numFmt w:val="decimal"/>
+      <w:lvlText w:val="%4."/>
+      <w:lvlJc w:val="left"/>
+      <w:pPr>
+        <w:ind w:left="1760" w:hanging="440"/>
+      </w:pPr>
+    </w:lvl>
+    <w:lvl w:ilvl="4" w:tplc="04090017" w:tentative="1">
+      <w:start w:val="1"/>
+      <w:numFmt w:val="aiueoFullWidth"/>
+      <w:lvlText w:val="(%5)"/>
+      <w:lvlJc w:val="left"/>
+      <w:pPr>
+        <w:ind w:left="2200" w:hanging="440"/>
+      </w:pPr>
+    </w:lvl>
+    <w:lvl w:ilvl="5" w:tplc="04090011" w:tentative="1">
+      <w:start w:val="1"/>
+      <w:numFmt w:val="decimalEnclosedCircle"/>
+      <w:lvlText w:val="%6"/>
+      <w:lvlJc w:val="left"/>
+      <w:pPr>
+        <w:ind w:left="2640" w:hanging="440"/>
+      </w:pPr>
+    </w:lvl>
+    <w:lvl w:ilvl="6" w:tplc="0409000F" w:tentative="1">
+      <w:start w:val="1"/>
+      <w:numFmt w:val="decimal"/>
+      <w:lvlText w:val="%7."/>
+      <w:lvlJc w:val="left"/>
+      <w:pPr>
+        <w:ind w:left="3080" w:hanging="440"/>
+      </w:pPr>
+    </w:lvl>
+    <w:lvl w:ilvl="7" w:tplc="04090017" w:tentative="1">
+      <w:start w:val="1"/>
+      <w:numFmt w:val="aiueoFullWidth"/>
+      <w:lvlText w:val="(%8)"/>
+      <w:lvlJc w:val="left"/>
+      <w:pPr>
+        <w:ind w:left="3520" w:hanging="440"/>
+      </w:pPr>
+    </w:lvl>
+    <w:lvl w:ilvl="8" w:tplc="04090011" w:tentative="1">
+      <w:start w:val="1"/>
+      <w:numFmt w:val="decimalEnclosedCircle"/>
+      <w:lvlText w:val="%9"/>
+      <w:lvlJc w:val="left"/>
+      <w:pPr>
+        <w:ind w:left="3960" w:hanging="440"/>
+      </w:pPr>
+    </w:lvl>
+  </w:abstractNum>
+  <w:abstractNum w:abstractNumId="2" w15:restartNumberingAfterBreak="0">
+    <w:nsid w:val="361F6F34"/>
+    <w:multiLevelType w:val="hybridMultilevel"/>
+    <w:tmpl w:val="DDE2D84A"/>
+    <w:name w:val="__API_DOC_SQUARE_BULLET__2222"/>
+    <w:lvl w:ilvl="0" w:tplc="0409000F">
+      <w:start w:val="1"/>
+      <w:numFmt w:val="decimal"/>
+      <w:lvlText w:val="%1."/>
+      <w:lvlJc w:val="left"/>
+      <w:pPr>
+        <w:ind w:left="440" w:hanging="440"/>
+      </w:pPr>
+    </w:lvl>
+    <w:lvl w:ilvl="1" w:tplc="04090017" w:tentative="1">
+      <w:start w:val="1"/>
+      <w:numFmt w:val="aiueoFullWidth"/>
+      <w:lvlText w:val="(%2)"/>
+      <w:lvlJc w:val="left"/>
+      <w:pPr>
+        <w:ind w:left="880" w:hanging="440"/>
+      </w:pPr>
+    </w:lvl>
+    <w:lvl w:ilvl="2" w:tplc="04090011" w:tentative="1">
+      <w:start w:val="1"/>
+      <w:numFmt w:val="decimalEnclosedCircle"/>
+      <w:lvlText w:val="%3"/>
+      <w:lvlJc w:val="left"/>
+      <w:pPr>
+        <w:ind w:left="1320" w:hanging="440"/>
+      </w:pPr>
+    </w:lvl>
+    <w:lvl w:ilvl="3" w:tplc="0409000F" w:tentative="1">
+      <w:start w:val="1"/>
+      <w:numFmt w:val="decimal"/>
+      <w:lvlText w:val="%4."/>
+      <w:lvlJc w:val="left"/>
+      <w:pPr>
+        <w:ind w:left="1760" w:hanging="440"/>
+      </w:pPr>
+    </w:lvl>
+    <w:lvl w:ilvl="4" w:tplc="04090017" w:tentative="1">
+      <w:start w:val="1"/>
+      <w:numFmt w:val="aiueoFullWidth"/>
+      <w:lvlText w:val="(%5)"/>
+      <w:lvlJc w:val="left"/>
+      <w:pPr>
+        <w:ind w:left="2200" w:hanging="440"/>
+      </w:pPr>
+    </w:lvl>
+    <w:lvl w:ilvl="5" w:tplc="04090011" w:tentative="1">
+      <w:start w:val="1"/>
+      <w:numFmt w:val="decimalEnclosedCircle"/>
+      <w:lvlText w:val="%6"/>
+      <w:lvlJc w:val="left"/>
+      <w:pPr>
+        <w:ind w:left="2640" w:hanging="440"/>
+      </w:pPr>
+    </w:lvl>
+    <w:lvl w:ilvl="6" w:tplc="0409000F" w:tentative="1">
+      <w:start w:val="1"/>
+      <w:numFmt w:val="decimal"/>
+      <w:lvlText w:val="%7."/>
+      <w:lvlJc w:val="left"/>
+      <w:pPr>
+        <w:ind w:left="3080" w:hanging="440"/>
+      </w:pPr>
+    </w:lvl>
+    <w:lvl w:ilvl="7" w:tplc="04090017" w:tentative="1">
+      <w:start w:val="1"/>
+      <w:numFmt w:val="aiueoFullWidth"/>
+      <w:lvlText w:val="(%8)"/>
+      <w:lvlJc w:val="left"/>
+      <w:pPr>
+        <w:ind w:left="3520" w:hanging="440"/>
+      </w:pPr>
+    </w:lvl>
+    <w:lvl w:ilvl="8" w:tplc="04090011" w:tentative="1">
+      <w:start w:val="1"/>
+      <w:numFmt w:val="decimalEnclosedCircle"/>
+      <w:lvlText w:val="%9"/>
+      <w:lvlJc w:val="left"/>
+      <w:pPr>
+        <w:ind w:left="3960" w:hanging="440"/>
+      </w:pPr>
+    </w:lvl>
+  </w:abstractNum>
+  <w:abstractNum w:abstractNumId="3" w15:restartNumberingAfterBreak="0">
+    <w:nsid w:val="36510698"/>
+    <w:multiLevelType w:val="hybridMultilevel"/>
+    <w:tmpl w:val="3222B4B6"/>
+    <w:name w:val="__API_DOC_SQUARE_BULLET__22"/>
+    <w:lvl w:ilvl="0" w:tplc="0409000F">
+      <w:start w:val="1"/>
+      <w:numFmt w:val="decimal"/>
+      <w:lvlText w:val="%1."/>
+      <w:lvlJc w:val="left"/>
+      <w:pPr>
+        <w:ind w:left="440" w:hanging="440"/>
+      </w:pPr>
+    </w:lvl>
+    <w:lvl w:ilvl="1" w:tplc="04090017" w:tentative="1">
+      <w:start w:val="1"/>
+      <w:numFmt w:val="aiueoFullWidth"/>
+      <w:lvlText w:val="(%2)"/>
+      <w:lvlJc w:val="left"/>
+      <w:pPr>
+        <w:ind w:left="880" w:hanging="440"/>
+      </w:pPr>
+    </w:lvl>
+    <w:lvl w:ilvl="2" w:tplc="04090011" w:tentative="1">
+      <w:start w:val="1"/>
+      <w:numFmt w:val="decimalEnclosedCircle"/>
+      <w:lvlText w:val="%3"/>
+      <w:lvlJc w:val="left"/>
+      <w:pPr>
+        <w:ind w:left="1320" w:hanging="440"/>
+      </w:pPr>
+    </w:lvl>
+    <w:lvl w:ilvl="3" w:tplc="0409000F" w:tentative="1">
+      <w:start w:val="1"/>
+      <w:numFmt w:val="decimal"/>
+      <w:lvlText w:val="%4."/>
+      <w:lvlJc w:val="left"/>
+      <w:pPr>
+        <w:ind w:left="1760" w:hanging="440"/>
+      </w:pPr>
+    </w:lvl>
+    <w:lvl w:ilvl="4" w:tplc="04090017" w:tentative="1">
+      <w:start w:val="1"/>
+      <w:numFmt w:val="aiueoFullWidth"/>
+      <w:lvlText w:val="(%5)"/>
+      <w:lvlJc w:val="left"/>
+      <w:pPr>
+        <w:ind w:left="2200" w:hanging="440"/>
+      </w:pPr>
+    </w:lvl>
+    <w:lvl w:ilvl="5" w:tplc="04090011" w:tentative="1">
+      <w:start w:val="1"/>
+      <w:numFmt w:val="decimalEnclosedCircle"/>
+      <w:lvlText w:val="%6"/>
+      <w:lvlJc w:val="left"/>
+      <w:pPr>
+        <w:ind w:left="2640" w:hanging="440"/>
+      </w:pPr>
+    </w:lvl>
+    <w:lvl w:ilvl="6" w:tplc="0409000F" w:tentative="1">
+      <w:start w:val="1"/>
+      <w:numFmt w:val="decimal"/>
+      <w:lvlText w:val="%7."/>
+      <w:lvlJc w:val="left"/>
+      <w:pPr>
+        <w:ind w:left="3080" w:hanging="440"/>
+      </w:pPr>
+    </w:lvl>
+    <w:lvl w:ilvl="7" w:tplc="04090017" w:tentative="1">
+      <w:start w:val="1"/>
+      <w:numFmt w:val="aiueoFullWidth"/>
+      <w:lvlText w:val="(%8)"/>
+      <w:lvlJc w:val="left"/>
+      <w:pPr>
+        <w:ind w:left="3520" w:hanging="440"/>
+      </w:pPr>
+    </w:lvl>
+    <w:lvl w:ilvl="8" w:tplc="04090011" w:tentative="1">
+      <w:start w:val="1"/>
+      <w:numFmt w:val="decimalEnclosedCircle"/>
+      <w:lvlText w:val="%9"/>
+      <w:lvlJc w:val="left"/>
+      <w:pPr>
+        <w:ind w:left="3960" w:hanging="440"/>
+      </w:pPr>
+    </w:lvl>
+  </w:abstractNum>
+  <w:abstractNum w:abstractNumId="4" w15:restartNumberingAfterBreak="0">
+    <w:nsid w:val="38136185"/>
+    <w:multiLevelType w:val="hybridMultilevel"/>
+    <w:tmpl w:val="0890CDCE"/>
+    <w:name w:val="__API_DOC_SQUARE_BULLET__222222"/>
+    <w:lvl w:ilvl="0" w:tplc="0409000F">
+      <w:start w:val="1"/>
+      <w:numFmt w:val="decimal"/>
+      <w:lvlText w:val="%1."/>
+      <w:lvlJc w:val="left"/>
+      <w:pPr>
+        <w:ind w:left="440" w:hanging="440"/>
+      </w:pPr>
+    </w:lvl>
+    <w:lvl w:ilvl="1" w:tplc="04090017" w:tentative="1">
+      <w:start w:val="1"/>
+      <w:numFmt w:val="aiueoFullWidth"/>
+      <w:lvlText w:val="(%2)"/>
+      <w:lvlJc w:val="left"/>
+      <w:pPr>
+        <w:ind w:left="880" w:hanging="440"/>
+      </w:pPr>
+    </w:lvl>
+    <w:lvl w:ilvl="2" w:tplc="04090011" w:tentative="1">
+      <w:start w:val="1"/>
+      <w:numFmt w:val="decimalEnclosedCircle"/>
+      <w:lvlText w:val="%3"/>
+      <w:lvlJc w:val="left"/>
+      <w:pPr>
+        <w:ind w:left="1320" w:hanging="440"/>
+      </w:pPr>
+    </w:lvl>
+    <w:lvl w:ilvl="3" w:tplc="0409000F" w:tentative="1">
+      <w:start w:val="1"/>
+      <w:numFmt w:val="decimal"/>
+      <w:lvlText w:val="%4."/>
+      <w:lvlJc w:val="left"/>
+      <w:pPr>
+        <w:ind w:left="1760" w:hanging="440"/>
+      </w:pPr>
+    </w:lvl>
+    <w:lvl w:ilvl="4" w:tplc="04090017" w:tentative="1">
+      <w:start w:val="1"/>
+      <w:numFmt w:val="aiueoFullWidth"/>
+      <w:lvlText w:val="(%5)"/>
+      <w:lvlJc w:val="left"/>
+      <w:pPr>
+        <w:ind w:left="2200" w:hanging="440"/>
+      </w:pPr>
+    </w:lvl>
+    <w:lvl w:ilvl="5" w:tplc="04090011" w:tentative="1">
+      <w:start w:val="1"/>
+      <w:numFmt w:val="decimalEnclosedCircle"/>
+      <w:lvlText w:val="%6"/>
+      <w:lvlJc w:val="left"/>
+      <w:pPr>
+        <w:ind w:left="2640" w:hanging="440"/>
+      </w:pPr>
+    </w:lvl>
+    <w:lvl w:ilvl="6" w:tplc="0409000F" w:tentative="1">
+      <w:start w:val="1"/>
+      <w:numFmt w:val="decimal"/>
+      <w:lvlText w:val="%7."/>
+      <w:lvlJc w:val="left"/>
+      <w:pPr>
+        <w:ind w:left="3080" w:hanging="440"/>
+      </w:pPr>
+    </w:lvl>
+    <w:lvl w:ilvl="7" w:tplc="04090017" w:tentative="1">
+      <w:start w:val="1"/>
+      <w:numFmt w:val="aiueoFullWidth"/>
+      <w:lvlText w:val="(%8)"/>
+      <w:lvlJc w:val="left"/>
+      <w:pPr>
+        <w:ind w:left="3520" w:hanging="440"/>
+      </w:pPr>
+    </w:lvl>
+    <w:lvl w:ilvl="8" w:tplc="04090011" w:tentative="1">
+      <w:start w:val="1"/>
+      <w:numFmt w:val="decimalEnclosedCircle"/>
+      <w:lvlText w:val="%9"/>
+      <w:lvlJc w:val="left"/>
+      <w:pPr>
+        <w:ind w:left="3960" w:hanging="440"/>
+      </w:pPr>
+    </w:lvl>
+  </w:abstractNum>
+  <w:abstractNum w:abstractNumId="5" w15:restartNumberingAfterBreak="0">
+    <w:nsid w:val="3A8427F3"/>
     <w:multiLevelType w:val="singleLevel"/>
     <w:tmpl w:val="0409000F"/>
     <w:name w:val="__API_DOC_SQUARE_BULLET__"/>
@@ -51804,11 +53352,11 @@
       </w:pPr>
     </w:lvl>
   </w:abstractNum>
-  <w:abstractNum w:abstractNumId="1" w15:restartNumberingAfterBreak="0">
-    <w:nsid w:val="323B4814"/>
+  <w:abstractNum w:abstractNumId="6" w15:restartNumberingAfterBreak="0">
+    <w:nsid w:val="56942942"/>
     <w:multiLevelType w:val="hybridMultilevel"/>
-    <w:tmpl w:val="BE044F78"/>
-    <w:name w:val="__API_DOC_SQUARE_BULLET__2"/>
+    <w:tmpl w:val="E1F8813E"/>
+    <w:name w:val="__API_DOC_SQUARE_BULLET__22222"/>
     <w:lvl w:ilvl="0" w:tplc="0409000F">
       <w:start w:val="1"/>
       <w:numFmt w:val="decimal"/>
@@ -51891,11 +53439,11 @@
       </w:pPr>
     </w:lvl>
   </w:abstractNum>
-  <w:abstractNum w:abstractNumId="2" w15:restartNumberingAfterBreak="0">
-    <w:nsid w:val="38B076BF"/>
+  <w:abstractNum w:abstractNumId="7" w15:restartNumberingAfterBreak="0">
+    <w:nsid w:val="68820FD2"/>
     <w:multiLevelType w:val="hybridMultilevel"/>
-    <w:tmpl w:val="9C92272E"/>
-    <w:name w:val="__API_DOC_SQUARE_BULLET__22"/>
+    <w:tmpl w:val="25F24100"/>
+    <w:name w:val="__API_DOC_SQUARE_BULLET__2222222"/>
     <w:lvl w:ilvl="0" w:tplc="0409000F">
       <w:start w:val="1"/>
       <w:numFmt w:val="decimal"/>
@@ -51978,182 +53526,8 @@
       </w:pPr>
     </w:lvl>
   </w:abstractNum>
-  <w:abstractNum w:abstractNumId="3" w15:restartNumberingAfterBreak="0">
-    <w:nsid w:val="3E337BAF"/>
-    <w:multiLevelType w:val="hybridMultilevel"/>
-    <w:tmpl w:val="76F8A4E0"/>
-    <w:name w:val="__API_DOC_SQUARE_BULLET__222"/>
-    <w:lvl w:ilvl="0" w:tplc="0409000F">
-      <w:start w:val="1"/>
-      <w:numFmt w:val="decimal"/>
-      <w:lvlText w:val="%1."/>
-      <w:lvlJc w:val="left"/>
-      <w:pPr>
-        <w:ind w:left="440" w:hanging="440"/>
-      </w:pPr>
-    </w:lvl>
-    <w:lvl w:ilvl="1" w:tplc="04090017" w:tentative="1">
-      <w:start w:val="1"/>
-      <w:numFmt w:val="aiueoFullWidth"/>
-      <w:lvlText w:val="(%2)"/>
-      <w:lvlJc w:val="left"/>
-      <w:pPr>
-        <w:ind w:left="880" w:hanging="440"/>
-      </w:pPr>
-    </w:lvl>
-    <w:lvl w:ilvl="2" w:tplc="04090011" w:tentative="1">
-      <w:start w:val="1"/>
-      <w:numFmt w:val="decimalEnclosedCircle"/>
-      <w:lvlText w:val="%3"/>
-      <w:lvlJc w:val="left"/>
-      <w:pPr>
-        <w:ind w:left="1320" w:hanging="440"/>
-      </w:pPr>
-    </w:lvl>
-    <w:lvl w:ilvl="3" w:tplc="0409000F" w:tentative="1">
-      <w:start w:val="1"/>
-      <w:numFmt w:val="decimal"/>
-      <w:lvlText w:val="%4."/>
-      <w:lvlJc w:val="left"/>
-      <w:pPr>
-        <w:ind w:left="1760" w:hanging="440"/>
-      </w:pPr>
-    </w:lvl>
-    <w:lvl w:ilvl="4" w:tplc="04090017" w:tentative="1">
-      <w:start w:val="1"/>
-      <w:numFmt w:val="aiueoFullWidth"/>
-      <w:lvlText w:val="(%5)"/>
-      <w:lvlJc w:val="left"/>
-      <w:pPr>
-        <w:ind w:left="2200" w:hanging="440"/>
-      </w:pPr>
-    </w:lvl>
-    <w:lvl w:ilvl="5" w:tplc="04090011" w:tentative="1">
-      <w:start w:val="1"/>
-      <w:numFmt w:val="decimalEnclosedCircle"/>
-      <w:lvlText w:val="%6"/>
-      <w:lvlJc w:val="left"/>
-      <w:pPr>
-        <w:ind w:left="2640" w:hanging="440"/>
-      </w:pPr>
-    </w:lvl>
-    <w:lvl w:ilvl="6" w:tplc="0409000F" w:tentative="1">
-      <w:start w:val="1"/>
-      <w:numFmt w:val="decimal"/>
-      <w:lvlText w:val="%7."/>
-      <w:lvlJc w:val="left"/>
-      <w:pPr>
-        <w:ind w:left="3080" w:hanging="440"/>
-      </w:pPr>
-    </w:lvl>
-    <w:lvl w:ilvl="7" w:tplc="04090017" w:tentative="1">
-      <w:start w:val="1"/>
-      <w:numFmt w:val="aiueoFullWidth"/>
-      <w:lvlText w:val="(%8)"/>
-      <w:lvlJc w:val="left"/>
-      <w:pPr>
-        <w:ind w:left="3520" w:hanging="440"/>
-      </w:pPr>
-    </w:lvl>
-    <w:lvl w:ilvl="8" w:tplc="04090011" w:tentative="1">
-      <w:start w:val="1"/>
-      <w:numFmt w:val="decimalEnclosedCircle"/>
-      <w:lvlText w:val="%9"/>
-      <w:lvlJc w:val="left"/>
-      <w:pPr>
-        <w:ind w:left="3960" w:hanging="440"/>
-      </w:pPr>
-    </w:lvl>
-  </w:abstractNum>
-  <w:abstractNum w:abstractNumId="4" w15:restartNumberingAfterBreak="0">
-    <w:nsid w:val="3F252AA6"/>
-    <w:multiLevelType w:val="hybridMultilevel"/>
-    <w:tmpl w:val="D06A2A00"/>
-    <w:name w:val="__API_DOC_SQUARE_BULLET__22222"/>
-    <w:lvl w:ilvl="0" w:tplc="0409000F">
-      <w:start w:val="1"/>
-      <w:numFmt w:val="decimal"/>
-      <w:lvlText w:val="%1."/>
-      <w:lvlJc w:val="left"/>
-      <w:pPr>
-        <w:ind w:left="440" w:hanging="440"/>
-      </w:pPr>
-    </w:lvl>
-    <w:lvl w:ilvl="1" w:tplc="04090017" w:tentative="1">
-      <w:start w:val="1"/>
-      <w:numFmt w:val="aiueoFullWidth"/>
-      <w:lvlText w:val="(%2)"/>
-      <w:lvlJc w:val="left"/>
-      <w:pPr>
-        <w:ind w:left="880" w:hanging="440"/>
-      </w:pPr>
-    </w:lvl>
-    <w:lvl w:ilvl="2" w:tplc="04090011" w:tentative="1">
-      <w:start w:val="1"/>
-      <w:numFmt w:val="decimalEnclosedCircle"/>
-      <w:lvlText w:val="%3"/>
-      <w:lvlJc w:val="left"/>
-      <w:pPr>
-        <w:ind w:left="1320" w:hanging="440"/>
-      </w:pPr>
-    </w:lvl>
-    <w:lvl w:ilvl="3" w:tplc="0409000F" w:tentative="1">
-      <w:start w:val="1"/>
-      <w:numFmt w:val="decimal"/>
-      <w:lvlText w:val="%4."/>
-      <w:lvlJc w:val="left"/>
-      <w:pPr>
-        <w:ind w:left="1760" w:hanging="440"/>
-      </w:pPr>
-    </w:lvl>
-    <w:lvl w:ilvl="4" w:tplc="04090017" w:tentative="1">
-      <w:start w:val="1"/>
-      <w:numFmt w:val="aiueoFullWidth"/>
-      <w:lvlText w:val="(%5)"/>
-      <w:lvlJc w:val="left"/>
-      <w:pPr>
-        <w:ind w:left="2200" w:hanging="440"/>
-      </w:pPr>
-    </w:lvl>
-    <w:lvl w:ilvl="5" w:tplc="04090011" w:tentative="1">
-      <w:start w:val="1"/>
-      <w:numFmt w:val="decimalEnclosedCircle"/>
-      <w:lvlText w:val="%6"/>
-      <w:lvlJc w:val="left"/>
-      <w:pPr>
-        <w:ind w:left="2640" w:hanging="440"/>
-      </w:pPr>
-    </w:lvl>
-    <w:lvl w:ilvl="6" w:tplc="0409000F" w:tentative="1">
-      <w:start w:val="1"/>
-      <w:numFmt w:val="decimal"/>
-      <w:lvlText w:val="%7."/>
-      <w:lvlJc w:val="left"/>
-      <w:pPr>
-        <w:ind w:left="3080" w:hanging="440"/>
-      </w:pPr>
-    </w:lvl>
-    <w:lvl w:ilvl="7" w:tplc="04090017" w:tentative="1">
-      <w:start w:val="1"/>
-      <w:numFmt w:val="aiueoFullWidth"/>
-      <w:lvlText w:val="(%8)"/>
-      <w:lvlJc w:val="left"/>
-      <w:pPr>
-        <w:ind w:left="3520" w:hanging="440"/>
-      </w:pPr>
-    </w:lvl>
-    <w:lvl w:ilvl="8" w:tplc="04090011" w:tentative="1">
-      <w:start w:val="1"/>
-      <w:numFmt w:val="decimalEnclosedCircle"/>
-      <w:lvlText w:val="%9"/>
-      <w:lvlJc w:val="left"/>
-      <w:pPr>
-        <w:ind w:left="3960" w:hanging="440"/>
-      </w:pPr>
-    </w:lvl>
-  </w:abstractNum>
-  <w:abstractNum w:abstractNumId="5" w15:restartNumberingAfterBreak="0">
-    <w:nsid w:val="630337B1"/>
+  <w:abstractNum w:abstractNumId="8" w15:restartNumberingAfterBreak="0">
+    <w:nsid w:val="75EF2C66"/>
     <w:multiLevelType w:val="singleLevel"/>
     <w:tmpl w:val="04090001"/>
     <w:lvl w:ilvl="0">
@@ -52169,181 +53543,7 @@
       </w:rPr>
     </w:lvl>
   </w:abstractNum>
-  <w:abstractNum w:abstractNumId="6" w15:restartNumberingAfterBreak="0">
-    <w:nsid w:val="6E591E85"/>
-    <w:multiLevelType w:val="hybridMultilevel"/>
-    <w:tmpl w:val="04F800A0"/>
-    <w:name w:val="__API_DOC_SQUARE_BULLET__2222"/>
-    <w:lvl w:ilvl="0" w:tplc="0409000F">
-      <w:start w:val="1"/>
-      <w:numFmt w:val="decimal"/>
-      <w:lvlText w:val="%1."/>
-      <w:lvlJc w:val="left"/>
-      <w:pPr>
-        <w:ind w:left="440" w:hanging="440"/>
-      </w:pPr>
-    </w:lvl>
-    <w:lvl w:ilvl="1" w:tplc="04090017" w:tentative="1">
-      <w:start w:val="1"/>
-      <w:numFmt w:val="aiueoFullWidth"/>
-      <w:lvlText w:val="(%2)"/>
-      <w:lvlJc w:val="left"/>
-      <w:pPr>
-        <w:ind w:left="880" w:hanging="440"/>
-      </w:pPr>
-    </w:lvl>
-    <w:lvl w:ilvl="2" w:tplc="04090011" w:tentative="1">
-      <w:start w:val="1"/>
-      <w:numFmt w:val="decimalEnclosedCircle"/>
-      <w:lvlText w:val="%3"/>
-      <w:lvlJc w:val="left"/>
-      <w:pPr>
-        <w:ind w:left="1320" w:hanging="440"/>
-      </w:pPr>
-    </w:lvl>
-    <w:lvl w:ilvl="3" w:tplc="0409000F" w:tentative="1">
-      <w:start w:val="1"/>
-      <w:numFmt w:val="decimal"/>
-      <w:lvlText w:val="%4."/>
-      <w:lvlJc w:val="left"/>
-      <w:pPr>
-        <w:ind w:left="1760" w:hanging="440"/>
-      </w:pPr>
-    </w:lvl>
-    <w:lvl w:ilvl="4" w:tplc="04090017" w:tentative="1">
-      <w:start w:val="1"/>
-      <w:numFmt w:val="aiueoFullWidth"/>
-      <w:lvlText w:val="(%5)"/>
-      <w:lvlJc w:val="left"/>
-      <w:pPr>
-        <w:ind w:left="2200" w:hanging="440"/>
-      </w:pPr>
-    </w:lvl>
-    <w:lvl w:ilvl="5" w:tplc="04090011" w:tentative="1">
-      <w:start w:val="1"/>
-      <w:numFmt w:val="decimalEnclosedCircle"/>
-      <w:lvlText w:val="%6"/>
-      <w:lvlJc w:val="left"/>
-      <w:pPr>
-        <w:ind w:left="2640" w:hanging="440"/>
-      </w:pPr>
-    </w:lvl>
-    <w:lvl w:ilvl="6" w:tplc="0409000F" w:tentative="1">
-      <w:start w:val="1"/>
-      <w:numFmt w:val="decimal"/>
-      <w:lvlText w:val="%7."/>
-      <w:lvlJc w:val="left"/>
-      <w:pPr>
-        <w:ind w:left="3080" w:hanging="440"/>
-      </w:pPr>
-    </w:lvl>
-    <w:lvl w:ilvl="7" w:tplc="04090017" w:tentative="1">
-      <w:start w:val="1"/>
-      <w:numFmt w:val="aiueoFullWidth"/>
-      <w:lvlText w:val="(%8)"/>
-      <w:lvlJc w:val="left"/>
-      <w:pPr>
-        <w:ind w:left="3520" w:hanging="440"/>
-      </w:pPr>
-    </w:lvl>
-    <w:lvl w:ilvl="8" w:tplc="04090011" w:tentative="1">
-      <w:start w:val="1"/>
-      <w:numFmt w:val="decimalEnclosedCircle"/>
-      <w:lvlText w:val="%9"/>
-      <w:lvlJc w:val="left"/>
-      <w:pPr>
-        <w:ind w:left="3960" w:hanging="440"/>
-      </w:pPr>
-    </w:lvl>
-  </w:abstractNum>
-  <w:abstractNum w:abstractNumId="7" w15:restartNumberingAfterBreak="0">
-    <w:nsid w:val="6FED1BE3"/>
-    <w:multiLevelType w:val="hybridMultilevel"/>
-    <w:tmpl w:val="F92E0094"/>
-    <w:name w:val="__API_DOC_SQUARE_BULLET__222222"/>
-    <w:lvl w:ilvl="0" w:tplc="0409000F">
-      <w:start w:val="1"/>
-      <w:numFmt w:val="decimal"/>
-      <w:lvlText w:val="%1."/>
-      <w:lvlJc w:val="left"/>
-      <w:pPr>
-        <w:ind w:left="440" w:hanging="440"/>
-      </w:pPr>
-    </w:lvl>
-    <w:lvl w:ilvl="1" w:tplc="04090017" w:tentative="1">
-      <w:start w:val="1"/>
-      <w:numFmt w:val="aiueoFullWidth"/>
-      <w:lvlText w:val="(%2)"/>
-      <w:lvlJc w:val="left"/>
-      <w:pPr>
-        <w:ind w:left="880" w:hanging="440"/>
-      </w:pPr>
-    </w:lvl>
-    <w:lvl w:ilvl="2" w:tplc="04090011" w:tentative="1">
-      <w:start w:val="1"/>
-      <w:numFmt w:val="decimalEnclosedCircle"/>
-      <w:lvlText w:val="%3"/>
-      <w:lvlJc w:val="left"/>
-      <w:pPr>
-        <w:ind w:left="1320" w:hanging="440"/>
-      </w:pPr>
-    </w:lvl>
-    <w:lvl w:ilvl="3" w:tplc="0409000F" w:tentative="1">
-      <w:start w:val="1"/>
-      <w:numFmt w:val="decimal"/>
-      <w:lvlText w:val="%4."/>
-      <w:lvlJc w:val="left"/>
-      <w:pPr>
-        <w:ind w:left="1760" w:hanging="440"/>
-      </w:pPr>
-    </w:lvl>
-    <w:lvl w:ilvl="4" w:tplc="04090017" w:tentative="1">
-      <w:start w:val="1"/>
-      <w:numFmt w:val="aiueoFullWidth"/>
-      <w:lvlText w:val="(%5)"/>
-      <w:lvlJc w:val="left"/>
-      <w:pPr>
-        <w:ind w:left="2200" w:hanging="440"/>
-      </w:pPr>
-    </w:lvl>
-    <w:lvl w:ilvl="5" w:tplc="04090011" w:tentative="1">
-      <w:start w:val="1"/>
-      <w:numFmt w:val="decimalEnclosedCircle"/>
-      <w:lvlText w:val="%6"/>
-      <w:lvlJc w:val="left"/>
-      <w:pPr>
-        <w:ind w:left="2640" w:hanging="440"/>
-      </w:pPr>
-    </w:lvl>
-    <w:lvl w:ilvl="6" w:tplc="0409000F" w:tentative="1">
-      <w:start w:val="1"/>
-      <w:numFmt w:val="decimal"/>
-      <w:lvlText w:val="%7."/>
-      <w:lvlJc w:val="left"/>
-      <w:pPr>
-        <w:ind w:left="3080" w:hanging="440"/>
-      </w:pPr>
-    </w:lvl>
-    <w:lvl w:ilvl="7" w:tplc="04090017" w:tentative="1">
-      <w:start w:val="1"/>
-      <w:numFmt w:val="aiueoFullWidth"/>
-      <w:lvlText w:val="(%8)"/>
-      <w:lvlJc w:val="left"/>
-      <w:pPr>
-        <w:ind w:left="3520" w:hanging="440"/>
-      </w:pPr>
-    </w:lvl>
-    <w:lvl w:ilvl="8" w:tplc="04090011" w:tentative="1">
-      <w:start w:val="1"/>
-      <w:numFmt w:val="decimalEnclosedCircle"/>
-      <w:lvlText w:val="%9"/>
-      <w:lvlJc w:val="left"/>
-      <w:pPr>
-        <w:ind w:left="3960" w:hanging="440"/>
-      </w:pPr>
-    </w:lvl>
-  </w:abstractNum>
-  <w:abstractNum w:abstractNumId="8" w15:restartNumberingAfterBreak="0">
+  <w:abstractNum w:abstractNumId="9" w15:restartNumberingAfterBreak="0">
     <w:nsid w:val="7AC532A8"/>
     <w:multiLevelType w:val="multilevel"/>
     <w:tmpl w:val="4E1E5628"/>
@@ -52458,33 +53658,36 @@
     </w:lvl>
   </w:abstractNum>
   <w:num w:numId="1" w16cid:durableId="296302402">
+    <w:abstractNumId w:val="9"/>
+  </w:num>
+  <w:num w:numId="2" w16cid:durableId="1275745074">
     <w:abstractNumId w:val="8"/>
   </w:num>
-  <w:num w:numId="2" w16cid:durableId="1220629401">
+  <w:num w:numId="3" w16cid:durableId="2124495906">
     <w:abstractNumId w:val="5"/>
   </w:num>
-  <w:num w:numId="3" w16cid:durableId="1683389896">
+  <w:num w:numId="4" w16cid:durableId="1092235948">
+    <w:abstractNumId w:val="1"/>
+  </w:num>
+  <w:num w:numId="5" w16cid:durableId="858545949">
+    <w:abstractNumId w:val="3"/>
+  </w:num>
+  <w:num w:numId="6" w16cid:durableId="1024092213">
     <w:abstractNumId w:val="0"/>
   </w:num>
-  <w:num w:numId="4" w16cid:durableId="1730689302">
-    <w:abstractNumId w:val="1"/>
-  </w:num>
-  <w:num w:numId="5" w16cid:durableId="927539079">
+  <w:num w:numId="7" w16cid:durableId="523637488">
     <w:abstractNumId w:val="2"/>
   </w:num>
-  <w:num w:numId="6" w16cid:durableId="702022527">
-    <w:abstractNumId w:val="3"/>
-  </w:num>
-  <w:num w:numId="7" w16cid:durableId="867569116">
+  <w:num w:numId="8" w16cid:durableId="1489521197">
     <w:abstractNumId w:val="6"/>
   </w:num>
-  <w:num w:numId="8" w16cid:durableId="978614288">
+  <w:num w:numId="9" w16cid:durableId="561529661">
     <w:abstractNumId w:val="4"/>
   </w:num>
-  <w:num w:numId="9" w16cid:durableId="1725640359">
+  <w:num w:numId="10" w16cid:durableId="311831490">
     <w:abstractNumId w:val="7"/>
   </w:num>
-  <w:numIdMacAtCleanup w:val="9"/>
+  <w:numIdMacAtCleanup w:val="10"/>
 </w:numbering>
 </file>
 

--- a/taniguchi/api/Fix/API設計書_購入管理.docx
+++ b/taniguchi/api/Fix/API設計書_購入管理.docx
@@ -1005,7 +1005,7 @@
       <w:r>
         <w:fldChar w:fldCharType="separate"/>
       </w:r>
-      <w:hyperlink w:anchor="_Toc231410893" w:history="1">
+      <w:hyperlink w:anchor="_Toc231757977" w:history="1">
         <w:r>
           <w:rPr>
             <w:rStyle w:val="afffffff5"/>
@@ -1032,7 +1032,7 @@
             <w:noProof/>
             <w:webHidden/>
           </w:rPr>
-          <w:instrText xml:space="preserve"> PAGEREF _Toc231410893 \h </w:instrText>
+          <w:instrText xml:space="preserve"> PAGEREF _Toc231757977 \h </w:instrText>
         </w:r>
         <w:r>
           <w:rPr>
@@ -1080,7 +1080,7 @@
           <w14:ligatures w14:val="standardContextual"/>
         </w:rPr>
       </w:pPr>
-      <w:hyperlink w:anchor="_Toc231410894" w:history="1">
+      <w:hyperlink w:anchor="_Toc231757978" w:history="1">
         <w:r>
           <w:rPr>
             <w:rStyle w:val="afffffff5"/>
@@ -1107,7 +1107,7 @@
             <w:noProof/>
             <w:webHidden/>
           </w:rPr>
-          <w:instrText xml:space="preserve"> PAGEREF _Toc231410894 \h </w:instrText>
+          <w:instrText xml:space="preserve"> PAGEREF _Toc231757978 \h </w:instrText>
         </w:r>
         <w:r>
           <w:rPr>
@@ -1155,7 +1155,7 @@
           <w14:ligatures w14:val="standardContextual"/>
         </w:rPr>
       </w:pPr>
-      <w:hyperlink w:anchor="_Toc231410895" w:history="1">
+      <w:hyperlink w:anchor="_Toc231757979" w:history="1">
         <w:r>
           <w:rPr>
             <w:rStyle w:val="afffffff5"/>
@@ -1182,7 +1182,7 @@
             <w:noProof/>
             <w:webHidden/>
           </w:rPr>
-          <w:instrText xml:space="preserve"> PAGEREF _Toc231410895 \h </w:instrText>
+          <w:instrText xml:space="preserve"> PAGEREF _Toc231757979 \h </w:instrText>
         </w:r>
         <w:r>
           <w:rPr>
@@ -1230,7 +1230,7 @@
           <w14:ligatures w14:val="standardContextual"/>
         </w:rPr>
       </w:pPr>
-      <w:hyperlink w:anchor="_Toc231410896" w:history="1">
+      <w:hyperlink w:anchor="_Toc231757980" w:history="1">
         <w:r>
           <w:rPr>
             <w:rStyle w:val="afffffff5"/>
@@ -1257,7 +1257,7 @@
             <w:noProof/>
             <w:webHidden/>
           </w:rPr>
-          <w:instrText xml:space="preserve"> PAGEREF _Toc231410896 \h </w:instrText>
+          <w:instrText xml:space="preserve"> PAGEREF _Toc231757980 \h </w:instrText>
         </w:r>
         <w:r>
           <w:rPr>
@@ -1305,7 +1305,7 @@
           <w14:ligatures w14:val="standardContextual"/>
         </w:rPr>
       </w:pPr>
-      <w:hyperlink w:anchor="_Toc231410897" w:history="1">
+      <w:hyperlink w:anchor="_Toc231757981" w:history="1">
         <w:r>
           <w:rPr>
             <w:rStyle w:val="afffffff5"/>
@@ -1332,7 +1332,7 @@
             <w:noProof/>
             <w:webHidden/>
           </w:rPr>
-          <w:instrText xml:space="preserve"> PAGEREF _Toc231410897 \h </w:instrText>
+          <w:instrText xml:space="preserve"> PAGEREF _Toc231757981 \h </w:instrText>
         </w:r>
         <w:r>
           <w:rPr>
@@ -1381,7 +1381,7 @@
           <w14:ligatures w14:val="standardContextual"/>
         </w:rPr>
       </w:pPr>
-      <w:hyperlink w:anchor="_Toc231410898" w:history="1">
+      <w:hyperlink w:anchor="_Toc231757982" w:history="1">
         <w:r>
           <w:rPr>
             <w:rStyle w:val="afffffff5"/>
@@ -1408,7 +1408,7 @@
             <w:noProof/>
             <w:webHidden/>
           </w:rPr>
-          <w:instrText xml:space="preserve"> PAGEREF _Toc231410898 \h </w:instrText>
+          <w:instrText xml:space="preserve"> PAGEREF _Toc231757982 \h </w:instrText>
         </w:r>
         <w:r>
           <w:rPr>
@@ -1456,7 +1456,7 @@
           <w14:ligatures w14:val="standardContextual"/>
         </w:rPr>
       </w:pPr>
-      <w:hyperlink w:anchor="_Toc231410899" w:history="1">
+      <w:hyperlink w:anchor="_Toc231757983" w:history="1">
         <w:r>
           <w:rPr>
             <w:rStyle w:val="afffffff5"/>
@@ -1483,7 +1483,7 @@
             <w:noProof/>
             <w:webHidden/>
           </w:rPr>
-          <w:instrText xml:space="preserve"> PAGEREF _Toc231410899 \h </w:instrText>
+          <w:instrText xml:space="preserve"> PAGEREF _Toc231757983 \h </w:instrText>
         </w:r>
         <w:r>
           <w:rPr>
@@ -1531,7 +1531,7 @@
           <w14:ligatures w14:val="standardContextual"/>
         </w:rPr>
       </w:pPr>
-      <w:hyperlink w:anchor="_Toc231410900" w:history="1">
+      <w:hyperlink w:anchor="_Toc231757984" w:history="1">
         <w:r>
           <w:rPr>
             <w:rStyle w:val="afffffff5"/>
@@ -1558,7 +1558,7 @@
             <w:noProof/>
             <w:webHidden/>
           </w:rPr>
-          <w:instrText xml:space="preserve"> PAGEREF _Toc231410900 \h </w:instrText>
+          <w:instrText xml:space="preserve"> PAGEREF _Toc231757984 \h </w:instrText>
         </w:r>
         <w:r>
           <w:rPr>
@@ -1606,7 +1606,7 @@
           <w14:ligatures w14:val="standardContextual"/>
         </w:rPr>
       </w:pPr>
-      <w:hyperlink w:anchor="_Toc231410901" w:history="1">
+      <w:hyperlink w:anchor="_Toc231757985" w:history="1">
         <w:r>
           <w:rPr>
             <w:rStyle w:val="afffffff5"/>
@@ -1633,7 +1633,7 @@
             <w:noProof/>
             <w:webHidden/>
           </w:rPr>
-          <w:instrText xml:space="preserve"> PAGEREF _Toc231410901 \h </w:instrText>
+          <w:instrText xml:space="preserve"> PAGEREF _Toc231757985 \h </w:instrText>
         </w:r>
         <w:r>
           <w:rPr>
@@ -1682,7 +1682,7 @@
           <w14:ligatures w14:val="standardContextual"/>
         </w:rPr>
       </w:pPr>
-      <w:hyperlink w:anchor="_Toc231410902" w:history="1">
+      <w:hyperlink w:anchor="_Toc231757986" w:history="1">
         <w:r>
           <w:rPr>
             <w:rStyle w:val="afffffff5"/>
@@ -1709,7 +1709,7 @@
             <w:noProof/>
             <w:webHidden/>
           </w:rPr>
-          <w:instrText xml:space="preserve"> PAGEREF _Toc231410902 \h </w:instrText>
+          <w:instrText xml:space="preserve"> PAGEREF _Toc231757986 \h </w:instrText>
         </w:r>
         <w:r>
           <w:rPr>
@@ -1757,7 +1757,7 @@
           <w14:ligatures w14:val="standardContextual"/>
         </w:rPr>
       </w:pPr>
-      <w:hyperlink w:anchor="_Toc231410903" w:history="1">
+      <w:hyperlink w:anchor="_Toc231757987" w:history="1">
         <w:r>
           <w:rPr>
             <w:rStyle w:val="afffffff5"/>
@@ -1784,7 +1784,7 @@
             <w:noProof/>
             <w:webHidden/>
           </w:rPr>
-          <w:instrText xml:space="preserve"> PAGEREF _Toc231410903 \h </w:instrText>
+          <w:instrText xml:space="preserve"> PAGEREF _Toc231757987 \h </w:instrText>
         </w:r>
         <w:r>
           <w:rPr>
@@ -1832,7 +1832,7 @@
           <w14:ligatures w14:val="standardContextual"/>
         </w:rPr>
       </w:pPr>
-      <w:hyperlink w:anchor="_Toc231410904" w:history="1">
+      <w:hyperlink w:anchor="_Toc231757988" w:history="1">
         <w:r>
           <w:rPr>
             <w:rStyle w:val="afffffff5"/>
@@ -1859,7 +1859,7 @@
             <w:noProof/>
             <w:webHidden/>
           </w:rPr>
-          <w:instrText xml:space="preserve"> PAGEREF _Toc231410904 \h </w:instrText>
+          <w:instrText xml:space="preserve"> PAGEREF _Toc231757988 \h </w:instrText>
         </w:r>
         <w:r>
           <w:rPr>
@@ -1907,7 +1907,7 @@
           <w14:ligatures w14:val="standardContextual"/>
         </w:rPr>
       </w:pPr>
-      <w:hyperlink w:anchor="_Toc231410905" w:history="1">
+      <w:hyperlink w:anchor="_Toc231757989" w:history="1">
         <w:r>
           <w:rPr>
             <w:rStyle w:val="afffffff5"/>
@@ -1934,7 +1934,7 @@
             <w:noProof/>
             <w:webHidden/>
           </w:rPr>
-          <w:instrText xml:space="preserve"> PAGEREF _Toc231410905 \h </w:instrText>
+          <w:instrText xml:space="preserve"> PAGEREF _Toc231757989 \h </w:instrText>
         </w:r>
         <w:r>
           <w:rPr>
@@ -1982,7 +1982,7 @@
           <w14:ligatures w14:val="standardContextual"/>
         </w:rPr>
       </w:pPr>
-      <w:hyperlink w:anchor="_Toc231410906" w:history="1">
+      <w:hyperlink w:anchor="_Toc231757990" w:history="1">
         <w:r>
           <w:rPr>
             <w:rStyle w:val="afffffff5"/>
@@ -2009,7 +2009,7 @@
             <w:noProof/>
             <w:webHidden/>
           </w:rPr>
-          <w:instrText xml:space="preserve"> PAGEREF _Toc231410906 \h </w:instrText>
+          <w:instrText xml:space="preserve"> PAGEREF _Toc231757990 \h </w:instrText>
         </w:r>
         <w:r>
           <w:rPr>
@@ -2029,7 +2029,7 @@
             <w:noProof/>
             <w:webHidden/>
           </w:rPr>
-          <w:t>14</w:t>
+          <w:t>15</w:t>
         </w:r>
         <w:r>
           <w:rPr>
@@ -2057,7 +2057,7 @@
           <w14:ligatures w14:val="standardContextual"/>
         </w:rPr>
       </w:pPr>
-      <w:hyperlink w:anchor="_Toc231410907" w:history="1">
+      <w:hyperlink w:anchor="_Toc231757991" w:history="1">
         <w:r>
           <w:rPr>
             <w:rStyle w:val="afffffff5"/>
@@ -2084,7 +2084,7 @@
             <w:noProof/>
             <w:webHidden/>
           </w:rPr>
-          <w:instrText xml:space="preserve"> PAGEREF _Toc231410907 \h </w:instrText>
+          <w:instrText xml:space="preserve"> PAGEREF _Toc231757991 \h </w:instrText>
         </w:r>
         <w:r>
           <w:rPr>
@@ -2131,7 +2131,7 @@
           <w14:ligatures w14:val="standardContextual"/>
         </w:rPr>
       </w:pPr>
-      <w:hyperlink w:anchor="_Toc231410908" w:history="1">
+      <w:hyperlink w:anchor="_Toc231757992" w:history="1">
         <w:r>
           <w:rPr>
             <w:rStyle w:val="afffffff5"/>
@@ -2158,7 +2158,7 @@
             <w:noProof/>
             <w:webHidden/>
           </w:rPr>
-          <w:instrText xml:space="preserve"> PAGEREF _Toc231410908 \h </w:instrText>
+          <w:instrText xml:space="preserve"> PAGEREF _Toc231757992 \h </w:instrText>
         </w:r>
         <w:r>
           <w:rPr>
@@ -2206,7 +2206,7 @@
           <w14:ligatures w14:val="standardContextual"/>
         </w:rPr>
       </w:pPr>
-      <w:hyperlink w:anchor="_Toc231410909" w:history="1">
+      <w:hyperlink w:anchor="_Toc231757993" w:history="1">
         <w:r>
           <w:rPr>
             <w:rStyle w:val="afffffff5"/>
@@ -2233,7 +2233,7 @@
             <w:noProof/>
             <w:webHidden/>
           </w:rPr>
-          <w:instrText xml:space="preserve"> PAGEREF _Toc231410909 \h </w:instrText>
+          <w:instrText xml:space="preserve"> PAGEREF _Toc231757993 \h </w:instrText>
         </w:r>
         <w:r>
           <w:rPr>
@@ -2282,7 +2282,7 @@
           <w14:ligatures w14:val="standardContextual"/>
         </w:rPr>
       </w:pPr>
-      <w:hyperlink w:anchor="_Toc231410910" w:history="1">
+      <w:hyperlink w:anchor="_Toc231757994" w:history="1">
         <w:r>
           <w:rPr>
             <w:rStyle w:val="afffffff5"/>
@@ -2309,7 +2309,7 @@
             <w:noProof/>
             <w:webHidden/>
           </w:rPr>
-          <w:instrText xml:space="preserve"> PAGEREF _Toc231410910 \h </w:instrText>
+          <w:instrText xml:space="preserve"> PAGEREF _Toc231757994 \h </w:instrText>
         </w:r>
         <w:r>
           <w:rPr>
@@ -2358,7 +2358,7 @@
           <w14:ligatures w14:val="standardContextual"/>
         </w:rPr>
       </w:pPr>
-      <w:hyperlink w:anchor="_Toc231410911" w:history="1">
+      <w:hyperlink w:anchor="_Toc231757995" w:history="1">
         <w:r>
           <w:rPr>
             <w:rStyle w:val="afffffff5"/>
@@ -2385,7 +2385,7 @@
             <w:noProof/>
             <w:webHidden/>
           </w:rPr>
-          <w:instrText xml:space="preserve"> PAGEREF _Toc231410911 \h </w:instrText>
+          <w:instrText xml:space="preserve"> PAGEREF _Toc231757995 \h </w:instrText>
         </w:r>
         <w:r>
           <w:rPr>
@@ -2433,7 +2433,7 @@
           <w14:ligatures w14:val="standardContextual"/>
         </w:rPr>
       </w:pPr>
-      <w:hyperlink w:anchor="_Toc231410912" w:history="1">
+      <w:hyperlink w:anchor="_Toc231757996" w:history="1">
         <w:r>
           <w:rPr>
             <w:rStyle w:val="afffffff5"/>
@@ -2460,7 +2460,7 @@
             <w:noProof/>
             <w:webHidden/>
           </w:rPr>
-          <w:instrText xml:space="preserve"> PAGEREF _Toc231410912 \h </w:instrText>
+          <w:instrText xml:space="preserve"> PAGEREF _Toc231757996 \h </w:instrText>
         </w:r>
         <w:r>
           <w:rPr>
@@ -2507,7 +2507,7 @@
           <w14:ligatures w14:val="standardContextual"/>
         </w:rPr>
       </w:pPr>
-      <w:hyperlink w:anchor="_Toc231410913" w:history="1">
+      <w:hyperlink w:anchor="_Toc231757997" w:history="1">
         <w:r>
           <w:rPr>
             <w:rStyle w:val="afffffff5"/>
@@ -2534,7 +2534,7 @@
             <w:noProof/>
             <w:webHidden/>
           </w:rPr>
-          <w:instrText xml:space="preserve"> PAGEREF _Toc231410913 \h </w:instrText>
+          <w:instrText xml:space="preserve"> PAGEREF _Toc231757997 \h </w:instrText>
         </w:r>
         <w:r>
           <w:rPr>
@@ -2554,7 +2554,7 @@
             <w:noProof/>
             <w:webHidden/>
           </w:rPr>
-          <w:t>20</w:t>
+          <w:t>21</w:t>
         </w:r>
         <w:r>
           <w:rPr>
@@ -2581,7 +2581,7 @@
           <w14:ligatures w14:val="standardContextual"/>
         </w:rPr>
       </w:pPr>
-      <w:hyperlink w:anchor="_Toc231410914" w:history="1">
+      <w:hyperlink w:anchor="_Toc231757998" w:history="1">
         <w:r>
           <w:rPr>
             <w:rStyle w:val="afffffff5"/>
@@ -2608,7 +2608,7 @@
             <w:noProof/>
             <w:webHidden/>
           </w:rPr>
-          <w:instrText xml:space="preserve"> PAGEREF _Toc231410914 \h </w:instrText>
+          <w:instrText xml:space="preserve"> PAGEREF _Toc231757998 \h </w:instrText>
         </w:r>
         <w:r>
           <w:rPr>
@@ -2655,7 +2655,7 @@
           <w14:ligatures w14:val="standardContextual"/>
         </w:rPr>
       </w:pPr>
-      <w:hyperlink w:anchor="_Toc231410915" w:history="1">
+      <w:hyperlink w:anchor="_Toc231757999" w:history="1">
         <w:r>
           <w:rPr>
             <w:rStyle w:val="afffffff5"/>
@@ -2682,7 +2682,7 @@
             <w:noProof/>
             <w:webHidden/>
           </w:rPr>
-          <w:instrText xml:space="preserve"> PAGEREF _Toc231410915 \h </w:instrText>
+          <w:instrText xml:space="preserve"> PAGEREF _Toc231757999 \h </w:instrText>
         </w:r>
         <w:r>
           <w:rPr>
@@ -2730,7 +2730,7 @@
           <w14:ligatures w14:val="standardContextual"/>
         </w:rPr>
       </w:pPr>
-      <w:hyperlink w:anchor="_Toc231410916" w:history="1">
+      <w:hyperlink w:anchor="_Toc231758000" w:history="1">
         <w:r>
           <w:rPr>
             <w:rStyle w:val="afffffff5"/>
@@ -2757,7 +2757,7 @@
             <w:noProof/>
             <w:webHidden/>
           </w:rPr>
-          <w:instrText xml:space="preserve"> PAGEREF _Toc231410916 \h </w:instrText>
+          <w:instrText xml:space="preserve"> PAGEREF _Toc231758000 \h </w:instrText>
         </w:r>
         <w:r>
           <w:rPr>
@@ -2777,7 +2777,7 @@
             <w:noProof/>
             <w:webHidden/>
           </w:rPr>
-          <w:t>22</w:t>
+          <w:t>23</w:t>
         </w:r>
         <w:r>
           <w:rPr>
@@ -2804,7 +2804,7 @@
           <w14:ligatures w14:val="standardContextual"/>
         </w:rPr>
       </w:pPr>
-      <w:hyperlink w:anchor="_Toc231410917" w:history="1">
+      <w:hyperlink w:anchor="_Toc231758001" w:history="1">
         <w:r>
           <w:rPr>
             <w:rStyle w:val="afffffff5"/>
@@ -2831,7 +2831,7 @@
             <w:noProof/>
             <w:webHidden/>
           </w:rPr>
-          <w:instrText xml:space="preserve"> PAGEREF _Toc231410917 \h </w:instrText>
+          <w:instrText xml:space="preserve"> PAGEREF _Toc231758001 \h </w:instrText>
         </w:r>
         <w:r>
           <w:rPr>
@@ -2878,7 +2878,7 @@
           <w14:ligatures w14:val="standardContextual"/>
         </w:rPr>
       </w:pPr>
-      <w:hyperlink w:anchor="_Toc231410918" w:history="1">
+      <w:hyperlink w:anchor="_Toc231758002" w:history="1">
         <w:r>
           <w:rPr>
             <w:rStyle w:val="afffffff5"/>
@@ -2905,7 +2905,7 @@
             <w:noProof/>
             <w:webHidden/>
           </w:rPr>
-          <w:instrText xml:space="preserve"> PAGEREF _Toc231410918 \h </w:instrText>
+          <w:instrText xml:space="preserve"> PAGEREF _Toc231758002 \h </w:instrText>
         </w:r>
         <w:r>
           <w:rPr>
@@ -2952,7 +2952,7 @@
           <w14:ligatures w14:val="standardContextual"/>
         </w:rPr>
       </w:pPr>
-      <w:hyperlink w:anchor="_Toc231410919" w:history="1">
+      <w:hyperlink w:anchor="_Toc231758003" w:history="1">
         <w:r>
           <w:rPr>
             <w:rStyle w:val="afffffff5"/>
@@ -2979,7 +2979,7 @@
             <w:noProof/>
             <w:webHidden/>
           </w:rPr>
-          <w:instrText xml:space="preserve"> PAGEREF _Toc231410919 \h </w:instrText>
+          <w:instrText xml:space="preserve"> PAGEREF _Toc231758003 \h </w:instrText>
         </w:r>
         <w:r>
           <w:rPr>
@@ -3027,7 +3027,7 @@
           <w14:ligatures w14:val="standardContextual"/>
         </w:rPr>
       </w:pPr>
-      <w:hyperlink w:anchor="_Toc231410920" w:history="1">
+      <w:hyperlink w:anchor="_Toc231758004" w:history="1">
         <w:r>
           <w:rPr>
             <w:rStyle w:val="afffffff5"/>
@@ -3054,7 +3054,7 @@
             <w:noProof/>
             <w:webHidden/>
           </w:rPr>
-          <w:instrText xml:space="preserve"> PAGEREF _Toc231410920 \h </w:instrText>
+          <w:instrText xml:space="preserve"> PAGEREF _Toc231758004 \h </w:instrText>
         </w:r>
         <w:r>
           <w:rPr>
@@ -3074,7 +3074,7 @@
             <w:noProof/>
             <w:webHidden/>
           </w:rPr>
-          <w:t>25</w:t>
+          <w:t>26</w:t>
         </w:r>
         <w:r>
           <w:rPr>
@@ -3101,7 +3101,7 @@
           <w14:ligatures w14:val="standardContextual"/>
         </w:rPr>
       </w:pPr>
-      <w:hyperlink w:anchor="_Toc231410921" w:history="1">
+      <w:hyperlink w:anchor="_Toc231758005" w:history="1">
         <w:r>
           <w:rPr>
             <w:rStyle w:val="afffffff5"/>
@@ -3128,7 +3128,7 @@
             <w:noProof/>
             <w:webHidden/>
           </w:rPr>
-          <w:instrText xml:space="preserve"> PAGEREF _Toc231410921 \h </w:instrText>
+          <w:instrText xml:space="preserve"> PAGEREF _Toc231758005 \h </w:instrText>
         </w:r>
         <w:r>
           <w:rPr>
@@ -3175,7 +3175,7 @@
           <w14:ligatures w14:val="standardContextual"/>
         </w:rPr>
       </w:pPr>
-      <w:hyperlink w:anchor="_Toc231410922" w:history="1">
+      <w:hyperlink w:anchor="_Toc231758006" w:history="1">
         <w:r>
           <w:rPr>
             <w:rStyle w:val="afffffff5"/>
@@ -3202,7 +3202,7 @@
             <w:noProof/>
             <w:webHidden/>
           </w:rPr>
-          <w:instrText xml:space="preserve"> PAGEREF _Toc231410922 \h </w:instrText>
+          <w:instrText xml:space="preserve"> PAGEREF _Toc231758006 \h </w:instrText>
         </w:r>
         <w:r>
           <w:rPr>
@@ -3249,7 +3249,7 @@
           <w14:ligatures w14:val="standardContextual"/>
         </w:rPr>
       </w:pPr>
-      <w:hyperlink w:anchor="_Toc231410923" w:history="1">
+      <w:hyperlink w:anchor="_Toc231758007" w:history="1">
         <w:r>
           <w:rPr>
             <w:rStyle w:val="afffffff5"/>
@@ -3276,7 +3276,7 @@
             <w:noProof/>
             <w:webHidden/>
           </w:rPr>
-          <w:instrText xml:space="preserve"> PAGEREF _Toc231410923 \h </w:instrText>
+          <w:instrText xml:space="preserve"> PAGEREF _Toc231758007 \h </w:instrText>
         </w:r>
         <w:r>
           <w:rPr>
@@ -3324,7 +3324,7 @@
           <w14:ligatures w14:val="standardContextual"/>
         </w:rPr>
       </w:pPr>
-      <w:hyperlink w:anchor="_Toc231410924" w:history="1">
+      <w:hyperlink w:anchor="_Toc231758008" w:history="1">
         <w:r>
           <w:rPr>
             <w:rStyle w:val="afffffff5"/>
@@ -3351,7 +3351,7 @@
             <w:noProof/>
             <w:webHidden/>
           </w:rPr>
-          <w:instrText xml:space="preserve"> PAGEREF _Toc231410924 \h </w:instrText>
+          <w:instrText xml:space="preserve"> PAGEREF _Toc231758008 \h </w:instrText>
         </w:r>
         <w:r>
           <w:rPr>
@@ -3398,7 +3398,7 @@
           <w14:ligatures w14:val="standardContextual"/>
         </w:rPr>
       </w:pPr>
-      <w:hyperlink w:anchor="_Toc231410925" w:history="1">
+      <w:hyperlink w:anchor="_Toc231758009" w:history="1">
         <w:r>
           <w:rPr>
             <w:rStyle w:val="afffffff5"/>
@@ -3425,7 +3425,7 @@
             <w:noProof/>
             <w:webHidden/>
           </w:rPr>
-          <w:instrText xml:space="preserve"> PAGEREF _Toc231410925 \h </w:instrText>
+          <w:instrText xml:space="preserve"> PAGEREF _Toc231758009 \h </w:instrText>
         </w:r>
         <w:r>
           <w:rPr>
@@ -3472,7 +3472,7 @@
           <w14:ligatures w14:val="standardContextual"/>
         </w:rPr>
       </w:pPr>
-      <w:hyperlink w:anchor="_Toc231410926" w:history="1">
+      <w:hyperlink w:anchor="_Toc231758010" w:history="1">
         <w:r>
           <w:rPr>
             <w:rStyle w:val="afffffff5"/>
@@ -3499,7 +3499,7 @@
             <w:noProof/>
             <w:webHidden/>
           </w:rPr>
-          <w:instrText xml:space="preserve"> PAGEREF _Toc231410926 \h </w:instrText>
+          <w:instrText xml:space="preserve"> PAGEREF _Toc231758010 \h </w:instrText>
         </w:r>
         <w:r>
           <w:rPr>
@@ -3546,7 +3546,7 @@
           <w14:ligatures w14:val="standardContextual"/>
         </w:rPr>
       </w:pPr>
-      <w:hyperlink w:anchor="_Toc231410927" w:history="1">
+      <w:hyperlink w:anchor="_Toc231758011" w:history="1">
         <w:r>
           <w:rPr>
             <w:rStyle w:val="afffffff5"/>
@@ -3573,7 +3573,7 @@
             <w:noProof/>
             <w:webHidden/>
           </w:rPr>
-          <w:instrText xml:space="preserve"> PAGEREF _Toc231410927 \h </w:instrText>
+          <w:instrText xml:space="preserve"> PAGEREF _Toc231758011 \h </w:instrText>
         </w:r>
         <w:r>
           <w:rPr>
@@ -3620,7 +3620,7 @@
           <w14:ligatures w14:val="standardContextual"/>
         </w:rPr>
       </w:pPr>
-      <w:hyperlink w:anchor="_Toc231410928" w:history="1">
+      <w:hyperlink w:anchor="_Toc231758012" w:history="1">
         <w:r>
           <w:rPr>
             <w:rStyle w:val="afffffff5"/>
@@ -3647,7 +3647,7 @@
             <w:noProof/>
             <w:webHidden/>
           </w:rPr>
-          <w:instrText xml:space="preserve"> PAGEREF _Toc231410928 \h </w:instrText>
+          <w:instrText xml:space="preserve"> PAGEREF _Toc231758012 \h </w:instrText>
         </w:r>
         <w:r>
           <w:rPr>
@@ -3695,7 +3695,7 @@
           <w14:ligatures w14:val="standardContextual"/>
         </w:rPr>
       </w:pPr>
-      <w:hyperlink w:anchor="_Toc231410929" w:history="1">
+      <w:hyperlink w:anchor="_Toc231758013" w:history="1">
         <w:r>
           <w:rPr>
             <w:rStyle w:val="afffffff5"/>
@@ -3722,7 +3722,7 @@
             <w:noProof/>
             <w:webHidden/>
           </w:rPr>
-          <w:instrText xml:space="preserve"> PAGEREF _Toc231410929 \h </w:instrText>
+          <w:instrText xml:space="preserve"> PAGEREF _Toc231758013 \h </w:instrText>
         </w:r>
         <w:r>
           <w:rPr>
@@ -3769,7 +3769,7 @@
           <w14:ligatures w14:val="standardContextual"/>
         </w:rPr>
       </w:pPr>
-      <w:hyperlink w:anchor="_Toc231410930" w:history="1">
+      <w:hyperlink w:anchor="_Toc231758014" w:history="1">
         <w:r>
           <w:rPr>
             <w:rStyle w:val="afffffff5"/>
@@ -3796,7 +3796,7 @@
             <w:noProof/>
             <w:webHidden/>
           </w:rPr>
-          <w:instrText xml:space="preserve"> PAGEREF _Toc231410930 \h </w:instrText>
+          <w:instrText xml:space="preserve"> PAGEREF _Toc231758014 \h </w:instrText>
         </w:r>
         <w:r>
           <w:rPr>
@@ -3843,7 +3843,7 @@
           <w14:ligatures w14:val="standardContextual"/>
         </w:rPr>
       </w:pPr>
-      <w:hyperlink w:anchor="_Toc231410931" w:history="1">
+      <w:hyperlink w:anchor="_Toc231758015" w:history="1">
         <w:r>
           <w:rPr>
             <w:rStyle w:val="afffffff5"/>
@@ -3870,7 +3870,7 @@
             <w:noProof/>
             <w:webHidden/>
           </w:rPr>
-          <w:instrText xml:space="preserve"> PAGEREF _Toc231410931 \h </w:instrText>
+          <w:instrText xml:space="preserve"> PAGEREF _Toc231758015 \h </w:instrText>
         </w:r>
         <w:r>
           <w:rPr>
@@ -3917,7 +3917,7 @@
           <w14:ligatures w14:val="standardContextual"/>
         </w:rPr>
       </w:pPr>
-      <w:hyperlink w:anchor="_Toc231410932" w:history="1">
+      <w:hyperlink w:anchor="_Toc231758016" w:history="1">
         <w:r>
           <w:rPr>
             <w:rStyle w:val="afffffff5"/>
@@ -3944,7 +3944,7 @@
             <w:noProof/>
             <w:webHidden/>
           </w:rPr>
-          <w:instrText xml:space="preserve"> PAGEREF _Toc231410932 \h </w:instrText>
+          <w:instrText xml:space="preserve"> PAGEREF _Toc231758016 \h </w:instrText>
         </w:r>
         <w:r>
           <w:rPr>
@@ -3992,7 +3992,7 @@
           <w14:ligatures w14:val="standardContextual"/>
         </w:rPr>
       </w:pPr>
-      <w:hyperlink w:anchor="_Toc231410933" w:history="1">
+      <w:hyperlink w:anchor="_Toc231758017" w:history="1">
         <w:r>
           <w:rPr>
             <w:rStyle w:val="afffffff5"/>
@@ -4019,7 +4019,7 @@
             <w:noProof/>
             <w:webHidden/>
           </w:rPr>
-          <w:instrText xml:space="preserve"> PAGEREF _Toc231410933 \h </w:instrText>
+          <w:instrText xml:space="preserve"> PAGEREF _Toc231758017 \h </w:instrText>
         </w:r>
         <w:r>
           <w:rPr>
@@ -4066,7 +4066,7 @@
           <w14:ligatures w14:val="standardContextual"/>
         </w:rPr>
       </w:pPr>
-      <w:hyperlink w:anchor="_Toc231410934" w:history="1">
+      <w:hyperlink w:anchor="_Toc231758018" w:history="1">
         <w:r>
           <w:rPr>
             <w:rStyle w:val="afffffff5"/>
@@ -4093,7 +4093,7 @@
             <w:noProof/>
             <w:webHidden/>
           </w:rPr>
-          <w:instrText xml:space="preserve"> PAGEREF _Toc231410934 \h </w:instrText>
+          <w:instrText xml:space="preserve"> PAGEREF _Toc231758018 \h </w:instrText>
         </w:r>
         <w:r>
           <w:rPr>
@@ -4140,7 +4140,7 @@
           <w14:ligatures w14:val="standardContextual"/>
         </w:rPr>
       </w:pPr>
-      <w:hyperlink w:anchor="_Toc231410935" w:history="1">
+      <w:hyperlink w:anchor="_Toc231758019" w:history="1">
         <w:r>
           <w:rPr>
             <w:rStyle w:val="afffffff5"/>
@@ -4167,7 +4167,7 @@
             <w:noProof/>
             <w:webHidden/>
           </w:rPr>
-          <w:instrText xml:space="preserve"> PAGEREF _Toc231410935 \h </w:instrText>
+          <w:instrText xml:space="preserve"> PAGEREF _Toc231758019 \h </w:instrText>
         </w:r>
         <w:r>
           <w:rPr>
@@ -4214,7 +4214,7 @@
           <w14:ligatures w14:val="standardContextual"/>
         </w:rPr>
       </w:pPr>
-      <w:hyperlink w:anchor="_Toc231410936" w:history="1">
+      <w:hyperlink w:anchor="_Toc231758020" w:history="1">
         <w:r>
           <w:rPr>
             <w:rStyle w:val="afffffff5"/>
@@ -4241,7 +4241,7 @@
             <w:noProof/>
             <w:webHidden/>
           </w:rPr>
-          <w:instrText xml:space="preserve"> PAGEREF _Toc231410936 \h </w:instrText>
+          <w:instrText xml:space="preserve"> PAGEREF _Toc231758020 \h </w:instrText>
         </w:r>
         <w:r>
           <w:rPr>
@@ -4289,7 +4289,7 @@
           <w14:ligatures w14:val="standardContextual"/>
         </w:rPr>
       </w:pPr>
-      <w:hyperlink w:anchor="_Toc231410937" w:history="1">
+      <w:hyperlink w:anchor="_Toc231758021" w:history="1">
         <w:r>
           <w:rPr>
             <w:rStyle w:val="afffffff5"/>
@@ -4316,7 +4316,7 @@
             <w:noProof/>
             <w:webHidden/>
           </w:rPr>
-          <w:instrText xml:space="preserve"> PAGEREF _Toc231410937 \h </w:instrText>
+          <w:instrText xml:space="preserve"> PAGEREF _Toc231758021 \h </w:instrText>
         </w:r>
         <w:r>
           <w:rPr>
@@ -4363,7 +4363,7 @@
           <w14:ligatures w14:val="standardContextual"/>
         </w:rPr>
       </w:pPr>
-      <w:hyperlink w:anchor="_Toc231410938" w:history="1">
+      <w:hyperlink w:anchor="_Toc231758022" w:history="1">
         <w:r>
           <w:rPr>
             <w:rStyle w:val="afffffff5"/>
@@ -4390,7 +4390,7 @@
             <w:noProof/>
             <w:webHidden/>
           </w:rPr>
-          <w:instrText xml:space="preserve"> PAGEREF _Toc231410938 \h </w:instrText>
+          <w:instrText xml:space="preserve"> PAGEREF _Toc231758022 \h </w:instrText>
         </w:r>
         <w:r>
           <w:rPr>
@@ -4437,7 +4437,7 @@
           <w14:ligatures w14:val="standardContextual"/>
         </w:rPr>
       </w:pPr>
-      <w:hyperlink w:anchor="_Toc231410939" w:history="1">
+      <w:hyperlink w:anchor="_Toc231758023" w:history="1">
         <w:r>
           <w:rPr>
             <w:rStyle w:val="afffffff5"/>
@@ -4464,7 +4464,7 @@
             <w:noProof/>
             <w:webHidden/>
           </w:rPr>
-          <w:instrText xml:space="preserve"> PAGEREF _Toc231410939 \h </w:instrText>
+          <w:instrText xml:space="preserve"> PAGEREF _Toc231758023 \h </w:instrText>
         </w:r>
         <w:r>
           <w:rPr>
@@ -4511,7 +4511,7 @@
           <w14:ligatures w14:val="standardContextual"/>
         </w:rPr>
       </w:pPr>
-      <w:hyperlink w:anchor="_Toc231410940" w:history="1">
+      <w:hyperlink w:anchor="_Toc231758024" w:history="1">
         <w:r>
           <w:rPr>
             <w:rStyle w:val="afffffff5"/>
@@ -4538,7 +4538,7 @@
             <w:noProof/>
             <w:webHidden/>
           </w:rPr>
-          <w:instrText xml:space="preserve"> PAGEREF _Toc231410940 \h </w:instrText>
+          <w:instrText xml:space="preserve"> PAGEREF _Toc231758024 \h </w:instrText>
         </w:r>
         <w:r>
           <w:rPr>
@@ -4585,7 +4585,7 @@
           <w14:ligatures w14:val="standardContextual"/>
         </w:rPr>
       </w:pPr>
-      <w:hyperlink w:anchor="_Toc231410941" w:history="1">
+      <w:hyperlink w:anchor="_Toc231758025" w:history="1">
         <w:r>
           <w:rPr>
             <w:rStyle w:val="afffffff5"/>
@@ -4612,7 +4612,7 @@
             <w:noProof/>
             <w:webHidden/>
           </w:rPr>
-          <w:instrText xml:space="preserve"> PAGEREF _Toc231410941 \h </w:instrText>
+          <w:instrText xml:space="preserve"> PAGEREF _Toc231758025 \h </w:instrText>
         </w:r>
         <w:r>
           <w:rPr>
@@ -4660,7 +4660,7 @@
           <w14:ligatures w14:val="standardContextual"/>
         </w:rPr>
       </w:pPr>
-      <w:hyperlink w:anchor="_Toc231410942" w:history="1">
+      <w:hyperlink w:anchor="_Toc231758026" w:history="1">
         <w:r>
           <w:rPr>
             <w:rStyle w:val="afffffff5"/>
@@ -4687,7 +4687,7 @@
             <w:noProof/>
             <w:webHidden/>
           </w:rPr>
-          <w:instrText xml:space="preserve"> PAGEREF _Toc231410942 \h </w:instrText>
+          <w:instrText xml:space="preserve"> PAGEREF _Toc231758026 \h </w:instrText>
         </w:r>
         <w:r>
           <w:rPr>
@@ -4734,7 +4734,7 @@
           <w14:ligatures w14:val="standardContextual"/>
         </w:rPr>
       </w:pPr>
-      <w:hyperlink w:anchor="_Toc231410943" w:history="1">
+      <w:hyperlink w:anchor="_Toc231758027" w:history="1">
         <w:r>
           <w:rPr>
             <w:rStyle w:val="afffffff5"/>
@@ -4761,7 +4761,7 @@
             <w:noProof/>
             <w:webHidden/>
           </w:rPr>
-          <w:instrText xml:space="preserve"> PAGEREF _Toc231410943 \h </w:instrText>
+          <w:instrText xml:space="preserve"> PAGEREF _Toc231758027 \h </w:instrText>
         </w:r>
         <w:r>
           <w:rPr>
@@ -4808,7 +4808,7 @@
           <w14:ligatures w14:val="standardContextual"/>
         </w:rPr>
       </w:pPr>
-      <w:hyperlink w:anchor="_Toc231410944" w:history="1">
+      <w:hyperlink w:anchor="_Toc231758028" w:history="1">
         <w:r>
           <w:rPr>
             <w:rStyle w:val="afffffff5"/>
@@ -4835,7 +4835,7 @@
             <w:noProof/>
             <w:webHidden/>
           </w:rPr>
-          <w:instrText xml:space="preserve"> PAGEREF _Toc231410944 \h </w:instrText>
+          <w:instrText xml:space="preserve"> PAGEREF _Toc231758028 \h </w:instrText>
         </w:r>
         <w:r>
           <w:rPr>
@@ -4882,7 +4882,7 @@
           <w14:ligatures w14:val="standardContextual"/>
         </w:rPr>
       </w:pPr>
-      <w:hyperlink w:anchor="_Toc231410945" w:history="1">
+      <w:hyperlink w:anchor="_Toc231758029" w:history="1">
         <w:r>
           <w:rPr>
             <w:rStyle w:val="afffffff5"/>
@@ -4909,7 +4909,7 @@
             <w:noProof/>
             <w:webHidden/>
           </w:rPr>
-          <w:instrText xml:space="preserve"> PAGEREF _Toc231410945 \h </w:instrText>
+          <w:instrText xml:space="preserve"> PAGEREF _Toc231758029 \h </w:instrText>
         </w:r>
         <w:r>
           <w:rPr>
@@ -4957,7 +4957,7 @@
           <w14:ligatures w14:val="standardContextual"/>
         </w:rPr>
       </w:pPr>
-      <w:hyperlink w:anchor="_Toc231410946" w:history="1">
+      <w:hyperlink w:anchor="_Toc231758030" w:history="1">
         <w:r>
           <w:rPr>
             <w:rStyle w:val="afffffff5"/>
@@ -4984,7 +4984,7 @@
             <w:noProof/>
             <w:webHidden/>
           </w:rPr>
-          <w:instrText xml:space="preserve"> PAGEREF _Toc231410946 \h </w:instrText>
+          <w:instrText xml:space="preserve"> PAGEREF _Toc231758030 \h </w:instrText>
         </w:r>
         <w:r>
           <w:rPr>
@@ -5031,7 +5031,7 @@
           <w14:ligatures w14:val="standardContextual"/>
         </w:rPr>
       </w:pPr>
-      <w:hyperlink w:anchor="_Toc231410947" w:history="1">
+      <w:hyperlink w:anchor="_Toc231758031" w:history="1">
         <w:r>
           <w:rPr>
             <w:rStyle w:val="afffffff5"/>
@@ -5058,7 +5058,7 @@
             <w:noProof/>
             <w:webHidden/>
           </w:rPr>
-          <w:instrText xml:space="preserve"> PAGEREF _Toc231410947 \h </w:instrText>
+          <w:instrText xml:space="preserve"> PAGEREF _Toc231758031 \h </w:instrText>
         </w:r>
         <w:r>
           <w:rPr>
@@ -5105,7 +5105,7 @@
           <w14:ligatures w14:val="standardContextual"/>
         </w:rPr>
       </w:pPr>
-      <w:hyperlink w:anchor="_Toc231410948" w:history="1">
+      <w:hyperlink w:anchor="_Toc231758032" w:history="1">
         <w:r>
           <w:rPr>
             <w:rStyle w:val="afffffff5"/>
@@ -5132,7 +5132,7 @@
             <w:noProof/>
             <w:webHidden/>
           </w:rPr>
-          <w:instrText xml:space="preserve"> PAGEREF _Toc231410948 \h </w:instrText>
+          <w:instrText xml:space="preserve"> PAGEREF _Toc231758032 \h </w:instrText>
         </w:r>
         <w:r>
           <w:rPr>
@@ -5179,7 +5179,7 @@
           <w14:ligatures w14:val="standardContextual"/>
         </w:rPr>
       </w:pPr>
-      <w:hyperlink w:anchor="_Toc231410949" w:history="1">
+      <w:hyperlink w:anchor="_Toc231758033" w:history="1">
         <w:r>
           <w:rPr>
             <w:rStyle w:val="afffffff5"/>
@@ -5206,7 +5206,7 @@
             <w:noProof/>
             <w:webHidden/>
           </w:rPr>
-          <w:instrText xml:space="preserve"> PAGEREF _Toc231410949 \h </w:instrText>
+          <w:instrText xml:space="preserve"> PAGEREF _Toc231758033 \h </w:instrText>
         </w:r>
         <w:r>
           <w:rPr>
@@ -5254,7 +5254,7 @@
           <w14:ligatures w14:val="standardContextual"/>
         </w:rPr>
       </w:pPr>
-      <w:hyperlink w:anchor="_Toc231410950" w:history="1">
+      <w:hyperlink w:anchor="_Toc231758034" w:history="1">
         <w:r>
           <w:rPr>
             <w:rStyle w:val="afffffff5"/>
@@ -5281,7 +5281,7 @@
             <w:noProof/>
             <w:webHidden/>
           </w:rPr>
-          <w:instrText xml:space="preserve"> PAGEREF _Toc231410950 \h </w:instrText>
+          <w:instrText xml:space="preserve"> PAGEREF _Toc231758034 \h </w:instrText>
         </w:r>
         <w:r>
           <w:rPr>
@@ -5328,7 +5328,7 @@
           <w14:ligatures w14:val="standardContextual"/>
         </w:rPr>
       </w:pPr>
-      <w:hyperlink w:anchor="_Toc231410951" w:history="1">
+      <w:hyperlink w:anchor="_Toc231758035" w:history="1">
         <w:r>
           <w:rPr>
             <w:rStyle w:val="afffffff5"/>
@@ -5355,7 +5355,7 @@
             <w:noProof/>
             <w:webHidden/>
           </w:rPr>
-          <w:instrText xml:space="preserve"> PAGEREF _Toc231410951 \h </w:instrText>
+          <w:instrText xml:space="preserve"> PAGEREF _Toc231758035 \h </w:instrText>
         </w:r>
         <w:r>
           <w:rPr>
@@ -5402,7 +5402,7 @@
           <w14:ligatures w14:val="standardContextual"/>
         </w:rPr>
       </w:pPr>
-      <w:hyperlink w:anchor="_Toc231410952" w:history="1">
+      <w:hyperlink w:anchor="_Toc231758036" w:history="1">
         <w:r>
           <w:rPr>
             <w:rStyle w:val="afffffff5"/>
@@ -5429,7 +5429,7 @@
             <w:noProof/>
             <w:webHidden/>
           </w:rPr>
-          <w:instrText xml:space="preserve"> PAGEREF _Toc231410952 \h </w:instrText>
+          <w:instrText xml:space="preserve"> PAGEREF _Toc231758036 \h </w:instrText>
         </w:r>
         <w:r>
           <w:rPr>
@@ -5476,7 +5476,7 @@
           <w14:ligatures w14:val="standardContextual"/>
         </w:rPr>
       </w:pPr>
-      <w:hyperlink w:anchor="_Toc231410953" w:history="1">
+      <w:hyperlink w:anchor="_Toc231758037" w:history="1">
         <w:r>
           <w:rPr>
             <w:rStyle w:val="afffffff5"/>
@@ -5503,7 +5503,7 @@
             <w:noProof/>
             <w:webHidden/>
           </w:rPr>
-          <w:instrText xml:space="preserve"> PAGEREF _Toc231410953 \h </w:instrText>
+          <w:instrText xml:space="preserve"> PAGEREF _Toc231758037 \h </w:instrText>
         </w:r>
         <w:r>
           <w:rPr>
@@ -5550,7 +5550,7 @@
           <w14:ligatures w14:val="standardContextual"/>
         </w:rPr>
       </w:pPr>
-      <w:hyperlink w:anchor="_Toc231410954" w:history="1">
+      <w:hyperlink w:anchor="_Toc231758038" w:history="1">
         <w:r>
           <w:rPr>
             <w:rStyle w:val="afffffff5"/>
@@ -5577,7 +5577,7 @@
             <w:noProof/>
             <w:webHidden/>
           </w:rPr>
-          <w:instrText xml:space="preserve"> PAGEREF _Toc231410954 \h </w:instrText>
+          <w:instrText xml:space="preserve"> PAGEREF _Toc231758038 \h </w:instrText>
         </w:r>
         <w:r>
           <w:rPr>
@@ -5625,7 +5625,7 @@
           <w14:ligatures w14:val="standardContextual"/>
         </w:rPr>
       </w:pPr>
-      <w:hyperlink w:anchor="_Toc231410955" w:history="1">
+      <w:hyperlink w:anchor="_Toc231758039" w:history="1">
         <w:r>
           <w:rPr>
             <w:rStyle w:val="afffffff5"/>
@@ -5652,7 +5652,7 @@
             <w:noProof/>
             <w:webHidden/>
           </w:rPr>
-          <w:instrText xml:space="preserve"> PAGEREF _Toc231410955 \h </w:instrText>
+          <w:instrText xml:space="preserve"> PAGEREF _Toc231758039 \h </w:instrText>
         </w:r>
         <w:r>
           <w:rPr>
@@ -5699,7 +5699,7 @@
           <w14:ligatures w14:val="standardContextual"/>
         </w:rPr>
       </w:pPr>
-      <w:hyperlink w:anchor="_Toc231410956" w:history="1">
+      <w:hyperlink w:anchor="_Toc231758040" w:history="1">
         <w:r>
           <w:rPr>
             <w:rStyle w:val="afffffff5"/>
@@ -5726,7 +5726,7 @@
             <w:noProof/>
             <w:webHidden/>
           </w:rPr>
-          <w:instrText xml:space="preserve"> PAGEREF _Toc231410956 \h </w:instrText>
+          <w:instrText xml:space="preserve"> PAGEREF _Toc231758040 \h </w:instrText>
         </w:r>
         <w:r>
           <w:rPr>
@@ -5773,7 +5773,7 @@
           <w14:ligatures w14:val="standardContextual"/>
         </w:rPr>
       </w:pPr>
-      <w:hyperlink w:anchor="_Toc231410957" w:history="1">
+      <w:hyperlink w:anchor="_Toc231758041" w:history="1">
         <w:r>
           <w:rPr>
             <w:rStyle w:val="afffffff5"/>
@@ -5800,7 +5800,7 @@
             <w:noProof/>
             <w:webHidden/>
           </w:rPr>
-          <w:instrText xml:space="preserve"> PAGEREF _Toc231410957 \h </w:instrText>
+          <w:instrText xml:space="preserve"> PAGEREF _Toc231758041 \h </w:instrText>
         </w:r>
         <w:r>
           <w:rPr>
@@ -5847,7 +5847,7 @@
           <w14:ligatures w14:val="standardContextual"/>
         </w:rPr>
       </w:pPr>
-      <w:hyperlink w:anchor="_Toc231410958" w:history="1">
+      <w:hyperlink w:anchor="_Toc231758042" w:history="1">
         <w:r>
           <w:rPr>
             <w:rStyle w:val="afffffff5"/>
@@ -5874,7 +5874,7 @@
             <w:noProof/>
             <w:webHidden/>
           </w:rPr>
-          <w:instrText xml:space="preserve"> PAGEREF _Toc231410958 \h </w:instrText>
+          <w:instrText xml:space="preserve"> PAGEREF _Toc231758042 \h </w:instrText>
         </w:r>
         <w:r>
           <w:rPr>
@@ -5922,7 +5922,7 @@
           <w14:ligatures w14:val="standardContextual"/>
         </w:rPr>
       </w:pPr>
-      <w:hyperlink w:anchor="_Toc231410959" w:history="1">
+      <w:hyperlink w:anchor="_Toc231758043" w:history="1">
         <w:r>
           <w:rPr>
             <w:rStyle w:val="afffffff5"/>
@@ -5949,7 +5949,7 @@
             <w:noProof/>
             <w:webHidden/>
           </w:rPr>
-          <w:instrText xml:space="preserve"> PAGEREF _Toc231410959 \h </w:instrText>
+          <w:instrText xml:space="preserve"> PAGEREF _Toc231758043 \h </w:instrText>
         </w:r>
         <w:r>
           <w:rPr>
@@ -5996,7 +5996,7 @@
           <w14:ligatures w14:val="standardContextual"/>
         </w:rPr>
       </w:pPr>
-      <w:hyperlink w:anchor="_Toc231410960" w:history="1">
+      <w:hyperlink w:anchor="_Toc231758044" w:history="1">
         <w:r>
           <w:rPr>
             <w:rStyle w:val="afffffff5"/>
@@ -6023,7 +6023,7 @@
             <w:noProof/>
             <w:webHidden/>
           </w:rPr>
-          <w:instrText xml:space="preserve"> PAGEREF _Toc231410960 \h </w:instrText>
+          <w:instrText xml:space="preserve"> PAGEREF _Toc231758044 \h </w:instrText>
         </w:r>
         <w:r>
           <w:rPr>
@@ -6070,7 +6070,7 @@
           <w14:ligatures w14:val="standardContextual"/>
         </w:rPr>
       </w:pPr>
-      <w:hyperlink w:anchor="_Toc231410961" w:history="1">
+      <w:hyperlink w:anchor="_Toc231758045" w:history="1">
         <w:r>
           <w:rPr>
             <w:rStyle w:val="afffffff5"/>
@@ -6097,7 +6097,7 @@
             <w:noProof/>
             <w:webHidden/>
           </w:rPr>
-          <w:instrText xml:space="preserve"> PAGEREF _Toc231410961 \h </w:instrText>
+          <w:instrText xml:space="preserve"> PAGEREF _Toc231758045 \h </w:instrText>
         </w:r>
         <w:r>
           <w:rPr>
@@ -6144,7 +6144,7 @@
           <w14:ligatures w14:val="standardContextual"/>
         </w:rPr>
       </w:pPr>
-      <w:hyperlink w:anchor="_Toc231410962" w:history="1">
+      <w:hyperlink w:anchor="_Toc231758046" w:history="1">
         <w:r>
           <w:rPr>
             <w:rStyle w:val="afffffff5"/>
@@ -6171,7 +6171,7 @@
             <w:noProof/>
             <w:webHidden/>
           </w:rPr>
-          <w:instrText xml:space="preserve"> PAGEREF _Toc231410962 \h </w:instrText>
+          <w:instrText xml:space="preserve"> PAGEREF _Toc231758046 \h </w:instrText>
         </w:r>
         <w:r>
           <w:rPr>
@@ -6218,7 +6218,7 @@
           <w14:ligatures w14:val="standardContextual"/>
         </w:rPr>
       </w:pPr>
-      <w:hyperlink w:anchor="_Toc231410963" w:history="1">
+      <w:hyperlink w:anchor="_Toc231758047" w:history="1">
         <w:r>
           <w:rPr>
             <w:rStyle w:val="afffffff5"/>
@@ -6245,7 +6245,7 @@
             <w:noProof/>
             <w:webHidden/>
           </w:rPr>
-          <w:instrText xml:space="preserve"> PAGEREF _Toc231410963 \h </w:instrText>
+          <w:instrText xml:space="preserve"> PAGEREF _Toc231758047 \h </w:instrText>
         </w:r>
         <w:r>
           <w:rPr>
@@ -6293,7 +6293,7 @@
           <w14:ligatures w14:val="standardContextual"/>
         </w:rPr>
       </w:pPr>
-      <w:hyperlink w:anchor="_Toc231410964" w:history="1">
+      <w:hyperlink w:anchor="_Toc231758048" w:history="1">
         <w:r>
           <w:rPr>
             <w:rStyle w:val="afffffff5"/>
@@ -6320,7 +6320,7 @@
             <w:noProof/>
             <w:webHidden/>
           </w:rPr>
-          <w:instrText xml:space="preserve"> PAGEREF _Toc231410964 \h </w:instrText>
+          <w:instrText xml:space="preserve"> PAGEREF _Toc231758048 \h </w:instrText>
         </w:r>
         <w:r>
           <w:rPr>
@@ -6367,7 +6367,7 @@
           <w14:ligatures w14:val="standardContextual"/>
         </w:rPr>
       </w:pPr>
-      <w:hyperlink w:anchor="_Toc231410965" w:history="1">
+      <w:hyperlink w:anchor="_Toc231758049" w:history="1">
         <w:r>
           <w:rPr>
             <w:rStyle w:val="afffffff5"/>
@@ -6394,7 +6394,7 @@
             <w:noProof/>
             <w:webHidden/>
           </w:rPr>
-          <w:instrText xml:space="preserve"> PAGEREF _Toc231410965 \h </w:instrText>
+          <w:instrText xml:space="preserve"> PAGEREF _Toc231758049 \h </w:instrText>
         </w:r>
         <w:r>
           <w:rPr>
@@ -6441,7 +6441,7 @@
           <w14:ligatures w14:val="standardContextual"/>
         </w:rPr>
       </w:pPr>
-      <w:hyperlink w:anchor="_Toc231410966" w:history="1">
+      <w:hyperlink w:anchor="_Toc231758050" w:history="1">
         <w:r>
           <w:rPr>
             <w:rStyle w:val="afffffff5"/>
@@ -6468,7 +6468,7 @@
             <w:noProof/>
             <w:webHidden/>
           </w:rPr>
-          <w:instrText xml:space="preserve"> PAGEREF _Toc231410966 \h </w:instrText>
+          <w:instrText xml:space="preserve"> PAGEREF _Toc231758050 \h </w:instrText>
         </w:r>
         <w:r>
           <w:rPr>
@@ -6515,7 +6515,7 @@
           <w14:ligatures w14:val="standardContextual"/>
         </w:rPr>
       </w:pPr>
-      <w:hyperlink w:anchor="_Toc231410967" w:history="1">
+      <w:hyperlink w:anchor="_Toc231758051" w:history="1">
         <w:r>
           <w:rPr>
             <w:rStyle w:val="afffffff5"/>
@@ -6542,7 +6542,7 @@
             <w:noProof/>
             <w:webHidden/>
           </w:rPr>
-          <w:instrText xml:space="preserve"> PAGEREF _Toc231410967 \h </w:instrText>
+          <w:instrText xml:space="preserve"> PAGEREF _Toc231758051 \h </w:instrText>
         </w:r>
         <w:r>
           <w:rPr>
@@ -6590,7 +6590,7 @@
           <w14:ligatures w14:val="standardContextual"/>
         </w:rPr>
       </w:pPr>
-      <w:hyperlink w:anchor="_Toc231410968" w:history="1">
+      <w:hyperlink w:anchor="_Toc231758052" w:history="1">
         <w:r>
           <w:rPr>
             <w:rStyle w:val="afffffff5"/>
@@ -6617,7 +6617,7 @@
             <w:noProof/>
             <w:webHidden/>
           </w:rPr>
-          <w:instrText xml:space="preserve"> PAGEREF _Toc231410968 \h </w:instrText>
+          <w:instrText xml:space="preserve"> PAGEREF _Toc231758052 \h </w:instrText>
         </w:r>
         <w:r>
           <w:rPr>
@@ -6664,7 +6664,7 @@
           <w14:ligatures w14:val="standardContextual"/>
         </w:rPr>
       </w:pPr>
-      <w:hyperlink w:anchor="_Toc231410969" w:history="1">
+      <w:hyperlink w:anchor="_Toc231758053" w:history="1">
         <w:r>
           <w:rPr>
             <w:rStyle w:val="afffffff5"/>
@@ -6691,7 +6691,7 @@
             <w:noProof/>
             <w:webHidden/>
           </w:rPr>
-          <w:instrText xml:space="preserve"> PAGEREF _Toc231410969 \h </w:instrText>
+          <w:instrText xml:space="preserve"> PAGEREF _Toc231758053 \h </w:instrText>
         </w:r>
         <w:r>
           <w:rPr>
@@ -6738,7 +6738,7 @@
           <w14:ligatures w14:val="standardContextual"/>
         </w:rPr>
       </w:pPr>
-      <w:hyperlink w:anchor="_Toc231410970" w:history="1">
+      <w:hyperlink w:anchor="_Toc231758054" w:history="1">
         <w:r>
           <w:rPr>
             <w:rStyle w:val="afffffff5"/>
@@ -6765,7 +6765,7 @@
             <w:noProof/>
             <w:webHidden/>
           </w:rPr>
-          <w:instrText xml:space="preserve"> PAGEREF _Toc231410970 \h </w:instrText>
+          <w:instrText xml:space="preserve"> PAGEREF _Toc231758054 \h </w:instrText>
         </w:r>
         <w:r>
           <w:rPr>
@@ -6812,7 +6812,7 @@
           <w14:ligatures w14:val="standardContextual"/>
         </w:rPr>
       </w:pPr>
-      <w:hyperlink w:anchor="_Toc231410971" w:history="1">
+      <w:hyperlink w:anchor="_Toc231758055" w:history="1">
         <w:r>
           <w:rPr>
             <w:rStyle w:val="afffffff5"/>
@@ -6839,7 +6839,7 @@
             <w:noProof/>
             <w:webHidden/>
           </w:rPr>
-          <w:instrText xml:space="preserve"> PAGEREF _Toc231410971 \h </w:instrText>
+          <w:instrText xml:space="preserve"> PAGEREF _Toc231758055 \h </w:instrText>
         </w:r>
         <w:r>
           <w:rPr>
@@ -6887,7 +6887,7 @@
           <w14:ligatures w14:val="standardContextual"/>
         </w:rPr>
       </w:pPr>
-      <w:hyperlink w:anchor="_Toc231410972" w:history="1">
+      <w:hyperlink w:anchor="_Toc231758056" w:history="1">
         <w:r>
           <w:rPr>
             <w:rStyle w:val="afffffff5"/>
@@ -6914,7 +6914,7 @@
             <w:noProof/>
             <w:webHidden/>
           </w:rPr>
-          <w:instrText xml:space="preserve"> PAGEREF _Toc231410972 \h </w:instrText>
+          <w:instrText xml:space="preserve"> PAGEREF _Toc231758056 \h </w:instrText>
         </w:r>
         <w:r>
           <w:rPr>
@@ -6961,7 +6961,7 @@
           <w14:ligatures w14:val="standardContextual"/>
         </w:rPr>
       </w:pPr>
-      <w:hyperlink w:anchor="_Toc231410973" w:history="1">
+      <w:hyperlink w:anchor="_Toc231758057" w:history="1">
         <w:r>
           <w:rPr>
             <w:rStyle w:val="afffffff5"/>
@@ -6988,7 +6988,7 @@
             <w:noProof/>
             <w:webHidden/>
           </w:rPr>
-          <w:instrText xml:space="preserve"> PAGEREF _Toc231410973 \h </w:instrText>
+          <w:instrText xml:space="preserve"> PAGEREF _Toc231758057 \h </w:instrText>
         </w:r>
         <w:r>
           <w:rPr>
@@ -7035,7 +7035,7 @@
           <w14:ligatures w14:val="standardContextual"/>
         </w:rPr>
       </w:pPr>
-      <w:hyperlink w:anchor="_Toc231410974" w:history="1">
+      <w:hyperlink w:anchor="_Toc231758058" w:history="1">
         <w:r>
           <w:rPr>
             <w:rStyle w:val="afffffff5"/>
@@ -7062,7 +7062,7 @@
             <w:noProof/>
             <w:webHidden/>
           </w:rPr>
-          <w:instrText xml:space="preserve"> PAGEREF _Toc231410974 \h </w:instrText>
+          <w:instrText xml:space="preserve"> PAGEREF _Toc231758058 \h </w:instrText>
         </w:r>
         <w:r>
           <w:rPr>
@@ -7109,7 +7109,7 @@
           <w14:ligatures w14:val="standardContextual"/>
         </w:rPr>
       </w:pPr>
-      <w:hyperlink w:anchor="_Toc231410975" w:history="1">
+      <w:hyperlink w:anchor="_Toc231758059" w:history="1">
         <w:r>
           <w:rPr>
             <w:rStyle w:val="afffffff5"/>
@@ -7136,7 +7136,7 @@
             <w:noProof/>
             <w:webHidden/>
           </w:rPr>
-          <w:instrText xml:space="preserve"> PAGEREF _Toc231410975 \h </w:instrText>
+          <w:instrText xml:space="preserve"> PAGEREF _Toc231758059 \h </w:instrText>
         </w:r>
         <w:r>
           <w:rPr>
@@ -7184,7 +7184,7 @@
           <w14:ligatures w14:val="standardContextual"/>
         </w:rPr>
       </w:pPr>
-      <w:hyperlink w:anchor="_Toc231410976" w:history="1">
+      <w:hyperlink w:anchor="_Toc231758060" w:history="1">
         <w:r>
           <w:rPr>
             <w:rStyle w:val="afffffff5"/>
@@ -7211,7 +7211,7 @@
             <w:noProof/>
             <w:webHidden/>
           </w:rPr>
-          <w:instrText xml:space="preserve"> PAGEREF _Toc231410976 \h </w:instrText>
+          <w:instrText xml:space="preserve"> PAGEREF _Toc231758060 \h </w:instrText>
         </w:r>
         <w:r>
           <w:rPr>
@@ -7258,7 +7258,7 @@
           <w14:ligatures w14:val="standardContextual"/>
         </w:rPr>
       </w:pPr>
-      <w:hyperlink w:anchor="_Toc231410977" w:history="1">
+      <w:hyperlink w:anchor="_Toc231758061" w:history="1">
         <w:r>
           <w:rPr>
             <w:rStyle w:val="afffffff5"/>
@@ -7285,7 +7285,7 @@
             <w:noProof/>
             <w:webHidden/>
           </w:rPr>
-          <w:instrText xml:space="preserve"> PAGEREF _Toc231410977 \h </w:instrText>
+          <w:instrText xml:space="preserve"> PAGEREF _Toc231758061 \h </w:instrText>
         </w:r>
         <w:r>
           <w:rPr>
@@ -7332,7 +7332,7 @@
           <w14:ligatures w14:val="standardContextual"/>
         </w:rPr>
       </w:pPr>
-      <w:hyperlink w:anchor="_Toc231410978" w:history="1">
+      <w:hyperlink w:anchor="_Toc231758062" w:history="1">
         <w:r>
           <w:rPr>
             <w:rStyle w:val="afffffff5"/>
@@ -7359,7 +7359,7 @@
             <w:noProof/>
             <w:webHidden/>
           </w:rPr>
-          <w:instrText xml:space="preserve"> PAGEREF _Toc231410978 \h </w:instrText>
+          <w:instrText xml:space="preserve"> PAGEREF _Toc231758062 \h </w:instrText>
         </w:r>
         <w:r>
           <w:rPr>
@@ -7406,7 +7406,7 @@
           <w14:ligatures w14:val="standardContextual"/>
         </w:rPr>
       </w:pPr>
-      <w:hyperlink w:anchor="_Toc231410979" w:history="1">
+      <w:hyperlink w:anchor="_Toc231758063" w:history="1">
         <w:r>
           <w:rPr>
             <w:rStyle w:val="afffffff5"/>
@@ -7433,7 +7433,7 @@
             <w:noProof/>
             <w:webHidden/>
           </w:rPr>
-          <w:instrText xml:space="preserve"> PAGEREF _Toc231410979 \h </w:instrText>
+          <w:instrText xml:space="preserve"> PAGEREF _Toc231758063 \h </w:instrText>
         </w:r>
         <w:r>
           <w:rPr>
@@ -7481,7 +7481,7 @@
           <w14:ligatures w14:val="standardContextual"/>
         </w:rPr>
       </w:pPr>
-      <w:hyperlink w:anchor="_Toc231410980" w:history="1">
+      <w:hyperlink w:anchor="_Toc231758064" w:history="1">
         <w:r>
           <w:rPr>
             <w:rStyle w:val="afffffff5"/>
@@ -7508,7 +7508,7 @@
             <w:noProof/>
             <w:webHidden/>
           </w:rPr>
-          <w:instrText xml:space="preserve"> PAGEREF _Toc231410980 \h </w:instrText>
+          <w:instrText xml:space="preserve"> PAGEREF _Toc231758064 \h </w:instrText>
         </w:r>
         <w:r>
           <w:rPr>
@@ -7555,7 +7555,7 @@
           <w14:ligatures w14:val="standardContextual"/>
         </w:rPr>
       </w:pPr>
-      <w:hyperlink w:anchor="_Toc231410981" w:history="1">
+      <w:hyperlink w:anchor="_Toc231758065" w:history="1">
         <w:r>
           <w:rPr>
             <w:rStyle w:val="afffffff5"/>
@@ -7582,7 +7582,7 @@
             <w:noProof/>
             <w:webHidden/>
           </w:rPr>
-          <w:instrText xml:space="preserve"> PAGEREF _Toc231410981 \h </w:instrText>
+          <w:instrText xml:space="preserve"> PAGEREF _Toc231758065 \h </w:instrText>
         </w:r>
         <w:r>
           <w:rPr>
@@ -7629,7 +7629,7 @@
           <w14:ligatures w14:val="standardContextual"/>
         </w:rPr>
       </w:pPr>
-      <w:hyperlink w:anchor="_Toc231410982" w:history="1">
+      <w:hyperlink w:anchor="_Toc231758066" w:history="1">
         <w:r>
           <w:rPr>
             <w:rStyle w:val="afffffff5"/>
@@ -7656,7 +7656,7 @@
             <w:noProof/>
             <w:webHidden/>
           </w:rPr>
-          <w:instrText xml:space="preserve"> PAGEREF _Toc231410982 \h </w:instrText>
+          <w:instrText xml:space="preserve"> PAGEREF _Toc231758066 \h </w:instrText>
         </w:r>
         <w:r>
           <w:rPr>
@@ -7676,7 +7676,7 @@
             <w:noProof/>
             <w:webHidden/>
           </w:rPr>
-          <w:t>74</w:t>
+          <w:t>75</w:t>
         </w:r>
         <w:r>
           <w:rPr>
@@ -7703,7 +7703,7 @@
           <w14:ligatures w14:val="standardContextual"/>
         </w:rPr>
       </w:pPr>
-      <w:hyperlink w:anchor="_Toc231410983" w:history="1">
+      <w:hyperlink w:anchor="_Toc231758067" w:history="1">
         <w:r>
           <w:rPr>
             <w:rStyle w:val="afffffff5"/>
@@ -7730,7 +7730,7 @@
             <w:noProof/>
             <w:webHidden/>
           </w:rPr>
-          <w:instrText xml:space="preserve"> PAGEREF _Toc231410983 \h </w:instrText>
+          <w:instrText xml:space="preserve"> PAGEREF _Toc231758067 \h </w:instrText>
         </w:r>
         <w:r>
           <w:rPr>
@@ -7778,7 +7778,7 @@
           <w14:ligatures w14:val="standardContextual"/>
         </w:rPr>
       </w:pPr>
-      <w:hyperlink w:anchor="_Toc231410984" w:history="1">
+      <w:hyperlink w:anchor="_Toc231758068" w:history="1">
         <w:r>
           <w:rPr>
             <w:rStyle w:val="afffffff5"/>
@@ -7805,7 +7805,7 @@
             <w:noProof/>
             <w:webHidden/>
           </w:rPr>
-          <w:instrText xml:space="preserve"> PAGEREF _Toc231410984 \h </w:instrText>
+          <w:instrText xml:space="preserve"> PAGEREF _Toc231758068 \h </w:instrText>
         </w:r>
         <w:r>
           <w:rPr>
@@ -7852,7 +7852,7 @@
           <w14:ligatures w14:val="standardContextual"/>
         </w:rPr>
       </w:pPr>
-      <w:hyperlink w:anchor="_Toc231410985" w:history="1">
+      <w:hyperlink w:anchor="_Toc231758069" w:history="1">
         <w:r>
           <w:rPr>
             <w:rStyle w:val="afffffff5"/>
@@ -7879,7 +7879,7 @@
             <w:noProof/>
             <w:webHidden/>
           </w:rPr>
-          <w:instrText xml:space="preserve"> PAGEREF _Toc231410985 \h </w:instrText>
+          <w:instrText xml:space="preserve"> PAGEREF _Toc231758069 \h </w:instrText>
         </w:r>
         <w:r>
           <w:rPr>
@@ -7899,7 +7899,7 @@
             <w:noProof/>
             <w:webHidden/>
           </w:rPr>
-          <w:t>75</w:t>
+          <w:t>76</w:t>
         </w:r>
         <w:r>
           <w:rPr>
@@ -7926,7 +7926,7 @@
           <w14:ligatures w14:val="standardContextual"/>
         </w:rPr>
       </w:pPr>
-      <w:hyperlink w:anchor="_Toc231410986" w:history="1">
+      <w:hyperlink w:anchor="_Toc231758070" w:history="1">
         <w:r>
           <w:rPr>
             <w:rStyle w:val="afffffff5"/>
@@ -7953,7 +7953,7 @@
             <w:noProof/>
             <w:webHidden/>
           </w:rPr>
-          <w:instrText xml:space="preserve"> PAGEREF _Toc231410986 \h </w:instrText>
+          <w:instrText xml:space="preserve"> PAGEREF _Toc231758070 \h </w:instrText>
         </w:r>
         <w:r>
           <w:rPr>
@@ -7973,7 +7973,7 @@
             <w:noProof/>
             <w:webHidden/>
           </w:rPr>
-          <w:t>75</w:t>
+          <w:t>76</w:t>
         </w:r>
         <w:r>
           <w:rPr>
@@ -8000,7 +8000,7 @@
           <w14:ligatures w14:val="standardContextual"/>
         </w:rPr>
       </w:pPr>
-      <w:hyperlink w:anchor="_Toc231410987" w:history="1">
+      <w:hyperlink w:anchor="_Toc231758071" w:history="1">
         <w:r>
           <w:rPr>
             <w:rStyle w:val="afffffff5"/>
@@ -8027,7 +8027,7 @@
             <w:noProof/>
             <w:webHidden/>
           </w:rPr>
-          <w:instrText xml:space="preserve"> PAGEREF _Toc231410987 \h </w:instrText>
+          <w:instrText xml:space="preserve"> PAGEREF _Toc231758071 \h </w:instrText>
         </w:r>
         <w:r>
           <w:rPr>
@@ -8047,7 +8047,7 @@
             <w:noProof/>
             <w:webHidden/>
           </w:rPr>
-          <w:t>76</w:t>
+          <w:t>77</w:t>
         </w:r>
         <w:r>
           <w:rPr>
@@ -8074,7 +8074,7 @@
           <w14:ligatures w14:val="standardContextual"/>
         </w:rPr>
       </w:pPr>
-      <w:hyperlink w:anchor="_Toc231410988" w:history="1">
+      <w:hyperlink w:anchor="_Toc231758072" w:history="1">
         <w:r>
           <w:rPr>
             <w:rStyle w:val="afffffff5"/>
@@ -8101,7 +8101,7 @@
             <w:noProof/>
             <w:webHidden/>
           </w:rPr>
-          <w:instrText xml:space="preserve"> PAGEREF _Toc231410988 \h </w:instrText>
+          <w:instrText xml:space="preserve"> PAGEREF _Toc231758072 \h </w:instrText>
         </w:r>
         <w:r>
           <w:rPr>
@@ -8150,7 +8150,7 @@
           <w14:ligatures w14:val="standardContextual"/>
         </w:rPr>
       </w:pPr>
-      <w:hyperlink w:anchor="_Toc231410989" w:history="1">
+      <w:hyperlink w:anchor="_Toc231758073" w:history="1">
         <w:r>
           <w:rPr>
             <w:rStyle w:val="afffffff5"/>
@@ -8177,7 +8177,7 @@
             <w:noProof/>
             <w:webHidden/>
           </w:rPr>
-          <w:instrText xml:space="preserve"> PAGEREF _Toc231410989 \h </w:instrText>
+          <w:instrText xml:space="preserve"> PAGEREF _Toc231758073 \h </w:instrText>
         </w:r>
         <w:r>
           <w:rPr>
@@ -8225,7 +8225,7 @@
           <w14:ligatures w14:val="standardContextual"/>
         </w:rPr>
       </w:pPr>
-      <w:hyperlink w:anchor="_Toc231410990" w:history="1">
+      <w:hyperlink w:anchor="_Toc231758074" w:history="1">
         <w:r>
           <w:rPr>
             <w:rStyle w:val="afffffff5"/>
@@ -8252,7 +8252,7 @@
             <w:noProof/>
             <w:webHidden/>
           </w:rPr>
-          <w:instrText xml:space="preserve"> PAGEREF _Toc231410990 \h </w:instrText>
+          <w:instrText xml:space="preserve"> PAGEREF _Toc231758074 \h </w:instrText>
         </w:r>
         <w:r>
           <w:rPr>
@@ -8300,7 +8300,7 @@
           <w14:ligatures w14:val="standardContextual"/>
         </w:rPr>
       </w:pPr>
-      <w:hyperlink w:anchor="_Toc231410991" w:history="1">
+      <w:hyperlink w:anchor="_Toc231758075" w:history="1">
         <w:r>
           <w:rPr>
             <w:rStyle w:val="afffffff5"/>
@@ -8327,7 +8327,7 @@
             <w:noProof/>
             <w:webHidden/>
           </w:rPr>
-          <w:instrText xml:space="preserve"> PAGEREF _Toc231410991 \h </w:instrText>
+          <w:instrText xml:space="preserve"> PAGEREF _Toc231758075 \h </w:instrText>
         </w:r>
         <w:r>
           <w:rPr>
@@ -8375,7 +8375,7 @@
           <w14:ligatures w14:val="standardContextual"/>
         </w:rPr>
       </w:pPr>
-      <w:hyperlink w:anchor="_Toc231410992" w:history="1">
+      <w:hyperlink w:anchor="_Toc231758076" w:history="1">
         <w:r>
           <w:rPr>
             <w:rStyle w:val="afffffff5"/>
@@ -8402,7 +8402,7 @@
             <w:noProof/>
             <w:webHidden/>
           </w:rPr>
-          <w:instrText xml:space="preserve"> PAGEREF _Toc231410992 \h </w:instrText>
+          <w:instrText xml:space="preserve"> PAGEREF _Toc231758076 \h </w:instrText>
         </w:r>
         <w:r>
           <w:rPr>
@@ -8422,7 +8422,7 @@
             <w:noProof/>
             <w:webHidden/>
           </w:rPr>
-          <w:t>78</w:t>
+          <w:t>79</w:t>
         </w:r>
         <w:r>
           <w:rPr>
@@ -8450,7 +8450,7 @@
           <w14:ligatures w14:val="standardContextual"/>
         </w:rPr>
       </w:pPr>
-      <w:hyperlink w:anchor="_Toc231410993" w:history="1">
+      <w:hyperlink w:anchor="_Toc231758077" w:history="1">
         <w:r>
           <w:rPr>
             <w:rStyle w:val="afffffff5"/>
@@ -8477,7 +8477,7 @@
             <w:noProof/>
             <w:webHidden/>
           </w:rPr>
-          <w:instrText xml:space="preserve"> PAGEREF _Toc231410993 \h </w:instrText>
+          <w:instrText xml:space="preserve"> PAGEREF _Toc231758077 \h </w:instrText>
         </w:r>
         <w:r>
           <w:rPr>
@@ -8525,7 +8525,7 @@
           <w14:ligatures w14:val="standardContextual"/>
         </w:rPr>
       </w:pPr>
-      <w:hyperlink w:anchor="_Toc231410994" w:history="1">
+      <w:hyperlink w:anchor="_Toc231758078" w:history="1">
         <w:r>
           <w:rPr>
             <w:rStyle w:val="afffffff5"/>
@@ -8552,7 +8552,7 @@
             <w:noProof/>
             <w:webHidden/>
           </w:rPr>
-          <w:instrText xml:space="preserve"> PAGEREF _Toc231410994 \h </w:instrText>
+          <w:instrText xml:space="preserve"> PAGEREF _Toc231758078 \h </w:instrText>
         </w:r>
         <w:r>
           <w:rPr>
@@ -8572,7 +8572,7 @@
             <w:noProof/>
             <w:webHidden/>
           </w:rPr>
-          <w:t>79</w:t>
+          <w:t>80</w:t>
         </w:r>
         <w:r>
           <w:rPr>
@@ -8600,7 +8600,7 @@
           <w14:ligatures w14:val="standardContextual"/>
         </w:rPr>
       </w:pPr>
-      <w:hyperlink w:anchor="_Toc231410995" w:history="1">
+      <w:hyperlink w:anchor="_Toc231758079" w:history="1">
         <w:r>
           <w:rPr>
             <w:rStyle w:val="afffffff5"/>
@@ -8627,7 +8627,7 @@
             <w:noProof/>
             <w:webHidden/>
           </w:rPr>
-          <w:instrText xml:space="preserve"> PAGEREF _Toc231410995 \h </w:instrText>
+          <w:instrText xml:space="preserve"> PAGEREF _Toc231758079 \h </w:instrText>
         </w:r>
         <w:r>
           <w:rPr>
@@ -8676,7 +8676,7 @@
           <w14:ligatures w14:val="standardContextual"/>
         </w:rPr>
       </w:pPr>
-      <w:hyperlink w:anchor="_Toc231410996" w:history="1">
+      <w:hyperlink w:anchor="_Toc231758080" w:history="1">
         <w:r>
           <w:rPr>
             <w:rStyle w:val="afffffff5"/>
@@ -8703,7 +8703,7 @@
             <w:noProof/>
             <w:webHidden/>
           </w:rPr>
-          <w:instrText xml:space="preserve"> PAGEREF _Toc231410996 \h </w:instrText>
+          <w:instrText xml:space="preserve"> PAGEREF _Toc231758080 \h </w:instrText>
         </w:r>
         <w:r>
           <w:rPr>
@@ -8723,7 +8723,7 @@
             <w:noProof/>
             <w:webHidden/>
           </w:rPr>
-          <w:t>80</w:t>
+          <w:t>81</w:t>
         </w:r>
         <w:r>
           <w:rPr>
@@ -8752,7 +8752,7 @@
           <w14:ligatures w14:val="standardContextual"/>
         </w:rPr>
       </w:pPr>
-      <w:hyperlink w:anchor="_Toc231410997" w:history="1">
+      <w:hyperlink w:anchor="_Toc231758081" w:history="1">
         <w:r>
           <w:rPr>
             <w:rStyle w:val="afffffff5"/>
@@ -8779,7 +8779,7 @@
             <w:noProof/>
             <w:webHidden/>
           </w:rPr>
-          <w:instrText xml:space="preserve"> PAGEREF _Toc231410997 \h </w:instrText>
+          <w:instrText xml:space="preserve"> PAGEREF _Toc231758081 \h </w:instrText>
         </w:r>
         <w:r>
           <w:rPr>
@@ -8827,7 +8827,7 @@
           <w14:ligatures w14:val="standardContextual"/>
         </w:rPr>
       </w:pPr>
-      <w:hyperlink w:anchor="_Toc231410998" w:history="1">
+      <w:hyperlink w:anchor="_Toc231758082" w:history="1">
         <w:r>
           <w:rPr>
             <w:rStyle w:val="afffffff5"/>
@@ -8854,7 +8854,7 @@
             <w:noProof/>
             <w:webHidden/>
           </w:rPr>
-          <w:instrText xml:space="preserve"> PAGEREF _Toc231410998 \h </w:instrText>
+          <w:instrText xml:space="preserve"> PAGEREF _Toc231758082 \h </w:instrText>
         </w:r>
         <w:r>
           <w:rPr>
@@ -8902,7 +8902,7 @@
           <w14:ligatures w14:val="standardContextual"/>
         </w:rPr>
       </w:pPr>
-      <w:hyperlink w:anchor="_Toc231410999" w:history="1">
+      <w:hyperlink w:anchor="_Toc231758083" w:history="1">
         <w:r>
           <w:rPr>
             <w:rStyle w:val="afffffff5"/>
@@ -8929,7 +8929,7 @@
             <w:noProof/>
             <w:webHidden/>
           </w:rPr>
-          <w:instrText xml:space="preserve"> PAGEREF _Toc231410999 \h </w:instrText>
+          <w:instrText xml:space="preserve"> PAGEREF _Toc231758083 \h </w:instrText>
         </w:r>
         <w:r>
           <w:rPr>
@@ -8949,7 +8949,7 @@
             <w:noProof/>
             <w:webHidden/>
           </w:rPr>
-          <w:t>83</w:t>
+          <w:t>84</w:t>
         </w:r>
         <w:r>
           <w:rPr>
@@ -8971,7 +8971,7 @@
         <w:lastRenderedPageBreak/>
         <w:fldChar w:fldCharType="end"/>
       </w:r>
-      <w:bookmarkStart w:id="1" w:name="_Toc231410893"/>
+      <w:bookmarkStart w:id="1" w:name="_Toc231757977"/>
       <w:r>
         <w:rPr>
           <w:rFonts w:hint="eastAsia"/>
@@ -8987,7 +8987,7 @@
           <w:rFonts w:hint="eastAsia"/>
         </w:rPr>
       </w:pPr>
-      <w:bookmarkStart w:id="2" w:name="_Toc231410894"/>
+      <w:bookmarkStart w:id="2" w:name="_Toc231757978"/>
       <w:r>
         <w:rPr>
           <w:rFonts w:hint="eastAsia"/>
@@ -9042,7 +9042,7 @@
           <w:rFonts w:hint="eastAsia"/>
         </w:rPr>
       </w:pPr>
-      <w:bookmarkStart w:id="3" w:name="_Toc231410895"/>
+      <w:bookmarkStart w:id="3" w:name="_Toc231757979"/>
       <w:r>
         <w:rPr>
           <w:rFonts w:hint="eastAsia"/>
@@ -9084,7 +9084,7 @@
           <w:rFonts w:hint="eastAsia"/>
         </w:rPr>
       </w:pPr>
-      <w:bookmarkStart w:id="4" w:name="_Toc231410896"/>
+      <w:bookmarkStart w:id="4" w:name="_Toc231757980"/>
       <w:r>
         <w:rPr>
           <w:rFonts w:hint="eastAsia"/>
@@ -9447,7 +9447,7 @@
           <w:rFonts w:hint="eastAsia"/>
         </w:rPr>
       </w:pPr>
-      <w:bookmarkStart w:id="5" w:name="_Toc231410897"/>
+      <w:bookmarkStart w:id="5" w:name="_Toc231757981"/>
       <w:r>
         <w:rPr>
           <w:rFonts w:hint="eastAsia"/>
@@ -10006,7 +10006,7 @@
           <w:rFonts w:hint="eastAsia"/>
         </w:rPr>
       </w:pPr>
-      <w:bookmarkStart w:id="6" w:name="_Toc231410898"/>
+      <w:bookmarkStart w:id="6" w:name="_Toc231757982"/>
       <w:r>
         <w:rPr>
           <w:rFonts w:hint="eastAsia"/>
@@ -10022,7 +10022,7 @@
           <w:rFonts w:hint="eastAsia"/>
         </w:rPr>
       </w:pPr>
-      <w:bookmarkStart w:id="7" w:name="_Toc231410899"/>
+      <w:bookmarkStart w:id="7" w:name="_Toc231757983"/>
       <w:r>
         <w:rPr>
           <w:rFonts w:hint="eastAsia"/>
@@ -10064,7 +10064,7 @@
           <w:rFonts w:hint="eastAsia"/>
         </w:rPr>
       </w:pPr>
-      <w:bookmarkStart w:id="8" w:name="_Toc231410900"/>
+      <w:bookmarkStart w:id="8" w:name="_Toc231757984"/>
       <w:r>
         <w:rPr>
           <w:rFonts w:hint="eastAsia"/>
@@ -10851,7 +10851,7 @@
           <w:rFonts w:hint="eastAsia"/>
         </w:rPr>
       </w:pPr>
-      <w:bookmarkStart w:id="9" w:name="_Toc231410901"/>
+      <w:bookmarkStart w:id="9" w:name="_Toc231757985"/>
       <w:r>
         <w:rPr>
           <w:rFonts w:hint="eastAsia"/>
@@ -11162,6 +11162,41 @@
           </w:tcPr>
           <w:p>
             <w:r>
+              <w:t>`application_document_order_item_links`</w:t>
+            </w:r>
+          </w:p>
+        </w:tc>
+        <w:tc>
+          <w:tcPr>
+            <w:tcW w:w="1667" w:type="pct"/>
+          </w:tcPr>
+          <w:p>
+            <w:r>
+              <w:t>READ / CREATE / UPDATE</w:t>
+            </w:r>
+          </w:p>
+        </w:tc>
+        <w:tc>
+          <w:tcPr>
+            <w:tcW w:w="1667" w:type="pct"/>
+          </w:tcPr>
+          <w:p>
+            <w:r>
+              <w:rPr>
+                <w:rFonts w:hint="eastAsia"/>
+              </w:rPr>
+              <w:t>検収写真ドキュメントと発注明細の対応。`relation_type='ACCEPTANCE_PHOTO'` で、S3オブジェクトキーのprefixに依存せず `photoDocumentIds` を検証する</w:t>
+            </w:r>
+          </w:p>
+        </w:tc>
+      </w:tr>
+      <w:tr>
+        <w:tc>
+          <w:tcPr>
+            <w:tcW w:w="1666" w:type="pct"/>
+          </w:tcPr>
+          <w:p>
+            <w:r>
               <w:t>`edit_lists`</w:t>
             </w:r>
           </w:p>
@@ -11337,6 +11372,7 @@
           </w:tcPr>
           <w:p>
             <w:r>
+              <w:lastRenderedPageBreak/>
               <w:t>`rfqs`</w:t>
             </w:r>
           </w:p>
@@ -11407,8 +11443,393 @@
           </w:tcPr>
           <w:p>
             <w:r>
+              <w:t>`rfq_vendors`</w:t>
+            </w:r>
+          </w:p>
+        </w:tc>
+        <w:tc>
+          <w:tcPr>
+            <w:tcW w:w="1667" w:type="pct"/>
+          </w:tcPr>
+          <w:p>
+            <w:r>
+              <w:t>READ / CREATE / UPDATE / DELETE</w:t>
+            </w:r>
+          </w:p>
+        </w:tc>
+        <w:tc>
+          <w:tcPr>
+            <w:tcW w:w="1667" w:type="pct"/>
+          </w:tcPr>
+          <w:p>
+            <w:r>
+              <w:rPr>
+                <w:rFonts w:hint="eastAsia"/>
+              </w:rPr>
+              <w:t>見積業者行、取得済み見積の業者、提出期限、補足メモ。Phase1のNo.25では送信完了の正本として `SENT` を更新しない</w:t>
+            </w:r>
+          </w:p>
+        </w:tc>
+      </w:tr>
+      <w:tr>
+        <w:tc>
+          <w:tcPr>
+            <w:tcW w:w="1666" w:type="pct"/>
+          </w:tcPr>
+          <w:p>
+            <w:r>
+              <w:t>`quotations`</w:t>
+            </w:r>
+          </w:p>
+        </w:tc>
+        <w:tc>
+          <w:tcPr>
+            <w:tcW w:w="1667" w:type="pct"/>
+          </w:tcPr>
+          <w:p>
+            <w:r>
+              <w:t>READ / CREATE / UPDATE / DELETE</w:t>
+            </w:r>
+          </w:p>
+        </w:tc>
+        <w:tc>
+          <w:tcPr>
+            <w:tcW w:w="1667" w:type="pct"/>
+          </w:tcPr>
+          <w:p>
+            <w:r>
+              <w:rPr>
+                <w:rFonts w:hint="eastAsia"/>
+              </w:rPr>
+              <w:t>見積ヘッダー、発注登録用見積/参考系見積、見積確定状態</w:t>
+            </w:r>
+          </w:p>
+        </w:tc>
+      </w:tr>
+      <w:tr>
+        <w:tc>
+          <w:tcPr>
+            <w:tcW w:w="1666" w:type="pct"/>
+          </w:tcPr>
+          <w:p>
+            <w:r>
+              <w:t>`quotation_items`</w:t>
+            </w:r>
+          </w:p>
+        </w:tc>
+        <w:tc>
+          <w:tcPr>
+            <w:tcW w:w="1667" w:type="pct"/>
+          </w:tcPr>
+          <w:p>
+            <w:r>
+              <w:t>READ / CREATE / UPDATE / DELETE</w:t>
+            </w:r>
+          </w:p>
+        </w:tc>
+        <w:tc>
+          <w:tcPr>
+            <w:tcW w:w="1667" w:type="pct"/>
+          </w:tcPr>
+          <w:p>
+            <w:r>
+              <w:rPr>
+                <w:rFonts w:hint="eastAsia"/>
+              </w:rPr>
+              <w:t>見積明細、分類、AI判定、個体登録、金額按分、見積管理一覧</w:t>
+            </w:r>
+          </w:p>
+        </w:tc>
+      </w:tr>
+      <w:tr>
+        <w:tc>
+          <w:tcPr>
+            <w:tcW w:w="1666" w:type="pct"/>
+          </w:tcPr>
+          <w:p>
+            <w:r>
+              <w:t>`quotation_item_application_links`</w:t>
+            </w:r>
+          </w:p>
+        </w:tc>
+        <w:tc>
+          <w:tcPr>
+            <w:tcW w:w="1667" w:type="pct"/>
+          </w:tcPr>
+          <w:p>
+            <w:r>
+              <w:t>READ / DELETE</w:t>
+            </w:r>
+          </w:p>
+        </w:tc>
+        <w:tc>
+          <w:tcPr>
+            <w:tcW w:w="1667" w:type="pct"/>
+          </w:tcPr>
+          <w:p>
+            <w:r>
+              <w:rPr>
+                <w:rFonts w:hint="eastAsia"/>
+              </w:rPr>
+              <w:t>見積DB Link由来の対応関係。RFQ削除時は論理削除する</w:t>
+            </w:r>
+          </w:p>
+        </w:tc>
+      </w:tr>
+      <w:tr>
+        <w:tc>
+          <w:tcPr>
+            <w:tcW w:w="1666" w:type="pct"/>
+          </w:tcPr>
+          <w:p>
+            <w:r>
+              <w:t>`orders`</w:t>
+            </w:r>
+          </w:p>
+        </w:tc>
+        <w:tc>
+          <w:tcPr>
+            <w:tcW w:w="1667" w:type="pct"/>
+          </w:tcPr>
+          <w:p>
+            <w:r>
+              <w:t>READ / CREATE / UPDATE</w:t>
+            </w:r>
+          </w:p>
+        </w:tc>
+        <w:tc>
+          <w:tcPr>
+            <w:tcW w:w="1667" w:type="pct"/>
+          </w:tcPr>
+          <w:p>
+            <w:r>
+              <w:rPr>
+                <w:rFonts w:hint="eastAsia"/>
+              </w:rPr>
+              <w:t>発注ヘッダー、決済No、納期、検収日、検収書種別</w:t>
+            </w:r>
+          </w:p>
+        </w:tc>
+      </w:tr>
+      <w:tr>
+        <w:tc>
+          <w:tcPr>
+            <w:tcW w:w="1666" w:type="pct"/>
+          </w:tcPr>
+          <w:p>
+            <w:r>
+              <w:t>`order_items`</w:t>
+            </w:r>
+          </w:p>
+        </w:tc>
+        <w:tc>
+          <w:tcPr>
+            <w:tcW w:w="1667" w:type="pct"/>
+          </w:tcPr>
+          <w:p>
+            <w:r>
+              <w:t>READ / CREATE / UPDATE</w:t>
+            </w:r>
+          </w:p>
+        </w:tc>
+        <w:tc>
+          <w:tcPr>
+            <w:tcW w:w="1667" w:type="pct"/>
+          </w:tcPr>
+          <w:p>
+            <w:r>
+              <w:rPr>
+                <w:rFonts w:hint="eastAsia"/>
+              </w:rPr>
+              <w:t>発注明細、個体登録対象、納品日</w:t>
+            </w:r>
+          </w:p>
+        </w:tc>
+      </w:tr>
+      <w:tr>
+        <w:tc>
+          <w:tcPr>
+            <w:tcW w:w="1666" w:type="pct"/>
+          </w:tcPr>
+          <w:p>
+            <w:r>
+              <w:t>`individuals`</w:t>
+            </w:r>
+          </w:p>
+        </w:tc>
+        <w:tc>
+          <w:tcPr>
+            <w:tcW w:w="1667" w:type="pct"/>
+          </w:tcPr>
+          <w:p>
+            <w:r>
+              <w:t>READ / CREATE / UPDATE</w:t>
+            </w:r>
+          </w:p>
+        </w:tc>
+        <w:tc>
+          <w:tcPr>
+            <w:tcW w:w="1667" w:type="pct"/>
+          </w:tcPr>
+          <w:p>
+            <w:r>
+              <w:rPr>
+                <w:rFonts w:hint="eastAsia"/>
+              </w:rPr>
+              <w:t>検収登録済み個体の中間正本。資産登録時に `asset_ledgers` へ反映する</w:t>
+            </w:r>
+          </w:p>
+        </w:tc>
+      </w:tr>
+      <w:tr>
+        <w:tc>
+          <w:tcPr>
+            <w:tcW w:w="1666" w:type="pct"/>
+          </w:tcPr>
+          <w:p>
+            <w:r>
+              <w:t>`vendors`</w:t>
+            </w:r>
+          </w:p>
+        </w:tc>
+        <w:tc>
+          <w:tcPr>
+            <w:tcW w:w="1667" w:type="pct"/>
+          </w:tcPr>
+          <w:p>
+            <w:r>
+              <w:t>READ</w:t>
+            </w:r>
+          </w:p>
+        </w:tc>
+        <w:tc>
+          <w:tcPr>
+            <w:tcW w:w="1667" w:type="pct"/>
+          </w:tcPr>
+          <w:p>
+            <w:r>
+              <w:rPr>
+                <w:rFonts w:hint="eastAsia"/>
+              </w:rPr>
+              <w:t>依頼先業者・見積業者のマスタ参照</w:t>
+            </w:r>
+          </w:p>
+        </w:tc>
+      </w:tr>
+      <w:tr>
+        <w:tc>
+          <w:tcPr>
+            <w:tcW w:w="1666" w:type="pct"/>
+          </w:tcPr>
+          <w:p>
+            <w:r>
+              <w:t>`users`</w:t>
+            </w:r>
+          </w:p>
+        </w:tc>
+        <w:tc>
+          <w:tcPr>
+            <w:tcW w:w="1667" w:type="pct"/>
+          </w:tcPr>
+          <w:p>
+            <w:r>
+              <w:t>READ</w:t>
+            </w:r>
+          </w:p>
+        </w:tc>
+        <w:tc>
+          <w:tcPr>
+            <w:tcW w:w="1667" w:type="pct"/>
+          </w:tcPr>
+          <w:p>
+            <w:r>
+              <w:rPr>
+                <w:rFonts w:hint="eastAsia"/>
+              </w:rPr>
+              <w:t>ログインユーザー、依頼送信者、申請者表示、共有システム管理者判定</w:t>
+            </w:r>
+          </w:p>
+        </w:tc>
+      </w:tr>
+      <w:tr>
+        <w:tc>
+          <w:tcPr>
+            <w:tcW w:w="1666" w:type="pct"/>
+          </w:tcPr>
+          <w:p>
+            <w:r>
+              <w:t>`facilities`</w:t>
+            </w:r>
+          </w:p>
+        </w:tc>
+        <w:tc>
+          <w:tcPr>
+            <w:tcW w:w="1667" w:type="pct"/>
+          </w:tcPr>
+          <w:p>
+            <w:r>
+              <w:t>READ</w:t>
+            </w:r>
+          </w:p>
+        </w:tc>
+        <w:tc>
+          <w:tcPr>
+            <w:tcW w:w="1667" w:type="pct"/>
+          </w:tcPr>
+          <w:p>
+            <w:r>
+              <w:rPr>
+                <w:rFonts w:hint="eastAsia"/>
+              </w:rPr>
+              <w:t>Bearer トークン上の作業対象施設、申請対象施設、編集リスト対象施設、RFQ対象施設の存在確認・未削除判定</w:t>
+            </w:r>
+          </w:p>
+        </w:tc>
+      </w:tr>
+      <w:tr>
+        <w:tc>
+          <w:tcPr>
+            <w:tcW w:w="1666" w:type="pct"/>
+          </w:tcPr>
+          <w:p>
+            <w:r>
+              <w:t>`user_facility_assignments`</w:t>
+            </w:r>
+          </w:p>
+        </w:tc>
+        <w:tc>
+          <w:tcPr>
+            <w:tcW w:w="1667" w:type="pct"/>
+          </w:tcPr>
+          <w:p>
+            <w:r>
+              <w:t>READ</w:t>
+            </w:r>
+          </w:p>
+        </w:tc>
+        <w:tc>
+          <w:tcPr>
+            <w:tcW w:w="1667" w:type="pct"/>
+          </w:tcPr>
+          <w:p>
+            <w:r>
+              <w:rPr>
+                <w:rFonts w:hint="eastAsia"/>
+              </w:rPr>
+              <w:t>通常アカウントの作業対象施設割当判定</w:t>
+            </w:r>
+          </w:p>
+        </w:tc>
+      </w:tr>
+      <w:tr>
+        <w:tc>
+          <w:tcPr>
+            <w:tcW w:w="1666" w:type="pct"/>
+          </w:tcPr>
+          <w:p>
+            <w:r>
               <w:lastRenderedPageBreak/>
-              <w:t>`rfq_vendors`</w:t>
+              <w:t>`facility_feature_settings`</w:t>
             </w:r>
           </w:p>
         </w:tc>
@@ -11418,7 +11839,7 @@
           </w:tcPr>
           <w:p>
             <w:r>
-              <w:t>READ / CREATE / UPDATE / DELETE</w:t>
+              <w:t>READ</w:t>
             </w:r>
           </w:p>
         </w:tc>
@@ -11431,7 +11852,7 @@
               <w:rPr>
                 <w:rFonts w:hint="eastAsia"/>
               </w:rPr>
-              <w:t>見積業者行、取得済み見積の業者、提出期限、補足メモ。Phase1のNo.25では送信完了の正本として `SENT` を更新しない</w:t>
+              <w:t>通常アカウントの作業対象施設における購入、見積、発注、検収機能の提供有無判定</w:t>
             </w:r>
           </w:p>
         </w:tc>
@@ -11443,7 +11864,7 @@
           </w:tcPr>
           <w:p>
             <w:r>
-              <w:t>`quotations`</w:t>
+              <w:t>`user_facility_feature_settings`</w:t>
             </w:r>
           </w:p>
         </w:tc>
@@ -11453,7 +11874,7 @@
           </w:tcPr>
           <w:p>
             <w:r>
-              <w:t>READ / CREATE / UPDATE / DELETE</w:t>
+              <w:t>READ</w:t>
             </w:r>
           </w:p>
         </w:tc>
@@ -11466,399 +11887,7 @@
               <w:rPr>
                 <w:rFonts w:hint="eastAsia"/>
               </w:rPr>
-              <w:t>見積ヘッダー、発注登録用見積/参考系見積、見積確定状態</w:t>
-            </w:r>
-          </w:p>
-        </w:tc>
-      </w:tr>
-      <w:tr>
-        <w:tc>
-          <w:tcPr>
-            <w:tcW w:w="1666" w:type="pct"/>
-          </w:tcPr>
-          <w:p>
-            <w:r>
-              <w:t>`quotation_items`</w:t>
-            </w:r>
-          </w:p>
-        </w:tc>
-        <w:tc>
-          <w:tcPr>
-            <w:tcW w:w="1667" w:type="pct"/>
-          </w:tcPr>
-          <w:p>
-            <w:r>
-              <w:t>READ / CREATE / UPDATE / DELETE</w:t>
-            </w:r>
-          </w:p>
-        </w:tc>
-        <w:tc>
-          <w:tcPr>
-            <w:tcW w:w="1667" w:type="pct"/>
-          </w:tcPr>
-          <w:p>
-            <w:r>
-              <w:rPr>
-                <w:rFonts w:hint="eastAsia"/>
-              </w:rPr>
-              <w:t>見積明細、分類、AI判定、個体登録、金額按分、見積管理一覧</w:t>
-            </w:r>
-          </w:p>
-        </w:tc>
-      </w:tr>
-      <w:tr>
-        <w:tc>
-          <w:tcPr>
-            <w:tcW w:w="1666" w:type="pct"/>
-          </w:tcPr>
-          <w:p>
-            <w:r>
-              <w:t>`quotation_item_application_links`</w:t>
-            </w:r>
-          </w:p>
-        </w:tc>
-        <w:tc>
-          <w:tcPr>
-            <w:tcW w:w="1667" w:type="pct"/>
-          </w:tcPr>
-          <w:p>
-            <w:r>
-              <w:t>READ / DELETE</w:t>
-            </w:r>
-          </w:p>
-        </w:tc>
-        <w:tc>
-          <w:tcPr>
-            <w:tcW w:w="1667" w:type="pct"/>
-          </w:tcPr>
-          <w:p>
-            <w:r>
-              <w:rPr>
-                <w:rFonts w:hint="eastAsia"/>
-              </w:rPr>
-              <w:t>見積DB Link由来の対応関係。RFQ削除時は論理削除する</w:t>
-            </w:r>
-          </w:p>
-        </w:tc>
-      </w:tr>
-      <w:tr>
-        <w:tc>
-          <w:tcPr>
-            <w:tcW w:w="1666" w:type="pct"/>
-          </w:tcPr>
-          <w:p>
-            <w:r>
-              <w:t>`orders`</w:t>
-            </w:r>
-          </w:p>
-        </w:tc>
-        <w:tc>
-          <w:tcPr>
-            <w:tcW w:w="1667" w:type="pct"/>
-          </w:tcPr>
-          <w:p>
-            <w:r>
-              <w:t>READ / CREATE / UPDATE</w:t>
-            </w:r>
-          </w:p>
-        </w:tc>
-        <w:tc>
-          <w:tcPr>
-            <w:tcW w:w="1667" w:type="pct"/>
-          </w:tcPr>
-          <w:p>
-            <w:r>
-              <w:rPr>
-                <w:rFonts w:hint="eastAsia"/>
-              </w:rPr>
-              <w:t>発注ヘッダー、決済No、納期、検収日、検収書種別</w:t>
-            </w:r>
-          </w:p>
-        </w:tc>
-      </w:tr>
-      <w:tr>
-        <w:tc>
-          <w:tcPr>
-            <w:tcW w:w="1666" w:type="pct"/>
-          </w:tcPr>
-          <w:p>
-            <w:r>
-              <w:t>`order_items`</w:t>
-            </w:r>
-          </w:p>
-        </w:tc>
-        <w:tc>
-          <w:tcPr>
-            <w:tcW w:w="1667" w:type="pct"/>
-          </w:tcPr>
-          <w:p>
-            <w:r>
-              <w:t>READ / CREATE / UPDATE</w:t>
-            </w:r>
-          </w:p>
-        </w:tc>
-        <w:tc>
-          <w:tcPr>
-            <w:tcW w:w="1667" w:type="pct"/>
-          </w:tcPr>
-          <w:p>
-            <w:r>
-              <w:rPr>
-                <w:rFonts w:hint="eastAsia"/>
-              </w:rPr>
-              <w:t>発注明細、個体登録対象、納品日</w:t>
-            </w:r>
-          </w:p>
-        </w:tc>
-      </w:tr>
-      <w:tr>
-        <w:tc>
-          <w:tcPr>
-            <w:tcW w:w="1666" w:type="pct"/>
-          </w:tcPr>
-          <w:p>
-            <w:r>
-              <w:t>`individuals`</w:t>
-            </w:r>
-          </w:p>
-        </w:tc>
-        <w:tc>
-          <w:tcPr>
-            <w:tcW w:w="1667" w:type="pct"/>
-          </w:tcPr>
-          <w:p>
-            <w:r>
-              <w:t>READ / CREATE / UPDATE</w:t>
-            </w:r>
-          </w:p>
-        </w:tc>
-        <w:tc>
-          <w:tcPr>
-            <w:tcW w:w="1667" w:type="pct"/>
-          </w:tcPr>
-          <w:p>
-            <w:r>
-              <w:rPr>
-                <w:rFonts w:hint="eastAsia"/>
-              </w:rPr>
-              <w:t>検収登録済み個体の中間正本。資産登録時に `asset_ledgers` へ反映する</w:t>
-            </w:r>
-          </w:p>
-        </w:tc>
-      </w:tr>
-      <w:tr>
-        <w:tc>
-          <w:tcPr>
-            <w:tcW w:w="1666" w:type="pct"/>
-          </w:tcPr>
-          <w:p>
-            <w:r>
-              <w:t>`vendors`</w:t>
-            </w:r>
-          </w:p>
-        </w:tc>
-        <w:tc>
-          <w:tcPr>
-            <w:tcW w:w="1667" w:type="pct"/>
-          </w:tcPr>
-          <w:p>
-            <w:r>
-              <w:t>READ</w:t>
-            </w:r>
-          </w:p>
-        </w:tc>
-        <w:tc>
-          <w:tcPr>
-            <w:tcW w:w="1667" w:type="pct"/>
-          </w:tcPr>
-          <w:p>
-            <w:r>
-              <w:rPr>
-                <w:rFonts w:hint="eastAsia"/>
-              </w:rPr>
-              <w:t>依頼先業者・見積業者のマスタ参照</w:t>
-            </w:r>
-          </w:p>
-        </w:tc>
-      </w:tr>
-      <w:tr>
-        <w:tc>
-          <w:tcPr>
-            <w:tcW w:w="1666" w:type="pct"/>
-          </w:tcPr>
-          <w:p>
-            <w:r>
-              <w:t>`users`</w:t>
-            </w:r>
-          </w:p>
-        </w:tc>
-        <w:tc>
-          <w:tcPr>
-            <w:tcW w:w="1667" w:type="pct"/>
-          </w:tcPr>
-          <w:p>
-            <w:r>
-              <w:t>READ</w:t>
-            </w:r>
-          </w:p>
-        </w:tc>
-        <w:tc>
-          <w:tcPr>
-            <w:tcW w:w="1667" w:type="pct"/>
-          </w:tcPr>
-          <w:p>
-            <w:r>
-              <w:rPr>
-                <w:rFonts w:hint="eastAsia"/>
-              </w:rPr>
-              <w:t>ログインユーザー、依頼送信者、申請者表示、共有システム管理者判定</w:t>
-            </w:r>
-          </w:p>
-        </w:tc>
-      </w:tr>
-      <w:tr>
-        <w:tc>
-          <w:tcPr>
-            <w:tcW w:w="1666" w:type="pct"/>
-          </w:tcPr>
-          <w:p>
-            <w:r>
-              <w:t>`facilities`</w:t>
-            </w:r>
-          </w:p>
-        </w:tc>
-        <w:tc>
-          <w:tcPr>
-            <w:tcW w:w="1667" w:type="pct"/>
-          </w:tcPr>
-          <w:p>
-            <w:r>
-              <w:t>READ</w:t>
-            </w:r>
-          </w:p>
-        </w:tc>
-        <w:tc>
-          <w:tcPr>
-            <w:tcW w:w="1667" w:type="pct"/>
-          </w:tcPr>
-          <w:p>
-            <w:r>
-              <w:rPr>
-                <w:rFonts w:hint="eastAsia"/>
-              </w:rPr>
-              <w:t>Bearer トークン上の作業対象施設、申請対象施設、編集リスト対象施設、RFQ対象施設の存在確認・未削除判定</w:t>
-            </w:r>
-          </w:p>
-        </w:tc>
-      </w:tr>
-      <w:tr>
-        <w:tc>
-          <w:tcPr>
-            <w:tcW w:w="1666" w:type="pct"/>
-          </w:tcPr>
-          <w:p>
-            <w:r>
-              <w:t>`user_facility_assignments`</w:t>
-            </w:r>
-          </w:p>
-        </w:tc>
-        <w:tc>
-          <w:tcPr>
-            <w:tcW w:w="1667" w:type="pct"/>
-          </w:tcPr>
-          <w:p>
-            <w:r>
-              <w:t>READ</w:t>
-            </w:r>
-          </w:p>
-        </w:tc>
-        <w:tc>
-          <w:tcPr>
-            <w:tcW w:w="1667" w:type="pct"/>
-          </w:tcPr>
-          <w:p>
-            <w:r>
-              <w:rPr>
-                <w:rFonts w:hint="eastAsia"/>
-              </w:rPr>
-              <w:t>通常アカウントの作業対象施設割当判定</w:t>
-            </w:r>
-          </w:p>
-        </w:tc>
-      </w:tr>
-      <w:tr>
-        <w:tc>
-          <w:tcPr>
-            <w:tcW w:w="1666" w:type="pct"/>
-          </w:tcPr>
-          <w:p>
-            <w:r>
-              <w:t>`facility_feature_settings`</w:t>
-            </w:r>
-          </w:p>
-        </w:tc>
-        <w:tc>
-          <w:tcPr>
-            <w:tcW w:w="1667" w:type="pct"/>
-          </w:tcPr>
-          <w:p>
-            <w:r>
-              <w:t>READ</w:t>
-            </w:r>
-          </w:p>
-        </w:tc>
-        <w:tc>
-          <w:tcPr>
-            <w:tcW w:w="1667" w:type="pct"/>
-          </w:tcPr>
-          <w:p>
-            <w:r>
-              <w:rPr>
-                <w:rFonts w:hint="eastAsia"/>
-              </w:rPr>
-              <w:t>通常アカウントの作業対象施設における購入、見積、発注、検収機能の提供有無判定</w:t>
-            </w:r>
-          </w:p>
-        </w:tc>
-      </w:tr>
-      <w:tr>
-        <w:tc>
-          <w:tcPr>
-            <w:tcW w:w="1666" w:type="pct"/>
-          </w:tcPr>
-          <w:p>
-            <w:r>
-              <w:t>`user_facility_feature_settings`</w:t>
-            </w:r>
-          </w:p>
-        </w:tc>
-        <w:tc>
-          <w:tcPr>
-            <w:tcW w:w="1667" w:type="pct"/>
-          </w:tcPr>
-          <w:p>
-            <w:r>
-              <w:t>READ</w:t>
-            </w:r>
-          </w:p>
-        </w:tc>
-        <w:tc>
-          <w:tcPr>
-            <w:tcW w:w="1667" w:type="pct"/>
-          </w:tcPr>
-          <w:p>
-            <w:r>
-              <w:rPr>
-                <w:rFonts w:hint="eastAsia"/>
-              </w:rPr>
-              <w:t>通常アカウントのユーザー×作業対象施設単位の購入、見積、</w:t>
-            </w:r>
-            <w:r>
-              <w:rPr>
-                <w:rFonts w:hint="eastAsia"/>
-              </w:rPr>
-              <w:lastRenderedPageBreak/>
-              <w:t>発注、検収機能の利用可否判定</w:t>
+              <w:t>通常アカウントのユーザー×作業対象施設単位の購入、見積、発注、検収機能の利用可否判定</w:t>
             </w:r>
           </w:p>
         </w:tc>
@@ -11872,7 +11901,7 @@
           <w:rFonts w:hint="eastAsia"/>
         </w:rPr>
       </w:pPr>
-      <w:bookmarkStart w:id="10" w:name="_Toc231410902"/>
+      <w:bookmarkStart w:id="10" w:name="_Toc231757986"/>
       <w:r>
         <w:rPr>
           <w:rFonts w:hint="eastAsia"/>
@@ -11888,7 +11917,7 @@
           <w:rFonts w:hint="eastAsia"/>
         </w:rPr>
       </w:pPr>
-      <w:bookmarkStart w:id="11" w:name="_Toc231410903"/>
+      <w:bookmarkStart w:id="11" w:name="_Toc231757987"/>
       <w:r>
         <w:rPr>
           <w:rFonts w:hint="eastAsia"/>
@@ -12075,7 +12104,7 @@
           <w:rFonts w:hint="eastAsia"/>
         </w:rPr>
       </w:pPr>
-      <w:bookmarkStart w:id="12" w:name="_Toc231410904"/>
+      <w:bookmarkStart w:id="12" w:name="_Toc231757988"/>
       <w:r>
         <w:rPr>
           <w:rFonts w:hint="eastAsia"/>
@@ -12094,14 +12123,14 @@
         <w:rPr>
           <w:rFonts w:hint="eastAsia"/>
         </w:rPr>
-        <w:t>本API群は、ロール固定ではなく対象施設に対する実効 `feature_code` で認可する。通常アカウントでは、Bearer トークン上の作業対象施設について `user_facility_assignments` の有効割当があり、`facility_feature_settings` と `user_facility_feature_settings` の両方で対象 `feature_code` が `is_enabled=true` の場合に API 実行を許可する。共有システム管理者アカウント（`users.account_type='SYSTEM_ADMIN'`）では、作業対象施設が未削除であることを確認できれば、担当施設割当、施設提供設定、ユーザー施設別設定による通常判定を行わず、通常購入、通常購入見積、通常購入発注、通常購入検収・原本登録の対象 `feature_code` を有効として扱</w:t>
+        <w:t>本API群は、ロール固定ではなく対象施設に対する実効 `feature_code` で認可する。通常アカウントでは、Bearer トークン上の作業対象施設について `user_facility_assignments` の有効割当があり、`facility_feature_settings` と `user_facility_feature_settings` の両方で対象 `featur</w:t>
       </w:r>
       <w:r>
         <w:rPr>
           <w:rFonts w:hint="eastAsia"/>
         </w:rPr>
         <w:lastRenderedPageBreak/>
-        <w:t>う。`normal_ship_request` はPhase2のSHIP依頼機能候補であり、Phase1の本書では認可判定・レスポンス返却に使用しない。</w:t>
+        <w:t>e_code` が `is_enabled=true` の場合に API 実行を許可する。共有システム管理者アカウント（`users.account_type='SYSTEM_ADMIN'`）では、作業対象施設が未削除であることを確認できれば、担当施設割当、施設提供設定、ユーザー施設別設定による通常判定を行わず、通常購入、通常購入見積、通常購入発注、通常購入検収・原本登録の対象 `feature_code` を有効として扱う。`normal_ship_request` はPhase2のSHIP依頼機能候補であり、Phase1の本書では認可判定・レスポンス返却に使用しない。</w:t>
       </w:r>
     </w:p>
     <w:tbl>
@@ -12349,7 +12378,7 @@
           <w:rFonts w:hint="eastAsia"/>
         </w:rPr>
       </w:pPr>
-      <w:bookmarkStart w:id="13" w:name="_Toc231410905"/>
+      <w:bookmarkStart w:id="13" w:name="_Toc231757989"/>
       <w:r>
         <w:rPr>
           <w:rFonts w:hint="eastAsia"/>
@@ -12479,11 +12508,12 @@
           <w:rFonts w:hint="eastAsia"/>
         </w:rPr>
       </w:pPr>
-      <w:bookmarkStart w:id="14" w:name="_Toc231410906"/>
+      <w:bookmarkStart w:id="14" w:name="_Toc231757990"/>
       <w:r>
         <w:rPr>
           <w:rFonts w:hint="eastAsia"/>
         </w:rPr>
+        <w:lastRenderedPageBreak/>
         <w:t>共通エラーレスポンス</w:t>
       </w:r>
       <w:bookmarkEnd w:id="14"/>
@@ -12690,7 +12720,6 @@
           </w:tcPr>
           <w:p>
             <w:r>
-              <w:lastRenderedPageBreak/>
               <w:t>details</w:t>
             </w:r>
           </w:p>
@@ -12783,7 +12812,7 @@
           <w:rFonts w:hint="eastAsia"/>
         </w:rPr>
       </w:pPr>
-      <w:bookmarkStart w:id="15" w:name="_Toc231410907"/>
+      <w:bookmarkStart w:id="15" w:name="_Toc231757991"/>
       <w:r>
         <w:rPr>
           <w:rFonts w:hint="eastAsia"/>
@@ -12809,7 +12838,7 @@
       <w:pPr>
         <w:pStyle w:val="3"/>
       </w:pPr>
-      <w:bookmarkStart w:id="16" w:name="_Toc231410908"/>
+      <w:bookmarkStart w:id="16" w:name="_Toc231757992"/>
       <w:r>
         <w:t>DocumentInput</w:t>
       </w:r>
@@ -13107,6 +13136,7 @@
           </w:tcPr>
           <w:p>
             <w:r>
+              <w:lastRenderedPageBreak/>
               <w:t>fileSizeBytes</w:t>
             </w:r>
           </w:p>
@@ -13152,7 +13182,6 @@
           </w:tcPr>
           <w:p>
             <w:r>
-              <w:lastRenderedPageBreak/>
               <w:t>contentHash</w:t>
             </w:r>
           </w:p>
@@ -13380,7 +13409,7 @@
           <w:rFonts w:hint="eastAsia"/>
         </w:rPr>
       </w:pPr>
-      <w:bookmarkStart w:id="17" w:name="_Toc231410909"/>
+      <w:bookmarkStart w:id="17" w:name="_Toc231757993"/>
       <w:r>
         <w:rPr>
           <w:rFonts w:hint="eastAsia"/>
@@ -13645,21 +13674,29 @@
               <w:rPr>
                 <w:rFonts w:hint="eastAsia"/>
               </w:rPr>
-              <w:t>No.23「編集リスト」APIでRFQを作成し、購入申請へロールアップする</w:t>
-            </w:r>
-          </w:p>
-        </w:tc>
-      </w:tr>
-      <w:tr>
-        <w:tc>
-          <w:tcPr>
-            <w:tcW w:w="1250" w:type="pct"/>
-          </w:tcPr>
-          <w:p>
-            <w:r>
-              <w:rPr>
-                <w:rFonts w:hint="eastAsia"/>
-              </w:rPr>
+              <w:t>No.23「編集リスト」APIでRFQを作成し、購</w:t>
+            </w:r>
+            <w:r>
+              <w:rPr>
+                <w:rFonts w:hint="eastAsia"/>
+              </w:rPr>
+              <w:lastRenderedPageBreak/>
+              <w:t>入申請へロールアップする</w:t>
+            </w:r>
+          </w:p>
+        </w:tc>
+      </w:tr>
+      <w:tr>
+        <w:tc>
+          <w:tcPr>
+            <w:tcW w:w="1250" w:type="pct"/>
+          </w:tcPr>
+          <w:p>
+            <w:r>
+              <w:rPr>
+                <w:rFonts w:hint="eastAsia"/>
+              </w:rPr>
+              <w:lastRenderedPageBreak/>
               <w:t>参考系見積確定</w:t>
             </w:r>
           </w:p>
@@ -13711,7 +13748,6 @@
               <w:rPr>
                 <w:rFonts w:hint="eastAsia"/>
               </w:rPr>
-              <w:lastRenderedPageBreak/>
               <w:t>発注登録用見積確定</w:t>
             </w:r>
           </w:p>
@@ -13966,7 +14002,7 @@
           <w:rFonts w:hint="eastAsia"/>
         </w:rPr>
       </w:pPr>
-      <w:bookmarkStart w:id="18" w:name="_Toc231410910"/>
+      <w:bookmarkStart w:id="18" w:name="_Toc231757994"/>
       <w:r>
         <w:rPr>
           <w:rFonts w:hint="eastAsia"/>
@@ -14197,6 +14233,7 @@
           </w:tcPr>
           <w:p>
             <w:r>
+              <w:lastRenderedPageBreak/>
               <w:t>25-02</w:t>
             </w:r>
           </w:p>
@@ -14298,11 +14335,283 @@
           </w:tcPr>
           <w:p>
             <w:r>
-              <w:t>/quotation-data-box/p</w:t>
+              <w:t>/quotation-data-box/purchase-management/applications/{applicationId}</w:t>
+            </w:r>
+          </w:p>
+        </w:tc>
+        <w:tc>
+          <w:tcPr>
+            <w:tcW w:w="833" w:type="pct"/>
+          </w:tcPr>
+          <w:p>
+            <w:r>
+              <w:rPr>
+                <w:rFonts w:hint="eastAsia"/>
+              </w:rPr>
+              <w:t>申請詳細モーダル</w:t>
+            </w:r>
+          </w:p>
+        </w:tc>
+        <w:tc>
+          <w:tcPr>
+            <w:tcW w:w="833" w:type="pct"/>
+          </w:tcPr>
+          <w:p>
+            <w:r>
+              <w:t>normal_purchase</w:t>
+            </w:r>
+          </w:p>
+        </w:tc>
+      </w:tr>
+      <w:tr>
+        <w:tc>
+          <w:tcPr>
+            <w:tcW w:w="833" w:type="pct"/>
+          </w:tcPr>
+          <w:p>
+            <w:r>
+              <w:t>25-04</w:t>
+            </w:r>
+          </w:p>
+        </w:tc>
+        <w:tc>
+          <w:tcPr>
+            <w:tcW w:w="833" w:type="pct"/>
+          </w:tcPr>
+          <w:p>
+            <w:r>
+              <w:rPr>
+                <w:rFonts w:hint="eastAsia"/>
+              </w:rPr>
+              <w:t>購入申請却下</w:t>
+            </w:r>
+          </w:p>
+        </w:tc>
+        <w:tc>
+          <w:tcPr>
+            <w:tcW w:w="833" w:type="pct"/>
+          </w:tcPr>
+          <w:p>
+            <w:r>
+              <w:t>POST</w:t>
+            </w:r>
+          </w:p>
+        </w:tc>
+        <w:tc>
+          <w:tcPr>
+            <w:tcW w:w="833" w:type="pct"/>
+          </w:tcPr>
+          <w:p>
+            <w:r>
+              <w:t>/quotation-data-box/purchase-management/applications/{applicationId}/reject</w:t>
+            </w:r>
+          </w:p>
+        </w:tc>
+        <w:tc>
+          <w:tcPr>
+            <w:tcW w:w="833" w:type="pct"/>
+          </w:tcPr>
+          <w:p>
+            <w:r>
+              <w:rPr>
+                <w:rFonts w:hint="eastAsia"/>
+              </w:rPr>
+              <w:t>購入申請却下</w:t>
+            </w:r>
+          </w:p>
+        </w:tc>
+        <w:tc>
+          <w:tcPr>
+            <w:tcW w:w="833" w:type="pct"/>
+          </w:tcPr>
+          <w:p>
+            <w:r>
+              <w:t>normal_purchase</w:t>
+            </w:r>
+          </w:p>
+        </w:tc>
+      </w:tr>
+      <w:tr>
+        <w:tc>
+          <w:tcPr>
+            <w:tcW w:w="833" w:type="pct"/>
+          </w:tcPr>
+          <w:p>
+            <w:r>
+              <w:t>25-05</w:t>
+            </w:r>
+          </w:p>
+        </w:tc>
+        <w:tc>
+          <w:tcPr>
+            <w:tcW w:w="833" w:type="pct"/>
+          </w:tcPr>
+          <w:p>
+            <w:r>
+              <w:rPr>
+                <w:rFonts w:hint="eastAsia"/>
+              </w:rPr>
+              <w:t>編集リスト候補取得</w:t>
+            </w:r>
+          </w:p>
+        </w:tc>
+        <w:tc>
+          <w:tcPr>
+            <w:tcW w:w="833" w:type="pct"/>
+          </w:tcPr>
+          <w:p>
+            <w:r>
+              <w:t>GET</w:t>
+            </w:r>
+          </w:p>
+        </w:tc>
+        <w:tc>
+          <w:tcPr>
+            <w:tcW w:w="833" w:type="pct"/>
+          </w:tcPr>
+          <w:p>
+            <w:r>
+              <w:t>/quotation-data-box/purchase-management/edit-list-candidates</w:t>
+            </w:r>
+          </w:p>
+        </w:tc>
+        <w:tc>
+          <w:tcPr>
+            <w:tcW w:w="833" w:type="pct"/>
+          </w:tcPr>
+          <w:p>
+            <w:r>
+              <w:rPr>
+                <w:rFonts w:hint="eastAsia"/>
+              </w:rPr>
+              <w:t>通常編集リスト候補</w:t>
+            </w:r>
+          </w:p>
+        </w:tc>
+        <w:tc>
+          <w:tcPr>
+            <w:tcW w:w="833" w:type="pct"/>
+          </w:tcPr>
+          <w:p>
+            <w:r>
+              <w:t>normal_purchase</w:t>
+            </w:r>
+          </w:p>
+        </w:tc>
+      </w:tr>
+      <w:tr>
+        <w:tc>
+          <w:tcPr>
+            <w:tcW w:w="833" w:type="pct"/>
+          </w:tcPr>
+          <w:p>
+            <w:r>
+              <w:t>25-06</w:t>
+            </w:r>
+          </w:p>
+        </w:tc>
+        <w:tc>
+          <w:tcPr>
+            <w:tcW w:w="833" w:type="pct"/>
+          </w:tcPr>
+          <w:p>
+            <w:r>
+              <w:rPr>
+                <w:rFonts w:hint="eastAsia"/>
+              </w:rPr>
+              <w:t>編集リスト新規作成・購入申請取り込み</w:t>
+            </w:r>
+          </w:p>
+        </w:tc>
+        <w:tc>
+          <w:tcPr>
+            <w:tcW w:w="833" w:type="pct"/>
+          </w:tcPr>
+          <w:p>
+            <w:r>
+              <w:t>POST</w:t>
+            </w:r>
+          </w:p>
+        </w:tc>
+        <w:tc>
+          <w:tcPr>
+            <w:tcW w:w="833" w:type="pct"/>
+          </w:tcPr>
+          <w:p>
+            <w:r>
+              <w:t>/quotation-data-box/purchase-management/edit-lists</w:t>
+            </w:r>
+          </w:p>
+        </w:tc>
+        <w:tc>
+          <w:tcPr>
+            <w:tcW w:w="833" w:type="pct"/>
+          </w:tcPr>
+          <w:p>
+            <w:r>
+              <w:rPr>
+                <w:rFonts w:hint="eastAsia"/>
+              </w:rPr>
+              <w:t>新規通常編集リスト作成と申請取り込み</w:t>
+            </w:r>
+          </w:p>
+        </w:tc>
+        <w:tc>
+          <w:tcPr>
+            <w:tcW w:w="833" w:type="pct"/>
+          </w:tcPr>
+          <w:p>
+            <w:r>
+              <w:t>normal_purchase</w:t>
+            </w:r>
+          </w:p>
+        </w:tc>
+      </w:tr>
+      <w:tr>
+        <w:tc>
+          <w:tcPr>
+            <w:tcW w:w="833" w:type="pct"/>
+          </w:tcPr>
+          <w:p>
+            <w:r>
+              <w:t>25-07</w:t>
+            </w:r>
+          </w:p>
+        </w:tc>
+        <w:tc>
+          <w:tcPr>
+            <w:tcW w:w="833" w:type="pct"/>
+          </w:tcPr>
+          <w:p>
+            <w:r>
+              <w:rPr>
+                <w:rFonts w:hint="eastAsia"/>
+              </w:rPr>
+              <w:t>既存編集リストへの購入申請取り込み</w:t>
+            </w:r>
+          </w:p>
+        </w:tc>
+        <w:tc>
+          <w:tcPr>
+            <w:tcW w:w="833" w:type="pct"/>
+          </w:tcPr>
+          <w:p>
+            <w:r>
+              <w:t>POST</w:t>
+            </w:r>
+          </w:p>
+        </w:tc>
+        <w:tc>
+          <w:tcPr>
+            <w:tcW w:w="833" w:type="pct"/>
+          </w:tcPr>
+          <w:p>
+            <w:r>
+              <w:t>/quotation-data-box/purchase-management/edit-lists/{editListId}/i</w:t>
             </w:r>
             <w:r>
               <w:lastRenderedPageBreak/>
-              <w:t>urchase-management/applications/{applicationId}</w:t>
+              <w:t>mport-applications</w:t>
             </w:r>
           </w:p>
         </w:tc>
@@ -14316,7 +14625,7 @@
                 <w:rFonts w:hint="eastAsia"/>
               </w:rPr>
               <w:lastRenderedPageBreak/>
-              <w:t>申請詳細モーダル</w:t>
+              <w:t>既存通常編集リストへ申請追加</w:t>
             </w:r>
           </w:p>
         </w:tc>
@@ -14338,7 +14647,7 @@
           </w:tcPr>
           <w:p>
             <w:r>
-              <w:t>25-04</w:t>
+              <w:t>25-08</w:t>
             </w:r>
           </w:p>
         </w:tc>
@@ -14351,7 +14660,7 @@
               <w:rPr>
                 <w:rFonts w:hint="eastAsia"/>
               </w:rPr>
-              <w:t>購入申請却下</w:t>
+              <w:t>購入管理RFQ一覧取得</w:t>
             </w:r>
           </w:p>
         </w:tc>
@@ -14361,6 +14670,148 @@
           </w:tcPr>
           <w:p>
             <w:r>
+              <w:t>GET</w:t>
+            </w:r>
+          </w:p>
+        </w:tc>
+        <w:tc>
+          <w:tcPr>
+            <w:tcW w:w="833" w:type="pct"/>
+          </w:tcPr>
+          <w:p>
+            <w:r>
+              <w:t>/quotation-data-box/rfq-groups</w:t>
+            </w:r>
+          </w:p>
+        </w:tc>
+        <w:tc>
+          <w:tcPr>
+            <w:tcW w:w="833" w:type="pct"/>
+          </w:tcPr>
+          <w:p>
+            <w:r>
+              <w:rPr>
+                <w:rFonts w:hint="eastAsia"/>
+              </w:rPr>
+              <w:t>購入管理RFQ一覧とタブ件数</w:t>
+            </w:r>
+          </w:p>
+        </w:tc>
+        <w:tc>
+          <w:tcPr>
+            <w:tcW w:w="833" w:type="pct"/>
+          </w:tcPr>
+          <w:p>
+            <w:r>
+              <w:rPr>
+                <w:rFonts w:hint="eastAsia"/>
+              </w:rPr>
+              <w:t>入口権限いずれか</w:t>
+            </w:r>
+          </w:p>
+        </w:tc>
+      </w:tr>
+      <w:tr>
+        <w:tc>
+          <w:tcPr>
+            <w:tcW w:w="833" w:type="pct"/>
+          </w:tcPr>
+          <w:p>
+            <w:r>
+              <w:t>25-09</w:t>
+            </w:r>
+          </w:p>
+        </w:tc>
+        <w:tc>
+          <w:tcPr>
+            <w:tcW w:w="833" w:type="pct"/>
+          </w:tcPr>
+          <w:p>
+            <w:r>
+              <w:rPr>
+                <w:rFonts w:hint="eastAsia"/>
+              </w:rPr>
+              <w:t>RFQグループ詳細取得</w:t>
+            </w:r>
+          </w:p>
+        </w:tc>
+        <w:tc>
+          <w:tcPr>
+            <w:tcW w:w="833" w:type="pct"/>
+          </w:tcPr>
+          <w:p>
+            <w:r>
+              <w:t>GET</w:t>
+            </w:r>
+          </w:p>
+        </w:tc>
+        <w:tc>
+          <w:tcPr>
+            <w:tcW w:w="833" w:type="pct"/>
+          </w:tcPr>
+          <w:p>
+            <w:r>
+              <w:t>/quotation-data-box/rfq-groups/{rfqGroupId}</w:t>
+            </w:r>
+          </w:p>
+        </w:tc>
+        <w:tc>
+          <w:tcPr>
+            <w:tcW w:w="833" w:type="pct"/>
+          </w:tcPr>
+          <w:p>
+            <w:r>
+              <w:rPr>
+                <w:rFonts w:hint="eastAsia"/>
+              </w:rPr>
+              <w:t>RFQ詳細・共通画面表示</w:t>
+            </w:r>
+          </w:p>
+        </w:tc>
+        <w:tc>
+          <w:tcPr>
+            <w:tcW w:w="833" w:type="pct"/>
+          </w:tcPr>
+          <w:p>
+            <w:r>
+              <w:rPr>
+                <w:rFonts w:hint="eastAsia"/>
+              </w:rPr>
+              <w:t>入口権限いずれか</w:t>
+            </w:r>
+          </w:p>
+        </w:tc>
+      </w:tr>
+      <w:tr>
+        <w:tc>
+          <w:tcPr>
+            <w:tcW w:w="833" w:type="pct"/>
+          </w:tcPr>
+          <w:p>
+            <w:r>
+              <w:t>25-10</w:t>
+            </w:r>
+          </w:p>
+        </w:tc>
+        <w:tc>
+          <w:tcPr>
+            <w:tcW w:w="833" w:type="pct"/>
+          </w:tcPr>
+          <w:p>
+            <w:r>
+              <w:rPr>
+                <w:rFonts w:hint="eastAsia"/>
+              </w:rPr>
+              <w:t>見積登録先業者保存</w:t>
+            </w:r>
+          </w:p>
+        </w:tc>
+        <w:tc>
+          <w:tcPr>
+            <w:tcW w:w="833" w:type="pct"/>
+          </w:tcPr>
+          <w:p>
+            <w:r>
               <w:t>POST</w:t>
             </w:r>
           </w:p>
@@ -14371,7 +14822,7 @@
           </w:tcPr>
           <w:p>
             <w:r>
-              <w:t>/quotation-data-box/purchase-management/applications/{applicationId}/reject</w:t>
+              <w:t>/quotation-data-box/rfq-groups/{rfqGroupId}/vendor-requests</w:t>
             </w:r>
           </w:p>
         </w:tc>
@@ -14384,7 +14835,7 @@
               <w:rPr>
                 <w:rFonts w:hint="eastAsia"/>
               </w:rPr>
-              <w:t>購入申請却下</w:t>
+              <w:t>見積業者行の追加・更新・未確定削除。業者依頼送信は行わない</w:t>
             </w:r>
           </w:p>
         </w:tc>
@@ -14406,7 +14857,7 @@
           </w:tcPr>
           <w:p>
             <w:r>
-              <w:t>25-05</w:t>
+              <w:t>25-11</w:t>
             </w:r>
           </w:p>
         </w:tc>
@@ -14419,7 +14870,7 @@
               <w:rPr>
                 <w:rFonts w:hint="eastAsia"/>
               </w:rPr>
-              <w:t>編集リスト候補取得</w:t>
+              <w:t>見積ドラフト保存</w:t>
             </w:r>
           </w:p>
         </w:tc>
@@ -14429,6 +14880,142 @@
           </w:tcPr>
           <w:p>
             <w:r>
+              <w:t>POST</w:t>
+            </w:r>
+          </w:p>
+        </w:tc>
+        <w:tc>
+          <w:tcPr>
+            <w:tcW w:w="833" w:type="pct"/>
+          </w:tcPr>
+          <w:p>
+            <w:r>
+              <w:t>/quotation-data-box/quotations</w:t>
+            </w:r>
+          </w:p>
+        </w:tc>
+        <w:tc>
+          <w:tcPr>
+            <w:tcW w:w="833" w:type="pct"/>
+          </w:tcPr>
+          <w:p>
+            <w:r>
+              <w:rPr>
+                <w:rFonts w:hint="eastAsia"/>
+              </w:rPr>
+              <w:t>見積ヘッダー・明細・原本メタデータ保存</w:t>
+            </w:r>
+          </w:p>
+        </w:tc>
+        <w:tc>
+          <w:tcPr>
+            <w:tcW w:w="833" w:type="pct"/>
+          </w:tcPr>
+          <w:p>
+            <w:r>
+              <w:t>normal_quotation</w:t>
+            </w:r>
+          </w:p>
+        </w:tc>
+      </w:tr>
+      <w:tr>
+        <w:tc>
+          <w:tcPr>
+            <w:tcW w:w="833" w:type="pct"/>
+          </w:tcPr>
+          <w:p>
+            <w:r>
+              <w:t>25-12</w:t>
+            </w:r>
+          </w:p>
+        </w:tc>
+        <w:tc>
+          <w:tcPr>
+            <w:tcW w:w="833" w:type="pct"/>
+          </w:tcPr>
+          <w:p>
+            <w:r>
+              <w:rPr>
+                <w:rFonts w:hint="eastAsia"/>
+              </w:rPr>
+              <w:t>見積確定</w:t>
+            </w:r>
+          </w:p>
+        </w:tc>
+        <w:tc>
+          <w:tcPr>
+            <w:tcW w:w="833" w:type="pct"/>
+          </w:tcPr>
+          <w:p>
+            <w:r>
+              <w:t>POST</w:t>
+            </w:r>
+          </w:p>
+        </w:tc>
+        <w:tc>
+          <w:tcPr>
+            <w:tcW w:w="833" w:type="pct"/>
+          </w:tcPr>
+          <w:p>
+            <w:r>
+              <w:t>/quotation-data-box/quotations/{quotationId}/confirm</w:t>
+            </w:r>
+          </w:p>
+        </w:tc>
+        <w:tc>
+          <w:tcPr>
+            <w:tcW w:w="833" w:type="pct"/>
+          </w:tcPr>
+          <w:p>
+            <w:r>
+              <w:rPr>
+                <w:rFonts w:hint="eastAsia"/>
+              </w:rPr>
+              <w:t>見積DB登録/発注見積登録の確定</w:t>
+            </w:r>
+          </w:p>
+        </w:tc>
+        <w:tc>
+          <w:tcPr>
+            <w:tcW w:w="833" w:type="pct"/>
+          </w:tcPr>
+          <w:p>
+            <w:r>
+              <w:t>normal_quotation</w:t>
+            </w:r>
+          </w:p>
+        </w:tc>
+      </w:tr>
+      <w:tr>
+        <w:tc>
+          <w:tcPr>
+            <w:tcW w:w="833" w:type="pct"/>
+          </w:tcPr>
+          <w:p>
+            <w:r>
+              <w:t>25-13</w:t>
+            </w:r>
+          </w:p>
+        </w:tc>
+        <w:tc>
+          <w:tcPr>
+            <w:tcW w:w="833" w:type="pct"/>
+          </w:tcPr>
+          <w:p>
+            <w:r>
+              <w:rPr>
+                <w:rFonts w:hint="eastAsia"/>
+              </w:rPr>
+              <w:t>見積管理明細一覧取得</w:t>
+            </w:r>
+          </w:p>
+        </w:tc>
+        <w:tc>
+          <w:tcPr>
+            <w:tcW w:w="833" w:type="pct"/>
+          </w:tcPr>
+          <w:p>
+            <w:r>
               <w:t>GET</w:t>
             </w:r>
           </w:p>
@@ -14439,7 +15026,7 @@
           </w:tcPr>
           <w:p>
             <w:r>
-              <w:t>/quotation-data-box/purchase-management/edit-list-candidates</w:t>
+              <w:t>/quotation-management/quotation-items</w:t>
             </w:r>
           </w:p>
         </w:tc>
@@ -14452,7 +15039,7 @@
               <w:rPr>
                 <w:rFonts w:hint="eastAsia"/>
               </w:rPr>
-              <w:t>通常編集リスト候補</w:t>
+              <w:t>購入見積明細一覧参照</w:t>
             </w:r>
           </w:p>
         </w:tc>
@@ -14462,7 +15049,7 @@
           </w:tcPr>
           <w:p>
             <w:r>
-              <w:t>normal_purchase</w:t>
+              <w:t>normal_quotation</w:t>
             </w:r>
           </w:p>
         </w:tc>
@@ -14474,7 +15061,7 @@
           </w:tcPr>
           <w:p>
             <w:r>
-              <w:t>25-06</w:t>
+              <w:t>25-14</w:t>
             </w:r>
           </w:p>
         </w:tc>
@@ -14487,7 +15074,7 @@
               <w:rPr>
                 <w:rFonts w:hint="eastAsia"/>
               </w:rPr>
-              <w:t>編集リスト新規作成・購入申請取り込み</w:t>
+              <w:t>発注登録</w:t>
             </w:r>
           </w:p>
         </w:tc>
@@ -14507,7 +15094,7 @@
           </w:tcPr>
           <w:p>
             <w:r>
-              <w:t>/quotation-data-box/purchase-management/edit-lists</w:t>
+              <w:t>/quotation-data-box/order-registration/orders</w:t>
             </w:r>
           </w:p>
         </w:tc>
@@ -14520,7 +15107,7 @@
               <w:rPr>
                 <w:rFonts w:hint="eastAsia"/>
               </w:rPr>
-              <w:t>新規通常編集リスト作成と申請取り込み</w:t>
+              <w:t>発注ヘッダー・明細作成</w:t>
             </w:r>
           </w:p>
         </w:tc>
@@ -14530,7 +15117,7 @@
           </w:tcPr>
           <w:p>
             <w:r>
-              <w:t>normal_purchase</w:t>
+              <w:t>normal_order</w:t>
             </w:r>
           </w:p>
         </w:tc>
@@ -14542,7 +15129,7 @@
           </w:tcPr>
           <w:p>
             <w:r>
-              <w:t>25-07</w:t>
+              <w:t>25-15</w:t>
             </w:r>
           </w:p>
         </w:tc>
@@ -14555,7 +15142,7 @@
               <w:rPr>
                 <w:rFonts w:hint="eastAsia"/>
               </w:rPr>
-              <w:t>既存編集リストへの購入申請取り込み</w:t>
+              <w:t>納品検収予定日登録</w:t>
             </w:r>
           </w:p>
         </w:tc>
@@ -14575,7 +15162,7 @@
           </w:tcPr>
           <w:p>
             <w:r>
-              <w:t>/quotation-data-box/purchase-management/edit-lists/{editListId}/import-applications</w:t>
+              <w:t>/quotation-data-box/inspection-registration/records</w:t>
             </w:r>
           </w:p>
         </w:tc>
@@ -14588,7 +15175,7 @@
               <w:rPr>
                 <w:rFonts w:hint="eastAsia"/>
               </w:rPr>
-              <w:t>既存通常編集リストへ申請追加</w:t>
+              <w:t>検収日・検収書種別登録</w:t>
             </w:r>
           </w:p>
         </w:tc>
@@ -14598,7 +15185,7 @@
           </w:tcPr>
           <w:p>
             <w:r>
-              <w:t>normal_purchase</w:t>
+              <w:t>normal_acceptance</w:t>
             </w:r>
           </w:p>
         </w:tc>
@@ -14610,7 +15197,8 @@
           </w:tcPr>
           <w:p>
             <w:r>
-              <w:t>25-08</w:t>
+              <w:lastRenderedPageBreak/>
+              <w:t>25-16</w:t>
             </w:r>
           </w:p>
         </w:tc>
@@ -14623,7 +15211,7 @@
               <w:rPr>
                 <w:rFonts w:hint="eastAsia"/>
               </w:rPr>
-              <w:t>購入管理RFQ一覧取得</w:t>
+              <w:t>検収登録完了</w:t>
             </w:r>
           </w:p>
         </w:tc>
@@ -14633,7 +15221,7 @@
           </w:tcPr>
           <w:p>
             <w:r>
-              <w:t>GET</w:t>
+              <w:t>POST</w:t>
             </w:r>
           </w:p>
         </w:tc>
@@ -14643,7 +15231,7 @@
           </w:tcPr>
           <w:p>
             <w:r>
-              <w:t>/quotation-data-box/rfq-groups</w:t>
+              <w:t>/quotation-data-box/asset-provisional-registration/complete</w:t>
             </w:r>
           </w:p>
         </w:tc>
@@ -14656,7 +15244,7 @@
               <w:rPr>
                 <w:rFonts w:hint="eastAsia"/>
               </w:rPr>
-              <w:t>購入管理RFQ一覧とタブ件数</w:t>
+              <w:t>検収登録済み個体保存</w:t>
             </w:r>
           </w:p>
         </w:tc>
@@ -14666,10 +15254,7 @@
           </w:tcPr>
           <w:p>
             <w:r>
-              <w:rPr>
-                <w:rFonts w:hint="eastAsia"/>
-              </w:rPr>
-              <w:t>入口権限いずれか</w:t>
+              <w:t>normal_acceptance</w:t>
             </w:r>
           </w:p>
         </w:tc>
@@ -14681,559 +15266,6 @@
           </w:tcPr>
           <w:p>
             <w:r>
-              <w:t>25-09</w:t>
-            </w:r>
-          </w:p>
-        </w:tc>
-        <w:tc>
-          <w:tcPr>
-            <w:tcW w:w="833" w:type="pct"/>
-          </w:tcPr>
-          <w:p>
-            <w:r>
-              <w:rPr>
-                <w:rFonts w:hint="eastAsia"/>
-              </w:rPr>
-              <w:t>RFQグループ詳細取得</w:t>
-            </w:r>
-          </w:p>
-        </w:tc>
-        <w:tc>
-          <w:tcPr>
-            <w:tcW w:w="833" w:type="pct"/>
-          </w:tcPr>
-          <w:p>
-            <w:r>
-              <w:t>GET</w:t>
-            </w:r>
-          </w:p>
-        </w:tc>
-        <w:tc>
-          <w:tcPr>
-            <w:tcW w:w="833" w:type="pct"/>
-          </w:tcPr>
-          <w:p>
-            <w:r>
-              <w:t>/quotation-data-box/rf</w:t>
-            </w:r>
-            <w:r>
-              <w:lastRenderedPageBreak/>
-              <w:t>q-groups/{rfqGroupId}</w:t>
-            </w:r>
-          </w:p>
-        </w:tc>
-        <w:tc>
-          <w:tcPr>
-            <w:tcW w:w="833" w:type="pct"/>
-          </w:tcPr>
-          <w:p>
-            <w:r>
-              <w:rPr>
-                <w:rFonts w:hint="eastAsia"/>
-              </w:rPr>
-              <w:lastRenderedPageBreak/>
-              <w:t>RFQ詳細・共通画面表示</w:t>
-            </w:r>
-          </w:p>
-        </w:tc>
-        <w:tc>
-          <w:tcPr>
-            <w:tcW w:w="833" w:type="pct"/>
-          </w:tcPr>
-          <w:p>
-            <w:r>
-              <w:rPr>
-                <w:rFonts w:hint="eastAsia"/>
-              </w:rPr>
-              <w:t>入口権限いずれか</w:t>
-            </w:r>
-          </w:p>
-        </w:tc>
-      </w:tr>
-      <w:tr>
-        <w:tc>
-          <w:tcPr>
-            <w:tcW w:w="833" w:type="pct"/>
-          </w:tcPr>
-          <w:p>
-            <w:r>
-              <w:t>25-10</w:t>
-            </w:r>
-          </w:p>
-        </w:tc>
-        <w:tc>
-          <w:tcPr>
-            <w:tcW w:w="833" w:type="pct"/>
-          </w:tcPr>
-          <w:p>
-            <w:r>
-              <w:rPr>
-                <w:rFonts w:hint="eastAsia"/>
-              </w:rPr>
-              <w:t>見積登録先業者保存</w:t>
-            </w:r>
-          </w:p>
-        </w:tc>
-        <w:tc>
-          <w:tcPr>
-            <w:tcW w:w="833" w:type="pct"/>
-          </w:tcPr>
-          <w:p>
-            <w:r>
-              <w:t>POST</w:t>
-            </w:r>
-          </w:p>
-        </w:tc>
-        <w:tc>
-          <w:tcPr>
-            <w:tcW w:w="833" w:type="pct"/>
-          </w:tcPr>
-          <w:p>
-            <w:r>
-              <w:t>/quotation-data-box/rfq-groups/{rfqGroupId}/vendor-requests</w:t>
-            </w:r>
-          </w:p>
-        </w:tc>
-        <w:tc>
-          <w:tcPr>
-            <w:tcW w:w="833" w:type="pct"/>
-          </w:tcPr>
-          <w:p>
-            <w:r>
-              <w:rPr>
-                <w:rFonts w:hint="eastAsia"/>
-              </w:rPr>
-              <w:t>見積業者行の追加・更新・未確定削除。業者依頼送信は行わない</w:t>
-            </w:r>
-          </w:p>
-        </w:tc>
-        <w:tc>
-          <w:tcPr>
-            <w:tcW w:w="833" w:type="pct"/>
-          </w:tcPr>
-          <w:p>
-            <w:r>
-              <w:t>normal_purchase</w:t>
-            </w:r>
-          </w:p>
-        </w:tc>
-      </w:tr>
-      <w:tr>
-        <w:tc>
-          <w:tcPr>
-            <w:tcW w:w="833" w:type="pct"/>
-          </w:tcPr>
-          <w:p>
-            <w:r>
-              <w:t>25-11</w:t>
-            </w:r>
-          </w:p>
-        </w:tc>
-        <w:tc>
-          <w:tcPr>
-            <w:tcW w:w="833" w:type="pct"/>
-          </w:tcPr>
-          <w:p>
-            <w:r>
-              <w:rPr>
-                <w:rFonts w:hint="eastAsia"/>
-              </w:rPr>
-              <w:t>見積ドラフト保存</w:t>
-            </w:r>
-          </w:p>
-        </w:tc>
-        <w:tc>
-          <w:tcPr>
-            <w:tcW w:w="833" w:type="pct"/>
-          </w:tcPr>
-          <w:p>
-            <w:r>
-              <w:t>POST</w:t>
-            </w:r>
-          </w:p>
-        </w:tc>
-        <w:tc>
-          <w:tcPr>
-            <w:tcW w:w="833" w:type="pct"/>
-          </w:tcPr>
-          <w:p>
-            <w:r>
-              <w:t>/quotation-data-box/quotations</w:t>
-            </w:r>
-          </w:p>
-        </w:tc>
-        <w:tc>
-          <w:tcPr>
-            <w:tcW w:w="833" w:type="pct"/>
-          </w:tcPr>
-          <w:p>
-            <w:r>
-              <w:rPr>
-                <w:rFonts w:hint="eastAsia"/>
-              </w:rPr>
-              <w:t>見積ヘッダー・明細・原本メタデータ保存</w:t>
-            </w:r>
-          </w:p>
-        </w:tc>
-        <w:tc>
-          <w:tcPr>
-            <w:tcW w:w="833" w:type="pct"/>
-          </w:tcPr>
-          <w:p>
-            <w:r>
-              <w:t>normal_quotation</w:t>
-            </w:r>
-          </w:p>
-        </w:tc>
-      </w:tr>
-      <w:tr>
-        <w:tc>
-          <w:tcPr>
-            <w:tcW w:w="833" w:type="pct"/>
-          </w:tcPr>
-          <w:p>
-            <w:r>
-              <w:t>25-12</w:t>
-            </w:r>
-          </w:p>
-        </w:tc>
-        <w:tc>
-          <w:tcPr>
-            <w:tcW w:w="833" w:type="pct"/>
-          </w:tcPr>
-          <w:p>
-            <w:r>
-              <w:rPr>
-                <w:rFonts w:hint="eastAsia"/>
-              </w:rPr>
-              <w:t>見積確定</w:t>
-            </w:r>
-          </w:p>
-        </w:tc>
-        <w:tc>
-          <w:tcPr>
-            <w:tcW w:w="833" w:type="pct"/>
-          </w:tcPr>
-          <w:p>
-            <w:r>
-              <w:t>POST</w:t>
-            </w:r>
-          </w:p>
-        </w:tc>
-        <w:tc>
-          <w:tcPr>
-            <w:tcW w:w="833" w:type="pct"/>
-          </w:tcPr>
-          <w:p>
-            <w:r>
-              <w:t>/quotation-data-box/quotations/{quotationId}/confirm</w:t>
-            </w:r>
-          </w:p>
-        </w:tc>
-        <w:tc>
-          <w:tcPr>
-            <w:tcW w:w="833" w:type="pct"/>
-          </w:tcPr>
-          <w:p>
-            <w:r>
-              <w:rPr>
-                <w:rFonts w:hint="eastAsia"/>
-              </w:rPr>
-              <w:t>見積DB登録/発注見積登録の確定</w:t>
-            </w:r>
-          </w:p>
-        </w:tc>
-        <w:tc>
-          <w:tcPr>
-            <w:tcW w:w="833" w:type="pct"/>
-          </w:tcPr>
-          <w:p>
-            <w:r>
-              <w:t>normal_quotation</w:t>
-            </w:r>
-          </w:p>
-        </w:tc>
-      </w:tr>
-      <w:tr>
-        <w:tc>
-          <w:tcPr>
-            <w:tcW w:w="833" w:type="pct"/>
-          </w:tcPr>
-          <w:p>
-            <w:r>
-              <w:t>25-13</w:t>
-            </w:r>
-          </w:p>
-        </w:tc>
-        <w:tc>
-          <w:tcPr>
-            <w:tcW w:w="833" w:type="pct"/>
-          </w:tcPr>
-          <w:p>
-            <w:r>
-              <w:rPr>
-                <w:rFonts w:hint="eastAsia"/>
-              </w:rPr>
-              <w:t>見積管理明細一覧取得</w:t>
-            </w:r>
-          </w:p>
-        </w:tc>
-        <w:tc>
-          <w:tcPr>
-            <w:tcW w:w="833" w:type="pct"/>
-          </w:tcPr>
-          <w:p>
-            <w:r>
-              <w:t>GET</w:t>
-            </w:r>
-          </w:p>
-        </w:tc>
-        <w:tc>
-          <w:tcPr>
-            <w:tcW w:w="833" w:type="pct"/>
-          </w:tcPr>
-          <w:p>
-            <w:r>
-              <w:t>/quotation-management/quotation-items</w:t>
-            </w:r>
-          </w:p>
-        </w:tc>
-        <w:tc>
-          <w:tcPr>
-            <w:tcW w:w="833" w:type="pct"/>
-          </w:tcPr>
-          <w:p>
-            <w:r>
-              <w:rPr>
-                <w:rFonts w:hint="eastAsia"/>
-              </w:rPr>
-              <w:t>購入見積明細一覧参照</w:t>
-            </w:r>
-          </w:p>
-        </w:tc>
-        <w:tc>
-          <w:tcPr>
-            <w:tcW w:w="833" w:type="pct"/>
-          </w:tcPr>
-          <w:p>
-            <w:r>
-              <w:t>normal_quotation</w:t>
-            </w:r>
-          </w:p>
-        </w:tc>
-      </w:tr>
-      <w:tr>
-        <w:tc>
-          <w:tcPr>
-            <w:tcW w:w="833" w:type="pct"/>
-          </w:tcPr>
-          <w:p>
-            <w:r>
-              <w:t>25-14</w:t>
-            </w:r>
-          </w:p>
-        </w:tc>
-        <w:tc>
-          <w:tcPr>
-            <w:tcW w:w="833" w:type="pct"/>
-          </w:tcPr>
-          <w:p>
-            <w:r>
-              <w:rPr>
-                <w:rFonts w:hint="eastAsia"/>
-              </w:rPr>
-              <w:t>発注登録</w:t>
-            </w:r>
-          </w:p>
-        </w:tc>
-        <w:tc>
-          <w:tcPr>
-            <w:tcW w:w="833" w:type="pct"/>
-          </w:tcPr>
-          <w:p>
-            <w:r>
-              <w:t>POST</w:t>
-            </w:r>
-          </w:p>
-        </w:tc>
-        <w:tc>
-          <w:tcPr>
-            <w:tcW w:w="833" w:type="pct"/>
-          </w:tcPr>
-          <w:p>
-            <w:r>
-              <w:t>/quotation-data-box/order-registration/orders</w:t>
-            </w:r>
-          </w:p>
-        </w:tc>
-        <w:tc>
-          <w:tcPr>
-            <w:tcW w:w="833" w:type="pct"/>
-          </w:tcPr>
-          <w:p>
-            <w:r>
-              <w:rPr>
-                <w:rFonts w:hint="eastAsia"/>
-              </w:rPr>
-              <w:t>発注ヘッダー・明細作成</w:t>
-            </w:r>
-          </w:p>
-        </w:tc>
-        <w:tc>
-          <w:tcPr>
-            <w:tcW w:w="833" w:type="pct"/>
-          </w:tcPr>
-          <w:p>
-            <w:r>
-              <w:t>normal_order</w:t>
-            </w:r>
-          </w:p>
-        </w:tc>
-      </w:tr>
-      <w:tr>
-        <w:tc>
-          <w:tcPr>
-            <w:tcW w:w="833" w:type="pct"/>
-          </w:tcPr>
-          <w:p>
-            <w:r>
-              <w:t>25-15</w:t>
-            </w:r>
-          </w:p>
-        </w:tc>
-        <w:tc>
-          <w:tcPr>
-            <w:tcW w:w="833" w:type="pct"/>
-          </w:tcPr>
-          <w:p>
-            <w:r>
-              <w:rPr>
-                <w:rFonts w:hint="eastAsia"/>
-              </w:rPr>
-              <w:t>納品検収予定日登録</w:t>
-            </w:r>
-          </w:p>
-        </w:tc>
-        <w:tc>
-          <w:tcPr>
-            <w:tcW w:w="833" w:type="pct"/>
-          </w:tcPr>
-          <w:p>
-            <w:r>
-              <w:t>POST</w:t>
-            </w:r>
-          </w:p>
-        </w:tc>
-        <w:tc>
-          <w:tcPr>
-            <w:tcW w:w="833" w:type="pct"/>
-          </w:tcPr>
-          <w:p>
-            <w:r>
-              <w:t>/quotation-data-box/inspection-registration/records</w:t>
-            </w:r>
-          </w:p>
-        </w:tc>
-        <w:tc>
-          <w:tcPr>
-            <w:tcW w:w="833" w:type="pct"/>
-          </w:tcPr>
-          <w:p>
-            <w:r>
-              <w:rPr>
-                <w:rFonts w:hint="eastAsia"/>
-              </w:rPr>
-              <w:t>検収日・検収書種別登録</w:t>
-            </w:r>
-          </w:p>
-        </w:tc>
-        <w:tc>
-          <w:tcPr>
-            <w:tcW w:w="833" w:type="pct"/>
-          </w:tcPr>
-          <w:p>
-            <w:r>
-              <w:t>normal_acceptance</w:t>
-            </w:r>
-          </w:p>
-        </w:tc>
-      </w:tr>
-      <w:tr>
-        <w:tc>
-          <w:tcPr>
-            <w:tcW w:w="833" w:type="pct"/>
-          </w:tcPr>
-          <w:p>
-            <w:r>
-              <w:t>25-16</w:t>
-            </w:r>
-          </w:p>
-        </w:tc>
-        <w:tc>
-          <w:tcPr>
-            <w:tcW w:w="833" w:type="pct"/>
-          </w:tcPr>
-          <w:p>
-            <w:r>
-              <w:rPr>
-                <w:rFonts w:hint="eastAsia"/>
-              </w:rPr>
-              <w:t>検収登録完了</w:t>
-            </w:r>
-          </w:p>
-        </w:tc>
-        <w:tc>
-          <w:tcPr>
-            <w:tcW w:w="833" w:type="pct"/>
-          </w:tcPr>
-          <w:p>
-            <w:r>
-              <w:t>POST</w:t>
-            </w:r>
-          </w:p>
-        </w:tc>
-        <w:tc>
-          <w:tcPr>
-            <w:tcW w:w="833" w:type="pct"/>
-          </w:tcPr>
-          <w:p>
-            <w:r>
-              <w:t>/quotation-data-box/asset-provisional-registration/complete</w:t>
-            </w:r>
-          </w:p>
-        </w:tc>
-        <w:tc>
-          <w:tcPr>
-            <w:tcW w:w="833" w:type="pct"/>
-          </w:tcPr>
-          <w:p>
-            <w:r>
-              <w:rPr>
-                <w:rFonts w:hint="eastAsia"/>
-              </w:rPr>
-              <w:t>検収登録済み個体保存</w:t>
-            </w:r>
-          </w:p>
-        </w:tc>
-        <w:tc>
-          <w:tcPr>
-            <w:tcW w:w="833" w:type="pct"/>
-          </w:tcPr>
-          <w:p>
-            <w:r>
-              <w:t>normal_acceptance</w:t>
-            </w:r>
-          </w:p>
-        </w:tc>
-      </w:tr>
-      <w:tr>
-        <w:tc>
-          <w:tcPr>
-            <w:tcW w:w="833" w:type="pct"/>
-          </w:tcPr>
-          <w:p>
-            <w:r>
-              <w:lastRenderedPageBreak/>
               <w:t>25-17</w:t>
             </w:r>
           </w:p>
@@ -15372,7 +15404,7 @@
           <w:rFonts w:hint="eastAsia"/>
         </w:rPr>
       </w:pPr>
-      <w:bookmarkStart w:id="19" w:name="_Toc231410911"/>
+      <w:bookmarkStart w:id="19" w:name="_Toc231757995"/>
       <w:r>
         <w:rPr>
           <w:rFonts w:hint="eastAsia"/>
@@ -15388,7 +15420,7 @@
           <w:rFonts w:hint="eastAsia"/>
         </w:rPr>
       </w:pPr>
-      <w:bookmarkStart w:id="20" w:name="_Toc231410912"/>
+      <w:bookmarkStart w:id="20" w:name="_Toc231757996"/>
       <w:r>
         <w:rPr>
           <w:rFonts w:hint="eastAsia"/>
@@ -15454,11 +15486,12 @@
           <w:rFonts w:hint="eastAsia"/>
         </w:rPr>
       </w:pPr>
-      <w:bookmarkStart w:id="21" w:name="_Toc231410913"/>
+      <w:bookmarkStart w:id="21" w:name="_Toc231757997"/>
       <w:r>
         <w:rPr>
           <w:rFonts w:hint="eastAsia"/>
         </w:rPr>
+        <w:lastRenderedPageBreak/>
         <w:t>リクエストパラメータ</w:t>
       </w:r>
       <w:bookmarkEnd w:id="21"/>
@@ -15705,7 +15738,6 @@
           </w:tcPr>
           <w:p>
             <w:r>
-              <w:lastRenderedPageBreak/>
               <w:t>rfqLimit</w:t>
             </w:r>
           </w:p>
@@ -15898,6 +15930,7 @@
         <w:rPr>
           <w:rFonts w:hint="eastAsia"/>
         </w:rPr>
+        <w:lastRenderedPageBreak/>
         <w:t>個別操作の可否は `normal_purchase` / `normal_quotation` / `normal_order` / `normal_acceptance` ごとに返し、各操作APIでも再判定する。</w:t>
       </w:r>
     </w:p>
@@ -15921,12 +15954,11 @@
           <w:rFonts w:hint="eastAsia"/>
         </w:rPr>
       </w:pPr>
-      <w:bookmarkStart w:id="22" w:name="_Toc231410914"/>
+      <w:bookmarkStart w:id="22" w:name="_Toc231757998"/>
       <w:r>
         <w:rPr>
           <w:rFonts w:hint="eastAsia"/>
         </w:rPr>
-        <w:lastRenderedPageBreak/>
         <w:t>レスポンス（成功時）</w:t>
       </w:r>
       <w:bookmarkEnd w:id="22"/>
@@ -16315,7 +16347,7 @@
           <w:rFonts w:hint="eastAsia"/>
         </w:rPr>
       </w:pPr>
-      <w:bookmarkStart w:id="23" w:name="_Toc231410915"/>
+      <w:bookmarkStart w:id="23" w:name="_Toc231757999"/>
       <w:r>
         <w:rPr>
           <w:rFonts w:hint="eastAsia"/>
@@ -16591,11 +16623,12 @@
           <w:rFonts w:hint="eastAsia"/>
         </w:rPr>
       </w:pPr>
-      <w:bookmarkStart w:id="24" w:name="_Toc231410916"/>
+      <w:bookmarkStart w:id="24" w:name="_Toc231758000"/>
       <w:r>
         <w:rPr>
           <w:rFonts w:hint="eastAsia"/>
         </w:rPr>
+        <w:lastRenderedPageBreak/>
         <w:t>購入申請受付一覧取得（/quotation-data-box/purchase-management/applications）</w:t>
       </w:r>
       <w:bookmarkEnd w:id="24"/>
@@ -16634,7 +16667,6 @@
     </w:p>
     <w:p>
       <w:r>
-        <w:lastRenderedPageBreak/>
         <w:t>Path: /quotation-data-box/purchase-management/applications</w:t>
       </w:r>
     </w:p>
@@ -16658,7 +16690,7 @@
           <w:rFonts w:hint="eastAsia"/>
         </w:rPr>
       </w:pPr>
-      <w:bookmarkStart w:id="25" w:name="_Toc231410917"/>
+      <w:bookmarkStart w:id="25" w:name="_Toc231758001"/>
       <w:r>
         <w:rPr>
           <w:rFonts w:hint="eastAsia"/>
@@ -17300,6 +17332,7 @@
         <w:rPr>
           <w:rFonts w:hint="eastAsia"/>
         </w:rPr>
+        <w:lastRenderedPageBreak/>
         <w:t>権限チェック</w:t>
       </w:r>
     </w:p>
@@ -17339,7 +17372,6 @@
         <w:rPr>
           <w:rFonts w:hint="eastAsia"/>
         </w:rPr>
-        <w:lastRenderedPageBreak/>
         <w:t>認可条件: 通常アカウントの場合、購入管理タブ入口は作業対象施設の `facility_feature_settings` と `user_facility_feature_settings` の両方で `normal_purchase` / `normal_order` / `normal_acceptance` / `normal_quotation` のいずれかが有効であれば参照可能とする</w:t>
       </w:r>
     </w:p>
@@ -17442,7 +17474,7 @@
           <w:rFonts w:hint="eastAsia"/>
         </w:rPr>
       </w:pPr>
-      <w:bookmarkStart w:id="26" w:name="_Toc231410918"/>
+      <w:bookmarkStart w:id="26" w:name="_Toc231758002"/>
       <w:r>
         <w:rPr>
           <w:rFonts w:hint="eastAsia"/>
@@ -17737,6 +17769,7 @@
           </w:tcPr>
           <w:p>
             <w:r>
+              <w:lastRenderedPageBreak/>
               <w:t>items[].status</w:t>
             </w:r>
           </w:p>
@@ -17917,7 +17950,6 @@
           </w:tcPr>
           <w:p>
             <w:r>
-              <w:lastRenderedPageBreak/>
               <w:t>items[].sectionName</w:t>
             </w:r>
           </w:p>
@@ -18325,7 +18357,7 @@
           <w:rFonts w:hint="eastAsia"/>
         </w:rPr>
       </w:pPr>
-      <w:bookmarkStart w:id="27" w:name="_Toc231410919"/>
+      <w:bookmarkStart w:id="27" w:name="_Toc231758003"/>
       <w:r>
         <w:rPr>
           <w:rFonts w:hint="eastAsia"/>
@@ -18636,11 +18668,12 @@
           <w:rFonts w:hint="eastAsia"/>
         </w:rPr>
       </w:pPr>
-      <w:bookmarkStart w:id="28" w:name="_Toc231410920"/>
+      <w:bookmarkStart w:id="28" w:name="_Toc231758004"/>
       <w:r>
         <w:rPr>
           <w:rFonts w:hint="eastAsia"/>
         </w:rPr>
+        <w:lastRenderedPageBreak/>
         <w:t>購入申請詳細取得（/quotation-data-box/purchase-management/applications/{applicationId}）</w:t>
       </w:r>
       <w:bookmarkEnd w:id="28"/>
@@ -18669,7 +18702,6 @@
         <w:rPr>
           <w:rFonts w:hint="eastAsia"/>
         </w:rPr>
-        <w:lastRenderedPageBreak/>
         <w:t>エンドポイント</w:t>
       </w:r>
     </w:p>
@@ -18703,7 +18735,7 @@
           <w:rFonts w:hint="eastAsia"/>
         </w:rPr>
       </w:pPr>
-      <w:bookmarkStart w:id="29" w:name="_Toc231410921"/>
+      <w:bookmarkStart w:id="29" w:name="_Toc231758005"/>
       <w:r>
         <w:rPr>
           <w:rFonts w:hint="eastAsia"/>
@@ -19007,6 +19039,7 @@
         <w:rPr>
           <w:rFonts w:hint="eastAsia"/>
         </w:rPr>
+        <w:lastRenderedPageBreak/>
         <w:t>更新購入の場合は `application_assets.replacement_action` を返し、資産登録完了時の後処理方針を確認できるようにする。</w:t>
       </w:r>
     </w:p>
@@ -19017,12 +19050,11 @@
           <w:rFonts w:hint="eastAsia"/>
         </w:rPr>
       </w:pPr>
-      <w:bookmarkStart w:id="30" w:name="_Toc231410922"/>
+      <w:bookmarkStart w:id="30" w:name="_Toc231758006"/>
       <w:r>
         <w:rPr>
           <w:rFonts w:hint="eastAsia"/>
         </w:rPr>
-        <w:lastRenderedPageBreak/>
         <w:t>レスポンス（成功時）</w:t>
       </w:r>
       <w:bookmarkEnd w:id="30"/>
@@ -19721,6 +19753,7 @@
         <w:rPr>
           <w:rFonts w:hint="eastAsia"/>
         </w:rPr>
+        <w:lastRenderedPageBreak/>
         <w:t>assets要素（PurchaseApplicationAsset）</w:t>
       </w:r>
     </w:p>
@@ -19878,7 +19911,6 @@
           </w:tcPr>
           <w:p>
             <w:r>
-              <w:lastRenderedPageBreak/>
               <w:t>assetRole</w:t>
             </w:r>
           </w:p>
@@ -20516,7 +20548,11 @@
           </w:tcPr>
           <w:p>
             <w:r>
-              <w:t>`REQUEST_ATTACHMENT` / `RFQ_REQUEST` / `QUOTATION` / `ORDER` / `ACCEPTANCE` / `PHOTO` / `OTHER`</w:t>
+              <w:t>`REQUEST_ATTACHMENT` / `RFQ_REQUEST` / `QUOTATION` / `ORDER` / `ACCEPTANCE</w:t>
+            </w:r>
+            <w:r>
+              <w:lastRenderedPageBreak/>
+              <w:t>` / `PHOTO` / `OTHER`</w:t>
             </w:r>
           </w:p>
         </w:tc>
@@ -20846,7 +20882,7 @@
           <w:rFonts w:hint="eastAsia"/>
         </w:rPr>
       </w:pPr>
-      <w:bookmarkStart w:id="31" w:name="_Toc231410923"/>
+      <w:bookmarkStart w:id="31" w:name="_Toc231758007"/>
       <w:r>
         <w:rPr>
           <w:rFonts w:hint="eastAsia"/>
@@ -21122,7 +21158,7 @@
           <w:rFonts w:hint="eastAsia"/>
         </w:rPr>
       </w:pPr>
-      <w:bookmarkStart w:id="32" w:name="_Toc231410924"/>
+      <w:bookmarkStart w:id="32" w:name="_Toc231758008"/>
       <w:r>
         <w:rPr>
           <w:rFonts w:hint="eastAsia"/>
@@ -21155,6 +21191,7 @@
         <w:rPr>
           <w:rFonts w:hint="eastAsia"/>
         </w:rPr>
+        <w:lastRenderedPageBreak/>
         <w:t>エンドポイント</w:t>
       </w:r>
     </w:p>
@@ -21165,7 +21202,6 @@
     </w:p>
     <w:p>
       <w:r>
-        <w:lastRenderedPageBreak/>
         <w:t>Path: /quotation-data-box/purchase-management/applications/{applicationId}/reject</w:t>
       </w:r>
     </w:p>
@@ -21189,7 +21225,7 @@
           <w:rFonts w:hint="eastAsia"/>
         </w:rPr>
       </w:pPr>
-      <w:bookmarkStart w:id="33" w:name="_Toc231410925"/>
+      <w:bookmarkStart w:id="33" w:name="_Toc231758009"/>
       <w:r>
         <w:rPr>
           <w:rFonts w:hint="eastAsia"/>
@@ -21384,7 +21420,7 @@
           <w:rFonts w:hint="eastAsia"/>
         </w:rPr>
       </w:pPr>
-      <w:bookmarkStart w:id="34" w:name="_Toc231410926"/>
+      <w:bookmarkStart w:id="34" w:name="_Toc231758010"/>
       <w:r>
         <w:rPr>
           <w:rFonts w:hint="eastAsia"/>
@@ -21654,6 +21690,7 @@
         <w:rPr>
           <w:rFonts w:hint="eastAsia"/>
         </w:rPr>
+        <w:lastRenderedPageBreak/>
         <w:t>処理仕様</w:t>
       </w:r>
     </w:p>
@@ -21680,7 +21717,6 @@
         <w:rPr>
           <w:rFonts w:hint="eastAsia"/>
         </w:rPr>
-        <w:lastRenderedPageBreak/>
         <w:t>`applications.application_type='PURCHASE'`、`status='申請中'`、`edit_list_id IS NULL` を検証する。</w:t>
       </w:r>
     </w:p>
@@ -21730,7 +21766,7 @@
           <w:rFonts w:hint="eastAsia"/>
         </w:rPr>
       </w:pPr>
-      <w:bookmarkStart w:id="35" w:name="_Toc231410927"/>
+      <w:bookmarkStart w:id="35" w:name="_Toc231758011"/>
       <w:r>
         <w:rPr>
           <w:rFonts w:hint="eastAsia"/>
@@ -21988,7 +22024,7 @@
           <w:rFonts w:hint="eastAsia"/>
         </w:rPr>
       </w:pPr>
-      <w:bookmarkStart w:id="36" w:name="_Toc231410928"/>
+      <w:bookmarkStart w:id="36" w:name="_Toc231758012"/>
       <w:r>
         <w:rPr>
           <w:rFonts w:hint="eastAsia"/>
@@ -22299,7 +22335,7 @@
           <w:rFonts w:hint="eastAsia"/>
         </w:rPr>
       </w:pPr>
-      <w:bookmarkStart w:id="37" w:name="_Toc231410929"/>
+      <w:bookmarkStart w:id="37" w:name="_Toc231758013"/>
       <w:r>
         <w:rPr>
           <w:rFonts w:hint="eastAsia"/>
@@ -22366,7 +22402,7 @@
           <w:rFonts w:hint="eastAsia"/>
         </w:rPr>
       </w:pPr>
-      <w:bookmarkStart w:id="38" w:name="_Toc231410930"/>
+      <w:bookmarkStart w:id="38" w:name="_Toc231758014"/>
       <w:r>
         <w:rPr>
           <w:rFonts w:hint="eastAsia"/>
@@ -22917,7 +22953,7 @@
           <w:rFonts w:hint="eastAsia"/>
         </w:rPr>
       </w:pPr>
-      <w:bookmarkStart w:id="39" w:name="_Toc231410931"/>
+      <w:bookmarkStart w:id="39" w:name="_Toc231758015"/>
       <w:r>
         <w:rPr>
           <w:rFonts w:hint="eastAsia"/>
@@ -23442,7 +23478,7 @@
           <w:rFonts w:hint="eastAsia"/>
         </w:rPr>
       </w:pPr>
-      <w:bookmarkStart w:id="40" w:name="_Toc231410932"/>
+      <w:bookmarkStart w:id="40" w:name="_Toc231758016"/>
       <w:r>
         <w:rPr>
           <w:rFonts w:hint="eastAsia"/>
@@ -23718,7 +23754,7 @@
           <w:rFonts w:hint="eastAsia"/>
         </w:rPr>
       </w:pPr>
-      <w:bookmarkStart w:id="41" w:name="_Toc231410933"/>
+      <w:bookmarkStart w:id="41" w:name="_Toc231758017"/>
       <w:r>
         <w:rPr>
           <w:rFonts w:hint="eastAsia"/>
@@ -23784,7 +23820,7 @@
           <w:rFonts w:hint="eastAsia"/>
         </w:rPr>
       </w:pPr>
-      <w:bookmarkStart w:id="42" w:name="_Toc231410934"/>
+      <w:bookmarkStart w:id="42" w:name="_Toc231758018"/>
       <w:r>
         <w:rPr>
           <w:rFonts w:hint="eastAsia"/>
@@ -24304,7 +24340,7 @@
           <w:rFonts w:hint="eastAsia"/>
         </w:rPr>
       </w:pPr>
-      <w:bookmarkStart w:id="43" w:name="_Toc231410935"/>
+      <w:bookmarkStart w:id="43" w:name="_Toc231758019"/>
       <w:r>
         <w:rPr>
           <w:rFonts w:hint="eastAsia"/>
@@ -24742,7 +24778,7 @@
           <w:rFonts w:hint="eastAsia"/>
         </w:rPr>
       </w:pPr>
-      <w:bookmarkStart w:id="44" w:name="_Toc231410936"/>
+      <w:bookmarkStart w:id="44" w:name="_Toc231758020"/>
       <w:r>
         <w:rPr>
           <w:rFonts w:hint="eastAsia"/>
@@ -25054,7 +25090,7 @@
           <w:rFonts w:hint="eastAsia"/>
         </w:rPr>
       </w:pPr>
-      <w:bookmarkStart w:id="45" w:name="_Toc231410937"/>
+      <w:bookmarkStart w:id="45" w:name="_Toc231758021"/>
       <w:r>
         <w:rPr>
           <w:rFonts w:hint="eastAsia"/>
@@ -25120,7 +25156,7 @@
           <w:rFonts w:hint="eastAsia"/>
         </w:rPr>
       </w:pPr>
-      <w:bookmarkStart w:id="46" w:name="_Toc231410938"/>
+      <w:bookmarkStart w:id="46" w:name="_Toc231758022"/>
       <w:r>
         <w:rPr>
           <w:rFonts w:hint="eastAsia"/>
@@ -25315,7 +25351,7 @@
           <w:rFonts w:hint="eastAsia"/>
         </w:rPr>
       </w:pPr>
-      <w:bookmarkStart w:id="47" w:name="_Toc231410939"/>
+      <w:bookmarkStart w:id="47" w:name="_Toc231758023"/>
       <w:r>
         <w:rPr>
           <w:rFonts w:hint="eastAsia"/>
@@ -25732,7 +25768,7 @@
           <w:rFonts w:hint="eastAsia"/>
         </w:rPr>
       </w:pPr>
-      <w:bookmarkStart w:id="48" w:name="_Toc231410940"/>
+      <w:bookmarkStart w:id="48" w:name="_Toc231758024"/>
       <w:r>
         <w:rPr>
           <w:rFonts w:hint="eastAsia"/>
@@ -26081,7 +26117,7 @@
           <w:rFonts w:hint="eastAsia"/>
         </w:rPr>
       </w:pPr>
-      <w:bookmarkStart w:id="49" w:name="_Toc231410941"/>
+      <w:bookmarkStart w:id="49" w:name="_Toc231758025"/>
       <w:r>
         <w:rPr>
           <w:rFonts w:hint="eastAsia"/>
@@ -26392,7 +26428,7 @@
           <w:rFonts w:hint="eastAsia"/>
         </w:rPr>
       </w:pPr>
-      <w:bookmarkStart w:id="50" w:name="_Toc231410942"/>
+      <w:bookmarkStart w:id="50" w:name="_Toc231758026"/>
       <w:r>
         <w:rPr>
           <w:rFonts w:hint="eastAsia"/>
@@ -26458,7 +26494,7 @@
           <w:rFonts w:hint="eastAsia"/>
         </w:rPr>
       </w:pPr>
-      <w:bookmarkStart w:id="51" w:name="_Toc231410943"/>
+      <w:bookmarkStart w:id="51" w:name="_Toc231758027"/>
       <w:r>
         <w:rPr>
           <w:rFonts w:hint="eastAsia"/>
@@ -27143,7 +27179,7 @@
           <w:rFonts w:hint="eastAsia"/>
         </w:rPr>
       </w:pPr>
-      <w:bookmarkStart w:id="52" w:name="_Toc231410944"/>
+      <w:bookmarkStart w:id="52" w:name="_Toc231758028"/>
       <w:r>
         <w:rPr>
           <w:rFonts w:hint="eastAsia"/>
@@ -28920,7 +28956,7 @@
           <w:rFonts w:hint="eastAsia"/>
         </w:rPr>
       </w:pPr>
-      <w:bookmarkStart w:id="53" w:name="_Toc231410945"/>
+      <w:bookmarkStart w:id="53" w:name="_Toc231758029"/>
       <w:r>
         <w:rPr>
           <w:rFonts w:hint="eastAsia"/>
@@ -29231,7 +29267,7 @@
           <w:rFonts w:hint="eastAsia"/>
         </w:rPr>
       </w:pPr>
-      <w:bookmarkStart w:id="54" w:name="_Toc231410946"/>
+      <w:bookmarkStart w:id="54" w:name="_Toc231758030"/>
       <w:r>
         <w:rPr>
           <w:rFonts w:hint="eastAsia"/>
@@ -29298,7 +29334,7 @@
           <w:rFonts w:hint="eastAsia"/>
         </w:rPr>
       </w:pPr>
-      <w:bookmarkStart w:id="55" w:name="_Toc231410947"/>
+      <w:bookmarkStart w:id="55" w:name="_Toc231758031"/>
       <w:r>
         <w:rPr>
           <w:rFonts w:hint="eastAsia"/>
@@ -29736,7 +29772,7 @@
           <w:rFonts w:hint="eastAsia"/>
         </w:rPr>
       </w:pPr>
-      <w:bookmarkStart w:id="56" w:name="_Toc231410948"/>
+      <w:bookmarkStart w:id="56" w:name="_Toc231758032"/>
       <w:r>
         <w:rPr>
           <w:rFonts w:hint="eastAsia"/>
@@ -31484,7 +31520,7 @@
           <w:rFonts w:hint="eastAsia"/>
         </w:rPr>
       </w:pPr>
-      <w:bookmarkStart w:id="57" w:name="_Toc231410949"/>
+      <w:bookmarkStart w:id="57" w:name="_Toc231758033"/>
       <w:r>
         <w:rPr>
           <w:rFonts w:hint="eastAsia"/>
@@ -31760,7 +31796,7 @@
           <w:rFonts w:hint="eastAsia"/>
         </w:rPr>
       </w:pPr>
-      <w:bookmarkStart w:id="58" w:name="_Toc231410950"/>
+      <w:bookmarkStart w:id="58" w:name="_Toc231758034"/>
       <w:r>
         <w:rPr>
           <w:rFonts w:hint="eastAsia"/>
@@ -31827,7 +31863,7 @@
           <w:rFonts w:hint="eastAsia"/>
         </w:rPr>
       </w:pPr>
-      <w:bookmarkStart w:id="59" w:name="_Toc231410951"/>
+      <w:bookmarkStart w:id="59" w:name="_Toc231758035"/>
       <w:r>
         <w:rPr>
           <w:rFonts w:hint="eastAsia"/>
@@ -32022,7 +32058,7 @@
           <w:rFonts w:hint="eastAsia"/>
         </w:rPr>
       </w:pPr>
-      <w:bookmarkStart w:id="60" w:name="_Toc231410952"/>
+      <w:bookmarkStart w:id="60" w:name="_Toc231758036"/>
       <w:r>
         <w:rPr>
           <w:rFonts w:hint="eastAsia"/>
@@ -32920,7 +32956,7 @@
           <w:rFonts w:hint="eastAsia"/>
         </w:rPr>
       </w:pPr>
-      <w:bookmarkStart w:id="61" w:name="_Toc231410953"/>
+      <w:bookmarkStart w:id="61" w:name="_Toc231758037"/>
       <w:r>
         <w:rPr>
           <w:rFonts w:hint="eastAsia"/>
@@ -33792,7 +33828,7 @@
           <w:rFonts w:hint="eastAsia"/>
         </w:rPr>
       </w:pPr>
-      <w:bookmarkStart w:id="62" w:name="_Toc231410954"/>
+      <w:bookmarkStart w:id="62" w:name="_Toc231758038"/>
       <w:r>
         <w:rPr>
           <w:rFonts w:hint="eastAsia"/>
@@ -34104,7 +34140,7 @@
           <w:rFonts w:hint="eastAsia"/>
         </w:rPr>
       </w:pPr>
-      <w:bookmarkStart w:id="63" w:name="_Toc231410955"/>
+      <w:bookmarkStart w:id="63" w:name="_Toc231758039"/>
       <w:r>
         <w:rPr>
           <w:rFonts w:hint="eastAsia"/>
@@ -34170,7 +34206,7 @@
           <w:rFonts w:hint="eastAsia"/>
         </w:rPr>
       </w:pPr>
-      <w:bookmarkStart w:id="64" w:name="_Toc231410956"/>
+      <w:bookmarkStart w:id="64" w:name="_Toc231758040"/>
       <w:r>
         <w:rPr>
           <w:rFonts w:hint="eastAsia"/>
@@ -36796,7 +36832,7 @@
         <w:rPr>
           <w:rFonts w:hint="eastAsia"/>
         </w:rPr>
-        <w:t>見積原本ファイル本体をAPI内でAmazon S3へPutObjectし、S3オブジェクトキーは `quotations/{facilityId}/{rfqGroupId}/{quotationId}/documents/{uploadUuid}.{ext}` 形式で発行する。</w:t>
+        <w:t>見積原本ファイル本体をAPI内でAmazon S3へPutObjectし、S3オブジェクトキーは `application-documents/facility-{facilityId}/{yyyy}/{mm}/{uploadUuid}.{ext}` 形式で発行する。keyは保存場所識別子であり、`rfqGroupId` や `quotationId` などの業務IDを含めない。</w:t>
       </w:r>
     </w:p>
     <w:p>
@@ -36885,7 +36921,7 @@
           <w:rFonts w:hint="eastAsia"/>
         </w:rPr>
       </w:pPr>
-      <w:bookmarkStart w:id="65" w:name="_Toc231410957"/>
+      <w:bookmarkStart w:id="65" w:name="_Toc231758041"/>
       <w:r>
         <w:rPr>
           <w:rFonts w:hint="eastAsia"/>
@@ -37320,7 +37356,7 @@
           <w:rFonts w:hint="eastAsia"/>
         </w:rPr>
       </w:pPr>
-      <w:bookmarkStart w:id="66" w:name="_Toc231410958"/>
+      <w:bookmarkStart w:id="66" w:name="_Toc231758042"/>
       <w:r>
         <w:rPr>
           <w:rFonts w:hint="eastAsia"/>
@@ -37702,7 +37738,7 @@
           <w:rFonts w:hint="eastAsia"/>
         </w:rPr>
       </w:pPr>
-      <w:bookmarkStart w:id="67" w:name="_Toc231410959"/>
+      <w:bookmarkStart w:id="67" w:name="_Toc231758043"/>
       <w:r>
         <w:rPr>
           <w:rFonts w:hint="eastAsia"/>
@@ -37768,7 +37804,7 @@
           <w:rFonts w:hint="eastAsia"/>
         </w:rPr>
       </w:pPr>
-      <w:bookmarkStart w:id="68" w:name="_Toc231410960"/>
+      <w:bookmarkStart w:id="68" w:name="_Toc231758044"/>
       <w:r>
         <w:rPr>
           <w:rFonts w:hint="eastAsia"/>
@@ -37963,7 +37999,7 @@
           <w:rFonts w:hint="eastAsia"/>
         </w:rPr>
       </w:pPr>
-      <w:bookmarkStart w:id="69" w:name="_Toc231410961"/>
+      <w:bookmarkStart w:id="69" w:name="_Toc231758045"/>
       <w:r>
         <w:rPr>
           <w:rFonts w:hint="eastAsia"/>
@@ -38417,7 +38453,7 @@
           <w:rFonts w:hint="eastAsia"/>
         </w:rPr>
       </w:pPr>
-      <w:bookmarkStart w:id="70" w:name="_Toc231410962"/>
+      <w:bookmarkStart w:id="70" w:name="_Toc231758046"/>
       <w:r>
         <w:rPr>
           <w:rFonts w:hint="eastAsia"/>
@@ -38810,7 +38846,7 @@
           <w:rFonts w:hint="eastAsia"/>
         </w:rPr>
       </w:pPr>
-      <w:bookmarkStart w:id="71" w:name="_Toc231410963"/>
+      <w:bookmarkStart w:id="71" w:name="_Toc231758047"/>
       <w:r>
         <w:rPr>
           <w:rFonts w:hint="eastAsia"/>
@@ -39121,7 +39157,7 @@
           <w:rFonts w:hint="eastAsia"/>
         </w:rPr>
       </w:pPr>
-      <w:bookmarkStart w:id="72" w:name="_Toc231410964"/>
+      <w:bookmarkStart w:id="72" w:name="_Toc231758048"/>
       <w:r>
         <w:rPr>
           <w:rFonts w:hint="eastAsia"/>
@@ -39188,7 +39224,7 @@
           <w:rFonts w:hint="eastAsia"/>
         </w:rPr>
       </w:pPr>
-      <w:bookmarkStart w:id="73" w:name="_Toc231410965"/>
+      <w:bookmarkStart w:id="73" w:name="_Toc231758049"/>
       <w:r>
         <w:rPr>
           <w:rFonts w:hint="eastAsia"/>
@@ -39859,7 +39895,7 @@
           <w:rFonts w:hint="eastAsia"/>
         </w:rPr>
       </w:pPr>
-      <w:bookmarkStart w:id="74" w:name="_Toc231410966"/>
+      <w:bookmarkStart w:id="74" w:name="_Toc231758050"/>
       <w:r>
         <w:rPr>
           <w:rFonts w:hint="eastAsia"/>
@@ -41316,7 +41352,7 @@
           <w:rFonts w:hint="eastAsia"/>
         </w:rPr>
       </w:pPr>
-      <w:bookmarkStart w:id="75" w:name="_Toc231410967"/>
+      <w:bookmarkStart w:id="75" w:name="_Toc231758051"/>
       <w:r>
         <w:rPr>
           <w:rFonts w:hint="eastAsia"/>
@@ -41627,7 +41663,7 @@
           <w:rFonts w:hint="eastAsia"/>
         </w:rPr>
       </w:pPr>
-      <w:bookmarkStart w:id="76" w:name="_Toc231410968"/>
+      <w:bookmarkStart w:id="76" w:name="_Toc231758052"/>
       <w:r>
         <w:rPr>
           <w:rFonts w:hint="eastAsia"/>
@@ -41694,7 +41730,7 @@
           <w:rFonts w:hint="eastAsia"/>
         </w:rPr>
       </w:pPr>
-      <w:bookmarkStart w:id="77" w:name="_Toc231410969"/>
+      <w:bookmarkStart w:id="77" w:name="_Toc231758053"/>
       <w:r>
         <w:rPr>
           <w:rFonts w:hint="eastAsia"/>
@@ -42526,7 +42562,7 @@
           <w:rFonts w:hint="eastAsia"/>
         </w:rPr>
       </w:pPr>
-      <w:bookmarkStart w:id="78" w:name="_Toc231410970"/>
+      <w:bookmarkStart w:id="78" w:name="_Toc231758054"/>
       <w:r>
         <w:rPr>
           <w:rFonts w:hint="eastAsia"/>
@@ -43530,7 +43566,7 @@
           <w:rFonts w:hint="eastAsia"/>
         </w:rPr>
       </w:pPr>
-      <w:bookmarkStart w:id="79" w:name="_Toc231410971"/>
+      <w:bookmarkStart w:id="79" w:name="_Toc231758055"/>
       <w:r>
         <w:rPr>
           <w:rFonts w:hint="eastAsia"/>
@@ -43841,7 +43877,7 @@
           <w:rFonts w:hint="eastAsia"/>
         </w:rPr>
       </w:pPr>
-      <w:bookmarkStart w:id="80" w:name="_Toc231410972"/>
+      <w:bookmarkStart w:id="80" w:name="_Toc231758056"/>
       <w:r>
         <w:rPr>
           <w:rFonts w:hint="eastAsia"/>
@@ -43908,7 +43944,7 @@
           <w:rFonts w:hint="eastAsia"/>
         </w:rPr>
       </w:pPr>
-      <w:bookmarkStart w:id="81" w:name="_Toc231410973"/>
+      <w:bookmarkStart w:id="81" w:name="_Toc231758057"/>
       <w:r>
         <w:rPr>
           <w:rFonts w:hint="eastAsia"/>
@@ -44422,7 +44458,7 @@
           <w:rFonts w:hint="eastAsia"/>
         </w:rPr>
       </w:pPr>
-      <w:bookmarkStart w:id="82" w:name="_Toc231410974"/>
+      <w:bookmarkStart w:id="82" w:name="_Toc231758058"/>
       <w:r>
         <w:rPr>
           <w:rFonts w:hint="eastAsia"/>
@@ -44860,7 +44896,7 @@
           <w:rFonts w:hint="eastAsia"/>
         </w:rPr>
       </w:pPr>
-      <w:bookmarkStart w:id="83" w:name="_Toc231410975"/>
+      <w:bookmarkStart w:id="83" w:name="_Toc231758059"/>
       <w:r>
         <w:rPr>
           <w:rFonts w:hint="eastAsia"/>
@@ -45171,7 +45207,7 @@
           <w:rFonts w:hint="eastAsia"/>
         </w:rPr>
       </w:pPr>
-      <w:bookmarkStart w:id="84" w:name="_Toc231410976"/>
+      <w:bookmarkStart w:id="84" w:name="_Toc231758060"/>
       <w:r>
         <w:rPr>
           <w:rFonts w:hint="eastAsia"/>
@@ -45238,7 +45274,7 @@
           <w:rFonts w:hint="eastAsia"/>
         </w:rPr>
       </w:pPr>
-      <w:bookmarkStart w:id="85" w:name="_Toc231410977"/>
+      <w:bookmarkStart w:id="85" w:name="_Toc231758061"/>
       <w:r>
         <w:rPr>
           <w:rFonts w:hint="eastAsia"/>
@@ -47321,7 +47357,7 @@
         <w:rPr>
           <w:rFonts w:hint="eastAsia"/>
         </w:rPr>
-        <w:t>新規検収写真ファイル本体をAPI内でAmazon S3へPutObjectし、S3オブジェクトキーは `rfqs/{facilityId}/{rfqGroupId}/acceptance-photos/{orderItemId}/{uploadUuid}.{ext}` 形式で発行する。</w:t>
+        <w:t>新規検収写真ファイル本体をAPI内でAmazon S3へPutObjectし、S3オブジェクトキーは `application-documents/facility-{facilityId}/{yyyy}/{mm}/{uploadUuid}.{ext}` 形式で発行する。keyは保存場所識別子であり、`rfqGroupId` や `orderItemId` などの業務IDを含めない。</w:t>
       </w:r>
     </w:p>
     <w:p>
@@ -47347,7 +47383,7 @@
         <w:rPr>
           <w:rFonts w:hint="eastAsia"/>
         </w:rPr>
-        <w:t>`payload.individuals[].photoDocumentIds` は同一RFQの未削除 `application_documents(owner_type='RFQ', document_category='PHOTO')` かつ当該個体の `orderItemId` に対応するS3オブジェクトキー接頭辞を持つIDのみ受け付ける。</w:t>
+        <w:t>`payload.individuals[].photoDocumentIds` は同一RFQの未削除 `application_documents(owner_type='RFQ', document_category='PHOTO')` であり、`application_document_order_item_links(relation_type='ACCEPTANCE_PHOTO', order_item_id=当該個体のorderItemId, deleted_at IS NULL)` に有効リンクがあるIDのみ受け付ける。</w:t>
       </w:r>
     </w:p>
     <w:p>
@@ -47360,7 +47396,7 @@
         <w:rPr>
           <w:rFonts w:hint="eastAsia"/>
         </w:rPr>
-        <w:t>保存対象の発注明細IDと写真ドキュメントIDの対応は、`application_documents.file_path` の `rfqs/{facilityId}/{rfqGroupId}/acceptance-photos/{orderItemId}/` 接頭辞と同一RFQの未削除RFQ写真条件でAPIが再解決できるようにする。DBへS3オブジェクトキー以外の発注明細IDをファイルメタデータ用に重複保持しない。</w:t>
+        <w:t>保存対象の発注明細IDと写真ドキュメントIDの対応は `application_document_order_item_links` に `relation_type='ACCEPTANCE_PHOTO'` として保存する。S3オブジェクトキーの接頭辞から `orderItemId` を再解決しない。</w:t>
       </w:r>
     </w:p>
     <w:p>
@@ -47423,7 +47459,7 @@
           <w:rFonts w:hint="eastAsia"/>
         </w:rPr>
       </w:pPr>
-      <w:bookmarkStart w:id="86" w:name="_Toc231410978"/>
+      <w:bookmarkStart w:id="86" w:name="_Toc231758062"/>
       <w:r>
         <w:rPr>
           <w:rFonts w:hint="eastAsia"/>
@@ -47861,7 +47897,7 @@
           <w:rFonts w:hint="eastAsia"/>
         </w:rPr>
       </w:pPr>
-      <w:bookmarkStart w:id="87" w:name="_Toc231410979"/>
+      <w:bookmarkStart w:id="87" w:name="_Toc231758063"/>
       <w:r>
         <w:rPr>
           <w:rFonts w:hint="eastAsia"/>
@@ -48208,7 +48244,7 @@
           <w:rFonts w:hint="eastAsia"/>
         </w:rPr>
       </w:pPr>
-      <w:bookmarkStart w:id="88" w:name="_Toc231410980"/>
+      <w:bookmarkStart w:id="88" w:name="_Toc231758064"/>
       <w:r>
         <w:rPr>
           <w:rFonts w:hint="eastAsia"/>
@@ -48274,7 +48310,7 @@
           <w:rFonts w:hint="eastAsia"/>
         </w:rPr>
       </w:pPr>
-      <w:bookmarkStart w:id="89" w:name="_Toc231410981"/>
+      <w:bookmarkStart w:id="89" w:name="_Toc231758065"/>
       <w:r>
         <w:rPr>
           <w:rFonts w:hint="eastAsia"/>
@@ -48863,7 +48899,7 @@
               <w:rPr>
                 <w:rFonts w:hint="eastAsia"/>
               </w:rPr>
-              <w:t>原本資産へ反映する検収写真ドキュメントID。未指定時は当該個体の発注明細に紐づく未削除RFQ写真をAPIが再解決する</w:t>
+              <w:t>原本資産へ反映する検収写真ドキュメントID。指定時も各IDが同一RFQ、未削除RFQ写真、かつ当該個体の `orderItemId` に対応する有効な `ACCEPTANCE_PHOTO` リンクを持つことを検証する。未指定時は同リンクからAPIが再解決する</w:t>
             </w:r>
           </w:p>
         </w:tc>
@@ -49031,6 +49067,7 @@
         <w:rPr>
           <w:rFonts w:hint="eastAsia"/>
         </w:rPr>
+        <w:lastRenderedPageBreak/>
         <w:t>対象発注に属する `individuals.registration_status='INSPECTED'` の個体が必要数量分揃っていることを確認する。</w:t>
       </w:r>
     </w:p>
@@ -49070,8 +49107,33 @@
         <w:rPr>
           <w:rFonts w:hint="eastAsia"/>
         </w:rPr>
-        <w:lastRenderedPageBreak/>
-        <w:t>`assets[].photoDocumentIds` で指定された、または当該個体の `orderItemId` に対応するS3オブジェクトキー接頭辞から再解決した `application_documents.owner_type='RFQ'`、`document_category='PHOTO'` の写真だけを、当該個体から作成した原本資産へ反映する。</w:t>
+        <w:t>`assets[].photoDocumentIds` 未指定時は、当該個体の `orderItemId` に対応する `application_document_order_item_links(relation_type='ACCEPTANCE_PHOTO', deleted_at IS NULL)` から有効な未削除RFQ写真をAPIが再解決する。</w:t>
+      </w:r>
+    </w:p>
+    <w:p>
+      <w:pPr>
+        <w:rPr>
+          <w:rFonts w:hint="eastAsia"/>
+        </w:rPr>
+      </w:pPr>
+      <w:r>
+        <w:rPr>
+          <w:rFonts w:hint="eastAsia"/>
+        </w:rPr>
+        <w:t>`assets[].photoDocumentIds` 指定時は、各IDが同一RFQ、未削除 `application_documents(owner_type='RFQ', document_category='PHOTO')`、かつ当該個体の `orderItemId` に対応する有効な `application_document_order_item_links(relation_type='ACCEPTANCE_PHOTO', deleted_at IS NULL)` を持つことを検証する。不一致は 400 (`VALIDATION_ERROR`) とする。</w:t>
+      </w:r>
+    </w:p>
+    <w:p>
+      <w:pPr>
+        <w:rPr>
+          <w:rFonts w:hint="eastAsia"/>
+        </w:rPr>
+      </w:pPr>
+      <w:r>
+        <w:rPr>
+          <w:rFonts w:hint="eastAsia"/>
+        </w:rPr>
+        <w:t>原本資産へ反映する検収写真は上記のリンクテーブル検証を通過した写真に限定し、S3オブジェクトキーの接頭辞から `orderItemId` を判定しない。</w:t>
       </w:r>
     </w:p>
     <w:p>
@@ -49149,6 +49211,7 @@
         <w:rPr>
           <w:rFonts w:hint="eastAsia"/>
         </w:rPr>
+        <w:lastRenderedPageBreak/>
         <w:t>対象RFQに紐づく購入申請のうち、同一申請配下の有効な購入申請明細がすべて原本登録済になった申請は `applications.status='完了'` へ更新し、`application_status_histories` を登録する。</w:t>
       </w:r>
     </w:p>
@@ -49159,7 +49222,7 @@
           <w:rFonts w:hint="eastAsia"/>
         </w:rPr>
       </w:pPr>
-      <w:bookmarkStart w:id="90" w:name="_Toc231410982"/>
+      <w:bookmarkStart w:id="90" w:name="_Toc231758066"/>
       <w:r>
         <w:rPr>
           <w:rFonts w:hint="eastAsia"/>
@@ -49552,12 +49615,11 @@
           <w:rFonts w:hint="eastAsia"/>
         </w:rPr>
       </w:pPr>
-      <w:bookmarkStart w:id="91" w:name="_Toc231410983"/>
+      <w:bookmarkStart w:id="91" w:name="_Toc231758067"/>
       <w:r>
         <w:rPr>
           <w:rFonts w:hint="eastAsia"/>
         </w:rPr>
-        <w:lastRenderedPageBreak/>
         <w:t>ステータスコード</w:t>
       </w:r>
       <w:bookmarkEnd w:id="91"/>
@@ -49864,7 +49926,7 @@
           <w:rFonts w:hint="eastAsia"/>
         </w:rPr>
       </w:pPr>
-      <w:bookmarkStart w:id="92" w:name="_Toc231410984"/>
+      <w:bookmarkStart w:id="92" w:name="_Toc231758068"/>
       <w:r>
         <w:rPr>
           <w:rFonts w:hint="eastAsia"/>
@@ -49897,6 +49959,7 @@
         <w:rPr>
           <w:rFonts w:hint="eastAsia"/>
         </w:rPr>
+        <w:lastRenderedPageBreak/>
         <w:t>エンドポイント</w:t>
       </w:r>
     </w:p>
@@ -49930,7 +49993,7 @@
           <w:rFonts w:hint="eastAsia"/>
         </w:rPr>
       </w:pPr>
-      <w:bookmarkStart w:id="93" w:name="_Toc231410985"/>
+      <w:bookmarkStart w:id="93" w:name="_Toc231758069"/>
       <w:r>
         <w:rPr>
           <w:rFonts w:hint="eastAsia"/>
@@ -50125,7 +50188,7 @@
           <w:rFonts w:hint="eastAsia"/>
         </w:rPr>
       </w:pPr>
-      <w:bookmarkStart w:id="94" w:name="_Toc231410986"/>
+      <w:bookmarkStart w:id="94" w:name="_Toc231758070"/>
       <w:r>
         <w:rPr>
           <w:rFonts w:hint="eastAsia"/>
@@ -50291,7 +50354,6 @@
           </w:tcPr>
           <w:p>
             <w:r>
-              <w:lastRenderedPageBreak/>
               <w:t>expectedUpdatedAt</w:t>
             </w:r>
           </w:p>
@@ -50435,6 +50497,7 @@
         <w:rPr>
           <w:rFonts w:hint="eastAsia"/>
         </w:rPr>
+        <w:lastRenderedPageBreak/>
         <w:t>削除可能ステータスは `見積依頼` / `見積依頼済` / `見積DB登録済` / `見積登録依頼中` / `発注用見積依頼済` / `発注見積登録済` とする。</w:t>
       </w:r>
     </w:p>
@@ -50497,7 +50560,7 @@
           <w:rFonts w:hint="eastAsia"/>
         </w:rPr>
       </w:pPr>
-      <w:bookmarkStart w:id="95" w:name="_Toc231410987"/>
+      <w:bookmarkStart w:id="95" w:name="_Toc231758071"/>
       <w:r>
         <w:rPr>
           <w:rFonts w:hint="eastAsia"/>
@@ -50710,12 +50773,11 @@
           <w:rFonts w:hint="eastAsia"/>
         </w:rPr>
       </w:pPr>
-      <w:bookmarkStart w:id="96" w:name="_Toc231410988"/>
+      <w:bookmarkStart w:id="96" w:name="_Toc231758072"/>
       <w:r>
         <w:rPr>
           <w:rFonts w:hint="eastAsia"/>
         </w:rPr>
-        <w:lastRenderedPageBreak/>
         <w:t>ステータスコード</w:t>
       </w:r>
       <w:bookmarkEnd w:id="96"/>
@@ -50987,7 +51049,7 @@
           <w:rFonts w:hint="eastAsia"/>
         </w:rPr>
       </w:pPr>
-      <w:bookmarkStart w:id="97" w:name="_Toc231410989"/>
+      <w:bookmarkStart w:id="97" w:name="_Toc231758073"/>
       <w:r>
         <w:rPr>
           <w:rFonts w:hint="eastAsia"/>
@@ -51003,7 +51065,7 @@
           <w:rFonts w:hint="eastAsia"/>
         </w:rPr>
       </w:pPr>
-      <w:bookmarkStart w:id="98" w:name="_Toc231410990"/>
+      <w:bookmarkStart w:id="98" w:name="_Toc231758074"/>
       <w:r>
         <w:rPr>
           <w:rFonts w:hint="eastAsia"/>
@@ -51047,6 +51109,7 @@
         <w:rPr>
           <w:rFonts w:hint="eastAsia"/>
         </w:rPr>
+        <w:lastRenderedPageBreak/>
         <w:t>編集リスト本体操作、Data Link、見積DB Link、行削除、行順変更、フリーカラム、編集リスト画面で選択行から実行する通常購入RFQ作成は No.23 編集リストAPI設計書を正本とする</w:t>
       </w:r>
     </w:p>
@@ -51209,12 +51272,11 @@
           <w:rFonts w:hint="eastAsia"/>
         </w:rPr>
       </w:pPr>
-      <w:bookmarkStart w:id="99" w:name="_Toc231410991"/>
+      <w:bookmarkStart w:id="99" w:name="_Toc231758075"/>
       <w:r>
         <w:rPr>
           <w:rFonts w:hint="eastAsia"/>
         </w:rPr>
-        <w:lastRenderedPageBreak/>
         <w:t>購入申請受付ルール</w:t>
       </w:r>
       <w:bookmarkEnd w:id="99"/>
@@ -51340,11 +51402,12 @@
           <w:rFonts w:hint="eastAsia"/>
         </w:rPr>
       </w:pPr>
-      <w:bookmarkStart w:id="100" w:name="_Toc231410992"/>
+      <w:bookmarkStart w:id="100" w:name="_Toc231758076"/>
       <w:r>
         <w:rPr>
           <w:rFonts w:hint="eastAsia"/>
         </w:rPr>
+        <w:lastRenderedPageBreak/>
         <w:t>RFQ・見積ルール</w:t>
       </w:r>
       <w:bookmarkEnd w:id="100"/>
@@ -51460,7 +51523,6 @@
         <w:rPr>
           <w:rFonts w:hint="eastAsia"/>
         </w:rPr>
-        <w:lastRenderedPageBreak/>
         <w:t>参考系見積から発注登録用見積へ進む場合、同一RFQのフェーズ更新ではなく、編集リスト側で発注登録用見積として別RFQグループを作成する。購入管理では作成済みRFQの後続進行を扱う</w:t>
       </w:r>
     </w:p>
@@ -51509,7 +51571,7 @@
           <w:rFonts w:hint="eastAsia"/>
         </w:rPr>
       </w:pPr>
-      <w:bookmarkStart w:id="101" w:name="_Toc231410993"/>
+      <w:bookmarkStart w:id="101" w:name="_Toc231758077"/>
       <w:r>
         <w:rPr>
           <w:rFonts w:hint="eastAsia"/>
@@ -51610,8 +51672,15 @@
         <w:rPr>
           <w:rFonts w:hint="eastAsia"/>
         </w:rPr>
-        <w:t>更新購入の後処理は申請時の `application_assets.replacement_action` に従い、廃棄管理、移動管理、または継続利用として扱う。`DISPOSAL` は `disposal_application_details.related_purchase_application_id`、`TRANSFER` は `transfer_application_details.related_purchase_application_id` で起点購入申請を追跡し、購入管理APIは関連廃棄/移動申請を新規起票しない</w:t>
+        <w:t>更新購入の後処理は申請時の `application_assets.replacement_action` に従い、廃棄管理、移動管理、または継続利用として扱う。`DISPOSAL` は `disposal_application_details.related_purchase_application_id`、`TRANSFER` は `transfer_application_d</w:t>
       </w:r>
+      <w:r>
+        <w:rPr>
+          <w:rFonts w:hint="eastAsia"/>
+        </w:rPr>
+        <w:lastRenderedPageBreak/>
+        <w:t>etails.related_purchase_application_id` で起点購入申請を追跡し、購入管理APIは関連廃棄/移動申請を新規起票しない</w:t>
+      </w:r>
     </w:p>
     <w:p>
       <w:pPr>
@@ -51620,7 +51689,7 @@
           <w:rFonts w:hint="eastAsia"/>
         </w:rPr>
       </w:pPr>
-      <w:bookmarkStart w:id="102" w:name="_Toc231410994"/>
+      <w:bookmarkStart w:id="102" w:name="_Toc231758078"/>
       <w:r>
         <w:rPr>
           <w:rFonts w:hint="eastAsia"/>
@@ -51721,7 +51790,6 @@
         <w:rPr>
           <w:rFonts w:hint="eastAsia"/>
         </w:rPr>
-        <w:lastRenderedPageBreak/>
         <w:t>変更系APIは `expectedUpdatedAt` または `Idempotency-Key` により競合更新と二重送信を検出する</w:t>
       </w:r>
     </w:p>
@@ -51732,7 +51800,7 @@
           <w:rFonts w:hint="eastAsia"/>
         </w:rPr>
       </w:pPr>
-      <w:bookmarkStart w:id="103" w:name="_Toc231410995"/>
+      <w:bookmarkStart w:id="103" w:name="_Toc231758079"/>
       <w:r>
         <w:rPr>
           <w:rFonts w:hint="eastAsia"/>
@@ -51833,7 +51901,7 @@
         <w:rPr>
           <w:rFonts w:hint="eastAsia"/>
         </w:rPr>
-        <w:t>検収写真を原本資産へ反映する場合は、S3オブジェクト自体を再アップロードせず、同一S3オブジェクトキーを含む `application_documents` メタデータを `owner_type='ASSET_LEDGER'` 側へ複製する</w:t>
+        <w:t>検収写真を原本資産へ反映する場合は、`application_document_order_item_links(relation_type='ACCEPTANCE_PHOTO')` で当該 `orderItemId` との対応を検証したうえで、S3オブジェクト自体を再アップロードせず、同一S3オブジェクトキーを含む `application_documents` メタデータを `owner_type='ASSET_LEDGER'` 側へ複製する</w:t>
       </w:r>
     </w:p>
     <w:p>
@@ -51862,11 +51930,12 @@
           <w:rFonts w:hint="eastAsia"/>
         </w:rPr>
       </w:pPr>
-      <w:bookmarkStart w:id="104" w:name="_Toc231410996"/>
+      <w:bookmarkStart w:id="104" w:name="_Toc231758080"/>
       <w:r>
         <w:rPr>
           <w:rFonts w:hint="eastAsia"/>
         </w:rPr>
+        <w:lastRenderedPageBreak/>
         <w:t>第7章 エラーコード一覧</w:t>
       </w:r>
       <w:bookmarkEnd w:id="104"/>
@@ -52115,14 +52184,158 @@
               <w:rPr>
                 <w:rFonts w:hint="eastAsia"/>
               </w:rPr>
-              <w:t>通常アカウントで `normal_purchase` が実効無効。共有システム管理者では作業対</w:t>
+              <w:t>通常アカウントで `normal_purchase` が実効無効。共有システム管理者では作業対象施設が未削除であれば通常権限判定をバイパスする</w:t>
+            </w:r>
+          </w:p>
+        </w:tc>
+      </w:tr>
+      <w:tr>
+        <w:tc>
+          <w:tcPr>
+            <w:tcW w:w="1250" w:type="pct"/>
+          </w:tcPr>
+          <w:p>
+            <w:r>
+              <w:t>AUTH_403_QUOTATION_DENIED</w:t>
+            </w:r>
+          </w:p>
+        </w:tc>
+        <w:tc>
+          <w:tcPr>
+            <w:tcW w:w="1250" w:type="pct"/>
+          </w:tcPr>
+          <w:p>
+            <w:r>
+              <w:t>403</w:t>
+            </w:r>
+          </w:p>
+        </w:tc>
+        <w:tc>
+          <w:tcPr>
+            <w:tcW w:w="1250" w:type="pct"/>
+          </w:tcPr>
+          <w:p>
+            <w:r>
+              <w:rPr>
+                <w:rFonts w:hint="eastAsia"/>
+              </w:rPr>
+              <w:t>通常購入の見積登録・見積参照権限がない</w:t>
+            </w:r>
+          </w:p>
+        </w:tc>
+        <w:tc>
+          <w:tcPr>
+            <w:tcW w:w="1250" w:type="pct"/>
+          </w:tcPr>
+          <w:p>
+            <w:r>
+              <w:rPr>
+                <w:rFonts w:hint="eastAsia"/>
+              </w:rPr>
+              <w:t>通常アカウントで `normal_quotation` が実効無効。共有システム管理者では作業対象施設が未削除であれば通常権限判定をバイパスする</w:t>
+            </w:r>
+          </w:p>
+        </w:tc>
+      </w:tr>
+      <w:tr>
+        <w:tc>
+          <w:tcPr>
+            <w:tcW w:w="1250" w:type="pct"/>
+          </w:tcPr>
+          <w:p>
+            <w:r>
+              <w:t>AUTH_403_ORDER_DENIED</w:t>
+            </w:r>
+          </w:p>
+        </w:tc>
+        <w:tc>
+          <w:tcPr>
+            <w:tcW w:w="1250" w:type="pct"/>
+          </w:tcPr>
+          <w:p>
+            <w:r>
+              <w:t>403</w:t>
+            </w:r>
+          </w:p>
+        </w:tc>
+        <w:tc>
+          <w:tcPr>
+            <w:tcW w:w="1250" w:type="pct"/>
+          </w:tcPr>
+          <w:p>
+            <w:r>
+              <w:rPr>
+                <w:rFonts w:hint="eastAsia"/>
+              </w:rPr>
+              <w:t>通常購入の発注権限がない</w:t>
+            </w:r>
+          </w:p>
+        </w:tc>
+        <w:tc>
+          <w:tcPr>
+            <w:tcW w:w="1250" w:type="pct"/>
+          </w:tcPr>
+          <w:p>
+            <w:r>
+              <w:rPr>
+                <w:rFonts w:hint="eastAsia"/>
+              </w:rPr>
+              <w:t>通常アカウントで `normal_order` が実効無効。共有システム管理者では作業対象施設が未削除であれば通常権限判定をバイパスする</w:t>
+            </w:r>
+          </w:p>
+        </w:tc>
+      </w:tr>
+      <w:tr>
+        <w:tc>
+          <w:tcPr>
+            <w:tcW w:w="1250" w:type="pct"/>
+          </w:tcPr>
+          <w:p>
+            <w:r>
+              <w:t>AUTH_403_ACCEPTANCE_DENIED</w:t>
+            </w:r>
+          </w:p>
+        </w:tc>
+        <w:tc>
+          <w:tcPr>
+            <w:tcW w:w="1250" w:type="pct"/>
+          </w:tcPr>
+          <w:p>
+            <w:r>
+              <w:t>403</w:t>
+            </w:r>
+          </w:p>
+        </w:tc>
+        <w:tc>
+          <w:tcPr>
+            <w:tcW w:w="1250" w:type="pct"/>
+          </w:tcPr>
+          <w:p>
+            <w:r>
+              <w:rPr>
+                <w:rFonts w:hint="eastAsia"/>
+              </w:rPr>
+              <w:t>通常購入の検収・原本登録権限がない</w:t>
+            </w:r>
+          </w:p>
+        </w:tc>
+        <w:tc>
+          <w:tcPr>
+            <w:tcW w:w="1250" w:type="pct"/>
+          </w:tcPr>
+          <w:p>
+            <w:r>
+              <w:rPr>
+                <w:rFonts w:hint="eastAsia"/>
+              </w:rPr>
+              <w:t>通常アカウントで `normal_acceptance` が実効無効。共有システム管理者では作業対象施設が未削除であ</w:t>
             </w:r>
             <w:r>
               <w:rPr>
                 <w:rFonts w:hint="eastAsia"/>
               </w:rPr>
               <w:lastRenderedPageBreak/>
-              <w:t>象施設が未削除であれば通常権限判定をバイパスする</w:t>
+              <w:t>れば通常権限判定をバイパスする</w:t>
             </w:r>
           </w:p>
         </w:tc>
@@ -52135,150 +52348,6 @@
           <w:p>
             <w:r>
               <w:lastRenderedPageBreak/>
-              <w:t>AUTH_403_QUOTATION_DENIED</w:t>
-            </w:r>
-          </w:p>
-        </w:tc>
-        <w:tc>
-          <w:tcPr>
-            <w:tcW w:w="1250" w:type="pct"/>
-          </w:tcPr>
-          <w:p>
-            <w:r>
-              <w:t>403</w:t>
-            </w:r>
-          </w:p>
-        </w:tc>
-        <w:tc>
-          <w:tcPr>
-            <w:tcW w:w="1250" w:type="pct"/>
-          </w:tcPr>
-          <w:p>
-            <w:r>
-              <w:rPr>
-                <w:rFonts w:hint="eastAsia"/>
-              </w:rPr>
-              <w:t>通常購入の見積登録・見積参照権限がない</w:t>
-            </w:r>
-          </w:p>
-        </w:tc>
-        <w:tc>
-          <w:tcPr>
-            <w:tcW w:w="1250" w:type="pct"/>
-          </w:tcPr>
-          <w:p>
-            <w:r>
-              <w:rPr>
-                <w:rFonts w:hint="eastAsia"/>
-              </w:rPr>
-              <w:t>通常アカウントで `normal_quotation` が実効無効。共有システム管理者では作業対象施設が未削除であれば通常権限判定をバイパスする</w:t>
-            </w:r>
-          </w:p>
-        </w:tc>
-      </w:tr>
-      <w:tr>
-        <w:tc>
-          <w:tcPr>
-            <w:tcW w:w="1250" w:type="pct"/>
-          </w:tcPr>
-          <w:p>
-            <w:r>
-              <w:t>AUTH_403_ORDER_DENIED</w:t>
-            </w:r>
-          </w:p>
-        </w:tc>
-        <w:tc>
-          <w:tcPr>
-            <w:tcW w:w="1250" w:type="pct"/>
-          </w:tcPr>
-          <w:p>
-            <w:r>
-              <w:t>403</w:t>
-            </w:r>
-          </w:p>
-        </w:tc>
-        <w:tc>
-          <w:tcPr>
-            <w:tcW w:w="1250" w:type="pct"/>
-          </w:tcPr>
-          <w:p>
-            <w:r>
-              <w:rPr>
-                <w:rFonts w:hint="eastAsia"/>
-              </w:rPr>
-              <w:t>通常購入の発注権限がない</w:t>
-            </w:r>
-          </w:p>
-        </w:tc>
-        <w:tc>
-          <w:tcPr>
-            <w:tcW w:w="1250" w:type="pct"/>
-          </w:tcPr>
-          <w:p>
-            <w:r>
-              <w:rPr>
-                <w:rFonts w:hint="eastAsia"/>
-              </w:rPr>
-              <w:t>通常アカウントで `normal_order` が実効無効。共有システム管理者では作業対象施設が未削除であれば通常権限判定をバイパスする</w:t>
-            </w:r>
-          </w:p>
-        </w:tc>
-      </w:tr>
-      <w:tr>
-        <w:tc>
-          <w:tcPr>
-            <w:tcW w:w="1250" w:type="pct"/>
-          </w:tcPr>
-          <w:p>
-            <w:r>
-              <w:t>AUTH_403_ACCEPTANCE_DENIED</w:t>
-            </w:r>
-          </w:p>
-        </w:tc>
-        <w:tc>
-          <w:tcPr>
-            <w:tcW w:w="1250" w:type="pct"/>
-          </w:tcPr>
-          <w:p>
-            <w:r>
-              <w:t>403</w:t>
-            </w:r>
-          </w:p>
-        </w:tc>
-        <w:tc>
-          <w:tcPr>
-            <w:tcW w:w="1250" w:type="pct"/>
-          </w:tcPr>
-          <w:p>
-            <w:r>
-              <w:rPr>
-                <w:rFonts w:hint="eastAsia"/>
-              </w:rPr>
-              <w:t>通常購入の検収・原本登録権限がない</w:t>
-            </w:r>
-          </w:p>
-        </w:tc>
-        <w:tc>
-          <w:tcPr>
-            <w:tcW w:w="1250" w:type="pct"/>
-          </w:tcPr>
-          <w:p>
-            <w:r>
-              <w:rPr>
-                <w:rFonts w:hint="eastAsia"/>
-              </w:rPr>
-              <w:t>通常アカウントで `normal_acceptance` が実効無効。共有システム管理者では作業対象施設が未削除であれば通常権限判定をバイパスする</w:t>
-            </w:r>
-          </w:p>
-        </w:tc>
-      </w:tr>
-      <w:tr>
-        <w:tc>
-          <w:tcPr>
-            <w:tcW w:w="1250" w:type="pct"/>
-          </w:tcPr>
-          <w:p>
-            <w:r>
               <w:t>PURCHASE_APPLICATION_NOT_FOUND</w:t>
             </w:r>
           </w:p>
@@ -52459,75 +52528,308 @@
               <w:rPr>
                 <w:rFonts w:hint="eastAsia"/>
               </w:rPr>
-              <w:t>既存編集リストへの取り込み時に `lock_to</w:t>
-            </w:r>
-            <w:r>
-              <w:rPr>
-                <w:rFonts w:hint="eastAsia"/>
-              </w:rPr>
+              <w:t>既存編集リストへの取り込み時に `lock_token` が未指定、期限切れ、または保持者不一致</w:t>
+            </w:r>
+          </w:p>
+        </w:tc>
+      </w:tr>
+      <w:tr>
+        <w:tc>
+          <w:tcPr>
+            <w:tcW w:w="1250" w:type="pct"/>
+          </w:tcPr>
+          <w:p>
+            <w:r>
+              <w:t>RFQ_GROUP_NOT_FOUND</w:t>
+            </w:r>
+          </w:p>
+        </w:tc>
+        <w:tc>
+          <w:tcPr>
+            <w:tcW w:w="1250" w:type="pct"/>
+          </w:tcPr>
+          <w:p>
+            <w:r>
+              <w:t>404</w:t>
+            </w:r>
+          </w:p>
+        </w:tc>
+        <w:tc>
+          <w:tcPr>
+            <w:tcW w:w="1250" w:type="pct"/>
+          </w:tcPr>
+          <w:p>
+            <w:r>
+              <w:rPr>
+                <w:rFonts w:hint="eastAsia"/>
+              </w:rPr>
+              <w:t>RFQグループを参照できない</w:t>
+            </w:r>
+          </w:p>
+        </w:tc>
+        <w:tc>
+          <w:tcPr>
+            <w:tcW w:w="1250" w:type="pct"/>
+          </w:tcPr>
+          <w:p>
+            <w:r>
+              <w:rPr>
+                <w:rFonts w:hint="eastAsia"/>
+              </w:rPr>
+              <w:t>ID不存在、施設不一致、削除済み、または `management_type='PURCHASE'` ではない</w:t>
+            </w:r>
+          </w:p>
+        </w:tc>
+      </w:tr>
+      <w:tr>
+        <w:tc>
+          <w:tcPr>
+            <w:tcW w:w="1250" w:type="pct"/>
+          </w:tcPr>
+          <w:p>
+            <w:r>
+              <w:t>RFQ_STATUS_CONFLICT</w:t>
+            </w:r>
+          </w:p>
+        </w:tc>
+        <w:tc>
+          <w:tcPr>
+            <w:tcW w:w="1250" w:type="pct"/>
+          </w:tcPr>
+          <w:p>
+            <w:r>
+              <w:t>409</w:t>
+            </w:r>
+          </w:p>
+        </w:tc>
+        <w:tc>
+          <w:tcPr>
+            <w:tcW w:w="1250" w:type="pct"/>
+          </w:tcPr>
+          <w:p>
+            <w:r>
+              <w:rPr>
+                <w:rFonts w:hint="eastAsia"/>
+              </w:rPr>
+              <w:t>RFQステータスが操作条件を満たさない</w:t>
+            </w:r>
+          </w:p>
+        </w:tc>
+        <w:tc>
+          <w:tcPr>
+            <w:tcW w:w="1250" w:type="pct"/>
+          </w:tcPr>
+          <w:p>
+            <w:r>
+              <w:rPr>
+                <w:rFonts w:hint="eastAsia"/>
+              </w:rPr>
+              <w:t>発注済以降の削除、見積登録条件不一致、ステータス遷移順序不一致</w:t>
+            </w:r>
+          </w:p>
+        </w:tc>
+      </w:tr>
+      <w:tr>
+        <w:tc>
+          <w:tcPr>
+            <w:tcW w:w="1250" w:type="pct"/>
+          </w:tcPr>
+          <w:p>
+            <w:r>
+              <w:t>RFQ_VENDOR_NOT_FOUND</w:t>
+            </w:r>
+          </w:p>
+        </w:tc>
+        <w:tc>
+          <w:tcPr>
+            <w:tcW w:w="1250" w:type="pct"/>
+          </w:tcPr>
+          <w:p>
+            <w:r>
+              <w:t>404</w:t>
+            </w:r>
+          </w:p>
+        </w:tc>
+        <w:tc>
+          <w:tcPr>
+            <w:tcW w:w="1250" w:type="pct"/>
+          </w:tcPr>
+          <w:p>
+            <w:r>
+              <w:rPr>
+                <w:rFonts w:hint="eastAsia"/>
+              </w:rPr>
+              <w:t>見積依頼先を参照できない</w:t>
+            </w:r>
+          </w:p>
+        </w:tc>
+        <w:tc>
+          <w:tcPr>
+            <w:tcW w:w="1250" w:type="pct"/>
+          </w:tcPr>
+          <w:p>
+            <w:r>
+              <w:rPr>
+                <w:rFonts w:hint="eastAsia"/>
+              </w:rPr>
+              <w:t>ID不存在、RFQ不一致、削除済み</w:t>
+            </w:r>
+          </w:p>
+        </w:tc>
+      </w:tr>
+      <w:tr>
+        <w:tc>
+          <w:tcPr>
+            <w:tcW w:w="1250" w:type="pct"/>
+          </w:tcPr>
+          <w:p>
+            <w:r>
+              <w:t>QUOTATION_NOT_FOUND</w:t>
+            </w:r>
+          </w:p>
+        </w:tc>
+        <w:tc>
+          <w:tcPr>
+            <w:tcW w:w="1250" w:type="pct"/>
+          </w:tcPr>
+          <w:p>
+            <w:r>
+              <w:t>404</w:t>
+            </w:r>
+          </w:p>
+        </w:tc>
+        <w:tc>
+          <w:tcPr>
+            <w:tcW w:w="1250" w:type="pct"/>
+          </w:tcPr>
+          <w:p>
+            <w:r>
+              <w:rPr>
+                <w:rFonts w:hint="eastAsia"/>
+              </w:rPr>
+              <w:t>見積を参照できない</w:t>
+            </w:r>
+          </w:p>
+        </w:tc>
+        <w:tc>
+          <w:tcPr>
+            <w:tcW w:w="1250" w:type="pct"/>
+          </w:tcPr>
+          <w:p>
+            <w:r>
+              <w:rPr>
+                <w:rFonts w:hint="eastAsia"/>
+              </w:rPr>
+              <w:t>ID不存在、RFQ不一致、削除済み</w:t>
+            </w:r>
+          </w:p>
+        </w:tc>
+      </w:tr>
+      <w:tr>
+        <w:tc>
+          <w:tcPr>
+            <w:tcW w:w="1250" w:type="pct"/>
+          </w:tcPr>
+          <w:p>
+            <w:r>
+              <w:t>ORDER_NOT_FOUND</w:t>
+            </w:r>
+          </w:p>
+        </w:tc>
+        <w:tc>
+          <w:tcPr>
+            <w:tcW w:w="1250" w:type="pct"/>
+          </w:tcPr>
+          <w:p>
+            <w:r>
+              <w:t>404</w:t>
+            </w:r>
+          </w:p>
+        </w:tc>
+        <w:tc>
+          <w:tcPr>
+            <w:tcW w:w="1250" w:type="pct"/>
+          </w:tcPr>
+          <w:p>
+            <w:r>
+              <w:rPr>
+                <w:rFonts w:hint="eastAsia"/>
+              </w:rPr>
+              <w:t>発注を参照できない</w:t>
+            </w:r>
+          </w:p>
+        </w:tc>
+        <w:tc>
+          <w:tcPr>
+            <w:tcW w:w="1250" w:type="pct"/>
+          </w:tcPr>
+          <w:p>
+            <w:r>
+              <w:rPr>
+                <w:rFonts w:hint="eastAsia"/>
+              </w:rPr>
+              <w:t>ID不存在、RFQ不一致</w:t>
+            </w:r>
+          </w:p>
+        </w:tc>
+      </w:tr>
+      <w:tr>
+        <w:tc>
+          <w:tcPr>
+            <w:tcW w:w="1250" w:type="pct"/>
+          </w:tcPr>
+          <w:p>
+            <w:r>
+              <w:t>ORDER_QUOTATION_REQUIRED</w:t>
+            </w:r>
+          </w:p>
+        </w:tc>
+        <w:tc>
+          <w:tcPr>
+            <w:tcW w:w="1250" w:type="pct"/>
+          </w:tcPr>
+          <w:p>
+            <w:r>
+              <w:t>409</w:t>
+            </w:r>
+          </w:p>
+        </w:tc>
+        <w:tc>
+          <w:tcPr>
+            <w:tcW w:w="1250" w:type="pct"/>
+          </w:tcPr>
+          <w:p>
+            <w:r>
+              <w:rPr>
+                <w:rFonts w:hint="eastAsia"/>
+              </w:rPr>
+              <w:t>発注登録用見積が確定済みでない</w:t>
+            </w:r>
+          </w:p>
+        </w:tc>
+        <w:tc>
+          <w:tcPr>
+            <w:tcW w:w="1250" w:type="pct"/>
+          </w:tcPr>
+          <w:p>
+            <w:r>
+              <w:rPr>
+                <w:rFonts w:hint="eastAsia"/>
+              </w:rPr>
+              <w:t>発注登録時に `発注見積登録済` のRFQまたは採用見積が存在しない</w:t>
+            </w:r>
+          </w:p>
+        </w:tc>
+      </w:tr>
+      <w:tr>
+        <w:tc>
+          <w:tcPr>
+            <w:tcW w:w="1250" w:type="pct"/>
+          </w:tcPr>
+          <w:p>
+            <w:r>
               <w:lastRenderedPageBreak/>
-              <w:t>ken` が未指定、期限切れ、または保持者不一致</w:t>
-            </w:r>
-          </w:p>
-        </w:tc>
-      </w:tr>
-      <w:tr>
-        <w:tc>
-          <w:tcPr>
-            <w:tcW w:w="1250" w:type="pct"/>
-          </w:tcPr>
-          <w:p>
-            <w:r>
-              <w:lastRenderedPageBreak/>
-              <w:t>RFQ_GROUP_NOT_FOUND</w:t>
-            </w:r>
-          </w:p>
-        </w:tc>
-        <w:tc>
-          <w:tcPr>
-            <w:tcW w:w="1250" w:type="pct"/>
-          </w:tcPr>
-          <w:p>
-            <w:r>
-              <w:t>404</w:t>
-            </w:r>
-          </w:p>
-        </w:tc>
-        <w:tc>
-          <w:tcPr>
-            <w:tcW w:w="1250" w:type="pct"/>
-          </w:tcPr>
-          <w:p>
-            <w:r>
-              <w:rPr>
-                <w:rFonts w:hint="eastAsia"/>
-              </w:rPr>
-              <w:t>RFQグループを参照できない</w:t>
-            </w:r>
-          </w:p>
-        </w:tc>
-        <w:tc>
-          <w:tcPr>
-            <w:tcW w:w="1250" w:type="pct"/>
-          </w:tcPr>
-          <w:p>
-            <w:r>
-              <w:rPr>
-                <w:rFonts w:hint="eastAsia"/>
-              </w:rPr>
-              <w:t>ID不存在、施設不一致、削除済み、または `management_type='PURCHASE'` ではない</w:t>
-            </w:r>
-          </w:p>
-        </w:tc>
-      </w:tr>
-      <w:tr>
-        <w:tc>
-          <w:tcPr>
-            <w:tcW w:w="1250" w:type="pct"/>
-          </w:tcPr>
-          <w:p>
-            <w:r>
-              <w:t>RFQ_STATUS_CONFLICT</w:t>
+              <w:t>INDIVIDUAL_REGISTRATION_INCOMPLETE</w:t>
             </w:r>
           </w:p>
         </w:tc>
@@ -52550,176 +52852,128 @@
               <w:rPr>
                 <w:rFonts w:hint="eastAsia"/>
               </w:rPr>
-              <w:t>RFQステータスが操作条件を満たさない</w:t>
-            </w:r>
-          </w:p>
-        </w:tc>
-        <w:tc>
-          <w:tcPr>
-            <w:tcW w:w="1250" w:type="pct"/>
-          </w:tcPr>
-          <w:p>
-            <w:r>
-              <w:rPr>
-                <w:rFonts w:hint="eastAsia"/>
-              </w:rPr>
-              <w:t>発注済以降の削除、見積登録条件不一致、ステータス遷移順序不一致</w:t>
-            </w:r>
-          </w:p>
-        </w:tc>
-      </w:tr>
-      <w:tr>
-        <w:tc>
-          <w:tcPr>
-            <w:tcW w:w="1250" w:type="pct"/>
-          </w:tcPr>
-          <w:p>
-            <w:r>
-              <w:t>RFQ_VENDOR_NOT_FOUND</w:t>
-            </w:r>
-          </w:p>
-        </w:tc>
-        <w:tc>
-          <w:tcPr>
-            <w:tcW w:w="1250" w:type="pct"/>
-          </w:tcPr>
-          <w:p>
-            <w:r>
-              <w:t>404</w:t>
-            </w:r>
-          </w:p>
-        </w:tc>
-        <w:tc>
-          <w:tcPr>
-            <w:tcW w:w="1250" w:type="pct"/>
-          </w:tcPr>
-          <w:p>
-            <w:r>
-              <w:rPr>
-                <w:rFonts w:hint="eastAsia"/>
-              </w:rPr>
-              <w:t>見積依頼先を参照できない</w:t>
-            </w:r>
-          </w:p>
-        </w:tc>
-        <w:tc>
-          <w:tcPr>
-            <w:tcW w:w="1250" w:type="pct"/>
-          </w:tcPr>
-          <w:p>
-            <w:r>
-              <w:rPr>
-                <w:rFonts w:hint="eastAsia"/>
-              </w:rPr>
-              <w:t>ID不存在、RFQ不一致、削除済み</w:t>
-            </w:r>
-          </w:p>
-        </w:tc>
-      </w:tr>
-      <w:tr>
-        <w:tc>
-          <w:tcPr>
-            <w:tcW w:w="1250" w:type="pct"/>
-          </w:tcPr>
-          <w:p>
-            <w:r>
-              <w:t>QUOTATION_NOT_FOUND</w:t>
-            </w:r>
-          </w:p>
-        </w:tc>
-        <w:tc>
-          <w:tcPr>
-            <w:tcW w:w="1250" w:type="pct"/>
-          </w:tcPr>
-          <w:p>
-            <w:r>
-              <w:t>404</w:t>
-            </w:r>
-          </w:p>
-        </w:tc>
-        <w:tc>
-          <w:tcPr>
-            <w:tcW w:w="1250" w:type="pct"/>
-          </w:tcPr>
-          <w:p>
-            <w:r>
-              <w:rPr>
-                <w:rFonts w:hint="eastAsia"/>
-              </w:rPr>
-              <w:t>見積を参照できない</w:t>
-            </w:r>
-          </w:p>
-        </w:tc>
-        <w:tc>
-          <w:tcPr>
-            <w:tcW w:w="1250" w:type="pct"/>
-          </w:tcPr>
-          <w:p>
-            <w:r>
-              <w:rPr>
-                <w:rFonts w:hint="eastAsia"/>
-              </w:rPr>
-              <w:t>ID不存在、RFQ不一致、削除済み</w:t>
-            </w:r>
-          </w:p>
-        </w:tc>
-      </w:tr>
-      <w:tr>
-        <w:tc>
-          <w:tcPr>
-            <w:tcW w:w="1250" w:type="pct"/>
-          </w:tcPr>
-          <w:p>
-            <w:r>
-              <w:t>ORDER_NOT_FOUND</w:t>
-            </w:r>
-          </w:p>
-        </w:tc>
-        <w:tc>
-          <w:tcPr>
-            <w:tcW w:w="1250" w:type="pct"/>
-          </w:tcPr>
-          <w:p>
-            <w:r>
-              <w:t>404</w:t>
-            </w:r>
-          </w:p>
-        </w:tc>
-        <w:tc>
-          <w:tcPr>
-            <w:tcW w:w="1250" w:type="pct"/>
-          </w:tcPr>
-          <w:p>
-            <w:r>
-              <w:rPr>
-                <w:rFonts w:hint="eastAsia"/>
-              </w:rPr>
-              <w:t>発注を参照できない</w:t>
-            </w:r>
-          </w:p>
-        </w:tc>
-        <w:tc>
-          <w:tcPr>
-            <w:tcW w:w="1250" w:type="pct"/>
-          </w:tcPr>
-          <w:p>
-            <w:r>
-              <w:rPr>
-                <w:rFonts w:hint="eastAsia"/>
-              </w:rPr>
-              <w:t>ID不存在、RFQ不一致</w:t>
-            </w:r>
-          </w:p>
-        </w:tc>
-      </w:tr>
-      <w:tr>
-        <w:tc>
-          <w:tcPr>
-            <w:tcW w:w="1250" w:type="pct"/>
-          </w:tcPr>
-          <w:p>
-            <w:r>
-              <w:t>ORDER_QUOTATION_REQUIRED</w:t>
+              <w:t>検収登録済み個体が不足している</w:t>
+            </w:r>
+          </w:p>
+        </w:tc>
+        <w:tc>
+          <w:tcPr>
+            <w:tcW w:w="1250" w:type="pct"/>
+          </w:tcPr>
+          <w:p>
+            <w:r>
+              <w:rPr>
+                <w:rFonts w:hint="eastAsia"/>
+              </w:rPr>
+              <w:t>資産登録時に対象発注明細分の `individuals` が未作成</w:t>
+            </w:r>
+          </w:p>
+        </w:tc>
+      </w:tr>
+      <w:tr>
+        <w:tc>
+          <w:tcPr>
+            <w:tcW w:w="1250" w:type="pct"/>
+          </w:tcPr>
+          <w:p>
+            <w:r>
+              <w:t>PURCHASE_FILE_502_S3_WRITE_FAILED</w:t>
+            </w:r>
+          </w:p>
+        </w:tc>
+        <w:tc>
+          <w:tcPr>
+            <w:tcW w:w="1250" w:type="pct"/>
+          </w:tcPr>
+          <w:p>
+            <w:r>
+              <w:t>502</w:t>
+            </w:r>
+          </w:p>
+        </w:tc>
+        <w:tc>
+          <w:tcPr>
+            <w:tcW w:w="1250" w:type="pct"/>
+          </w:tcPr>
+          <w:p>
+            <w:r>
+              <w:rPr>
+                <w:rFonts w:hint="eastAsia"/>
+              </w:rPr>
+              <w:t>Amazon S3 へのファイル保存またはロールバック削除に失敗した</w:t>
+            </w:r>
+          </w:p>
+        </w:tc>
+        <w:tc>
+          <w:tcPr>
+            <w:tcW w:w="1250" w:type="pct"/>
+          </w:tcPr>
+          <w:p>
+            <w:r>
+              <w:rPr>
+                <w:rFonts w:hint="eastAsia"/>
+              </w:rPr>
+              <w:t>見積原本または検収写真のAmazon S3 PutObject、またはDB失敗時の保存済みS3オブジェクト破棄に失敗した</w:t>
+            </w:r>
+          </w:p>
+        </w:tc>
+      </w:tr>
+      <w:tr>
+        <w:tc>
+          <w:tcPr>
+            <w:tcW w:w="1250" w:type="pct"/>
+          </w:tcPr>
+          <w:p>
+            <w:r>
+              <w:t>VALIDATION_ERROR</w:t>
+            </w:r>
+          </w:p>
+        </w:tc>
+        <w:tc>
+          <w:tcPr>
+            <w:tcW w:w="1250" w:type="pct"/>
+          </w:tcPr>
+          <w:p>
+            <w:r>
+              <w:t>400</w:t>
+            </w:r>
+          </w:p>
+        </w:tc>
+        <w:tc>
+          <w:tcPr>
+            <w:tcW w:w="1250" w:type="pct"/>
+          </w:tcPr>
+          <w:p>
+            <w:r>
+              <w:rPr>
+                <w:rFonts w:hint="eastAsia"/>
+              </w:rPr>
+              <w:t>入力値不正</w:t>
+            </w:r>
+          </w:p>
+        </w:tc>
+        <w:tc>
+          <w:tcPr>
+            <w:tcW w:w="1250" w:type="pct"/>
+          </w:tcPr>
+          <w:p>
+            <w:r>
+              <w:rPr>
+                <w:rFonts w:hint="eastAsia"/>
+              </w:rPr>
+              <w:t>必須不足、列挙値不正、文字数超過、日付前後関係不正</w:t>
+            </w:r>
+          </w:p>
+        </w:tc>
+      </w:tr>
+      <w:tr>
+        <w:tc>
+          <w:tcPr>
+            <w:tcW w:w="1250" w:type="pct"/>
+          </w:tcPr>
+          <w:p>
+            <w:r>
+              <w:t>CONFLICT</w:t>
             </w:r>
           </w:p>
         </w:tc>
@@ -52742,198 +52996,6 @@
               <w:rPr>
                 <w:rFonts w:hint="eastAsia"/>
               </w:rPr>
-              <w:t>発注登録用見積が確定済みでない</w:t>
-            </w:r>
-          </w:p>
-        </w:tc>
-        <w:tc>
-          <w:tcPr>
-            <w:tcW w:w="1250" w:type="pct"/>
-          </w:tcPr>
-          <w:p>
-            <w:r>
-              <w:rPr>
-                <w:rFonts w:hint="eastAsia"/>
-              </w:rPr>
-              <w:t>発注登録時に `発注見積登録済` のRFQまたは採用見積が存在しない</w:t>
-            </w:r>
-          </w:p>
-        </w:tc>
-      </w:tr>
-      <w:tr>
-        <w:tc>
-          <w:tcPr>
-            <w:tcW w:w="1250" w:type="pct"/>
-          </w:tcPr>
-          <w:p>
-            <w:r>
-              <w:t>INDIVIDUAL_REGISTRATION_INCOMPLETE</w:t>
-            </w:r>
-          </w:p>
-        </w:tc>
-        <w:tc>
-          <w:tcPr>
-            <w:tcW w:w="1250" w:type="pct"/>
-          </w:tcPr>
-          <w:p>
-            <w:r>
-              <w:t>409</w:t>
-            </w:r>
-          </w:p>
-        </w:tc>
-        <w:tc>
-          <w:tcPr>
-            <w:tcW w:w="1250" w:type="pct"/>
-          </w:tcPr>
-          <w:p>
-            <w:r>
-              <w:rPr>
-                <w:rFonts w:hint="eastAsia"/>
-              </w:rPr>
-              <w:t>検収登録済み個体が不足している</w:t>
-            </w:r>
-          </w:p>
-        </w:tc>
-        <w:tc>
-          <w:tcPr>
-            <w:tcW w:w="1250" w:type="pct"/>
-          </w:tcPr>
-          <w:p>
-            <w:r>
-              <w:rPr>
-                <w:rFonts w:hint="eastAsia"/>
-              </w:rPr>
-              <w:t>資産登録時に対象発注明細分の `individuals` が未作成</w:t>
-            </w:r>
-          </w:p>
-        </w:tc>
-      </w:tr>
-      <w:tr>
-        <w:tc>
-          <w:tcPr>
-            <w:tcW w:w="1250" w:type="pct"/>
-          </w:tcPr>
-          <w:p>
-            <w:r>
-              <w:t>PURCHASE_FILE_502_S3_WRITE_FAILED</w:t>
-            </w:r>
-          </w:p>
-        </w:tc>
-        <w:tc>
-          <w:tcPr>
-            <w:tcW w:w="1250" w:type="pct"/>
-          </w:tcPr>
-          <w:p>
-            <w:r>
-              <w:t>502</w:t>
-            </w:r>
-          </w:p>
-        </w:tc>
-        <w:tc>
-          <w:tcPr>
-            <w:tcW w:w="1250" w:type="pct"/>
-          </w:tcPr>
-          <w:p>
-            <w:r>
-              <w:rPr>
-                <w:rFonts w:hint="eastAsia"/>
-              </w:rPr>
-              <w:t>Amazon S3 へのファイル保存またはロールバック削除に失敗した</w:t>
-            </w:r>
-          </w:p>
-        </w:tc>
-        <w:tc>
-          <w:tcPr>
-            <w:tcW w:w="1250" w:type="pct"/>
-          </w:tcPr>
-          <w:p>
-            <w:r>
-              <w:rPr>
-                <w:rFonts w:hint="eastAsia"/>
-              </w:rPr>
-              <w:t>見積原本または検収写真のAmazon S3 PutObject、またはDB失敗時の保存済みS3オブジェクト破棄に失敗した</w:t>
-            </w:r>
-          </w:p>
-        </w:tc>
-      </w:tr>
-      <w:tr>
-        <w:tc>
-          <w:tcPr>
-            <w:tcW w:w="1250" w:type="pct"/>
-          </w:tcPr>
-          <w:p>
-            <w:r>
-              <w:t>VALIDATION_ERROR</w:t>
-            </w:r>
-          </w:p>
-        </w:tc>
-        <w:tc>
-          <w:tcPr>
-            <w:tcW w:w="1250" w:type="pct"/>
-          </w:tcPr>
-          <w:p>
-            <w:r>
-              <w:t>400</w:t>
-            </w:r>
-          </w:p>
-        </w:tc>
-        <w:tc>
-          <w:tcPr>
-            <w:tcW w:w="1250" w:type="pct"/>
-          </w:tcPr>
-          <w:p>
-            <w:r>
-              <w:rPr>
-                <w:rFonts w:hint="eastAsia"/>
-              </w:rPr>
-              <w:t>入力値不正</w:t>
-            </w:r>
-          </w:p>
-        </w:tc>
-        <w:tc>
-          <w:tcPr>
-            <w:tcW w:w="1250" w:type="pct"/>
-          </w:tcPr>
-          <w:p>
-            <w:r>
-              <w:rPr>
-                <w:rFonts w:hint="eastAsia"/>
-              </w:rPr>
-              <w:t>必須不足、列挙値不正、文字数超過、日付前後関係不正</w:t>
-            </w:r>
-          </w:p>
-        </w:tc>
-      </w:tr>
-      <w:tr>
-        <w:tc>
-          <w:tcPr>
-            <w:tcW w:w="1250" w:type="pct"/>
-          </w:tcPr>
-          <w:p>
-            <w:r>
-              <w:t>CONFLICT</w:t>
-            </w:r>
-          </w:p>
-        </w:tc>
-        <w:tc>
-          <w:tcPr>
-            <w:tcW w:w="1250" w:type="pct"/>
-          </w:tcPr>
-          <w:p>
-            <w:r>
-              <w:t>409</w:t>
-            </w:r>
-          </w:p>
-        </w:tc>
-        <w:tc>
-          <w:tcPr>
-            <w:tcW w:w="1250" w:type="pct"/>
-          </w:tcPr>
-          <w:p>
-            <w:r>
-              <w:rPr>
-                <w:rFonts w:hint="eastAsia"/>
-              </w:rPr>
               <w:t>競合更新</w:t>
             </w:r>
           </w:p>
@@ -52959,7 +53021,6 @@
           </w:tcPr>
           <w:p>
             <w:r>
-              <w:lastRenderedPageBreak/>
               <w:t>INTERNAL_SERVER_ERROR</w:t>
             </w:r>
           </w:p>
@@ -53010,7 +53071,7 @@
           <w:rFonts w:hint="eastAsia"/>
         </w:rPr>
       </w:pPr>
-      <w:bookmarkStart w:id="105" w:name="_Toc231410997"/>
+      <w:bookmarkStart w:id="105" w:name="_Toc231758081"/>
       <w:r>
         <w:rPr>
           <w:rFonts w:hint="eastAsia"/>
@@ -53026,7 +53087,7 @@
           <w:rFonts w:hint="eastAsia"/>
         </w:rPr>
       </w:pPr>
-      <w:bookmarkStart w:id="106" w:name="_Toc231410998"/>
+      <w:bookmarkStart w:id="106" w:name="_Toc231758082"/>
       <w:r>
         <w:rPr>
           <w:rFonts w:hint="eastAsia"/>
@@ -53137,11 +53198,12 @@
           <w:rFonts w:hint="eastAsia"/>
         </w:rPr>
       </w:pPr>
-      <w:bookmarkStart w:id="107" w:name="_Toc231410999"/>
+      <w:bookmarkStart w:id="107" w:name="_Toc231758083"/>
       <w:r>
         <w:rPr>
           <w:rFonts w:hint="eastAsia"/>
         </w:rPr>
+        <w:lastRenderedPageBreak/>
         <w:t>拡張時の留意点</w:t>
       </w:r>
       <w:bookmarkEnd w:id="107"/>
@@ -53277,7 +53339,6 @@
         <w:rPr>
           <w:rFonts w:hint="eastAsia"/>
         </w:rPr>
-        <w:lastRenderedPageBreak/>
         <w:t>固定資産番号の必須性や採番ルールは施設運用差があるため、施設設定で必須化する場合は資産登録APIのバリデーション条件として追加する</w:t>
       </w:r>
     </w:p>
@@ -53347,9 +53408,270 @@
 <file path=word/numbering.xml><?xml version="1.0" encoding="utf-8"?>
 <w:numbering xmlns:wpc="http://schemas.microsoft.com/office/word/2010/wordprocessingCanvas" xmlns:cx="http://schemas.microsoft.com/office/drawing/2014/chartex" xmlns:cx1="http://schemas.microsoft.com/office/drawing/2015/9/8/chartex" xmlns:cx2="http://schemas.microsoft.com/office/drawing/2015/10/21/chartex" xmlns:cx3="http://schemas.microsoft.com/office/drawing/2016/5/9/chartex" xmlns:cx4="http://schemas.microsoft.com/office/drawing/2016/5/10/chartex" xmlns:cx5="http://schemas.microsoft.com/office/drawing/2016/5/11/chartex" xmlns:cx6="http://schemas.microsoft.com/office/drawing/2016/5/12/chartex" xmlns:cx7="http://schemas.microsoft.com/office/drawing/2016/5/13/chartex" xmlns:cx8="http://schemas.microsoft.com/office/drawing/2016/5/14/chartex" xmlns:mc="http://schemas.openxmlformats.org/markup-compatibility/2006" xmlns:aink="http://schemas.microsoft.com/office/drawing/2016/ink" xmlns:am3d="http://schemas.microsoft.com/office/drawing/2017/model3d" xmlns:o="urn:schemas-microsoft-com:office:office" xmlns:oel="http://schemas.microsoft.com/office/2019/extlst" xmlns:r="http://schemas.openxmlformats.org/officeDocument/2006/relationships" xmlns:m="http://schemas.openxmlformats.org/officeDocument/2006/math" xmlns:v="urn:schemas-microsoft-com:vml" xmlns:wp14="http://schemas.microsoft.com/office/word/2010/wordprocessingDrawing" xmlns:wp="http://schemas.openxmlformats.org/drawingml/2006/wordprocessingDrawing" xmlns:w10="urn:schemas-microsoft-com:office:word" xmlns:w="http://schemas.openxmlformats.org/wordprocessingml/2006/main" xmlns:w14="http://schemas.microsoft.com/office/word/2010/wordml" xmlns:w15="http://schemas.microsoft.com/office/word/2012/wordml" xmlns:w16cex="http://schemas.microsoft.com/office/word/2018/wordml/cex" xmlns:w16cid="http://schemas.microsoft.com/office/word/2016/wordml/cid" xmlns:w16="http://schemas.microsoft.com/office/word/2018/wordml" xmlns:w16du="http://schemas.microsoft.com/office/word/2023/wordml/word16du" xmlns:w16sdtdh="http://schemas.microsoft.com/office/word/2020/wordml/sdtdatahash" xmlns:w16sdtfl="http://schemas.microsoft.com/office/word/2024/wordml/sdtformatlock" xmlns:w16se="http://schemas.microsoft.com/office/word/2015/wordml/symex" xmlns:wpg="http://schemas.microsoft.com/office/word/2010/wordprocessingGroup" xmlns:wpi="http://schemas.microsoft.com/office/word/2010/wordprocessingInk" xmlns:wne="http://schemas.microsoft.com/office/word/2006/wordml" xmlns:wps="http://schemas.microsoft.com/office/word/2010/wordprocessingShape" mc:Ignorable="w14 w15 w16se w16cid w16 w16cex w16sdtdh w16sdtfl w16du wp14">
   <w:abstractNum w:abstractNumId="0" w15:restartNumberingAfterBreak="0">
-    <w:nsid w:val="0FA85D05"/>
+    <w:nsid w:val="07D64351"/>
     <w:multiLevelType w:val="hybridMultilevel"/>
-    <w:tmpl w:val="9CF285CE"/>
+    <w:tmpl w:val="8DCA23F8"/>
+    <w:name w:val="__API_DOC_SQUARE_BULLET__2222222"/>
+    <w:lvl w:ilvl="0" w:tplc="0409000F">
+      <w:start w:val="1"/>
+      <w:numFmt w:val="decimal"/>
+      <w:lvlText w:val="%1."/>
+      <w:lvlJc w:val="left"/>
+      <w:pPr>
+        <w:ind w:left="440" w:hanging="440"/>
+      </w:pPr>
+    </w:lvl>
+    <w:lvl w:ilvl="1" w:tplc="04090017" w:tentative="1">
+      <w:start w:val="1"/>
+      <w:numFmt w:val="aiueoFullWidth"/>
+      <w:lvlText w:val="(%2)"/>
+      <w:lvlJc w:val="left"/>
+      <w:pPr>
+        <w:ind w:left="880" w:hanging="440"/>
+      </w:pPr>
+    </w:lvl>
+    <w:lvl w:ilvl="2" w:tplc="04090011" w:tentative="1">
+      <w:start w:val="1"/>
+      <w:numFmt w:val="decimalEnclosedCircle"/>
+      <w:lvlText w:val="%3"/>
+      <w:lvlJc w:val="left"/>
+      <w:pPr>
+        <w:ind w:left="1320" w:hanging="440"/>
+      </w:pPr>
+    </w:lvl>
+    <w:lvl w:ilvl="3" w:tplc="0409000F" w:tentative="1">
+      <w:start w:val="1"/>
+      <w:numFmt w:val="decimal"/>
+      <w:lvlText w:val="%4."/>
+      <w:lvlJc w:val="left"/>
+      <w:pPr>
+        <w:ind w:left="1760" w:hanging="440"/>
+      </w:pPr>
+    </w:lvl>
+    <w:lvl w:ilvl="4" w:tplc="04090017" w:tentative="1">
+      <w:start w:val="1"/>
+      <w:numFmt w:val="aiueoFullWidth"/>
+      <w:lvlText w:val="(%5)"/>
+      <w:lvlJc w:val="left"/>
+      <w:pPr>
+        <w:ind w:left="2200" w:hanging="440"/>
+      </w:pPr>
+    </w:lvl>
+    <w:lvl w:ilvl="5" w:tplc="04090011" w:tentative="1">
+      <w:start w:val="1"/>
+      <w:numFmt w:val="decimalEnclosedCircle"/>
+      <w:lvlText w:val="%6"/>
+      <w:lvlJc w:val="left"/>
+      <w:pPr>
+        <w:ind w:left="2640" w:hanging="440"/>
+      </w:pPr>
+    </w:lvl>
+    <w:lvl w:ilvl="6" w:tplc="0409000F" w:tentative="1">
+      <w:start w:val="1"/>
+      <w:numFmt w:val="decimal"/>
+      <w:lvlText w:val="%7."/>
+      <w:lvlJc w:val="left"/>
+      <w:pPr>
+        <w:ind w:left="3080" w:hanging="440"/>
+      </w:pPr>
+    </w:lvl>
+    <w:lvl w:ilvl="7" w:tplc="04090017" w:tentative="1">
+      <w:start w:val="1"/>
+      <w:numFmt w:val="aiueoFullWidth"/>
+      <w:lvlText w:val="(%8)"/>
+      <w:lvlJc w:val="left"/>
+      <w:pPr>
+        <w:ind w:left="3520" w:hanging="440"/>
+      </w:pPr>
+    </w:lvl>
+    <w:lvl w:ilvl="8" w:tplc="04090011" w:tentative="1">
+      <w:start w:val="1"/>
+      <w:numFmt w:val="decimalEnclosedCircle"/>
+      <w:lvlText w:val="%9"/>
+      <w:lvlJc w:val="left"/>
+      <w:pPr>
+        <w:ind w:left="3960" w:hanging="440"/>
+      </w:pPr>
+    </w:lvl>
+  </w:abstractNum>
+  <w:abstractNum w:abstractNumId="1" w15:restartNumberingAfterBreak="0">
+    <w:nsid w:val="1FFF39EE"/>
+    <w:multiLevelType w:val="hybridMultilevel"/>
+    <w:tmpl w:val="531CDA9A"/>
+    <w:name w:val="__API_DOC_SQUARE_BULLET__22"/>
+    <w:lvl w:ilvl="0" w:tplc="0409000F">
+      <w:start w:val="1"/>
+      <w:numFmt w:val="decimal"/>
+      <w:lvlText w:val="%1."/>
+      <w:lvlJc w:val="left"/>
+      <w:pPr>
+        <w:ind w:left="440" w:hanging="440"/>
+      </w:pPr>
+    </w:lvl>
+    <w:lvl w:ilvl="1" w:tplc="04090017" w:tentative="1">
+      <w:start w:val="1"/>
+      <w:numFmt w:val="aiueoFullWidth"/>
+      <w:lvlText w:val="(%2)"/>
+      <w:lvlJc w:val="left"/>
+      <w:pPr>
+        <w:ind w:left="880" w:hanging="440"/>
+      </w:pPr>
+    </w:lvl>
+    <w:lvl w:ilvl="2" w:tplc="04090011" w:tentative="1">
+      <w:start w:val="1"/>
+      <w:numFmt w:val="decimalEnclosedCircle"/>
+      <w:lvlText w:val="%3"/>
+      <w:lvlJc w:val="left"/>
+      <w:pPr>
+        <w:ind w:left="1320" w:hanging="440"/>
+      </w:pPr>
+    </w:lvl>
+    <w:lvl w:ilvl="3" w:tplc="0409000F" w:tentative="1">
+      <w:start w:val="1"/>
+      <w:numFmt w:val="decimal"/>
+      <w:lvlText w:val="%4."/>
+      <w:lvlJc w:val="left"/>
+      <w:pPr>
+        <w:ind w:left="1760" w:hanging="440"/>
+      </w:pPr>
+    </w:lvl>
+    <w:lvl w:ilvl="4" w:tplc="04090017" w:tentative="1">
+      <w:start w:val="1"/>
+      <w:numFmt w:val="aiueoFullWidth"/>
+      <w:lvlText w:val="(%5)"/>
+      <w:lvlJc w:val="left"/>
+      <w:pPr>
+        <w:ind w:left="2200" w:hanging="440"/>
+      </w:pPr>
+    </w:lvl>
+    <w:lvl w:ilvl="5" w:tplc="04090011" w:tentative="1">
+      <w:start w:val="1"/>
+      <w:numFmt w:val="decimalEnclosedCircle"/>
+      <w:lvlText w:val="%6"/>
+      <w:lvlJc w:val="left"/>
+      <w:pPr>
+        <w:ind w:left="2640" w:hanging="440"/>
+      </w:pPr>
+    </w:lvl>
+    <w:lvl w:ilvl="6" w:tplc="0409000F" w:tentative="1">
+      <w:start w:val="1"/>
+      <w:numFmt w:val="decimal"/>
+      <w:lvlText w:val="%7."/>
+      <w:lvlJc w:val="left"/>
+      <w:pPr>
+        <w:ind w:left="3080" w:hanging="440"/>
+      </w:pPr>
+    </w:lvl>
+    <w:lvl w:ilvl="7" w:tplc="04090017" w:tentative="1">
+      <w:start w:val="1"/>
+      <w:numFmt w:val="aiueoFullWidth"/>
+      <w:lvlText w:val="(%8)"/>
+      <w:lvlJc w:val="left"/>
+      <w:pPr>
+        <w:ind w:left="3520" w:hanging="440"/>
+      </w:pPr>
+    </w:lvl>
+    <w:lvl w:ilvl="8" w:tplc="04090011" w:tentative="1">
+      <w:start w:val="1"/>
+      <w:numFmt w:val="decimalEnclosedCircle"/>
+      <w:lvlText w:val="%9"/>
+      <w:lvlJc w:val="left"/>
+      <w:pPr>
+        <w:ind w:left="3960" w:hanging="440"/>
+      </w:pPr>
+    </w:lvl>
+  </w:abstractNum>
+  <w:abstractNum w:abstractNumId="2" w15:restartNumberingAfterBreak="0">
+    <w:nsid w:val="23105873"/>
+    <w:multiLevelType w:val="hybridMultilevel"/>
+    <w:tmpl w:val="FB081EFA"/>
+    <w:name w:val="__API_DOC_SQUARE_BULLET__222"/>
+    <w:lvl w:ilvl="0" w:tplc="0409000F">
+      <w:start w:val="1"/>
+      <w:numFmt w:val="decimal"/>
+      <w:lvlText w:val="%1."/>
+      <w:lvlJc w:val="left"/>
+      <w:pPr>
+        <w:ind w:left="440" w:hanging="440"/>
+      </w:pPr>
+    </w:lvl>
+    <w:lvl w:ilvl="1" w:tplc="04090017" w:tentative="1">
+      <w:start w:val="1"/>
+      <w:numFmt w:val="aiueoFullWidth"/>
+      <w:lvlText w:val="(%2)"/>
+      <w:lvlJc w:val="left"/>
+      <w:pPr>
+        <w:ind w:left="880" w:hanging="440"/>
+      </w:pPr>
+    </w:lvl>
+    <w:lvl w:ilvl="2" w:tplc="04090011" w:tentative="1">
+      <w:start w:val="1"/>
+      <w:numFmt w:val="decimalEnclosedCircle"/>
+      <w:lvlText w:val="%3"/>
+      <w:lvlJc w:val="left"/>
+      <w:pPr>
+        <w:ind w:left="1320" w:hanging="440"/>
+      </w:pPr>
+    </w:lvl>
+    <w:lvl w:ilvl="3" w:tplc="0409000F" w:tentative="1">
+      <w:start w:val="1"/>
+      <w:numFmt w:val="decimal"/>
+      <w:lvlText w:val="%4."/>
+      <w:lvlJc w:val="left"/>
+      <w:pPr>
+        <w:ind w:left="1760" w:hanging="440"/>
+      </w:pPr>
+    </w:lvl>
+    <w:lvl w:ilvl="4" w:tplc="04090017" w:tentative="1">
+      <w:start w:val="1"/>
+      <w:numFmt w:val="aiueoFullWidth"/>
+      <w:lvlText w:val="(%5)"/>
+      <w:lvlJc w:val="left"/>
+      <w:pPr>
+        <w:ind w:left="2200" w:hanging="440"/>
+      </w:pPr>
+    </w:lvl>
+    <w:lvl w:ilvl="5" w:tplc="04090011" w:tentative="1">
+      <w:start w:val="1"/>
+      <w:numFmt w:val="decimalEnclosedCircle"/>
+      <w:lvlText w:val="%6"/>
+      <w:lvlJc w:val="left"/>
+      <w:pPr>
+        <w:ind w:left="2640" w:hanging="440"/>
+      </w:pPr>
+    </w:lvl>
+    <w:lvl w:ilvl="6" w:tplc="0409000F" w:tentative="1">
+      <w:start w:val="1"/>
+      <w:numFmt w:val="decimal"/>
+      <w:lvlText w:val="%7."/>
+      <w:lvlJc w:val="left"/>
+      <w:pPr>
+        <w:ind w:left="3080" w:hanging="440"/>
+      </w:pPr>
+    </w:lvl>
+    <w:lvl w:ilvl="7" w:tplc="04090017" w:tentative="1">
+      <w:start w:val="1"/>
+      <w:numFmt w:val="aiueoFullWidth"/>
+      <w:lvlText w:val="(%8)"/>
+      <w:lvlJc w:val="left"/>
+      <w:pPr>
+        <w:ind w:left="3520" w:hanging="440"/>
+      </w:pPr>
+    </w:lvl>
+    <w:lvl w:ilvl="8" w:tplc="04090011" w:tentative="1">
+      <w:start w:val="1"/>
+      <w:numFmt w:val="decimalEnclosedCircle"/>
+      <w:lvlText w:val="%9"/>
+      <w:lvlJc w:val="left"/>
+      <w:pPr>
+        <w:ind w:left="3960" w:hanging="440"/>
+      </w:pPr>
+    </w:lvl>
+  </w:abstractNum>
+  <w:abstractNum w:abstractNumId="3" w15:restartNumberingAfterBreak="0">
+    <w:nsid w:val="37ED306C"/>
+    <w:multiLevelType w:val="hybridMultilevel"/>
+    <w:tmpl w:val="C4ACB1E4"/>
     <w:name w:val="__API_DOC_SQUARE_BULLET__2"/>
     <w:lvl w:ilvl="0" w:tplc="0409000F">
       <w:start w:val="1"/>
@@ -53433,10 +53755,114 @@
       </w:pPr>
     </w:lvl>
   </w:abstractNum>
-  <w:abstractNum w:abstractNumId="1" w15:restartNumberingAfterBreak="0">
-    <w:nsid w:val="3D1D3680"/>
+  <w:abstractNum w:abstractNumId="4" w15:restartNumberingAfterBreak="0">
+    <w:nsid w:val="38892EC5"/>
+    <w:multiLevelType w:val="singleLevel"/>
+    <w:tmpl w:val="04090001"/>
+    <w:lvl w:ilvl="0">
+      <w:start w:val="1"/>
+      <w:numFmt w:val="bullet"/>
+      <w:lvlText w:val="■"/>
+      <w:lvlJc w:val="left"/>
+      <w:pPr>
+        <w:ind w:left="440" w:hanging="440"/>
+      </w:pPr>
+      <w:rPr>
+        <w:rFonts w:ascii="Meiryo UI" w:hAnsi="Meiryo UI" w:eastAsia="Meiryo UI" w:cs="Meiryo UI" w:hint="default"/>
+      </w:rPr>
+    </w:lvl>
+  </w:abstractNum>
+  <w:abstractNum w:abstractNumId="5" w15:restartNumberingAfterBreak="0">
+    <w:nsid w:val="3BB266CE"/>
     <w:multiLevelType w:val="hybridMultilevel"/>
-    <w:tmpl w:val="F03026A8"/>
+    <w:tmpl w:val="72082D14"/>
+    <w:name w:val="__API_DOC_SQUARE_BULLET__22222222"/>
+    <w:lvl w:ilvl="0" w:tplc="0409000F">
+      <w:start w:val="1"/>
+      <w:numFmt w:val="decimal"/>
+      <w:lvlText w:val="%1."/>
+      <w:lvlJc w:val="left"/>
+      <w:pPr>
+        <w:ind w:left="440" w:hanging="440"/>
+      </w:pPr>
+    </w:lvl>
+    <w:lvl w:ilvl="1" w:tplc="04090017" w:tentative="1">
+      <w:start w:val="1"/>
+      <w:numFmt w:val="aiueoFullWidth"/>
+      <w:lvlText w:val="(%2)"/>
+      <w:lvlJc w:val="left"/>
+      <w:pPr>
+        <w:ind w:left="880" w:hanging="440"/>
+      </w:pPr>
+    </w:lvl>
+    <w:lvl w:ilvl="2" w:tplc="04090011" w:tentative="1">
+      <w:start w:val="1"/>
+      <w:numFmt w:val="decimalEnclosedCircle"/>
+      <w:lvlText w:val="%3"/>
+      <w:lvlJc w:val="left"/>
+      <w:pPr>
+        <w:ind w:left="1320" w:hanging="440"/>
+      </w:pPr>
+    </w:lvl>
+    <w:lvl w:ilvl="3" w:tplc="0409000F" w:tentative="1">
+      <w:start w:val="1"/>
+      <w:numFmt w:val="decimal"/>
+      <w:lvlText w:val="%4."/>
+      <w:lvlJc w:val="left"/>
+      <w:pPr>
+        <w:ind w:left="1760" w:hanging="440"/>
+      </w:pPr>
+    </w:lvl>
+    <w:lvl w:ilvl="4" w:tplc="04090017" w:tentative="1">
+      <w:start w:val="1"/>
+      <w:numFmt w:val="aiueoFullWidth"/>
+      <w:lvlText w:val="(%5)"/>
+      <w:lvlJc w:val="left"/>
+      <w:pPr>
+        <w:ind w:left="2200" w:hanging="440"/>
+      </w:pPr>
+    </w:lvl>
+    <w:lvl w:ilvl="5" w:tplc="04090011" w:tentative="1">
+      <w:start w:val="1"/>
+      <w:numFmt w:val="decimalEnclosedCircle"/>
+      <w:lvlText w:val="%6"/>
+      <w:lvlJc w:val="left"/>
+      <w:pPr>
+        <w:ind w:left="2640" w:hanging="440"/>
+      </w:pPr>
+    </w:lvl>
+    <w:lvl w:ilvl="6" w:tplc="0409000F" w:tentative="1">
+      <w:start w:val="1"/>
+      <w:numFmt w:val="decimal"/>
+      <w:lvlText w:val="%7."/>
+      <w:lvlJc w:val="left"/>
+      <w:pPr>
+        <w:ind w:left="3080" w:hanging="440"/>
+      </w:pPr>
+    </w:lvl>
+    <w:lvl w:ilvl="7" w:tplc="04090017" w:tentative="1">
+      <w:start w:val="1"/>
+      <w:numFmt w:val="aiueoFullWidth"/>
+      <w:lvlText w:val="(%8)"/>
+      <w:lvlJc w:val="left"/>
+      <w:pPr>
+        <w:ind w:left="3520" w:hanging="440"/>
+      </w:pPr>
+    </w:lvl>
+    <w:lvl w:ilvl="8" w:tplc="04090011" w:tentative="1">
+      <w:start w:val="1"/>
+      <w:numFmt w:val="decimalEnclosedCircle"/>
+      <w:lvlText w:val="%9"/>
+      <w:lvlJc w:val="left"/>
+      <w:pPr>
+        <w:ind w:left="3960" w:hanging="440"/>
+      </w:pPr>
+    </w:lvl>
+  </w:abstractNum>
+  <w:abstractNum w:abstractNumId="6" w15:restartNumberingAfterBreak="0">
+    <w:nsid w:val="565F4293"/>
+    <w:multiLevelType w:val="hybridMultilevel"/>
+    <w:tmpl w:val="8EF48F3A"/>
     <w:name w:val="__API_DOC_SQUARE_BULLET__22222"/>
     <w:lvl w:ilvl="0" w:tplc="0409000F">
       <w:start w:val="1"/>
@@ -53520,11 +53946,11 @@
       </w:pPr>
     </w:lvl>
   </w:abstractNum>
-  <w:abstractNum w:abstractNumId="2" w15:restartNumberingAfterBreak="0">
-    <w:nsid w:val="4BE7103B"/>
+  <w:abstractNum w:abstractNumId="7" w15:restartNumberingAfterBreak="0">
+    <w:nsid w:val="5E0A7F62"/>
     <w:multiLevelType w:val="hybridMultilevel"/>
-    <w:tmpl w:val="9EF6E2A8"/>
-    <w:name w:val="__API_DOC_SQUARE_BULLET__22"/>
+    <w:tmpl w:val="47A4DF78"/>
+    <w:name w:val="__API_DOC_SQUARE_BULLET__2222"/>
     <w:lvl w:ilvl="0" w:tplc="0409000F">
       <w:start w:val="1"/>
       <w:numFmt w:val="decimal"/>
@@ -53607,11 +54033,11 @@
       </w:pPr>
     </w:lvl>
   </w:abstractNum>
-  <w:abstractNum w:abstractNumId="3" w15:restartNumberingAfterBreak="0">
-    <w:nsid w:val="56041D7D"/>
+  <w:abstractNum w:abstractNumId="8" w15:restartNumberingAfterBreak="0">
+    <w:nsid w:val="5FE1004F"/>
     <w:multiLevelType w:val="hybridMultilevel"/>
-    <w:tmpl w:val="1A1AC3F4"/>
-    <w:name w:val="__API_DOC_SQUARE_BULLET__2222222"/>
+    <w:tmpl w:val="1EC82D54"/>
+    <w:name w:val="__API_DOC_SQUARE_BULLET__222222"/>
     <w:lvl w:ilvl="0" w:tplc="0409000F">
       <w:start w:val="1"/>
       <w:numFmt w:val="decimal"/>
@@ -53694,182 +54120,8 @@
       </w:pPr>
     </w:lvl>
   </w:abstractNum>
-  <w:abstractNum w:abstractNumId="4" w15:restartNumberingAfterBreak="0">
-    <w:nsid w:val="655C3ABF"/>
-    <w:multiLevelType w:val="hybridMultilevel"/>
-    <w:tmpl w:val="D1B4A3AC"/>
-    <w:name w:val="__API_DOC_SQUARE_BULLET__222222"/>
-    <w:lvl w:ilvl="0" w:tplc="0409000F">
-      <w:start w:val="1"/>
-      <w:numFmt w:val="decimal"/>
-      <w:lvlText w:val="%1."/>
-      <w:lvlJc w:val="left"/>
-      <w:pPr>
-        <w:ind w:left="440" w:hanging="440"/>
-      </w:pPr>
-    </w:lvl>
-    <w:lvl w:ilvl="1" w:tplc="04090017" w:tentative="1">
-      <w:start w:val="1"/>
-      <w:numFmt w:val="aiueoFullWidth"/>
-      <w:lvlText w:val="(%2)"/>
-      <w:lvlJc w:val="left"/>
-      <w:pPr>
-        <w:ind w:left="880" w:hanging="440"/>
-      </w:pPr>
-    </w:lvl>
-    <w:lvl w:ilvl="2" w:tplc="04090011" w:tentative="1">
-      <w:start w:val="1"/>
-      <w:numFmt w:val="decimalEnclosedCircle"/>
-      <w:lvlText w:val="%3"/>
-      <w:lvlJc w:val="left"/>
-      <w:pPr>
-        <w:ind w:left="1320" w:hanging="440"/>
-      </w:pPr>
-    </w:lvl>
-    <w:lvl w:ilvl="3" w:tplc="0409000F" w:tentative="1">
-      <w:start w:val="1"/>
-      <w:numFmt w:val="decimal"/>
-      <w:lvlText w:val="%4."/>
-      <w:lvlJc w:val="left"/>
-      <w:pPr>
-        <w:ind w:left="1760" w:hanging="440"/>
-      </w:pPr>
-    </w:lvl>
-    <w:lvl w:ilvl="4" w:tplc="04090017" w:tentative="1">
-      <w:start w:val="1"/>
-      <w:numFmt w:val="aiueoFullWidth"/>
-      <w:lvlText w:val="(%5)"/>
-      <w:lvlJc w:val="left"/>
-      <w:pPr>
-        <w:ind w:left="2200" w:hanging="440"/>
-      </w:pPr>
-    </w:lvl>
-    <w:lvl w:ilvl="5" w:tplc="04090011" w:tentative="1">
-      <w:start w:val="1"/>
-      <w:numFmt w:val="decimalEnclosedCircle"/>
-      <w:lvlText w:val="%6"/>
-      <w:lvlJc w:val="left"/>
-      <w:pPr>
-        <w:ind w:left="2640" w:hanging="440"/>
-      </w:pPr>
-    </w:lvl>
-    <w:lvl w:ilvl="6" w:tplc="0409000F" w:tentative="1">
-      <w:start w:val="1"/>
-      <w:numFmt w:val="decimal"/>
-      <w:lvlText w:val="%7."/>
-      <w:lvlJc w:val="left"/>
-      <w:pPr>
-        <w:ind w:left="3080" w:hanging="440"/>
-      </w:pPr>
-    </w:lvl>
-    <w:lvl w:ilvl="7" w:tplc="04090017" w:tentative="1">
-      <w:start w:val="1"/>
-      <w:numFmt w:val="aiueoFullWidth"/>
-      <w:lvlText w:val="(%8)"/>
-      <w:lvlJc w:val="left"/>
-      <w:pPr>
-        <w:ind w:left="3520" w:hanging="440"/>
-      </w:pPr>
-    </w:lvl>
-    <w:lvl w:ilvl="8" w:tplc="04090011" w:tentative="1">
-      <w:start w:val="1"/>
-      <w:numFmt w:val="decimalEnclosedCircle"/>
-      <w:lvlText w:val="%9"/>
-      <w:lvlJc w:val="left"/>
-      <w:pPr>
-        <w:ind w:left="3960" w:hanging="440"/>
-      </w:pPr>
-    </w:lvl>
-  </w:abstractNum>
-  <w:abstractNum w:abstractNumId="5" w15:restartNumberingAfterBreak="0">
-    <w:nsid w:val="695D6036"/>
-    <w:multiLevelType w:val="hybridMultilevel"/>
-    <w:tmpl w:val="9C9232BA"/>
-    <w:name w:val="__API_DOC_SQUARE_BULLET__2222"/>
-    <w:lvl w:ilvl="0" w:tplc="0409000F">
-      <w:start w:val="1"/>
-      <w:numFmt w:val="decimal"/>
-      <w:lvlText w:val="%1."/>
-      <w:lvlJc w:val="left"/>
-      <w:pPr>
-        <w:ind w:left="440" w:hanging="440"/>
-      </w:pPr>
-    </w:lvl>
-    <w:lvl w:ilvl="1" w:tplc="04090017" w:tentative="1">
-      <w:start w:val="1"/>
-      <w:numFmt w:val="aiueoFullWidth"/>
-      <w:lvlText w:val="(%2)"/>
-      <w:lvlJc w:val="left"/>
-      <w:pPr>
-        <w:ind w:left="880" w:hanging="440"/>
-      </w:pPr>
-    </w:lvl>
-    <w:lvl w:ilvl="2" w:tplc="04090011" w:tentative="1">
-      <w:start w:val="1"/>
-      <w:numFmt w:val="decimalEnclosedCircle"/>
-      <w:lvlText w:val="%3"/>
-      <w:lvlJc w:val="left"/>
-      <w:pPr>
-        <w:ind w:left="1320" w:hanging="440"/>
-      </w:pPr>
-    </w:lvl>
-    <w:lvl w:ilvl="3" w:tplc="0409000F" w:tentative="1">
-      <w:start w:val="1"/>
-      <w:numFmt w:val="decimal"/>
-      <w:lvlText w:val="%4."/>
-      <w:lvlJc w:val="left"/>
-      <w:pPr>
-        <w:ind w:left="1760" w:hanging="440"/>
-      </w:pPr>
-    </w:lvl>
-    <w:lvl w:ilvl="4" w:tplc="04090017" w:tentative="1">
-      <w:start w:val="1"/>
-      <w:numFmt w:val="aiueoFullWidth"/>
-      <w:lvlText w:val="(%5)"/>
-      <w:lvlJc w:val="left"/>
-      <w:pPr>
-        <w:ind w:left="2200" w:hanging="440"/>
-      </w:pPr>
-    </w:lvl>
-    <w:lvl w:ilvl="5" w:tplc="04090011" w:tentative="1">
-      <w:start w:val="1"/>
-      <w:numFmt w:val="decimalEnclosedCircle"/>
-      <w:lvlText w:val="%6"/>
-      <w:lvlJc w:val="left"/>
-      <w:pPr>
-        <w:ind w:left="2640" w:hanging="440"/>
-      </w:pPr>
-    </w:lvl>
-    <w:lvl w:ilvl="6" w:tplc="0409000F" w:tentative="1">
-      <w:start w:val="1"/>
-      <w:numFmt w:val="decimal"/>
-      <w:lvlText w:val="%7."/>
-      <w:lvlJc w:val="left"/>
-      <w:pPr>
-        <w:ind w:left="3080" w:hanging="440"/>
-      </w:pPr>
-    </w:lvl>
-    <w:lvl w:ilvl="7" w:tplc="04090017" w:tentative="1">
-      <w:start w:val="1"/>
-      <w:numFmt w:val="aiueoFullWidth"/>
-      <w:lvlText w:val="(%8)"/>
-      <w:lvlJc w:val="left"/>
-      <w:pPr>
-        <w:ind w:left="3520" w:hanging="440"/>
-      </w:pPr>
-    </w:lvl>
-    <w:lvl w:ilvl="8" w:tplc="04090011" w:tentative="1">
-      <w:start w:val="1"/>
-      <w:numFmt w:val="decimalEnclosedCircle"/>
-      <w:lvlText w:val="%9"/>
-      <w:lvlJc w:val="left"/>
-      <w:pPr>
-        <w:ind w:left="3960" w:hanging="440"/>
-      </w:pPr>
-    </w:lvl>
-  </w:abstractNum>
-  <w:abstractNum w:abstractNumId="6" w15:restartNumberingAfterBreak="0">
-    <w:nsid w:val="6A7422F2"/>
+  <w:abstractNum w:abstractNumId="9" w15:restartNumberingAfterBreak="0">
+    <w:nsid w:val="6B432C0F"/>
     <w:multiLevelType w:val="singleLevel"/>
     <w:tmpl w:val="0409000F"/>
     <w:name w:val="__API_DOC_SQUARE_BULLET__"/>
@@ -53883,94 +54135,7 @@
       </w:pPr>
     </w:lvl>
   </w:abstractNum>
-  <w:abstractNum w:abstractNumId="7" w15:restartNumberingAfterBreak="0">
-    <w:nsid w:val="6FAB3D9A"/>
-    <w:multiLevelType w:val="hybridMultilevel"/>
-    <w:tmpl w:val="1102D7C8"/>
-    <w:name w:val="__API_DOC_SQUARE_BULLET__22222222"/>
-    <w:lvl w:ilvl="0" w:tplc="0409000F">
-      <w:start w:val="1"/>
-      <w:numFmt w:val="decimal"/>
-      <w:lvlText w:val="%1."/>
-      <w:lvlJc w:val="left"/>
-      <w:pPr>
-        <w:ind w:left="440" w:hanging="440"/>
-      </w:pPr>
-    </w:lvl>
-    <w:lvl w:ilvl="1" w:tplc="04090017" w:tentative="1">
-      <w:start w:val="1"/>
-      <w:numFmt w:val="aiueoFullWidth"/>
-      <w:lvlText w:val="(%2)"/>
-      <w:lvlJc w:val="left"/>
-      <w:pPr>
-        <w:ind w:left="880" w:hanging="440"/>
-      </w:pPr>
-    </w:lvl>
-    <w:lvl w:ilvl="2" w:tplc="04090011" w:tentative="1">
-      <w:start w:val="1"/>
-      <w:numFmt w:val="decimalEnclosedCircle"/>
-      <w:lvlText w:val="%3"/>
-      <w:lvlJc w:val="left"/>
-      <w:pPr>
-        <w:ind w:left="1320" w:hanging="440"/>
-      </w:pPr>
-    </w:lvl>
-    <w:lvl w:ilvl="3" w:tplc="0409000F" w:tentative="1">
-      <w:start w:val="1"/>
-      <w:numFmt w:val="decimal"/>
-      <w:lvlText w:val="%4."/>
-      <w:lvlJc w:val="left"/>
-      <w:pPr>
-        <w:ind w:left="1760" w:hanging="440"/>
-      </w:pPr>
-    </w:lvl>
-    <w:lvl w:ilvl="4" w:tplc="04090017" w:tentative="1">
-      <w:start w:val="1"/>
-      <w:numFmt w:val="aiueoFullWidth"/>
-      <w:lvlText w:val="(%5)"/>
-      <w:lvlJc w:val="left"/>
-      <w:pPr>
-        <w:ind w:left="2200" w:hanging="440"/>
-      </w:pPr>
-    </w:lvl>
-    <w:lvl w:ilvl="5" w:tplc="04090011" w:tentative="1">
-      <w:start w:val="1"/>
-      <w:numFmt w:val="decimalEnclosedCircle"/>
-      <w:lvlText w:val="%6"/>
-      <w:lvlJc w:val="left"/>
-      <w:pPr>
-        <w:ind w:left="2640" w:hanging="440"/>
-      </w:pPr>
-    </w:lvl>
-    <w:lvl w:ilvl="6" w:tplc="0409000F" w:tentative="1">
-      <w:start w:val="1"/>
-      <w:numFmt w:val="decimal"/>
-      <w:lvlText w:val="%7."/>
-      <w:lvlJc w:val="left"/>
-      <w:pPr>
-        <w:ind w:left="3080" w:hanging="440"/>
-      </w:pPr>
-    </w:lvl>
-    <w:lvl w:ilvl="7" w:tplc="04090017" w:tentative="1">
-      <w:start w:val="1"/>
-      <w:numFmt w:val="aiueoFullWidth"/>
-      <w:lvlText w:val="(%8)"/>
-      <w:lvlJc w:val="left"/>
-      <w:pPr>
-        <w:ind w:left="3520" w:hanging="440"/>
-      </w:pPr>
-    </w:lvl>
-    <w:lvl w:ilvl="8" w:tplc="04090011" w:tentative="1">
-      <w:start w:val="1"/>
-      <w:numFmt w:val="decimalEnclosedCircle"/>
-      <w:lvlText w:val="%9"/>
-      <w:lvlJc w:val="left"/>
-      <w:pPr>
-        <w:ind w:left="3960" w:hanging="440"/>
-      </w:pPr>
-    </w:lvl>
-  </w:abstractNum>
-  <w:abstractNum w:abstractNumId="8" w15:restartNumberingAfterBreak="0">
+  <w:abstractNum w:abstractNumId="10" w15:restartNumberingAfterBreak="0">
     <w:nsid w:val="7AC532A8"/>
     <w:multiLevelType w:val="multilevel"/>
     <w:tmpl w:val="4E1E5628"/>
@@ -54084,142 +54249,38 @@
       </w:rPr>
     </w:lvl>
   </w:abstractNum>
-  <w:abstractNum w:abstractNumId="9" w15:restartNumberingAfterBreak="0">
-    <w:nsid w:val="7D6A26CA"/>
-    <w:multiLevelType w:val="hybridMultilevel"/>
-    <w:tmpl w:val="B2B2C794"/>
-    <w:name w:val="__API_DOC_SQUARE_BULLET__222"/>
-    <w:lvl w:ilvl="0" w:tplc="0409000F">
-      <w:start w:val="1"/>
-      <w:numFmt w:val="decimal"/>
-      <w:lvlText w:val="%1."/>
-      <w:lvlJc w:val="left"/>
-      <w:pPr>
-        <w:ind w:left="440" w:hanging="440"/>
-      </w:pPr>
-    </w:lvl>
-    <w:lvl w:ilvl="1" w:tplc="04090017" w:tentative="1">
-      <w:start w:val="1"/>
-      <w:numFmt w:val="aiueoFullWidth"/>
-      <w:lvlText w:val="(%2)"/>
-      <w:lvlJc w:val="left"/>
-      <w:pPr>
-        <w:ind w:left="880" w:hanging="440"/>
-      </w:pPr>
-    </w:lvl>
-    <w:lvl w:ilvl="2" w:tplc="04090011" w:tentative="1">
-      <w:start w:val="1"/>
-      <w:numFmt w:val="decimalEnclosedCircle"/>
-      <w:lvlText w:val="%3"/>
-      <w:lvlJc w:val="left"/>
-      <w:pPr>
-        <w:ind w:left="1320" w:hanging="440"/>
-      </w:pPr>
-    </w:lvl>
-    <w:lvl w:ilvl="3" w:tplc="0409000F" w:tentative="1">
-      <w:start w:val="1"/>
-      <w:numFmt w:val="decimal"/>
-      <w:lvlText w:val="%4."/>
-      <w:lvlJc w:val="left"/>
-      <w:pPr>
-        <w:ind w:left="1760" w:hanging="440"/>
-      </w:pPr>
-    </w:lvl>
-    <w:lvl w:ilvl="4" w:tplc="04090017" w:tentative="1">
-      <w:start w:val="1"/>
-      <w:numFmt w:val="aiueoFullWidth"/>
-      <w:lvlText w:val="(%5)"/>
-      <w:lvlJc w:val="left"/>
-      <w:pPr>
-        <w:ind w:left="2200" w:hanging="440"/>
-      </w:pPr>
-    </w:lvl>
-    <w:lvl w:ilvl="5" w:tplc="04090011" w:tentative="1">
-      <w:start w:val="1"/>
-      <w:numFmt w:val="decimalEnclosedCircle"/>
-      <w:lvlText w:val="%6"/>
-      <w:lvlJc w:val="left"/>
-      <w:pPr>
-        <w:ind w:left="2640" w:hanging="440"/>
-      </w:pPr>
-    </w:lvl>
-    <w:lvl w:ilvl="6" w:tplc="0409000F" w:tentative="1">
-      <w:start w:val="1"/>
-      <w:numFmt w:val="decimal"/>
-      <w:lvlText w:val="%7."/>
-      <w:lvlJc w:val="left"/>
-      <w:pPr>
-        <w:ind w:left="3080" w:hanging="440"/>
-      </w:pPr>
-    </w:lvl>
-    <w:lvl w:ilvl="7" w:tplc="04090017" w:tentative="1">
-      <w:start w:val="1"/>
-      <w:numFmt w:val="aiueoFullWidth"/>
-      <w:lvlText w:val="(%8)"/>
-      <w:lvlJc w:val="left"/>
-      <w:pPr>
-        <w:ind w:left="3520" w:hanging="440"/>
-      </w:pPr>
-    </w:lvl>
-    <w:lvl w:ilvl="8" w:tplc="04090011" w:tentative="1">
-      <w:start w:val="1"/>
-      <w:numFmt w:val="decimalEnclosedCircle"/>
-      <w:lvlText w:val="%9"/>
-      <w:lvlJc w:val="left"/>
-      <w:pPr>
-        <w:ind w:left="3960" w:hanging="440"/>
-      </w:pPr>
-    </w:lvl>
-  </w:abstractNum>
-  <w:abstractNum w:abstractNumId="10" w15:restartNumberingAfterBreak="0">
-    <w:nsid w:val="7DBD1D08"/>
-    <w:multiLevelType w:val="singleLevel"/>
-    <w:tmpl w:val="04090001"/>
-    <w:lvl w:ilvl="0">
-      <w:start w:val="1"/>
-      <w:numFmt w:val="bullet"/>
-      <w:lvlText w:val="■"/>
-      <w:lvlJc w:val="left"/>
-      <w:pPr>
-        <w:ind w:left="440" w:hanging="440"/>
-      </w:pPr>
-      <w:rPr>
-        <w:rFonts w:ascii="Meiryo UI" w:hAnsi="Meiryo UI" w:eastAsia="Meiryo UI" w:cs="Meiryo UI" w:hint="default"/>
-      </w:rPr>
-    </w:lvl>
-  </w:abstractNum>
   <w:num w:numId="1" w16cid:durableId="296302402">
+    <w:abstractNumId w:val="10"/>
+  </w:num>
+  <w:num w:numId="2" w16cid:durableId="111943179">
+    <w:abstractNumId w:val="4"/>
+  </w:num>
+  <w:num w:numId="3" w16cid:durableId="3214640">
+    <w:abstractNumId w:val="9"/>
+  </w:num>
+  <w:num w:numId="4" w16cid:durableId="893348982">
+    <w:abstractNumId w:val="3"/>
+  </w:num>
+  <w:num w:numId="5" w16cid:durableId="1881235719">
+    <w:abstractNumId w:val="1"/>
+  </w:num>
+  <w:num w:numId="6" w16cid:durableId="397441586">
+    <w:abstractNumId w:val="2"/>
+  </w:num>
+  <w:num w:numId="7" w16cid:durableId="1544097721">
+    <w:abstractNumId w:val="7"/>
+  </w:num>
+  <w:num w:numId="8" w16cid:durableId="1679426571">
+    <w:abstractNumId w:val="6"/>
+  </w:num>
+  <w:num w:numId="9" w16cid:durableId="197938773">
     <w:abstractNumId w:val="8"/>
   </w:num>
-  <w:num w:numId="2" w16cid:durableId="1283271445">
-    <w:abstractNumId w:val="10"/>
-  </w:num>
-  <w:num w:numId="3" w16cid:durableId="814836407">
-    <w:abstractNumId w:val="6"/>
-  </w:num>
-  <w:num w:numId="4" w16cid:durableId="1270165527">
+  <w:num w:numId="10" w16cid:durableId="788738811">
     <w:abstractNumId w:val="0"/>
   </w:num>
-  <w:num w:numId="5" w16cid:durableId="54819543">
-    <w:abstractNumId w:val="2"/>
-  </w:num>
-  <w:num w:numId="6" w16cid:durableId="1020547991">
-    <w:abstractNumId w:val="9"/>
-  </w:num>
-  <w:num w:numId="7" w16cid:durableId="579021695">
+  <w:num w:numId="11" w16cid:durableId="376274903">
     <w:abstractNumId w:val="5"/>
-  </w:num>
-  <w:num w:numId="8" w16cid:durableId="344869126">
-    <w:abstractNumId w:val="1"/>
-  </w:num>
-  <w:num w:numId="9" w16cid:durableId="728963142">
-    <w:abstractNumId w:val="4"/>
-  </w:num>
-  <w:num w:numId="10" w16cid:durableId="179856352">
-    <w:abstractNumId w:val="3"/>
-  </w:num>
-  <w:num w:numId="11" w16cid:durableId="571082591">
-    <w:abstractNumId w:val="7"/>
   </w:num>
   <w:numIdMacAtCleanup w:val="11"/>
 </w:numbering>
